--- a/arb/docx/56.content.docx
+++ b/arb/docx/56.content.docx
@@ -178,13 +178,6 @@
         <w:rPr>
           <w:lang w:val="ar_AE" w:bidi="ar_AE"/>
         </w:rPr>
-      </w:r>
-      <w:r>
-        <w:rPr>
-          <w:i/>
-          <w:lang w:val="ar_AE" w:bidi="ar_AE"/>
-        </w:rPr>
-        <w:t>تيطس 1:1, تيطس 1:1–4, تيطس 2:1, تيطس 3:1, تيطس 4:1, تيطس 5:1, تيطس 5:1–9, تيطس 5:1–16, تيطس 6:1, تيطس 7:1, تيطس 9:1, تيطس 10:1, تيطس 10:1–16, تيطس 11:1, تيطس 12:1, تيطس 13:1, تيطس 14:1, تيطس 15:1, تيطس 15:1–16, تيطس 16:1, تيطس 1:2–15, تيطس 9:2–10, تيطس 11:2, تيطس 11:2–15, تيطس 12:2, تيطس 13:2, تيطس 14:2, تيطس 1:3, تيطس 1:3–11, تيطس 3:3, تيطس 4:3, تيطس 4:3–7, تيطس 5:3, تيطس 7:3, تيطس 8:3, تيطس 10:3–11, تيطس 12:3, تيطس 12:3–15, تيطس 13:3, تيطس 14:3, تيطس 15:3</w:t>
       </w:r>
       <w:r>
         <w:rPr>

--- a/arb/docx/56.content.docx
+++ b/arb/docx/56.content.docx
@@ -163,21 +163,6 @@
           <w:lang w:val="ar_AE" w:bidi="ar_AE"/>
         </w:rPr>
         <w:t>TIT</w:t>
-      </w:r>
-      <w:r>
-        <w:rPr>
-          <w:lang w:val="ar_AE" w:bidi="ar_AE"/>
-        </w:rPr>
-      </w:r>
-    </w:p>
-    <w:p>
-      <w:pPr>
-        <w:bidi/>
-      </w:pPr>
-      <w:r>
-        <w:rPr>
-          <w:lang w:val="ar_AE" w:bidi="ar_AE"/>
-        </w:rPr>
       </w:r>
       <w:r>
         <w:rPr>

--- a/arb/docx/56.content.docx
+++ b/arb/docx/56.content.docx
@@ -22,7 +22,7 @@
         <w:rPr>
           <w:lang w:val="ar_AE" w:bidi="ar_AE"/>
         </w:rPr>
-        <w:t>Resource: ملاحظات الدراسة (تينديل)</w:t>
+        <w:t>Resource: Tyndale Open Study Notes</w:t>
       </w:r>
       <w:r>
         <w:rPr>
@@ -122,7 +122,7 @@
         <w:rPr>
           <w:lang w:val="ar_AE" w:bidi="ar_AE"/>
         </w:rPr>
-        <w:t>ملاحظات الدراسة (تينديل)</w:t>
+        <w:t>Tyndale Open Study Notes</w:t>
       </w:r>
     </w:p>
     <w:p>

--- a/arb/docx/56.content.docx
+++ b/arb/docx/56.content.docx
@@ -22,7 +22,7 @@
         <w:rPr>
           <w:lang w:val="ar_AE" w:bidi="ar_AE"/>
         </w:rPr>
-        <w:t>Resource: Tyndale Open Study Notes</w:t>
+        <w:t>Resource: Aquifer Open Study Notes</w:t>
       </w:r>
       <w:r>
         <w:rPr>
@@ -122,7 +122,7 @@
         <w:rPr>
           <w:lang w:val="ar_AE" w:bidi="ar_AE"/>
         </w:rPr>
-        <w:t>Tyndale Open Study Notes</w:t>
+        <w:t>Aquifer Open Study Notes</w:t>
       </w:r>
     </w:p>
     <w:p>

--- a/arb/docx/56.content.docx
+++ b/arb/docx/56.content.docx
@@ -9,6 +9,8 @@
       </w:pPr>
       <w:r>
         <w:rPr>
+          <w:rtl/>
+          <w:cs/>
           <w:lang w:val="ar_AE" w:bidi="ar_AE"/>
         </w:rPr>
       </w:r>
@@ -20,28 +22,36 @@
       </w:pPr>
       <w:r>
         <w:rPr>
+          <w:rtl/>
+          <w:cs/>
           <w:lang w:val="ar_AE" w:bidi="ar_AE"/>
         </w:rPr>
         <w:t>Resource: Aquifer Open Study Notes</w:t>
       </w:r>
       <w:r>
         <w:rPr>
-          <w:lang w:val="ar_AE" w:bidi="ar_AE"/>
-        </w:rPr>
-      </w:r>
-    </w:p>
-    <w:p>
-      <w:pPr>
-        <w:bidi/>
-      </w:pPr>
-      <w:r>
-        <w:rPr>
+          <w:rtl/>
+          <w:cs/>
+          <w:lang w:val="ar_AE" w:bidi="ar_AE"/>
+        </w:rPr>
+      </w:r>
+    </w:p>
+    <w:p>
+      <w:pPr>
+        <w:bidi/>
+      </w:pPr>
+      <w:r>
+        <w:rPr>
+          <w:rtl/>
+          <w:cs/>
           <w:lang w:val="ar_AE" w:bidi="ar_AE"/>
         </w:rPr>
       </w:r>
       <w:r>
         <w:rPr>
           <w:b/>
+          <w:rtl/>
+          <w:cs/>
           <w:lang w:val="ar_AE" w:bidi="ar_AE"/>
         </w:rPr>
         <w:t>Aquifer Open Study Notes</w:t>
@@ -53,35 +63,47 @@
       </w:pPr>
       <w:r>
         <w:rPr>
-          <w:lang w:val="ar_AE" w:bidi="ar_AE"/>
-        </w:rPr>
-      </w:r>
-      <w:r>
-        <w:rPr>
+          <w:rtl/>
+          <w:cs/>
+          <w:lang w:val="ar_AE" w:bidi="ar_AE"/>
+        </w:rPr>
+      </w:r>
+      <w:r>
+        <w:rPr>
+          <w:rtl/>
+          <w:cs/>
           <w:lang w:val="ar_AE" w:bidi="ar_AE"/>
         </w:rPr>
         <w:t xml:space="preserve">This work is an adaptation of </w:t>
       </w:r>
       <w:r>
         <w:rPr>
+          <w:rtl/>
+          <w:cs/>
           <w:lang w:val="ar_AE" w:bidi="ar_AE"/>
         </w:rPr>
         <w:t>Tyndale Open Study Notes</w:t>
       </w:r>
       <w:r>
         <w:rPr>
+          <w:rtl/>
+          <w:cs/>
           <w:lang w:val="ar_AE" w:bidi="ar_AE"/>
         </w:rPr>
         <w:t xml:space="preserve"> © 2023 Tyndale House Publishers, licensed under the CC BY-SA 4.0 license. The adaptation, </w:t>
       </w:r>
       <w:r>
         <w:rPr>
+          <w:rtl/>
+          <w:cs/>
           <w:lang w:val="ar_AE" w:bidi="ar_AE"/>
         </w:rPr>
         <w:t>Aquifer Open Study Notes</w:t>
       </w:r>
       <w:r>
         <w:rPr>
+          <w:rtl/>
+          <w:cs/>
           <w:lang w:val="ar_AE" w:bidi="ar_AE"/>
         </w:rPr>
         <w:t>, was created by Mission Mutual and is also licensed under CC BY-SA 4.0.</w:t>
@@ -93,22 +115,30 @@
       </w:pPr>
       <w:r>
         <w:rPr>
-          <w:lang w:val="ar_AE" w:bidi="ar_AE"/>
-        </w:rPr>
-      </w:r>
-      <w:r>
-        <w:rPr>
+          <w:rtl/>
+          <w:cs/>
+          <w:lang w:val="ar_AE" w:bidi="ar_AE"/>
+        </w:rPr>
+      </w:r>
+      <w:r>
+        <w:rPr>
+          <w:rtl/>
+          <w:cs/>
           <w:lang w:val="ar_AE" w:bidi="ar_AE"/>
         </w:rPr>
         <w:t>This resource has been adapted into multiple languages, including English, Tok Pisin, Arabic (عربي), French (Français), Hindi (हिंदी), Indonesian (Bahasa Indonesia), Portuguese (Português), Russian (Русский), Spanish (Español), Swahili (Kiswahili), and Simplified Chinese (简体中文).</w:t>
       </w:r>
       <w:r>
         <w:rPr>
-          <w:lang w:val="ar_AE" w:bidi="ar_AE"/>
-        </w:rPr>
-      </w:r>
-      <w:r>
-        <w:rPr>
+          <w:rtl/>
+          <w:cs/>
+          <w:lang w:val="ar_AE" w:bidi="ar_AE"/>
+        </w:rPr>
+      </w:r>
+      <w:r>
+        <w:rPr>
+          <w:rtl/>
+          <w:cs/>
           <w:lang w:val="ar_AE" w:bidi="ar_AE"/>
         </w:rPr>
       </w:r>
@@ -120,6 +150,8 @@
       </w:pPr>
       <w:r>
         <w:rPr>
+          <w:rtl/>
+          <w:cs/>
           <w:lang w:val="ar_AE" w:bidi="ar_AE"/>
         </w:rPr>
         <w:t>Aquifer Open Study Notes</w:t>
@@ -149,6 +181,8 @@
       </w:pPr>
       <w:r>
         <w:rPr>
+          <w:rtl/>
+          <w:cs/>
           <w:lang w:val="ar_AE" w:bidi="ar_AE"/>
         </w:rPr>
       </w:r>
@@ -160,38 +194,50 @@
       </w:pPr>
       <w:r>
         <w:rPr>
+          <w:rtl/>
+          <w:cs/>
           <w:lang w:val="ar_AE" w:bidi="ar_AE"/>
         </w:rPr>
         <w:t>TIT</w:t>
       </w:r>
       <w:r>
         <w:rPr>
-          <w:lang w:val="ar_AE" w:bidi="ar_AE"/>
-        </w:rPr>
-      </w:r>
-    </w:p>
-    <w:p>
-      <w:pPr>
-        <w:bidi/>
-      </w:pPr>
-      <w:r>
-        <w:rPr>
-          <w:lang w:val="ar_AE" w:bidi="ar_AE"/>
-        </w:rPr>
-      </w:r>
-      <w:r>
-        <w:rPr>
+          <w:rtl/>
+          <w:cs/>
+          <w:lang w:val="ar_AE" w:bidi="ar_AE"/>
+        </w:rPr>
+      </w:r>
+    </w:p>
+    <w:p>
+      <w:pPr>
+        <w:bidi/>
+      </w:pPr>
+      <w:r>
+        <w:rPr>
+          <w:rtl/>
+          <w:cs/>
+          <w:lang w:val="ar_AE" w:bidi="ar_AE"/>
+        </w:rPr>
+      </w:r>
+      <w:r>
+        <w:rPr>
+          <w:rtl/>
+          <w:cs/>
           <w:lang w:val="ar_AE" w:bidi="ar_AE"/>
         </w:rPr>
         <w:t xml:space="preserve"> </w:t>
       </w:r>
       <w:r>
         <w:rPr>
-          <w:lang w:val="ar_AE" w:bidi="ar_AE"/>
-        </w:rPr>
-      </w:r>
-      <w:r>
-        <w:rPr>
+          <w:rtl/>
+          <w:cs/>
+          <w:lang w:val="ar_AE" w:bidi="ar_AE"/>
+        </w:rPr>
+      </w:r>
+      <w:r>
+        <w:rPr>
+          <w:rtl/>
+          <w:cs/>
           <w:lang w:val="ar_AE" w:bidi="ar_AE"/>
         </w:rPr>
       </w:r>
@@ -217,6 +263,8 @@
       </w:pPr>
       <w:r>
         <w:rPr>
+          <w:rtl/>
+          <w:cs/>
           <w:lang w:val="ar_AE" w:bidi="ar_AE"/>
         </w:rPr>
       </w:r>
@@ -228,34 +276,44 @@
       </w:pPr>
       <w:r>
         <w:rPr>
+          <w:rtl/>
+          <w:cs/>
           <w:lang w:val="ar_AE" w:bidi="ar_AE"/>
         </w:rPr>
         <w:t>تيطس 1:1</w:t>
       </w:r>
       <w:r>
         <w:rPr>
-          <w:lang w:val="ar_AE" w:bidi="ar_AE"/>
-        </w:rPr>
-      </w:r>
-    </w:p>
-    <w:p>
-      <w:pPr>
-        <w:bidi/>
-      </w:pPr>
-      <w:r>
-        <w:rPr>
+          <w:rtl/>
+          <w:cs/>
+          <w:lang w:val="ar_AE" w:bidi="ar_AE"/>
+        </w:rPr>
+      </w:r>
+    </w:p>
+    <w:p>
+      <w:pPr>
+        <w:bidi/>
+      </w:pPr>
+      <w:r>
+        <w:rPr>
+          <w:rtl/>
+          <w:cs/>
           <w:lang w:val="ar_AE" w:bidi="ar_AE"/>
         </w:rPr>
       </w:r>
       <w:r>
         <w:rPr>
           <w:b/>
+          <w:rtl/>
+          <w:cs/>
           <w:lang w:val="ar_AE" w:bidi="ar_AE"/>
         </w:rPr>
         <w:t>ومعرفة الحق، الذى هو حسب التقوى</w:t>
       </w:r>
       <w:r>
         <w:rPr>
+          <w:rtl/>
+          <w:cs/>
           <w:lang w:val="ar_AE" w:bidi="ar_AE"/>
         </w:rPr>
         <w:t xml:space="preserve">: انظر </w:t>
@@ -263,6 +321,8 @@
       <w:hyperlink r:id="rId13">
         <w:r>
           <w:rPr>
+            <w:rtl/>
+            <w:cs/>
             <w:lang w:val="ar_AE" w:bidi="ar_AE"/>
           </w:rPr>
           <w:rPr>
@@ -274,6 +334,8 @@
       </w:hyperlink>
       <w:r>
         <w:rPr>
+          <w:rtl/>
+          <w:cs/>
           <w:lang w:val="ar_AE" w:bidi="ar_AE"/>
         </w:rPr>
         <w:t xml:space="preserve">; </w:t>
@@ -281,6 +343,8 @@
       <w:hyperlink r:id="rId14">
         <w:r>
           <w:rPr>
+            <w:rtl/>
+            <w:cs/>
             <w:lang w:val="ar_AE" w:bidi="ar_AE"/>
           </w:rPr>
           <w:rPr>
@@ -292,27 +356,35 @@
       </w:hyperlink>
       <w:r>
         <w:rPr>
+          <w:rtl/>
+          <w:cs/>
           <w:lang w:val="ar_AE" w:bidi="ar_AE"/>
         </w:rPr>
         <w:t>.</w:t>
       </w:r>
       <w:r>
         <w:rPr>
-          <w:lang w:val="ar_AE" w:bidi="ar_AE"/>
-        </w:rPr>
-      </w:r>
-      <w:r>
-        <w:rPr>
-          <w:lang w:val="ar_AE" w:bidi="ar_AE"/>
-        </w:rPr>
-      </w:r>
-    </w:p>
-    <w:p>
-      <w:pPr>
-        <w:bidi/>
-      </w:pPr>
-      <w:r>
-        <w:rPr>
+          <w:rtl/>
+          <w:cs/>
+          <w:lang w:val="ar_AE" w:bidi="ar_AE"/>
+        </w:rPr>
+      </w:r>
+      <w:r>
+        <w:rPr>
+          <w:rtl/>
+          <w:cs/>
+          <w:lang w:val="ar_AE" w:bidi="ar_AE"/>
+        </w:rPr>
+      </w:r>
+    </w:p>
+    <w:p>
+      <w:pPr>
+        <w:bidi/>
+      </w:pPr>
+      <w:r>
+        <w:rPr>
+          <w:rtl/>
+          <w:cs/>
           <w:lang w:val="ar_AE" w:bidi="ar_AE"/>
         </w:rPr>
       </w:r>
@@ -324,27 +396,35 @@
       </w:pPr>
       <w:r>
         <w:rPr>
+          <w:rtl/>
+          <w:cs/>
           <w:lang w:val="ar_AE" w:bidi="ar_AE"/>
         </w:rPr>
         <w:t>تيطس 1:1–4</w:t>
       </w:r>
       <w:r>
         <w:rPr>
-          <w:lang w:val="ar_AE" w:bidi="ar_AE"/>
-        </w:rPr>
-      </w:r>
-    </w:p>
-    <w:p>
-      <w:pPr>
-        <w:bidi/>
-      </w:pPr>
-      <w:r>
-        <w:rPr>
-          <w:lang w:val="ar_AE" w:bidi="ar_AE"/>
-        </w:rPr>
-      </w:r>
-      <w:r>
-        <w:rPr>
+          <w:rtl/>
+          <w:cs/>
+          <w:lang w:val="ar_AE" w:bidi="ar_AE"/>
+        </w:rPr>
+      </w:r>
+    </w:p>
+    <w:p>
+      <w:pPr>
+        <w:bidi/>
+      </w:pPr>
+      <w:r>
+        <w:rPr>
+          <w:rtl/>
+          <w:cs/>
+          <w:lang w:val="ar_AE" w:bidi="ar_AE"/>
+        </w:rPr>
+      </w:r>
+      <w:r>
+        <w:rPr>
+          <w:rtl/>
+          <w:cs/>
           <w:lang w:val="ar_AE" w:bidi="ar_AE"/>
         </w:rPr>
         <w:t>لقد كانت افتتاحية تيطس، مثل افتتاحية 1 تيموثاوس (</w:t>
@@ -352,6 +432,8 @@
       <w:hyperlink r:id="rId15">
         <w:r>
           <w:rPr>
+            <w:rtl/>
+            <w:cs/>
             <w:lang w:val="ar_AE" w:bidi="ar_AE"/>
           </w:rPr>
           <w:rPr>
@@ -363,27 +445,35 @@
       </w:hyperlink>
       <w:r>
         <w:rPr>
+          <w:rtl/>
+          <w:cs/>
           <w:lang w:val="ar_AE" w:bidi="ar_AE"/>
         </w:rPr>
         <w:t>)، تؤكد سلطان بولس لمُستقبلي الرسالة.</w:t>
       </w:r>
       <w:r>
         <w:rPr>
-          <w:lang w:val="ar_AE" w:bidi="ar_AE"/>
-        </w:rPr>
-      </w:r>
-      <w:r>
-        <w:rPr>
-          <w:lang w:val="ar_AE" w:bidi="ar_AE"/>
-        </w:rPr>
-      </w:r>
-    </w:p>
-    <w:p>
-      <w:pPr>
-        <w:bidi/>
-      </w:pPr>
-      <w:r>
-        <w:rPr>
+          <w:rtl/>
+          <w:cs/>
+          <w:lang w:val="ar_AE" w:bidi="ar_AE"/>
+        </w:rPr>
+      </w:r>
+      <w:r>
+        <w:rPr>
+          <w:rtl/>
+          <w:cs/>
+          <w:lang w:val="ar_AE" w:bidi="ar_AE"/>
+        </w:rPr>
+      </w:r>
+    </w:p>
+    <w:p>
+      <w:pPr>
+        <w:bidi/>
+      </w:pPr>
+      <w:r>
+        <w:rPr>
+          <w:rtl/>
+          <w:cs/>
           <w:lang w:val="ar_AE" w:bidi="ar_AE"/>
         </w:rPr>
       </w:r>
@@ -395,27 +485,35 @@
       </w:pPr>
       <w:r>
         <w:rPr>
+          <w:rtl/>
+          <w:cs/>
           <w:lang w:val="ar_AE" w:bidi="ar_AE"/>
         </w:rPr>
         <w:t>تيطس 2:1</w:t>
       </w:r>
       <w:r>
         <w:rPr>
-          <w:lang w:val="ar_AE" w:bidi="ar_AE"/>
-        </w:rPr>
-      </w:r>
-    </w:p>
-    <w:p>
-      <w:pPr>
-        <w:bidi/>
-      </w:pPr>
-      <w:r>
-        <w:rPr>
-          <w:lang w:val="ar_AE" w:bidi="ar_AE"/>
-        </w:rPr>
-      </w:r>
-      <w:r>
-        <w:rPr>
+          <w:rtl/>
+          <w:cs/>
+          <w:lang w:val="ar_AE" w:bidi="ar_AE"/>
+        </w:rPr>
+      </w:r>
+    </w:p>
+    <w:p>
+      <w:pPr>
+        <w:bidi/>
+      </w:pPr>
+      <w:r>
+        <w:rPr>
+          <w:rtl/>
+          <w:cs/>
+          <w:lang w:val="ar_AE" w:bidi="ar_AE"/>
+        </w:rPr>
+      </w:r>
+      <w:r>
+        <w:rPr>
+          <w:rtl/>
+          <w:cs/>
           <w:lang w:val="ar_AE" w:bidi="ar_AE"/>
         </w:rPr>
         <w:t xml:space="preserve">إن هذا اليقين في رجاء الحياة الأبدية هو ما يُمكّن شعب الله من العيش في الحاضر ولكن على ضوء المستقبل (انظر </w:t>
@@ -423,6 +521,8 @@
       <w:hyperlink r:id="rId13">
         <w:r>
           <w:rPr>
+            <w:rtl/>
+            <w:cs/>
             <w:lang w:val="ar_AE" w:bidi="ar_AE"/>
           </w:rPr>
           <w:rPr>
@@ -434,6 +534,8 @@
       </w:hyperlink>
       <w:r>
         <w:rPr>
+          <w:rtl/>
+          <w:cs/>
           <w:lang w:val="ar_AE" w:bidi="ar_AE"/>
         </w:rPr>
         <w:t xml:space="preserve">; </w:t>
@@ -441,6 +543,8 @@
       <w:hyperlink r:id="rId16">
         <w:r>
           <w:rPr>
+            <w:rtl/>
+            <w:cs/>
             <w:lang w:val="ar_AE" w:bidi="ar_AE"/>
           </w:rPr>
           <w:rPr>
@@ -452,18 +556,24 @@
       </w:hyperlink>
       <w:r>
         <w:rPr>
+          <w:rtl/>
+          <w:cs/>
           <w:lang w:val="ar_AE" w:bidi="ar_AE"/>
         </w:rPr>
         <w:t xml:space="preserve">). • الله - المُنزّه عن الكذب: إن الله الحقيقي هو عكس المعتقدات الكريتية الشائعة (انظر </w:t>
       </w:r>
       <w:r>
         <w:rPr>
+          <w:rtl/>
+          <w:cs/>
           <w:lang w:val="ar_AE" w:bidi="ar_AE"/>
         </w:rPr>
         <w:t>مذكرة الدراسة على 12:1</w:t>
       </w:r>
       <w:r>
         <w:rPr>
+          <w:rtl/>
+          <w:cs/>
           <w:lang w:val="ar_AE" w:bidi="ar_AE"/>
         </w:rPr>
         <w:t>). إن هذا الإعلان يبرز أيضًا خطة الله غير المتغيّرة للخلاص (</w:t>
@@ -471,6 +581,8 @@
       <w:hyperlink r:id="rId17">
         <w:r>
           <w:rPr>
+            <w:rtl/>
+            <w:cs/>
             <w:lang w:val="ar_AE" w:bidi="ar_AE"/>
           </w:rPr>
           <w:rPr>
@@ -482,6 +594,8 @@
       </w:hyperlink>
       <w:r>
         <w:rPr>
+          <w:rtl/>
+          <w:cs/>
           <w:lang w:val="ar_AE" w:bidi="ar_AE"/>
         </w:rPr>
         <w:t xml:space="preserve">): ولذلك يمكن الوثوق بأن الله دائمًا وعوده (انظر </w:t>
@@ -489,6 +603,8 @@
       <w:hyperlink r:id="rId18">
         <w:r>
           <w:rPr>
+            <w:rtl/>
+            <w:cs/>
             <w:lang w:val="ar_AE" w:bidi="ar_AE"/>
           </w:rPr>
           <w:rPr>
@@ -500,6 +616,8 @@
       </w:hyperlink>
       <w:r>
         <w:rPr>
+          <w:rtl/>
+          <w:cs/>
           <w:lang w:val="ar_AE" w:bidi="ar_AE"/>
         </w:rPr>
         <w:t xml:space="preserve">; </w:t>
@@ -507,6 +625,8 @@
       <w:hyperlink r:id="rId19">
         <w:r>
           <w:rPr>
+            <w:rtl/>
+            <w:cs/>
             <w:lang w:val="ar_AE" w:bidi="ar_AE"/>
           </w:rPr>
           <w:rPr>
@@ -518,6 +638,8 @@
       </w:hyperlink>
       <w:r>
         <w:rPr>
+          <w:rtl/>
+          <w:cs/>
           <w:lang w:val="ar_AE" w:bidi="ar_AE"/>
         </w:rPr>
         <w:t xml:space="preserve">; </w:t>
@@ -525,6 +647,8 @@
       <w:hyperlink r:id="rId20">
         <w:r>
           <w:rPr>
+            <w:rtl/>
+            <w:cs/>
             <w:lang w:val="ar_AE" w:bidi="ar_AE"/>
           </w:rPr>
           <w:rPr>
@@ -536,27 +660,35 @@
       </w:hyperlink>
       <w:r>
         <w:rPr>
+          <w:rtl/>
+          <w:cs/>
           <w:lang w:val="ar_AE" w:bidi="ar_AE"/>
         </w:rPr>
         <w:t>).</w:t>
       </w:r>
       <w:r>
         <w:rPr>
-          <w:lang w:val="ar_AE" w:bidi="ar_AE"/>
-        </w:rPr>
-      </w:r>
-      <w:r>
-        <w:rPr>
-          <w:lang w:val="ar_AE" w:bidi="ar_AE"/>
-        </w:rPr>
-      </w:r>
-    </w:p>
-    <w:p>
-      <w:pPr>
-        <w:bidi/>
-      </w:pPr>
-      <w:r>
-        <w:rPr>
+          <w:rtl/>
+          <w:cs/>
+          <w:lang w:val="ar_AE" w:bidi="ar_AE"/>
+        </w:rPr>
+      </w:r>
+      <w:r>
+        <w:rPr>
+          <w:rtl/>
+          <w:cs/>
+          <w:lang w:val="ar_AE" w:bidi="ar_AE"/>
+        </w:rPr>
+      </w:r>
+    </w:p>
+    <w:p>
+      <w:pPr>
+        <w:bidi/>
+      </w:pPr>
+      <w:r>
+        <w:rPr>
+          <w:rtl/>
+          <w:cs/>
           <w:lang w:val="ar_AE" w:bidi="ar_AE"/>
         </w:rPr>
       </w:r>
@@ -568,27 +700,35 @@
       </w:pPr>
       <w:r>
         <w:rPr>
+          <w:rtl/>
+          <w:cs/>
           <w:lang w:val="ar_AE" w:bidi="ar_AE"/>
         </w:rPr>
         <w:t>تيطس 3:1</w:t>
       </w:r>
       <w:r>
         <w:rPr>
-          <w:lang w:val="ar_AE" w:bidi="ar_AE"/>
-        </w:rPr>
-      </w:r>
-    </w:p>
-    <w:p>
-      <w:pPr>
-        <w:bidi/>
-      </w:pPr>
-      <w:r>
-        <w:rPr>
-          <w:lang w:val="ar_AE" w:bidi="ar_AE"/>
-        </w:rPr>
-      </w:r>
-      <w:r>
-        <w:rPr>
+          <w:rtl/>
+          <w:cs/>
+          <w:lang w:val="ar_AE" w:bidi="ar_AE"/>
+        </w:rPr>
+      </w:r>
+    </w:p>
+    <w:p>
+      <w:pPr>
+        <w:bidi/>
+      </w:pPr>
+      <w:r>
+        <w:rPr>
+          <w:rtl/>
+          <w:cs/>
+          <w:lang w:val="ar_AE" w:bidi="ar_AE"/>
+        </w:rPr>
+      </w:r>
+      <w:r>
+        <w:rPr>
+          <w:rtl/>
+          <w:cs/>
           <w:lang w:val="ar_AE" w:bidi="ar_AE"/>
         </w:rPr>
         <w:t xml:space="preserve">في اوقاتها الخاصة: إن المبادرة بالكامل هي في يد الله، الذي يعمل خطته في التوقيت الخاص به وحسب مشيئته الخاصة (انظر </w:t>
@@ -596,6 +736,8 @@
       <w:hyperlink r:id="rId21">
         <w:r>
           <w:rPr>
+            <w:rtl/>
+            <w:cs/>
             <w:lang w:val="ar_AE" w:bidi="ar_AE"/>
           </w:rPr>
           <w:rPr>
@@ -607,6 +749,8 @@
       </w:hyperlink>
       <w:r>
         <w:rPr>
+          <w:rtl/>
+          <w:cs/>
           <w:lang w:val="ar_AE" w:bidi="ar_AE"/>
         </w:rPr>
         <w:t xml:space="preserve">; </w:t>
@@ -614,6 +758,8 @@
       <w:hyperlink r:id="rId22">
         <w:r>
           <w:rPr>
+            <w:rtl/>
+            <w:cs/>
             <w:lang w:val="ar_AE" w:bidi="ar_AE"/>
           </w:rPr>
           <w:rPr>
@@ -625,6 +771,8 @@
       </w:hyperlink>
       <w:r>
         <w:rPr>
+          <w:rtl/>
+          <w:cs/>
           <w:lang w:val="ar_AE" w:bidi="ar_AE"/>
         </w:rPr>
         <w:t xml:space="preserve">; </w:t>
@@ -632,6 +780,8 @@
       <w:hyperlink r:id="rId23">
         <w:r>
           <w:rPr>
+            <w:rtl/>
+            <w:cs/>
             <w:lang w:val="ar_AE" w:bidi="ar_AE"/>
           </w:rPr>
           <w:rPr>
@@ -643,6 +793,8 @@
       </w:hyperlink>
       <w:r>
         <w:rPr>
+          <w:rtl/>
+          <w:cs/>
           <w:lang w:val="ar_AE" w:bidi="ar_AE"/>
         </w:rPr>
         <w:t xml:space="preserve">). • مخلصنا الله: وفي </w:t>
@@ -650,6 +802,8 @@
       <w:hyperlink r:id="rId24">
         <w:r>
           <w:rPr>
+            <w:rtl/>
+            <w:cs/>
             <w:lang w:val="ar_AE" w:bidi="ar_AE"/>
           </w:rPr>
           <w:rPr>
@@ -661,6 +815,8 @@
       </w:hyperlink>
       <w:r>
         <w:rPr>
+          <w:rtl/>
+          <w:cs/>
           <w:lang w:val="ar_AE" w:bidi="ar_AE"/>
         </w:rPr>
         <w:t xml:space="preserve">، دُعى يسوع أيضًا "مخلصنا"، مُظهرًا أن يسوع هو الله (انظر </w:t>
@@ -668,6 +824,8 @@
       <w:hyperlink r:id="rId25">
         <w:r>
           <w:rPr>
+            <w:rtl/>
+            <w:cs/>
             <w:lang w:val="ar_AE" w:bidi="ar_AE"/>
           </w:rPr>
           <w:rPr>
@@ -679,6 +837,8 @@
       </w:hyperlink>
       <w:r>
         <w:rPr>
+          <w:rtl/>
+          <w:cs/>
           <w:lang w:val="ar_AE" w:bidi="ar_AE"/>
         </w:rPr>
         <w:t xml:space="preserve">, </w:t>
@@ -686,6 +846,8 @@
       <w:hyperlink r:id="rId26">
         <w:r>
           <w:rPr>
+            <w:rtl/>
+            <w:cs/>
             <w:lang w:val="ar_AE" w:bidi="ar_AE"/>
           </w:rPr>
           <w:rPr>
@@ -697,6 +859,8 @@
       </w:hyperlink>
       <w:r>
         <w:rPr>
+          <w:rtl/>
+          <w:cs/>
           <w:lang w:val="ar_AE" w:bidi="ar_AE"/>
         </w:rPr>
         <w:t xml:space="preserve">; </w:t>
@@ -704,6 +868,8 @@
       <w:hyperlink r:id="rId27">
         <w:r>
           <w:rPr>
+            <w:rtl/>
+            <w:cs/>
             <w:lang w:val="ar_AE" w:bidi="ar_AE"/>
           </w:rPr>
           <w:rPr>
@@ -715,6 +881,8 @@
       </w:hyperlink>
       <w:r>
         <w:rPr>
+          <w:rtl/>
+          <w:cs/>
           <w:lang w:val="ar_AE" w:bidi="ar_AE"/>
         </w:rPr>
         <w:t xml:space="preserve">, </w:t>
@@ -722,6 +890,8 @@
       <w:hyperlink r:id="rId28">
         <w:r>
           <w:rPr>
+            <w:rtl/>
+            <w:cs/>
             <w:lang w:val="ar_AE" w:bidi="ar_AE"/>
           </w:rPr>
           <w:rPr>
@@ -733,27 +903,35 @@
       </w:hyperlink>
       <w:r>
         <w:rPr>
+          <w:rtl/>
+          <w:cs/>
           <w:lang w:val="ar_AE" w:bidi="ar_AE"/>
         </w:rPr>
         <w:t>).</w:t>
       </w:r>
       <w:r>
         <w:rPr>
-          <w:lang w:val="ar_AE" w:bidi="ar_AE"/>
-        </w:rPr>
-      </w:r>
-      <w:r>
-        <w:rPr>
-          <w:lang w:val="ar_AE" w:bidi="ar_AE"/>
-        </w:rPr>
-      </w:r>
-    </w:p>
-    <w:p>
-      <w:pPr>
-        <w:bidi/>
-      </w:pPr>
-      <w:r>
-        <w:rPr>
+          <w:rtl/>
+          <w:cs/>
+          <w:lang w:val="ar_AE" w:bidi="ar_AE"/>
+        </w:rPr>
+      </w:r>
+      <w:r>
+        <w:rPr>
+          <w:rtl/>
+          <w:cs/>
+          <w:lang w:val="ar_AE" w:bidi="ar_AE"/>
+        </w:rPr>
+      </w:r>
+    </w:p>
+    <w:p>
+      <w:pPr>
+        <w:bidi/>
+      </w:pPr>
+      <w:r>
+        <w:rPr>
+          <w:rtl/>
+          <w:cs/>
           <w:lang w:val="ar_AE" w:bidi="ar_AE"/>
         </w:rPr>
       </w:r>
@@ -765,27 +943,35 @@
       </w:pPr>
       <w:r>
         <w:rPr>
+          <w:rtl/>
+          <w:cs/>
           <w:lang w:val="ar_AE" w:bidi="ar_AE"/>
         </w:rPr>
         <w:t>تيطس 4:1</w:t>
       </w:r>
       <w:r>
         <w:rPr>
-          <w:lang w:val="ar_AE" w:bidi="ar_AE"/>
-        </w:rPr>
-      </w:r>
-    </w:p>
-    <w:p>
-      <w:pPr>
-        <w:bidi/>
-      </w:pPr>
-      <w:r>
-        <w:rPr>
-          <w:lang w:val="ar_AE" w:bidi="ar_AE"/>
-        </w:rPr>
-      </w:r>
-      <w:r>
-        <w:rPr>
+          <w:rtl/>
+          <w:cs/>
+          <w:lang w:val="ar_AE" w:bidi="ar_AE"/>
+        </w:rPr>
+      </w:r>
+    </w:p>
+    <w:p>
+      <w:pPr>
+        <w:bidi/>
+      </w:pPr>
+      <w:r>
+        <w:rPr>
+          <w:rtl/>
+          <w:cs/>
+          <w:lang w:val="ar_AE" w:bidi="ar_AE"/>
+        </w:rPr>
+      </w:r>
+      <w:r>
+        <w:rPr>
+          <w:rtl/>
+          <w:cs/>
           <w:lang w:val="ar_AE" w:bidi="ar_AE"/>
         </w:rPr>
         <w:t xml:space="preserve">لقد كان تيطس مرسلًا من قبل بولس لرعاية الكنيسة في كريت. • الابن الصريح: إن هذا التعبير هو بمثابة صيغة تفويض لهذا المرسل (كما في </w:t>
@@ -793,6 +979,8 @@
       <w:hyperlink r:id="rId29">
         <w:r>
           <w:rPr>
+            <w:rtl/>
+            <w:cs/>
             <w:lang w:val="ar_AE" w:bidi="ar_AE"/>
           </w:rPr>
           <w:rPr>
@@ -804,27 +992,35 @@
       </w:hyperlink>
       <w:r>
         <w:rPr>
+          <w:rtl/>
+          <w:cs/>
           <w:lang w:val="ar_AE" w:bidi="ar_AE"/>
         </w:rPr>
         <w:t>).</w:t>
       </w:r>
       <w:r>
         <w:rPr>
-          <w:lang w:val="ar_AE" w:bidi="ar_AE"/>
-        </w:rPr>
-      </w:r>
-      <w:r>
-        <w:rPr>
-          <w:lang w:val="ar_AE" w:bidi="ar_AE"/>
-        </w:rPr>
-      </w:r>
-    </w:p>
-    <w:p>
-      <w:pPr>
-        <w:bidi/>
-      </w:pPr>
-      <w:r>
-        <w:rPr>
+          <w:rtl/>
+          <w:cs/>
+          <w:lang w:val="ar_AE" w:bidi="ar_AE"/>
+        </w:rPr>
+      </w:r>
+      <w:r>
+        <w:rPr>
+          <w:rtl/>
+          <w:cs/>
+          <w:lang w:val="ar_AE" w:bidi="ar_AE"/>
+        </w:rPr>
+      </w:r>
+    </w:p>
+    <w:p>
+      <w:pPr>
+        <w:bidi/>
+      </w:pPr>
+      <w:r>
+        <w:rPr>
+          <w:rtl/>
+          <w:cs/>
           <w:lang w:val="ar_AE" w:bidi="ar_AE"/>
         </w:rPr>
       </w:r>
@@ -836,27 +1032,35 @@
       </w:pPr>
       <w:r>
         <w:rPr>
+          <w:rtl/>
+          <w:cs/>
           <w:lang w:val="ar_AE" w:bidi="ar_AE"/>
         </w:rPr>
         <w:t>تيطس 5:1</w:t>
       </w:r>
       <w:r>
         <w:rPr>
-          <w:lang w:val="ar_AE" w:bidi="ar_AE"/>
-        </w:rPr>
-      </w:r>
-    </w:p>
-    <w:p>
-      <w:pPr>
-        <w:bidi/>
-      </w:pPr>
-      <w:r>
-        <w:rPr>
-          <w:lang w:val="ar_AE" w:bidi="ar_AE"/>
-        </w:rPr>
-      </w:r>
-      <w:r>
-        <w:rPr>
+          <w:rtl/>
+          <w:cs/>
+          <w:lang w:val="ar_AE" w:bidi="ar_AE"/>
+        </w:rPr>
+      </w:r>
+    </w:p>
+    <w:p>
+      <w:pPr>
+        <w:bidi/>
+      </w:pPr>
+      <w:r>
+        <w:rPr>
+          <w:rtl/>
+          <w:cs/>
+          <w:lang w:val="ar_AE" w:bidi="ar_AE"/>
+        </w:rPr>
+      </w:r>
+      <w:r>
+        <w:rPr>
+          <w:rtl/>
+          <w:cs/>
           <w:lang w:val="ar_AE" w:bidi="ar_AE"/>
         </w:rPr>
         <w:t>كانت كريت تقع في البحر الأبيض المتوسط، جنوب بحر إيجه. وقد كانت موقعًا مهمًا للسفر والتجارة عبر البحر، ولذلك كان بها مزيج من التأثيرات، بما في ذلك جالية من اليهود. ولقد كان بعض الناس من كريت موجودين في عيد العنصرة (</w:t>
@@ -864,6 +1068,8 @@
       <w:hyperlink r:id="rId30">
         <w:r>
           <w:rPr>
+            <w:rtl/>
+            <w:cs/>
             <w:lang w:val="ar_AE" w:bidi="ar_AE"/>
           </w:rPr>
           <w:rPr>
@@ -875,27 +1081,35 @@
       </w:hyperlink>
       <w:r>
         <w:rPr>
+          <w:rtl/>
+          <w:cs/>
           <w:lang w:val="ar_AE" w:bidi="ar_AE"/>
         </w:rPr>
         <w:t>)، ولكن يبدو أن هذه الرسالة كانت تتعامل مع كنيسة وليدة أو جديدة. • تقيم في كل مدينة شيوخًا: من المحتمل أنه قد وُجدت هناك أكثر من كنيسة منزلية في المدينة الواحدة وربما كان هناك أكثر من شيخ في الكنيسة المنزلية الواحدة. ومن الواضح لنا أنه كانت هناك كنائس في مدينتين على الأقل وقد كانت مسؤولية القيادة مرتبطة بكل مدينة على حدا.</w:t>
       </w:r>
       <w:r>
         <w:rPr>
-          <w:lang w:val="ar_AE" w:bidi="ar_AE"/>
-        </w:rPr>
-      </w:r>
-      <w:r>
-        <w:rPr>
-          <w:lang w:val="ar_AE" w:bidi="ar_AE"/>
-        </w:rPr>
-      </w:r>
-    </w:p>
-    <w:p>
-      <w:pPr>
-        <w:bidi/>
-      </w:pPr>
-      <w:r>
-        <w:rPr>
+          <w:rtl/>
+          <w:cs/>
+          <w:lang w:val="ar_AE" w:bidi="ar_AE"/>
+        </w:rPr>
+      </w:r>
+      <w:r>
+        <w:rPr>
+          <w:rtl/>
+          <w:cs/>
+          <w:lang w:val="ar_AE" w:bidi="ar_AE"/>
+        </w:rPr>
+      </w:r>
+    </w:p>
+    <w:p>
+      <w:pPr>
+        <w:bidi/>
+      </w:pPr>
+      <w:r>
+        <w:rPr>
+          <w:rtl/>
+          <w:cs/>
           <w:lang w:val="ar_AE" w:bidi="ar_AE"/>
         </w:rPr>
       </w:r>
@@ -907,27 +1121,35 @@
       </w:pPr>
       <w:r>
         <w:rPr>
+          <w:rtl/>
+          <w:cs/>
           <w:lang w:val="ar_AE" w:bidi="ar_AE"/>
         </w:rPr>
         <w:t>تيطس 5:1–9</w:t>
       </w:r>
       <w:r>
         <w:rPr>
-          <w:lang w:val="ar_AE" w:bidi="ar_AE"/>
-        </w:rPr>
-      </w:r>
-    </w:p>
-    <w:p>
-      <w:pPr>
-        <w:bidi/>
-      </w:pPr>
-      <w:r>
-        <w:rPr>
-          <w:lang w:val="ar_AE" w:bidi="ar_AE"/>
-        </w:rPr>
-      </w:r>
-      <w:r>
-        <w:rPr>
+          <w:rtl/>
+          <w:cs/>
+          <w:lang w:val="ar_AE" w:bidi="ar_AE"/>
+        </w:rPr>
+      </w:r>
+    </w:p>
+    <w:p>
+      <w:pPr>
+        <w:bidi/>
+      </w:pPr>
+      <w:r>
+        <w:rPr>
+          <w:rtl/>
+          <w:cs/>
+          <w:lang w:val="ar_AE" w:bidi="ar_AE"/>
+        </w:rPr>
+      </w:r>
+      <w:r>
+        <w:rPr>
+          <w:rtl/>
+          <w:cs/>
           <w:lang w:val="ar_AE" w:bidi="ar_AE"/>
         </w:rPr>
         <w:t xml:space="preserve">اقد كان على تيطس تعيين قادة من أجل إكمال العمل هناك، أي تثبيت الكنيسة (انظر </w:t>
@@ -935,6 +1157,8 @@
       <w:hyperlink r:id="rId31">
         <w:r>
           <w:rPr>
+            <w:rtl/>
+            <w:cs/>
             <w:lang w:val="ar_AE" w:bidi="ar_AE"/>
           </w:rPr>
           <w:rPr>
@@ -946,6 +1170,8 @@
       </w:hyperlink>
       <w:r>
         <w:rPr>
+          <w:rtl/>
+          <w:cs/>
           <w:lang w:val="ar_AE" w:bidi="ar_AE"/>
         </w:rPr>
         <w:t xml:space="preserve">). لم يتم ذكر الشمامسة هنا، ربما لأن هذه الكنائس كانت صغيرة وجديدة. • إن هذه الصفات القيادية مناسبة لطبيعة هؤلاء الأشخاص حديثي الإيمان وكذلك لقسوة ثقافتهم. وقد كان من المُفترض أن يكون هؤلاء الشيوخ من الذكور (انظر </w:t>
@@ -953,6 +1179,8 @@
       <w:hyperlink r:id="rId32">
         <w:r>
           <w:rPr>
+            <w:rtl/>
+            <w:cs/>
             <w:lang w:val="ar_AE" w:bidi="ar_AE"/>
           </w:rPr>
           <w:rPr>
@@ -964,27 +1192,35 @@
       </w:hyperlink>
       <w:r>
         <w:rPr>
+          <w:rtl/>
+          <w:cs/>
           <w:lang w:val="ar_AE" w:bidi="ar_AE"/>
         </w:rPr>
         <w:t>).</w:t>
       </w:r>
       <w:r>
         <w:rPr>
-          <w:lang w:val="ar_AE" w:bidi="ar_AE"/>
-        </w:rPr>
-      </w:r>
-      <w:r>
-        <w:rPr>
-          <w:lang w:val="ar_AE" w:bidi="ar_AE"/>
-        </w:rPr>
-      </w:r>
-    </w:p>
-    <w:p>
-      <w:pPr>
-        <w:bidi/>
-      </w:pPr>
-      <w:r>
-        <w:rPr>
+          <w:rtl/>
+          <w:cs/>
+          <w:lang w:val="ar_AE" w:bidi="ar_AE"/>
+        </w:rPr>
+      </w:r>
+      <w:r>
+        <w:rPr>
+          <w:rtl/>
+          <w:cs/>
+          <w:lang w:val="ar_AE" w:bidi="ar_AE"/>
+        </w:rPr>
+      </w:r>
+    </w:p>
+    <w:p>
+      <w:pPr>
+        <w:bidi/>
+      </w:pPr>
+      <w:r>
+        <w:rPr>
+          <w:rtl/>
+          <w:cs/>
           <w:lang w:val="ar_AE" w:bidi="ar_AE"/>
         </w:rPr>
       </w:r>
@@ -996,27 +1232,35 @@
       </w:pPr>
       <w:r>
         <w:rPr>
+          <w:rtl/>
+          <w:cs/>
           <w:lang w:val="ar_AE" w:bidi="ar_AE"/>
         </w:rPr>
         <w:t>تيطس 5:1–16</w:t>
       </w:r>
       <w:r>
         <w:rPr>
-          <w:lang w:val="ar_AE" w:bidi="ar_AE"/>
-        </w:rPr>
-      </w:r>
-    </w:p>
-    <w:p>
-      <w:pPr>
-        <w:bidi/>
-      </w:pPr>
-      <w:r>
-        <w:rPr>
-          <w:lang w:val="ar_AE" w:bidi="ar_AE"/>
-        </w:rPr>
-      </w:r>
-      <w:r>
-        <w:rPr>
+          <w:rtl/>
+          <w:cs/>
+          <w:lang w:val="ar_AE" w:bidi="ar_AE"/>
+        </w:rPr>
+      </w:r>
+    </w:p>
+    <w:p>
+      <w:pPr>
+        <w:bidi/>
+      </w:pPr>
+      <w:r>
+        <w:rPr>
+          <w:rtl/>
+          <w:cs/>
+          <w:lang w:val="ar_AE" w:bidi="ar_AE"/>
+        </w:rPr>
+      </w:r>
+      <w:r>
+        <w:rPr>
+          <w:rtl/>
+          <w:cs/>
           <w:lang w:val="ar_AE" w:bidi="ar_AE"/>
         </w:rPr>
         <w:t>لقد كانت القيادة القوية والأمينة مطلوبة في كنائس كريت لمواجهة خطر المعلمين الكذبة (</w:t>
@@ -1024,6 +1268,8 @@
       <w:hyperlink r:id="rId33">
         <w:r>
           <w:rPr>
+            <w:rtl/>
+            <w:cs/>
             <w:lang w:val="ar_AE" w:bidi="ar_AE"/>
           </w:rPr>
           <w:rPr>
@@ -1035,6 +1281,8 @@
       </w:hyperlink>
       <w:r>
         <w:rPr>
+          <w:rtl/>
+          <w:cs/>
           <w:lang w:val="ar_AE" w:bidi="ar_AE"/>
         </w:rPr>
         <w:t xml:space="preserve">). إن هذا الجزء من دور تيطس يتوافق مع الهدف الأكبر للرسالة: وهو تشكيل مجتمع يحمل شهادة المسيح من خلال إظهار نعمة الله في سلوكه. انظر </w:t>
@@ -1042,6 +1290,8 @@
       <w:hyperlink r:id="rId34">
         <w:r>
           <w:rPr>
+            <w:rtl/>
+            <w:cs/>
             <w:lang w:val="ar_AE" w:bidi="ar_AE"/>
           </w:rPr>
           <w:rPr>
@@ -1053,27 +1303,35 @@
       </w:hyperlink>
       <w:r>
         <w:rPr>
+          <w:rtl/>
+          <w:cs/>
           <w:lang w:val="ar_AE" w:bidi="ar_AE"/>
         </w:rPr>
         <w:t>.</w:t>
       </w:r>
       <w:r>
         <w:rPr>
-          <w:lang w:val="ar_AE" w:bidi="ar_AE"/>
-        </w:rPr>
-      </w:r>
-      <w:r>
-        <w:rPr>
-          <w:lang w:val="ar_AE" w:bidi="ar_AE"/>
-        </w:rPr>
-      </w:r>
-    </w:p>
-    <w:p>
-      <w:pPr>
-        <w:bidi/>
-      </w:pPr>
-      <w:r>
-        <w:rPr>
+          <w:rtl/>
+          <w:cs/>
+          <w:lang w:val="ar_AE" w:bidi="ar_AE"/>
+        </w:rPr>
+      </w:r>
+      <w:r>
+        <w:rPr>
+          <w:rtl/>
+          <w:cs/>
+          <w:lang w:val="ar_AE" w:bidi="ar_AE"/>
+        </w:rPr>
+      </w:r>
+    </w:p>
+    <w:p>
+      <w:pPr>
+        <w:bidi/>
+      </w:pPr>
+      <w:r>
+        <w:rPr>
+          <w:rtl/>
+          <w:cs/>
           <w:lang w:val="ar_AE" w:bidi="ar_AE"/>
         </w:rPr>
       </w:r>
@@ -1085,39 +1343,51 @@
       </w:pPr>
       <w:r>
         <w:rPr>
+          <w:rtl/>
+          <w:cs/>
           <w:lang w:val="ar_AE" w:bidi="ar_AE"/>
         </w:rPr>
         <w:t>تيطس 6:1</w:t>
       </w:r>
       <w:r>
         <w:rPr>
-          <w:lang w:val="ar_AE" w:bidi="ar_AE"/>
-        </w:rPr>
-      </w:r>
-    </w:p>
-    <w:p>
-      <w:pPr>
-        <w:bidi/>
-      </w:pPr>
-      <w:r>
-        <w:rPr>
-          <w:lang w:val="ar_AE" w:bidi="ar_AE"/>
-        </w:rPr>
-      </w:r>
-      <w:r>
-        <w:rPr>
+          <w:rtl/>
+          <w:cs/>
+          <w:lang w:val="ar_AE" w:bidi="ar_AE"/>
+        </w:rPr>
+      </w:r>
+    </w:p>
+    <w:p>
+      <w:pPr>
+        <w:bidi/>
+      </w:pPr>
+      <w:r>
+        <w:rPr>
+          <w:rtl/>
+          <w:cs/>
+          <w:lang w:val="ar_AE" w:bidi="ar_AE"/>
+        </w:rPr>
+      </w:r>
+      <w:r>
+        <w:rPr>
+          <w:rtl/>
+          <w:cs/>
           <w:lang w:val="ar_AE" w:bidi="ar_AE"/>
         </w:rPr>
         <w:t xml:space="preserve">أن يكون بلا لوم، بعل امرأة واحدة: انظر </w:t>
       </w:r>
       <w:r>
         <w:rPr>
+          <w:rtl/>
+          <w:cs/>
           <w:lang w:val="ar_AE" w:bidi="ar_AE"/>
         </w:rPr>
         <w:t>مذكرة الدراسة عن 1 تيموثاوس 2:3</w:t>
       </w:r>
       <w:r>
         <w:rPr>
+          <w:rtl/>
+          <w:cs/>
           <w:lang w:val="ar_AE" w:bidi="ar_AE"/>
         </w:rPr>
         <w:t>. • شكاية الخلاعة أو متمردون: ربما يعكس هذا ما تشتهر به ثقافة كريت من معايير أخلاقية منخفضة (</w:t>
@@ -1125,6 +1395,8 @@
       <w:hyperlink r:id="rId35">
         <w:r>
           <w:rPr>
+            <w:rtl/>
+            <w:cs/>
             <w:lang w:val="ar_AE" w:bidi="ar_AE"/>
           </w:rPr>
           <w:rPr>
@@ -1136,27 +1408,35 @@
       </w:hyperlink>
       <w:r>
         <w:rPr>
+          <w:rtl/>
+          <w:cs/>
           <w:lang w:val="ar_AE" w:bidi="ar_AE"/>
         </w:rPr>
         <w:t>).</w:t>
       </w:r>
       <w:r>
         <w:rPr>
-          <w:lang w:val="ar_AE" w:bidi="ar_AE"/>
-        </w:rPr>
-      </w:r>
-      <w:r>
-        <w:rPr>
-          <w:lang w:val="ar_AE" w:bidi="ar_AE"/>
-        </w:rPr>
-      </w:r>
-    </w:p>
-    <w:p>
-      <w:pPr>
-        <w:bidi/>
-      </w:pPr>
-      <w:r>
-        <w:rPr>
+          <w:rtl/>
+          <w:cs/>
+          <w:lang w:val="ar_AE" w:bidi="ar_AE"/>
+        </w:rPr>
+      </w:r>
+      <w:r>
+        <w:rPr>
+          <w:rtl/>
+          <w:cs/>
+          <w:lang w:val="ar_AE" w:bidi="ar_AE"/>
+        </w:rPr>
+      </w:r>
+    </w:p>
+    <w:p>
+      <w:pPr>
+        <w:bidi/>
+      </w:pPr>
+      <w:r>
+        <w:rPr>
+          <w:rtl/>
+          <w:cs/>
           <w:lang w:val="ar_AE" w:bidi="ar_AE"/>
         </w:rPr>
       </w:r>
@@ -1168,27 +1448,35 @@
       </w:pPr>
       <w:r>
         <w:rPr>
+          <w:rtl/>
+          <w:cs/>
           <w:lang w:val="ar_AE" w:bidi="ar_AE"/>
         </w:rPr>
         <w:t>تيطس 7:1</w:t>
       </w:r>
       <w:r>
         <w:rPr>
-          <w:lang w:val="ar_AE" w:bidi="ar_AE"/>
-        </w:rPr>
-      </w:r>
-    </w:p>
-    <w:p>
-      <w:pPr>
-        <w:bidi/>
-      </w:pPr>
-      <w:r>
-        <w:rPr>
-          <w:lang w:val="ar_AE" w:bidi="ar_AE"/>
-        </w:rPr>
-      </w:r>
-      <w:r>
-        <w:rPr>
+          <w:rtl/>
+          <w:cs/>
+          <w:lang w:val="ar_AE" w:bidi="ar_AE"/>
+        </w:rPr>
+      </w:r>
+    </w:p>
+    <w:p>
+      <w:pPr>
+        <w:bidi/>
+      </w:pPr>
+      <w:r>
+        <w:rPr>
+          <w:rtl/>
+          <w:cs/>
+          <w:lang w:val="ar_AE" w:bidi="ar_AE"/>
+        </w:rPr>
+      </w:r>
+      <w:r>
+        <w:rPr>
+          <w:rtl/>
+          <w:cs/>
           <w:lang w:val="ar_AE" w:bidi="ar_AE"/>
         </w:rPr>
         <w:t>قائد الكنيسة (أو ال</w:t>
@@ -1196,12 +1484,16 @@
       <w:r>
         <w:rPr>
           <w:i/>
+          <w:rtl/>
+          <w:cs/>
           <w:lang w:val="ar_AE" w:bidi="ar_AE"/>
         </w:rPr>
         <w:t>مشرف</w:t>
       </w:r>
       <w:r>
         <w:rPr>
+          <w:rtl/>
+          <w:cs/>
           <w:lang w:val="ar_AE" w:bidi="ar_AE"/>
         </w:rPr>
         <w:t xml:space="preserve">، أو </w:t>
@@ -1209,12 +1501,16 @@
       <w:r>
         <w:rPr>
           <w:i/>
+          <w:rtl/>
+          <w:cs/>
           <w:lang w:val="ar_AE" w:bidi="ar_AE"/>
         </w:rPr>
         <w:t>الأسقف</w:t>
       </w:r>
       <w:r>
         <w:rPr>
+          <w:rtl/>
+          <w:cs/>
           <w:lang w:val="ar_AE" w:bidi="ar_AE"/>
         </w:rPr>
         <w:t xml:space="preserve">) هو المسؤول عن إدارة بيت الله: انظر </w:t>
@@ -1222,6 +1518,8 @@
       <w:hyperlink r:id="rId36">
         <w:r>
           <w:rPr>
+            <w:rtl/>
+            <w:cs/>
             <w:lang w:val="ar_AE" w:bidi="ar_AE"/>
           </w:rPr>
           <w:rPr>
@@ -1233,6 +1531,8 @@
       </w:hyperlink>
       <w:r>
         <w:rPr>
+          <w:rtl/>
+          <w:cs/>
           <w:lang w:val="ar_AE" w:bidi="ar_AE"/>
         </w:rPr>
         <w:t xml:space="preserve">; </w:t>
@@ -1240,6 +1540,8 @@
       <w:hyperlink r:id="rId37">
         <w:r>
           <w:rPr>
+            <w:rtl/>
+            <w:cs/>
             <w:lang w:val="ar_AE" w:bidi="ar_AE"/>
           </w:rPr>
           <w:rPr>
@@ -1251,6 +1553,8 @@
       </w:hyperlink>
       <w:r>
         <w:rPr>
+          <w:rtl/>
+          <w:cs/>
           <w:lang w:val="ar_AE" w:bidi="ar_AE"/>
         </w:rPr>
         <w:t xml:space="preserve">; </w:t>
@@ -1258,6 +1562,8 @@
       <w:hyperlink r:id="rId38">
         <w:r>
           <w:rPr>
+            <w:rtl/>
+            <w:cs/>
             <w:lang w:val="ar_AE" w:bidi="ar_AE"/>
           </w:rPr>
           <w:rPr>
@@ -1269,6 +1575,8 @@
       </w:hyperlink>
       <w:r>
         <w:rPr>
+          <w:rtl/>
+          <w:cs/>
           <w:lang w:val="ar_AE" w:bidi="ar_AE"/>
         </w:rPr>
         <w:t xml:space="preserve">; </w:t>
@@ -1276,6 +1584,8 @@
       <w:hyperlink r:id="rId32">
         <w:r>
           <w:rPr>
+            <w:rtl/>
+            <w:cs/>
             <w:lang w:val="ar_AE" w:bidi="ar_AE"/>
           </w:rPr>
           <w:rPr>
@@ -1287,6 +1597,8 @@
       </w:hyperlink>
       <w:r>
         <w:rPr>
+          <w:rtl/>
+          <w:cs/>
           <w:lang w:val="ar_AE" w:bidi="ar_AE"/>
         </w:rPr>
         <w:t xml:space="preserve">, </w:t>
@@ -1294,6 +1606,8 @@
       <w:hyperlink r:id="rId39">
         <w:r>
           <w:rPr>
+            <w:rtl/>
+            <w:cs/>
             <w:lang w:val="ar_AE" w:bidi="ar_AE"/>
           </w:rPr>
           <w:rPr>
@@ -1305,6 +1619,8 @@
       </w:hyperlink>
       <w:r>
         <w:rPr>
+          <w:rtl/>
+          <w:cs/>
           <w:lang w:val="ar_AE" w:bidi="ar_AE"/>
         </w:rPr>
         <w:t xml:space="preserve">, </w:t>
@@ -1312,6 +1628,8 @@
       <w:hyperlink r:id="rId40">
         <w:r>
           <w:rPr>
+            <w:rtl/>
+            <w:cs/>
             <w:lang w:val="ar_AE" w:bidi="ar_AE"/>
           </w:rPr>
           <w:rPr>
@@ -1323,6 +1641,8 @@
       </w:hyperlink>
       <w:r>
         <w:rPr>
+          <w:rtl/>
+          <w:cs/>
           <w:lang w:val="ar_AE" w:bidi="ar_AE"/>
         </w:rPr>
         <w:t xml:space="preserve">; </w:t>
@@ -1330,6 +1650,8 @@
       <w:hyperlink r:id="rId41">
         <w:r>
           <w:rPr>
+            <w:rtl/>
+            <w:cs/>
             <w:lang w:val="ar_AE" w:bidi="ar_AE"/>
           </w:rPr>
           <w:rPr>
@@ -1341,6 +1663,8 @@
       </w:hyperlink>
       <w:r>
         <w:rPr>
+          <w:rtl/>
+          <w:cs/>
           <w:lang w:val="ar_AE" w:bidi="ar_AE"/>
         </w:rPr>
         <w:t xml:space="preserve">. • تشير هذه الصفات إلى أن الشيخ لا ينبغي أن يشابه أخلاقيات أهل كريت (انظر </w:t>
@@ -1348,6 +1672,8 @@
       <w:hyperlink r:id="rId35">
         <w:r>
           <w:rPr>
+            <w:rtl/>
+            <w:cs/>
             <w:lang w:val="ar_AE" w:bidi="ar_AE"/>
           </w:rPr>
           <w:rPr>
@@ -1359,27 +1685,35 @@
       </w:hyperlink>
       <w:r>
         <w:rPr>
+          <w:rtl/>
+          <w:cs/>
           <w:lang w:val="ar_AE" w:bidi="ar_AE"/>
         </w:rPr>
         <w:t>).</w:t>
       </w:r>
       <w:r>
         <w:rPr>
-          <w:lang w:val="ar_AE" w:bidi="ar_AE"/>
-        </w:rPr>
-      </w:r>
-      <w:r>
-        <w:rPr>
-          <w:lang w:val="ar_AE" w:bidi="ar_AE"/>
-        </w:rPr>
-      </w:r>
-    </w:p>
-    <w:p>
-      <w:pPr>
-        <w:bidi/>
-      </w:pPr>
-      <w:r>
-        <w:rPr>
+          <w:rtl/>
+          <w:cs/>
+          <w:lang w:val="ar_AE" w:bidi="ar_AE"/>
+        </w:rPr>
+      </w:r>
+      <w:r>
+        <w:rPr>
+          <w:rtl/>
+          <w:cs/>
+          <w:lang w:val="ar_AE" w:bidi="ar_AE"/>
+        </w:rPr>
+      </w:r>
+    </w:p>
+    <w:p>
+      <w:pPr>
+        <w:bidi/>
+      </w:pPr>
+      <w:r>
+        <w:rPr>
+          <w:rtl/>
+          <w:cs/>
           <w:lang w:val="ar_AE" w:bidi="ar_AE"/>
         </w:rPr>
       </w:r>
@@ -1391,27 +1725,35 @@
       </w:pPr>
       <w:r>
         <w:rPr>
+          <w:rtl/>
+          <w:cs/>
           <w:lang w:val="ar_AE" w:bidi="ar_AE"/>
         </w:rPr>
         <w:t>تيطس 9:1</w:t>
       </w:r>
       <w:r>
         <w:rPr>
-          <w:lang w:val="ar_AE" w:bidi="ar_AE"/>
-        </w:rPr>
-      </w:r>
-    </w:p>
-    <w:p>
-      <w:pPr>
-        <w:bidi/>
-      </w:pPr>
-      <w:r>
-        <w:rPr>
-          <w:lang w:val="ar_AE" w:bidi="ar_AE"/>
-        </w:rPr>
-      </w:r>
-      <w:r>
-        <w:rPr>
+          <w:rtl/>
+          <w:cs/>
+          <w:lang w:val="ar_AE" w:bidi="ar_AE"/>
+        </w:rPr>
+      </w:r>
+    </w:p>
+    <w:p>
+      <w:pPr>
+        <w:bidi/>
+      </w:pPr>
+      <w:r>
+        <w:rPr>
+          <w:rtl/>
+          <w:cs/>
+          <w:lang w:val="ar_AE" w:bidi="ar_AE"/>
+        </w:rPr>
+      </w:r>
+      <w:r>
+        <w:rPr>
+          <w:rtl/>
+          <w:cs/>
           <w:lang w:val="ar_AE" w:bidi="ar_AE"/>
         </w:rPr>
         <w:t xml:space="preserve">لقد كان لدى الشيوخ دور محوري في تعليم الجماعة. قد تكون هذه الخطوة ضرورية في التعامل مع الخطر الحالي الخاص بهذه الجماعات تحديدًا (كما في أفسس؛ انظر </w:t>
@@ -1419,6 +1761,8 @@
       <w:hyperlink r:id="rId42">
         <w:r>
           <w:rPr>
+            <w:rtl/>
+            <w:cs/>
             <w:lang w:val="ar_AE" w:bidi="ar_AE"/>
           </w:rPr>
           <w:rPr>
@@ -1430,6 +1774,8 @@
       </w:hyperlink>
       <w:r>
         <w:rPr>
+          <w:rtl/>
+          <w:cs/>
           <w:lang w:val="ar_AE" w:bidi="ar_AE"/>
         </w:rPr>
         <w:t xml:space="preserve">). • وسوف يكون ممكنًا للشيخ أن يقدم التعاليم الصحيحة، وذلك فقط من خلال إيمان عميق بالأخبار السارة. ولقد واجه بولس أمورًا مُحددة كما في </w:t>
@@ -1437,6 +1783,8 @@
       <w:hyperlink r:id="rId43">
         <w:r>
           <w:rPr>
+            <w:rtl/>
+            <w:cs/>
             <w:lang w:val="ar_AE" w:bidi="ar_AE"/>
           </w:rPr>
           <w:rPr>
@@ -1448,6 +1796,8 @@
       </w:hyperlink>
       <w:r>
         <w:rPr>
+          <w:rtl/>
+          <w:cs/>
           <w:lang w:val="ar_AE" w:bidi="ar_AE"/>
         </w:rPr>
         <w:t xml:space="preserve">, وذلك في ضوء المشاكل المذكورة في </w:t>
@@ -1455,6 +1805,8 @@
       <w:hyperlink r:id="rId33">
         <w:r>
           <w:rPr>
+            <w:rtl/>
+            <w:cs/>
             <w:lang w:val="ar_AE" w:bidi="ar_AE"/>
           </w:rPr>
           <w:rPr>
@@ -1466,6 +1818,8 @@
       </w:hyperlink>
       <w:r>
         <w:rPr>
+          <w:rtl/>
+          <w:cs/>
           <w:lang w:val="ar_AE" w:bidi="ar_AE"/>
         </w:rPr>
         <w:t xml:space="preserve"> و </w:t>
@@ -1473,6 +1827,8 @@
       <w:hyperlink r:id="rId44">
         <w:r>
           <w:rPr>
+            <w:rtl/>
+            <w:cs/>
             <w:lang w:val="ar_AE" w:bidi="ar_AE"/>
           </w:rPr>
           <w:rPr>
@@ -1484,6 +1840,8 @@
       </w:hyperlink>
       <w:r>
         <w:rPr>
+          <w:rtl/>
+          <w:cs/>
           <w:lang w:val="ar_AE" w:bidi="ar_AE"/>
         </w:rPr>
         <w:t xml:space="preserve"> (انظر أيضًا </w:t>
@@ -1491,6 +1849,8 @@
       <w:hyperlink r:id="rId45">
         <w:r>
           <w:rPr>
+            <w:rtl/>
+            <w:cs/>
             <w:lang w:val="ar_AE" w:bidi="ar_AE"/>
           </w:rPr>
           <w:rPr>
@@ -1502,6 +1862,8 @@
       </w:hyperlink>
       <w:r>
         <w:rPr>
+          <w:rtl/>
+          <w:cs/>
           <w:lang w:val="ar_AE" w:bidi="ar_AE"/>
         </w:rPr>
         <w:t xml:space="preserve">). • وقد كان لتيطس دورًا مماثلًا (انظر </w:t>
@@ -1509,6 +1871,8 @@
       <w:hyperlink r:id="rId46">
         <w:r>
           <w:rPr>
+            <w:rtl/>
+            <w:cs/>
             <w:lang w:val="ar_AE" w:bidi="ar_AE"/>
           </w:rPr>
           <w:rPr>
@@ -1520,6 +1884,8 @@
       </w:hyperlink>
       <w:r>
         <w:rPr>
+          <w:rtl/>
+          <w:cs/>
           <w:lang w:val="ar_AE" w:bidi="ar_AE"/>
         </w:rPr>
         <w:t xml:space="preserve">; </w:t>
@@ -1527,6 +1893,8 @@
       <w:hyperlink r:id="rId47">
         <w:r>
           <w:rPr>
+            <w:rtl/>
+            <w:cs/>
             <w:lang w:val="ar_AE" w:bidi="ar_AE"/>
           </w:rPr>
           <w:rPr>
@@ -1538,6 +1906,8 @@
       </w:hyperlink>
       <w:r>
         <w:rPr>
+          <w:rtl/>
+          <w:cs/>
           <w:lang w:val="ar_AE" w:bidi="ar_AE"/>
         </w:rPr>
         <w:t xml:space="preserve">; </w:t>
@@ -1545,6 +1915,8 @@
       <w:hyperlink r:id="rId48">
         <w:r>
           <w:rPr>
+            <w:rtl/>
+            <w:cs/>
             <w:lang w:val="ar_AE" w:bidi="ar_AE"/>
           </w:rPr>
           <w:rPr>
@@ -1556,6 +1928,8 @@
       </w:hyperlink>
       <w:r>
         <w:rPr>
+          <w:rtl/>
+          <w:cs/>
           <w:lang w:val="ar_AE" w:bidi="ar_AE"/>
         </w:rPr>
         <w:t xml:space="preserve">). وسوف تقوم القيادة المحلية (الشيوخ) بإكمال المهمة من حيث تركها بولس أو الذين أرسلهم للعمل. • أما الذين يعارضون التعليم الصحيح، فيصفهم في </w:t>
@@ -1563,6 +1937,8 @@
       <w:hyperlink r:id="rId33">
         <w:r>
           <w:rPr>
+            <w:rtl/>
+            <w:cs/>
             <w:lang w:val="ar_AE" w:bidi="ar_AE"/>
           </w:rPr>
           <w:rPr>
@@ -1574,27 +1950,35 @@
       </w:hyperlink>
       <w:r>
         <w:rPr>
+          <w:rtl/>
+          <w:cs/>
           <w:lang w:val="ar_AE" w:bidi="ar_AE"/>
         </w:rPr>
         <w:t>.</w:t>
       </w:r>
       <w:r>
         <w:rPr>
-          <w:lang w:val="ar_AE" w:bidi="ar_AE"/>
-        </w:rPr>
-      </w:r>
-      <w:r>
-        <w:rPr>
-          <w:lang w:val="ar_AE" w:bidi="ar_AE"/>
-        </w:rPr>
-      </w:r>
-    </w:p>
-    <w:p>
-      <w:pPr>
-        <w:bidi/>
-      </w:pPr>
-      <w:r>
-        <w:rPr>
+          <w:rtl/>
+          <w:cs/>
+          <w:lang w:val="ar_AE" w:bidi="ar_AE"/>
+        </w:rPr>
+      </w:r>
+      <w:r>
+        <w:rPr>
+          <w:rtl/>
+          <w:cs/>
+          <w:lang w:val="ar_AE" w:bidi="ar_AE"/>
+        </w:rPr>
+      </w:r>
+    </w:p>
+    <w:p>
+      <w:pPr>
+        <w:bidi/>
+      </w:pPr>
+      <w:r>
+        <w:rPr>
+          <w:rtl/>
+          <w:cs/>
           <w:lang w:val="ar_AE" w:bidi="ar_AE"/>
         </w:rPr>
       </w:r>
@@ -1606,34 +1990,44 @@
       </w:pPr>
       <w:r>
         <w:rPr>
+          <w:rtl/>
+          <w:cs/>
           <w:lang w:val="ar_AE" w:bidi="ar_AE"/>
         </w:rPr>
         <w:t>تيطس 10:1</w:t>
       </w:r>
       <w:r>
         <w:rPr>
-          <w:lang w:val="ar_AE" w:bidi="ar_AE"/>
-        </w:rPr>
-      </w:r>
-    </w:p>
-    <w:p>
-      <w:pPr>
-        <w:bidi/>
-      </w:pPr>
-      <w:r>
-        <w:rPr>
+          <w:rtl/>
+          <w:cs/>
+          <w:lang w:val="ar_AE" w:bidi="ar_AE"/>
+        </w:rPr>
+      </w:r>
+    </w:p>
+    <w:p>
+      <w:pPr>
+        <w:bidi/>
+      </w:pPr>
+      <w:r>
+        <w:rPr>
+          <w:rtl/>
+          <w:cs/>
           <w:lang w:val="ar_AE" w:bidi="ar_AE"/>
         </w:rPr>
       </w:r>
       <w:r>
         <w:rPr>
           <w:b/>
+          <w:rtl/>
+          <w:cs/>
           <w:lang w:val="ar_AE" w:bidi="ar_AE"/>
         </w:rPr>
         <w:t>مُتمرِّدِين:</w:t>
       </w:r>
       <w:r>
         <w:rPr>
+          <w:rtl/>
+          <w:cs/>
           <w:lang w:val="ar_AE" w:bidi="ar_AE"/>
         </w:rPr>
         <w:t xml:space="preserve"> لقد اُستخدمت نفس هذه الكلمة اليونانية لوصف الأولاد في </w:t>
@@ -1641,6 +2035,8 @@
       <w:hyperlink r:id="rId49">
         <w:r>
           <w:rPr>
+            <w:rtl/>
+            <w:cs/>
             <w:lang w:val="ar_AE" w:bidi="ar_AE"/>
           </w:rPr>
           <w:rPr>
@@ -1652,6 +2048,8 @@
       </w:hyperlink>
       <w:r>
         <w:rPr>
+          <w:rtl/>
+          <w:cs/>
           <w:lang w:val="ar_AE" w:bidi="ar_AE"/>
         </w:rPr>
         <w:t xml:space="preserve">. • أولئك الذين يصرون على الختان من أجل الخلاص (حرفيًا </w:t>
@@ -1659,12 +2057,16 @@
       <w:r>
         <w:rPr>
           <w:i/>
+          <w:rtl/>
+          <w:cs/>
           <w:lang w:val="ar_AE" w:bidi="ar_AE"/>
         </w:rPr>
         <w:t>الذين من الختان</w:t>
       </w:r>
       <w:r>
         <w:rPr>
+          <w:rtl/>
+          <w:cs/>
           <w:lang w:val="ar_AE" w:bidi="ar_AE"/>
         </w:rPr>
         <w:t xml:space="preserve">): ربما يُشير هذا التعبير إلى المسيحيين من اليهود؛ إن العبارة في الأصل اليوناني تترك مسألة ما إذا كانوا يطلبون الختان من الأمم أم لا، مفتوحة. إن الطابع اليهودي لهذا التعليم الزائف يظهر في </w:t>
@@ -1672,6 +2074,8 @@
       <w:hyperlink r:id="rId50">
         <w:r>
           <w:rPr>
+            <w:rtl/>
+            <w:cs/>
             <w:lang w:val="ar_AE" w:bidi="ar_AE"/>
           </w:rPr>
           <w:rPr>
@@ -1683,6 +2087,8 @@
       </w:hyperlink>
       <w:r>
         <w:rPr>
+          <w:rtl/>
+          <w:cs/>
           <w:lang w:val="ar_AE" w:bidi="ar_AE"/>
         </w:rPr>
         <w:t xml:space="preserve"> و </w:t>
@@ -1690,6 +2096,8 @@
       <w:hyperlink r:id="rId51">
         <w:r>
           <w:rPr>
+            <w:rtl/>
+            <w:cs/>
             <w:lang w:val="ar_AE" w:bidi="ar_AE"/>
           </w:rPr>
           <w:rPr>
@@ -1701,27 +2109,35 @@
       </w:hyperlink>
       <w:r>
         <w:rPr>
+          <w:rtl/>
+          <w:cs/>
           <w:lang w:val="ar_AE" w:bidi="ar_AE"/>
         </w:rPr>
         <w:t>.</w:t>
       </w:r>
       <w:r>
         <w:rPr>
-          <w:lang w:val="ar_AE" w:bidi="ar_AE"/>
-        </w:rPr>
-      </w:r>
-      <w:r>
-        <w:rPr>
-          <w:lang w:val="ar_AE" w:bidi="ar_AE"/>
-        </w:rPr>
-      </w:r>
-    </w:p>
-    <w:p>
-      <w:pPr>
-        <w:bidi/>
-      </w:pPr>
-      <w:r>
-        <w:rPr>
+          <w:rtl/>
+          <w:cs/>
+          <w:lang w:val="ar_AE" w:bidi="ar_AE"/>
+        </w:rPr>
+      </w:r>
+      <w:r>
+        <w:rPr>
+          <w:rtl/>
+          <w:cs/>
+          <w:lang w:val="ar_AE" w:bidi="ar_AE"/>
+        </w:rPr>
+      </w:r>
+    </w:p>
+    <w:p>
+      <w:pPr>
+        <w:bidi/>
+      </w:pPr>
+      <w:r>
+        <w:rPr>
+          <w:rtl/>
+          <w:cs/>
           <w:lang w:val="ar_AE" w:bidi="ar_AE"/>
         </w:rPr>
       </w:r>
@@ -1733,27 +2149,35 @@
       </w:pPr>
       <w:r>
         <w:rPr>
+          <w:rtl/>
+          <w:cs/>
           <w:lang w:val="ar_AE" w:bidi="ar_AE"/>
         </w:rPr>
         <w:t>تيطس 10:1–16</w:t>
       </w:r>
       <w:r>
         <w:rPr>
-          <w:lang w:val="ar_AE" w:bidi="ar_AE"/>
-        </w:rPr>
-      </w:r>
-    </w:p>
-    <w:p>
-      <w:pPr>
-        <w:bidi/>
-      </w:pPr>
-      <w:r>
-        <w:rPr>
-          <w:lang w:val="ar_AE" w:bidi="ar_AE"/>
-        </w:rPr>
-      </w:r>
-      <w:r>
-        <w:rPr>
+          <w:rtl/>
+          <w:cs/>
+          <w:lang w:val="ar_AE" w:bidi="ar_AE"/>
+        </w:rPr>
+      </w:r>
+    </w:p>
+    <w:p>
+      <w:pPr>
+        <w:bidi/>
+      </w:pPr>
+      <w:r>
+        <w:rPr>
+          <w:rtl/>
+          <w:cs/>
+          <w:lang w:val="ar_AE" w:bidi="ar_AE"/>
+        </w:rPr>
+      </w:r>
+      <w:r>
+        <w:rPr>
+          <w:rtl/>
+          <w:cs/>
           <w:lang w:val="ar_AE" w:bidi="ar_AE"/>
         </w:rPr>
         <w:t>في مجتمع تميز بأن سكانه الأصليين يصنعون الاضطرابات، فقد كان تيطس مُحتاجًا إلى ممارسة قيادة قوية ليخلص هذه المجتمعات المسيحية من الفساد وجعلها صحيحة في الإيمان (</w:t>
@@ -1761,6 +2185,8 @@
       <w:hyperlink r:id="rId52">
         <w:r>
           <w:rPr>
+            <w:rtl/>
+            <w:cs/>
             <w:lang w:val="ar_AE" w:bidi="ar_AE"/>
           </w:rPr>
           <w:rPr>
@@ -1772,27 +2198,35 @@
       </w:hyperlink>
       <w:r>
         <w:rPr>
+          <w:rtl/>
+          <w:cs/>
           <w:lang w:val="ar_AE" w:bidi="ar_AE"/>
         </w:rPr>
         <w:t>).</w:t>
       </w:r>
       <w:r>
         <w:rPr>
-          <w:lang w:val="ar_AE" w:bidi="ar_AE"/>
-        </w:rPr>
-      </w:r>
-      <w:r>
-        <w:rPr>
-          <w:lang w:val="ar_AE" w:bidi="ar_AE"/>
-        </w:rPr>
-      </w:r>
-    </w:p>
-    <w:p>
-      <w:pPr>
-        <w:bidi/>
-      </w:pPr>
-      <w:r>
-        <w:rPr>
+          <w:rtl/>
+          <w:cs/>
+          <w:lang w:val="ar_AE" w:bidi="ar_AE"/>
+        </w:rPr>
+      </w:r>
+      <w:r>
+        <w:rPr>
+          <w:rtl/>
+          <w:cs/>
+          <w:lang w:val="ar_AE" w:bidi="ar_AE"/>
+        </w:rPr>
+      </w:r>
+    </w:p>
+    <w:p>
+      <w:pPr>
+        <w:bidi/>
+      </w:pPr>
+      <w:r>
+        <w:rPr>
+          <w:rtl/>
+          <w:cs/>
           <w:lang w:val="ar_AE" w:bidi="ar_AE"/>
         </w:rPr>
       </w:r>
@@ -1804,27 +2238,35 @@
       </w:pPr>
       <w:r>
         <w:rPr>
+          <w:rtl/>
+          <w:cs/>
           <w:lang w:val="ar_AE" w:bidi="ar_AE"/>
         </w:rPr>
         <w:t>تيطس 11:1</w:t>
       </w:r>
       <w:r>
         <w:rPr>
-          <w:lang w:val="ar_AE" w:bidi="ar_AE"/>
-        </w:rPr>
-      </w:r>
-    </w:p>
-    <w:p>
-      <w:pPr>
-        <w:bidi/>
-      </w:pPr>
-      <w:r>
-        <w:rPr>
-          <w:lang w:val="ar_AE" w:bidi="ar_AE"/>
-        </w:rPr>
-      </w:r>
-      <w:r>
-        <w:rPr>
+          <w:rtl/>
+          <w:cs/>
+          <w:lang w:val="ar_AE" w:bidi="ar_AE"/>
+        </w:rPr>
+      </w:r>
+    </w:p>
+    <w:p>
+      <w:pPr>
+        <w:bidi/>
+      </w:pPr>
+      <w:r>
+        <w:rPr>
+          <w:rtl/>
+          <w:cs/>
+          <w:lang w:val="ar_AE" w:bidi="ar_AE"/>
+        </w:rPr>
+      </w:r>
+      <w:r>
+        <w:rPr>
+          <w:rtl/>
+          <w:cs/>
           <w:lang w:val="ar_AE" w:bidi="ar_AE"/>
         </w:rPr>
         <w:t xml:space="preserve">يقلبون بيوتًا بجملتها: وقد حدث ذلك أيضًا في أفسس (انظر </w:t>
@@ -1832,6 +2274,8 @@
       <w:hyperlink r:id="rId53">
         <w:r>
           <w:rPr>
+            <w:rtl/>
+            <w:cs/>
             <w:lang w:val="ar_AE" w:bidi="ar_AE"/>
           </w:rPr>
           <w:rPr>
@@ -1843,6 +2287,8 @@
       </w:hyperlink>
       <w:r>
         <w:rPr>
+          <w:rtl/>
+          <w:cs/>
           <w:lang w:val="ar_AE" w:bidi="ar_AE"/>
         </w:rPr>
         <w:t xml:space="preserve">; </w:t>
@@ -1850,6 +2296,8 @@
       <w:hyperlink r:id="rId54">
         <w:r>
           <w:rPr>
+            <w:rtl/>
+            <w:cs/>
             <w:lang w:val="ar_AE" w:bidi="ar_AE"/>
           </w:rPr>
           <w:rPr>
@@ -1861,6 +2309,8 @@
       </w:hyperlink>
       <w:r>
         <w:rPr>
+          <w:rtl/>
+          <w:cs/>
           <w:lang w:val="ar_AE" w:bidi="ar_AE"/>
         </w:rPr>
         <w:t xml:space="preserve">; </w:t>
@@ -1868,6 +2318,8 @@
       <w:hyperlink r:id="rId55">
         <w:r>
           <w:rPr>
+            <w:rtl/>
+            <w:cs/>
             <w:lang w:val="ar_AE" w:bidi="ar_AE"/>
           </w:rPr>
           <w:rPr>
@@ -1879,6 +2331,8 @@
       </w:hyperlink>
       <w:r>
         <w:rPr>
+          <w:rtl/>
+          <w:cs/>
           <w:lang w:val="ar_AE" w:bidi="ar_AE"/>
         </w:rPr>
         <w:t>). • من أجل الربح القبيح: يجب ألا يكون لدى الشيوخ هذه الصفة (</w:t>
@@ -1886,6 +2340,8 @@
       <w:hyperlink r:id="rId56">
         <w:r>
           <w:rPr>
+            <w:rtl/>
+            <w:cs/>
             <w:lang w:val="ar_AE" w:bidi="ar_AE"/>
           </w:rPr>
           <w:rPr>
@@ -1897,6 +2353,8 @@
       </w:hyperlink>
       <w:r>
         <w:rPr>
+          <w:rtl/>
+          <w:cs/>
           <w:lang w:val="ar_AE" w:bidi="ar_AE"/>
         </w:rPr>
         <w:t xml:space="preserve">; انظر أيضًا </w:t>
@@ -1904,6 +2362,8 @@
       <w:hyperlink r:id="rId57">
         <w:r>
           <w:rPr>
+            <w:rtl/>
+            <w:cs/>
             <w:lang w:val="ar_AE" w:bidi="ar_AE"/>
           </w:rPr>
           <w:rPr>
@@ -1915,6 +2375,8 @@
       </w:hyperlink>
       <w:r>
         <w:rPr>
+          <w:rtl/>
+          <w:cs/>
           <w:lang w:val="ar_AE" w:bidi="ar_AE"/>
         </w:rPr>
         <w:t xml:space="preserve">; </w:t>
@@ -1922,6 +2384,8 @@
       <w:hyperlink r:id="rId58">
         <w:r>
           <w:rPr>
+            <w:rtl/>
+            <w:cs/>
             <w:lang w:val="ar_AE" w:bidi="ar_AE"/>
           </w:rPr>
           <w:rPr>
@@ -1933,6 +2397,8 @@
       </w:hyperlink>
       <w:r>
         <w:rPr>
+          <w:rtl/>
+          <w:cs/>
           <w:lang w:val="ar_AE" w:bidi="ar_AE"/>
         </w:rPr>
         <w:t xml:space="preserve">; </w:t>
@@ -1940,6 +2406,8 @@
       <w:hyperlink r:id="rId59">
         <w:r>
           <w:rPr>
+            <w:rtl/>
+            <w:cs/>
             <w:lang w:val="ar_AE" w:bidi="ar_AE"/>
           </w:rPr>
           <w:rPr>
@@ -1951,27 +2419,35 @@
       </w:hyperlink>
       <w:r>
         <w:rPr>
+          <w:rtl/>
+          <w:cs/>
           <w:lang w:val="ar_AE" w:bidi="ar_AE"/>
         </w:rPr>
         <w:t>).</w:t>
       </w:r>
       <w:r>
         <w:rPr>
-          <w:lang w:val="ar_AE" w:bidi="ar_AE"/>
-        </w:rPr>
-      </w:r>
-      <w:r>
-        <w:rPr>
-          <w:lang w:val="ar_AE" w:bidi="ar_AE"/>
-        </w:rPr>
-      </w:r>
-    </w:p>
-    <w:p>
-      <w:pPr>
-        <w:bidi/>
-      </w:pPr>
-      <w:r>
-        <w:rPr>
+          <w:rtl/>
+          <w:cs/>
+          <w:lang w:val="ar_AE" w:bidi="ar_AE"/>
+        </w:rPr>
+      </w:r>
+      <w:r>
+        <w:rPr>
+          <w:rtl/>
+          <w:cs/>
+          <w:lang w:val="ar_AE" w:bidi="ar_AE"/>
+        </w:rPr>
+      </w:r>
+    </w:p>
+    <w:p>
+      <w:pPr>
+        <w:bidi/>
+      </w:pPr>
+      <w:r>
+        <w:rPr>
+          <w:rtl/>
+          <w:cs/>
           <w:lang w:val="ar_AE" w:bidi="ar_AE"/>
         </w:rPr>
       </w:r>
@@ -1983,27 +2459,35 @@
       </w:pPr>
       <w:r>
         <w:rPr>
+          <w:rtl/>
+          <w:cs/>
           <w:lang w:val="ar_AE" w:bidi="ar_AE"/>
         </w:rPr>
         <w:t>تيطس 12:1</w:t>
       </w:r>
       <w:r>
         <w:rPr>
-          <w:lang w:val="ar_AE" w:bidi="ar_AE"/>
-        </w:rPr>
-      </w:r>
-    </w:p>
-    <w:p>
-      <w:pPr>
-        <w:bidi/>
-      </w:pPr>
-      <w:r>
-        <w:rPr>
-          <w:lang w:val="ar_AE" w:bidi="ar_AE"/>
-        </w:rPr>
-      </w:r>
-      <w:r>
-        <w:rPr>
+          <w:rtl/>
+          <w:cs/>
+          <w:lang w:val="ar_AE" w:bidi="ar_AE"/>
+        </w:rPr>
+      </w:r>
+    </w:p>
+    <w:p>
+      <w:pPr>
+        <w:bidi/>
+      </w:pPr>
+      <w:r>
+        <w:rPr>
+          <w:rtl/>
+          <w:cs/>
+          <w:lang w:val="ar_AE" w:bidi="ar_AE"/>
+        </w:rPr>
+      </w:r>
+      <w:r>
+        <w:rPr>
+          <w:rtl/>
+          <w:cs/>
           <w:lang w:val="ar_AE" w:bidi="ar_AE"/>
         </w:rPr>
         <w:t>قال واحد منهم، وهو نبي لهم من كريت،: إن هذا الاقتباس مأخوذ من إبيمينيديس من كنوسوس، وهو فيلسوف عاش في كريت حوالي القرن الخامس قبل الميلاد. • دائمًا كذابون: لقد كان هذا الاتهام موجهًا بشكل خاص إلى ادّعاء الكريتيين بوجود قبر زيوس على الجزيرة. وبحسب الأسطورة الكريتية، فإن الإله زيوس كان يومًا ما إنسانًا عاديًا، عاش ومات في كريت (وكان يُقال أن قبره هناك) ولكنه أصبح إلهًا من خلال رعايته (أي، تقديم العطايا وعمل الخير) للبشر. ولقد عارض بعض المعلمين اليونانيين هذه الأسطورة ووصفوها بأنها كذبة. ويذكر اقتباس وُجد فى الإسكندرية في القرن الثاني قبل الميلاد: "الكريتيون دائمًا كذابون. فقد أقام لك الكريتيون، أيها الرب، قبرًا؛ لكنك لا تموت، لأنك موجود للأبد." وقد كان لأحد أنبياء كريت (إبيمينيديس) نفس هذا التقييم، ويستشهد بولس هنا بصوت ضميره ويؤكده (</w:t>
@@ -2011,6 +2495,8 @@
       <w:hyperlink r:id="rId46">
         <w:r>
           <w:rPr>
+            <w:rtl/>
+            <w:cs/>
             <w:lang w:val="ar_AE" w:bidi="ar_AE"/>
           </w:rPr>
           <w:rPr>
@@ -2022,6 +2508,8 @@
       </w:hyperlink>
       <w:r>
         <w:rPr>
+          <w:rtl/>
+          <w:cs/>
           <w:lang w:val="ar_AE" w:bidi="ar_AE"/>
         </w:rPr>
         <w:t xml:space="preserve">; انظر </w:t>
@@ -2029,6 +2517,8 @@
       <w:hyperlink r:id="rId60">
         <w:r>
           <w:rPr>
+            <w:rtl/>
+            <w:cs/>
             <w:lang w:val="ar_AE" w:bidi="ar_AE"/>
           </w:rPr>
           <w:rPr>
@@ -2040,6 +2530,8 @@
       </w:hyperlink>
       <w:r>
         <w:rPr>
+          <w:rtl/>
+          <w:cs/>
           <w:lang w:val="ar_AE" w:bidi="ar_AE"/>
         </w:rPr>
         <w:t>)، لأن الله المنزه عن الكذب (</w:t>
@@ -2047,6 +2539,8 @@
       <w:hyperlink r:id="rId61">
         <w:r>
           <w:rPr>
+            <w:rtl/>
+            <w:cs/>
             <w:lang w:val="ar_AE" w:bidi="ar_AE"/>
           </w:rPr>
           <w:rPr>
@@ -2058,6 +2552,8 @@
       </w:hyperlink>
       <w:r>
         <w:rPr>
+          <w:rtl/>
+          <w:cs/>
           <w:lang w:val="ar_AE" w:bidi="ar_AE"/>
         </w:rPr>
         <w:t>) يقف ضد الأكاذيب مثل هذه الخرافات. • كاذبون … وحوش … بطون بطالة: كان يُعتقد أن الفساد الأخلاقي للكريتيين هو نتيجة اعتقادهم بشأن زيوس؛ فإن الأكاذيب الدينية هي التي أدت إلى الفساد الأخلاقي. ويواجه بولس لاحقًا هذه الرذائل بتقديم حياة الفضيلة المقابلة (</w:t>
@@ -2065,6 +2561,8 @@
       <w:hyperlink r:id="rId62">
         <w:r>
           <w:rPr>
+            <w:rtl/>
+            <w:cs/>
             <w:lang w:val="ar_AE" w:bidi="ar_AE"/>
           </w:rPr>
           <w:rPr>
@@ -2076,6 +2574,8 @@
       </w:hyperlink>
       <w:r>
         <w:rPr>
+          <w:rtl/>
+          <w:cs/>
           <w:lang w:val="ar_AE" w:bidi="ar_AE"/>
         </w:rPr>
         <w:t>). فهو يدعو الكريتيين إلى السعي لعيش المثل الأخلاقية التي يُمجّدها المجتمع البشري عمومًا ولكنها كانت غائبة في كريت، كما ذكر نبيهم الخاص. وهم لن يصلوا إلى هذه المثل وحياة الفضيلة إلا من خلال إنجيل يسوع المسيح (</w:t>
@@ -2083,6 +2583,8 @@
       <w:hyperlink r:id="rId13">
         <w:r>
           <w:rPr>
+            <w:rtl/>
+            <w:cs/>
             <w:lang w:val="ar_AE" w:bidi="ar_AE"/>
           </w:rPr>
           <w:rPr>
@@ -2094,6 +2596,8 @@
       </w:hyperlink>
       <w:r>
         <w:rPr>
+          <w:rtl/>
+          <w:cs/>
           <w:lang w:val="ar_AE" w:bidi="ar_AE"/>
         </w:rPr>
         <w:t xml:space="preserve">). • بطون بطالة: لقد كان الكريتيون معروفين بأنهم يفعلون أي شيء من أجل القليل من المال. فكانوا مشهورين كمرتزقة وبأنهم مستهلكون لا يشبعون. كما كانوا معروفين بأنهم لم يروا أي عيب في الطمع (انظر </w:t>
@@ -2101,6 +2605,8 @@
       <w:hyperlink r:id="rId63">
         <w:r>
           <w:rPr>
+            <w:rtl/>
+            <w:cs/>
             <w:lang w:val="ar_AE" w:bidi="ar_AE"/>
           </w:rPr>
           <w:rPr>
@@ -2112,27 +2618,35 @@
       </w:hyperlink>
       <w:r>
         <w:rPr>
+          <w:rtl/>
+          <w:cs/>
           <w:lang w:val="ar_AE" w:bidi="ar_AE"/>
         </w:rPr>
         <w:t>). • بولس هنا يطبق هذا الاقتباس بشكل أكثر تحديدًا على المعلمين الكذبة الحاليين وليس على ثقافة الكريتيين بشكل عام؛ فالمعلمون الكذبة قد استمروا في هذا النهج لأهل كريت من حياة الفساد الناتجة عن الأكاذيب.</w:t>
       </w:r>
       <w:r>
         <w:rPr>
-          <w:lang w:val="ar_AE" w:bidi="ar_AE"/>
-        </w:rPr>
-      </w:r>
-      <w:r>
-        <w:rPr>
-          <w:lang w:val="ar_AE" w:bidi="ar_AE"/>
-        </w:rPr>
-      </w:r>
-    </w:p>
-    <w:p>
-      <w:pPr>
-        <w:bidi/>
-      </w:pPr>
-      <w:r>
-        <w:rPr>
+          <w:rtl/>
+          <w:cs/>
+          <w:lang w:val="ar_AE" w:bidi="ar_AE"/>
+        </w:rPr>
+      </w:r>
+      <w:r>
+        <w:rPr>
+          <w:rtl/>
+          <w:cs/>
+          <w:lang w:val="ar_AE" w:bidi="ar_AE"/>
+        </w:rPr>
+      </w:r>
+    </w:p>
+    <w:p>
+      <w:pPr>
+        <w:bidi/>
+      </w:pPr>
+      <w:r>
+        <w:rPr>
+          <w:rtl/>
+          <w:cs/>
           <w:lang w:val="ar_AE" w:bidi="ar_AE"/>
         </w:rPr>
       </w:r>
@@ -2144,39 +2658,51 @@
       </w:pPr>
       <w:r>
         <w:rPr>
+          <w:rtl/>
+          <w:cs/>
           <w:lang w:val="ar_AE" w:bidi="ar_AE"/>
         </w:rPr>
         <w:t>تيطس 13:1</w:t>
       </w:r>
       <w:r>
         <w:rPr>
-          <w:lang w:val="ar_AE" w:bidi="ar_AE"/>
-        </w:rPr>
-      </w:r>
-    </w:p>
-    <w:p>
-      <w:pPr>
-        <w:bidi/>
-      </w:pPr>
-      <w:r>
-        <w:rPr>
-          <w:lang w:val="ar_AE" w:bidi="ar_AE"/>
-        </w:rPr>
-      </w:r>
-      <w:r>
-        <w:rPr>
+          <w:rtl/>
+          <w:cs/>
+          <w:lang w:val="ar_AE" w:bidi="ar_AE"/>
+        </w:rPr>
+      </w:r>
+    </w:p>
+    <w:p>
+      <w:pPr>
+        <w:bidi/>
+      </w:pPr>
+      <w:r>
+        <w:rPr>
+          <w:rtl/>
+          <w:cs/>
+          <w:lang w:val="ar_AE" w:bidi="ar_AE"/>
+        </w:rPr>
+      </w:r>
+      <w:r>
+        <w:rPr>
+          <w:rtl/>
+          <w:cs/>
           <w:lang w:val="ar_AE" w:bidi="ar_AE"/>
         </w:rPr>
         <w:t xml:space="preserve">هذه الشهادة صادقة: انظر </w:t>
       </w:r>
       <w:r>
         <w:rPr>
+          <w:rtl/>
+          <w:cs/>
           <w:lang w:val="ar_AE" w:bidi="ar_AE"/>
         </w:rPr>
         <w:t>مذكرة الدراسة عن 12:1</w:t>
       </w:r>
       <w:r>
         <w:rPr>
+          <w:rtl/>
+          <w:cs/>
           <w:lang w:val="ar_AE" w:bidi="ar_AE"/>
         </w:rPr>
         <w:t xml:space="preserve">. • أن تكون صحيحًا في الإيمان معناه هنا أن ترفض التعاليم الزائفة (انظر </w:t>
@@ -2184,6 +2710,8 @@
       <w:hyperlink r:id="rId64">
         <w:r>
           <w:rPr>
+            <w:rtl/>
+            <w:cs/>
             <w:lang w:val="ar_AE" w:bidi="ar_AE"/>
           </w:rPr>
           <w:rPr>
@@ -2195,27 +2723,35 @@
       </w:hyperlink>
       <w:r>
         <w:rPr>
+          <w:rtl/>
+          <w:cs/>
           <w:lang w:val="ar_AE" w:bidi="ar_AE"/>
         </w:rPr>
         <w:t>).</w:t>
       </w:r>
       <w:r>
         <w:rPr>
-          <w:lang w:val="ar_AE" w:bidi="ar_AE"/>
-        </w:rPr>
-      </w:r>
-      <w:r>
-        <w:rPr>
-          <w:lang w:val="ar_AE" w:bidi="ar_AE"/>
-        </w:rPr>
-      </w:r>
-    </w:p>
-    <w:p>
-      <w:pPr>
-        <w:bidi/>
-      </w:pPr>
-      <w:r>
-        <w:rPr>
+          <w:rtl/>
+          <w:cs/>
+          <w:lang w:val="ar_AE" w:bidi="ar_AE"/>
+        </w:rPr>
+      </w:r>
+      <w:r>
+        <w:rPr>
+          <w:rtl/>
+          <w:cs/>
+          <w:lang w:val="ar_AE" w:bidi="ar_AE"/>
+        </w:rPr>
+      </w:r>
+    </w:p>
+    <w:p>
+      <w:pPr>
+        <w:bidi/>
+      </w:pPr>
+      <w:r>
+        <w:rPr>
+          <w:rtl/>
+          <w:cs/>
           <w:lang w:val="ar_AE" w:bidi="ar_AE"/>
         </w:rPr>
       </w:r>
@@ -2227,27 +2763,35 @@
       </w:pPr>
       <w:r>
         <w:rPr>
+          <w:rtl/>
+          <w:cs/>
           <w:lang w:val="ar_AE" w:bidi="ar_AE"/>
         </w:rPr>
         <w:t>تيطس 14:1</w:t>
       </w:r>
       <w:r>
         <w:rPr>
-          <w:lang w:val="ar_AE" w:bidi="ar_AE"/>
-        </w:rPr>
-      </w:r>
-    </w:p>
-    <w:p>
-      <w:pPr>
-        <w:bidi/>
-      </w:pPr>
-      <w:r>
-        <w:rPr>
-          <w:lang w:val="ar_AE" w:bidi="ar_AE"/>
-        </w:rPr>
-      </w:r>
-      <w:r>
-        <w:rPr>
+          <w:rtl/>
+          <w:cs/>
+          <w:lang w:val="ar_AE" w:bidi="ar_AE"/>
+        </w:rPr>
+      </w:r>
+    </w:p>
+    <w:p>
+      <w:pPr>
+        <w:bidi/>
+      </w:pPr>
+      <w:r>
+        <w:rPr>
+          <w:rtl/>
+          <w:cs/>
+          <w:lang w:val="ar_AE" w:bidi="ar_AE"/>
+        </w:rPr>
+      </w:r>
+      <w:r>
+        <w:rPr>
+          <w:rtl/>
+          <w:cs/>
           <w:lang w:val="ar_AE" w:bidi="ar_AE"/>
         </w:rPr>
         <w:t xml:space="preserve">خرافات يهودية: انظر </w:t>
@@ -2255,6 +2799,8 @@
       <w:hyperlink r:id="rId51">
         <w:r>
           <w:rPr>
+            <w:rtl/>
+            <w:cs/>
             <w:lang w:val="ar_AE" w:bidi="ar_AE"/>
           </w:rPr>
           <w:rPr>
@@ -2266,6 +2812,8 @@
       </w:hyperlink>
       <w:r>
         <w:rPr>
+          <w:rtl/>
+          <w:cs/>
           <w:lang w:val="ar_AE" w:bidi="ar_AE"/>
         </w:rPr>
         <w:t xml:space="preserve">; </w:t>
@@ -2273,6 +2821,8 @@
       <w:hyperlink r:id="rId38">
         <w:r>
           <w:rPr>
+            <w:rtl/>
+            <w:cs/>
             <w:lang w:val="ar_AE" w:bidi="ar_AE"/>
           </w:rPr>
           <w:rPr>
@@ -2284,6 +2834,8 @@
       </w:hyperlink>
       <w:r>
         <w:rPr>
+          <w:rtl/>
+          <w:cs/>
           <w:lang w:val="ar_AE" w:bidi="ar_AE"/>
         </w:rPr>
         <w:t xml:space="preserve">; </w:t>
@@ -2291,6 +2843,8 @@
       <w:hyperlink r:id="rId65">
         <w:r>
           <w:rPr>
+            <w:rtl/>
+            <w:cs/>
             <w:lang w:val="ar_AE" w:bidi="ar_AE"/>
           </w:rPr>
           <w:rPr>
@@ -2302,6 +2856,8 @@
       </w:hyperlink>
       <w:r>
         <w:rPr>
+          <w:rtl/>
+          <w:cs/>
           <w:lang w:val="ar_AE" w:bidi="ar_AE"/>
         </w:rPr>
         <w:t xml:space="preserve">; </w:t>
@@ -2309,6 +2865,8 @@
       <w:hyperlink r:id="rId66">
         <w:r>
           <w:rPr>
+            <w:rtl/>
+            <w:cs/>
             <w:lang w:val="ar_AE" w:bidi="ar_AE"/>
           </w:rPr>
           <w:rPr>
@@ -2320,6 +2878,8 @@
       </w:hyperlink>
       <w:r>
         <w:rPr>
+          <w:rtl/>
+          <w:cs/>
           <w:lang w:val="ar_AE" w:bidi="ar_AE"/>
         </w:rPr>
         <w:t xml:space="preserve">. • مرتدين عن الحق: لقد كان هذا إرتدادًا كاملًا، وليس مجرد حالة عدم إيمان. انظر </w:t>
@@ -2327,6 +2887,8 @@
       <w:hyperlink r:id="rId67">
         <w:r>
           <w:rPr>
+            <w:rtl/>
+            <w:cs/>
             <w:lang w:val="ar_AE" w:bidi="ar_AE"/>
           </w:rPr>
           <w:rPr>
@@ -2338,27 +2900,35 @@
       </w:hyperlink>
       <w:r>
         <w:rPr>
+          <w:rtl/>
+          <w:cs/>
           <w:lang w:val="ar_AE" w:bidi="ar_AE"/>
         </w:rPr>
         <w:t>.</w:t>
       </w:r>
       <w:r>
         <w:rPr>
-          <w:lang w:val="ar_AE" w:bidi="ar_AE"/>
-        </w:rPr>
-      </w:r>
-      <w:r>
-        <w:rPr>
-          <w:lang w:val="ar_AE" w:bidi="ar_AE"/>
-        </w:rPr>
-      </w:r>
-    </w:p>
-    <w:p>
-      <w:pPr>
-        <w:bidi/>
-      </w:pPr>
-      <w:r>
-        <w:rPr>
+          <w:rtl/>
+          <w:cs/>
+          <w:lang w:val="ar_AE" w:bidi="ar_AE"/>
+        </w:rPr>
+      </w:r>
+      <w:r>
+        <w:rPr>
+          <w:rtl/>
+          <w:cs/>
+          <w:lang w:val="ar_AE" w:bidi="ar_AE"/>
+        </w:rPr>
+      </w:r>
+    </w:p>
+    <w:p>
+      <w:pPr>
+        <w:bidi/>
+      </w:pPr>
+      <w:r>
+        <w:rPr>
+          <w:rtl/>
+          <w:cs/>
           <w:lang w:val="ar_AE" w:bidi="ar_AE"/>
         </w:rPr>
       </w:r>
@@ -2370,27 +2940,35 @@
       </w:pPr>
       <w:r>
         <w:rPr>
+          <w:rtl/>
+          <w:cs/>
           <w:lang w:val="ar_AE" w:bidi="ar_AE"/>
         </w:rPr>
         <w:t>تيطس 15:1</w:t>
       </w:r>
       <w:r>
         <w:rPr>
-          <w:lang w:val="ar_AE" w:bidi="ar_AE"/>
-        </w:rPr>
-      </w:r>
-    </w:p>
-    <w:p>
-      <w:pPr>
-        <w:bidi/>
-      </w:pPr>
-      <w:r>
-        <w:rPr>
-          <w:lang w:val="ar_AE" w:bidi="ar_AE"/>
-        </w:rPr>
-      </w:r>
-      <w:r>
-        <w:rPr>
+          <w:rtl/>
+          <w:cs/>
+          <w:lang w:val="ar_AE" w:bidi="ar_AE"/>
+        </w:rPr>
+      </w:r>
+    </w:p>
+    <w:p>
+      <w:pPr>
+        <w:bidi/>
+      </w:pPr>
+      <w:r>
+        <w:rPr>
+          <w:rtl/>
+          <w:cs/>
+          <w:lang w:val="ar_AE" w:bidi="ar_AE"/>
+        </w:rPr>
+      </w:r>
+      <w:r>
+        <w:rPr>
+          <w:rtl/>
+          <w:cs/>
           <w:lang w:val="ar_AE" w:bidi="ar_AE"/>
         </w:rPr>
         <w:t xml:space="preserve">قارن مع </w:t>
@@ -2398,6 +2976,8 @@
       <w:hyperlink r:id="rId68">
         <w:r>
           <w:rPr>
+            <w:rtl/>
+            <w:cs/>
             <w:lang w:val="ar_AE" w:bidi="ar_AE"/>
           </w:rPr>
           <w:rPr>
@@ -2409,27 +2989,35 @@
       </w:hyperlink>
       <w:r>
         <w:rPr>
+          <w:rtl/>
+          <w:cs/>
           <w:lang w:val="ar_AE" w:bidi="ar_AE"/>
         </w:rPr>
         <w:t>.</w:t>
       </w:r>
       <w:r>
         <w:rPr>
-          <w:lang w:val="ar_AE" w:bidi="ar_AE"/>
-        </w:rPr>
-      </w:r>
-      <w:r>
-        <w:rPr>
-          <w:lang w:val="ar_AE" w:bidi="ar_AE"/>
-        </w:rPr>
-      </w:r>
-    </w:p>
-    <w:p>
-      <w:pPr>
-        <w:bidi/>
-      </w:pPr>
-      <w:r>
-        <w:rPr>
+          <w:rtl/>
+          <w:cs/>
+          <w:lang w:val="ar_AE" w:bidi="ar_AE"/>
+        </w:rPr>
+      </w:r>
+      <w:r>
+        <w:rPr>
+          <w:rtl/>
+          <w:cs/>
+          <w:lang w:val="ar_AE" w:bidi="ar_AE"/>
+        </w:rPr>
+      </w:r>
+    </w:p>
+    <w:p>
+      <w:pPr>
+        <w:bidi/>
+      </w:pPr>
+      <w:r>
+        <w:rPr>
+          <w:rtl/>
+          <w:cs/>
           <w:lang w:val="ar_AE" w:bidi="ar_AE"/>
         </w:rPr>
       </w:r>
@@ -2441,27 +3029,35 @@
       </w:pPr>
       <w:r>
         <w:rPr>
+          <w:rtl/>
+          <w:cs/>
           <w:lang w:val="ar_AE" w:bidi="ar_AE"/>
         </w:rPr>
         <w:t>تيطس 15:1–16</w:t>
       </w:r>
       <w:r>
         <w:rPr>
-          <w:lang w:val="ar_AE" w:bidi="ar_AE"/>
-        </w:rPr>
-      </w:r>
-    </w:p>
-    <w:p>
-      <w:pPr>
-        <w:bidi/>
-      </w:pPr>
-      <w:r>
-        <w:rPr>
-          <w:lang w:val="ar_AE" w:bidi="ar_AE"/>
-        </w:rPr>
-      </w:r>
-      <w:r>
-        <w:rPr>
+          <w:rtl/>
+          <w:cs/>
+          <w:lang w:val="ar_AE" w:bidi="ar_AE"/>
+        </w:rPr>
+      </w:r>
+    </w:p>
+    <w:p>
+      <w:pPr>
+        <w:bidi/>
+      </w:pPr>
+      <w:r>
+        <w:rPr>
+          <w:rtl/>
+          <w:cs/>
+          <w:lang w:val="ar_AE" w:bidi="ar_AE"/>
+        </w:rPr>
+      </w:r>
+      <w:r>
+        <w:rPr>
+          <w:rtl/>
+          <w:cs/>
           <w:lang w:val="ar_AE" w:bidi="ar_AE"/>
         </w:rPr>
         <w:t xml:space="preserve">إن هاتين الآيتين هما عبارة عن وصف أو شرح يخص الأشخاص المذكورين في </w:t>
@@ -2469,6 +3065,8 @@
       <w:hyperlink r:id="rId69">
         <w:r>
           <w:rPr>
+            <w:rtl/>
+            <w:cs/>
             <w:lang w:val="ar_AE" w:bidi="ar_AE"/>
           </w:rPr>
           <w:rPr>
@@ -2480,6 +3078,8 @@
       </w:hyperlink>
       <w:r>
         <w:rPr>
+          <w:rtl/>
+          <w:cs/>
           <w:lang w:val="ar_AE" w:bidi="ar_AE"/>
         </w:rPr>
         <w:t>والأعمال التي تخصهم، ثم ينتقل إلى مناقشة التعليم الصحيح (</w:t>
@@ -2487,6 +3087,8 @@
       <w:hyperlink r:id="rId43">
         <w:r>
           <w:rPr>
+            <w:rtl/>
+            <w:cs/>
             <w:lang w:val="ar_AE" w:bidi="ar_AE"/>
           </w:rPr>
           <w:rPr>
@@ -2498,27 +3100,35 @@
       </w:hyperlink>
       <w:r>
         <w:rPr>
+          <w:rtl/>
+          <w:cs/>
           <w:lang w:val="ar_AE" w:bidi="ar_AE"/>
         </w:rPr>
         <w:t>).</w:t>
       </w:r>
       <w:r>
         <w:rPr>
-          <w:lang w:val="ar_AE" w:bidi="ar_AE"/>
-        </w:rPr>
-      </w:r>
-      <w:r>
-        <w:rPr>
-          <w:lang w:val="ar_AE" w:bidi="ar_AE"/>
-        </w:rPr>
-      </w:r>
-    </w:p>
-    <w:p>
-      <w:pPr>
-        <w:bidi/>
-      </w:pPr>
-      <w:r>
-        <w:rPr>
+          <w:rtl/>
+          <w:cs/>
+          <w:lang w:val="ar_AE" w:bidi="ar_AE"/>
+        </w:rPr>
+      </w:r>
+      <w:r>
+        <w:rPr>
+          <w:rtl/>
+          <w:cs/>
+          <w:lang w:val="ar_AE" w:bidi="ar_AE"/>
+        </w:rPr>
+      </w:r>
+    </w:p>
+    <w:p>
+      <w:pPr>
+        <w:bidi/>
+      </w:pPr>
+      <w:r>
+        <w:rPr>
+          <w:rtl/>
+          <w:cs/>
           <w:lang w:val="ar_AE" w:bidi="ar_AE"/>
         </w:rPr>
       </w:r>
@@ -2530,27 +3140,35 @@
       </w:pPr>
       <w:r>
         <w:rPr>
+          <w:rtl/>
+          <w:cs/>
           <w:lang w:val="ar_AE" w:bidi="ar_AE"/>
         </w:rPr>
         <w:t>تيطس 16:1</w:t>
       </w:r>
       <w:r>
         <w:rPr>
-          <w:lang w:val="ar_AE" w:bidi="ar_AE"/>
-        </w:rPr>
-      </w:r>
-    </w:p>
-    <w:p>
-      <w:pPr>
-        <w:bidi/>
-      </w:pPr>
-      <w:r>
-        <w:rPr>
-          <w:lang w:val="ar_AE" w:bidi="ar_AE"/>
-        </w:rPr>
-      </w:r>
-      <w:r>
-        <w:rPr>
+          <w:rtl/>
+          <w:cs/>
+          <w:lang w:val="ar_AE" w:bidi="ar_AE"/>
+        </w:rPr>
+      </w:r>
+    </w:p>
+    <w:p>
+      <w:pPr>
+        <w:bidi/>
+      </w:pPr>
+      <w:r>
+        <w:rPr>
+          <w:rtl/>
+          <w:cs/>
+          <w:lang w:val="ar_AE" w:bidi="ar_AE"/>
+        </w:rPr>
+      </w:r>
+      <w:r>
+        <w:rPr>
+          <w:rtl/>
+          <w:cs/>
           <w:lang w:val="ar_AE" w:bidi="ar_AE"/>
         </w:rPr>
         <w:t xml:space="preserve">إن التعليم الصحيح وحياة التقوى دائمًا مرتبطان معًا في الرسائل إلى تيموثاوس وتيطس (انظر </w:t>
@@ -2558,6 +3176,8 @@
       <w:hyperlink r:id="rId70">
         <w:r>
           <w:rPr>
+            <w:rtl/>
+            <w:cs/>
             <w:lang w:val="ar_AE" w:bidi="ar_AE"/>
           </w:rPr>
           <w:rPr>
@@ -2569,6 +3189,8 @@
       </w:hyperlink>
       <w:r>
         <w:rPr>
+          <w:rtl/>
+          <w:cs/>
           <w:lang w:val="ar_AE" w:bidi="ar_AE"/>
         </w:rPr>
         <w:t xml:space="preserve">; </w:t>
@@ -2576,6 +3198,8 @@
       <w:hyperlink r:id="rId71">
         <w:r>
           <w:rPr>
+            <w:rtl/>
+            <w:cs/>
             <w:lang w:val="ar_AE" w:bidi="ar_AE"/>
           </w:rPr>
           <w:rPr>
@@ -2587,6 +3211,8 @@
       </w:hyperlink>
       <w:r>
         <w:rPr>
+          <w:rtl/>
+          <w:cs/>
           <w:lang w:val="ar_AE" w:bidi="ar_AE"/>
         </w:rPr>
         <w:t xml:space="preserve">; </w:t>
@@ -2594,6 +3220,8 @@
       <w:hyperlink r:id="rId72">
         <w:r>
           <w:rPr>
+            <w:rtl/>
+            <w:cs/>
             <w:lang w:val="ar_AE" w:bidi="ar_AE"/>
           </w:rPr>
           <w:rPr>
@@ -2605,6 +3233,8 @@
       </w:hyperlink>
       <w:r>
         <w:rPr>
+          <w:rtl/>
+          <w:cs/>
           <w:lang w:val="ar_AE" w:bidi="ar_AE"/>
         </w:rPr>
         <w:t xml:space="preserve">; </w:t>
@@ -2612,6 +3242,8 @@
       <w:hyperlink r:id="rId73">
         <w:r>
           <w:rPr>
+            <w:rtl/>
+            <w:cs/>
             <w:lang w:val="ar_AE" w:bidi="ar_AE"/>
           </w:rPr>
           <w:rPr>
@@ -2623,6 +3255,8 @@
       </w:hyperlink>
       <w:r>
         <w:rPr>
+          <w:rtl/>
+          <w:cs/>
           <w:lang w:val="ar_AE" w:bidi="ar_AE"/>
         </w:rPr>
         <w:t xml:space="preserve">, </w:t>
@@ -2630,6 +3264,8 @@
       <w:hyperlink r:id="rId74">
         <w:r>
           <w:rPr>
+            <w:rtl/>
+            <w:cs/>
             <w:lang w:val="ar_AE" w:bidi="ar_AE"/>
           </w:rPr>
           <w:rPr>
@@ -2641,6 +3277,8 @@
       </w:hyperlink>
       <w:r>
         <w:rPr>
+          <w:rtl/>
+          <w:cs/>
           <w:lang w:val="ar_AE" w:bidi="ar_AE"/>
         </w:rPr>
         <w:t xml:space="preserve">). وبنفس الطريقة، فإن نوعية الحياة الفاسدة التي يعيشون بها مرتبطة بالتعليم الزائف. • لكل عمل صالح: إن هذا عكس الأشخاص المذكورين فى </w:t>
@@ -2648,6 +3286,8 @@
       <w:hyperlink r:id="rId75">
         <w:r>
           <w:rPr>
+            <w:rtl/>
+            <w:cs/>
             <w:lang w:val="ar_AE" w:bidi="ar_AE"/>
           </w:rPr>
           <w:rPr>
@@ -2659,27 +3299,35 @@
       </w:hyperlink>
       <w:r>
         <w:rPr>
+          <w:rtl/>
+          <w:cs/>
           <w:lang w:val="ar_AE" w:bidi="ar_AE"/>
         </w:rPr>
         <w:t>.</w:t>
       </w:r>
       <w:r>
         <w:rPr>
-          <w:lang w:val="ar_AE" w:bidi="ar_AE"/>
-        </w:rPr>
-      </w:r>
-      <w:r>
-        <w:rPr>
-          <w:lang w:val="ar_AE" w:bidi="ar_AE"/>
-        </w:rPr>
-      </w:r>
-    </w:p>
-    <w:p>
-      <w:pPr>
-        <w:bidi/>
-      </w:pPr>
-      <w:r>
-        <w:rPr>
+          <w:rtl/>
+          <w:cs/>
+          <w:lang w:val="ar_AE" w:bidi="ar_AE"/>
+        </w:rPr>
+      </w:r>
+      <w:r>
+        <w:rPr>
+          <w:rtl/>
+          <w:cs/>
+          <w:lang w:val="ar_AE" w:bidi="ar_AE"/>
+        </w:rPr>
+      </w:r>
+    </w:p>
+    <w:p>
+      <w:pPr>
+        <w:bidi/>
+      </w:pPr>
+      <w:r>
+        <w:rPr>
+          <w:rtl/>
+          <w:cs/>
           <w:lang w:val="ar_AE" w:bidi="ar_AE"/>
         </w:rPr>
       </w:r>
@@ -2691,27 +3339,35 @@
       </w:pPr>
       <w:r>
         <w:rPr>
+          <w:rtl/>
+          <w:cs/>
           <w:lang w:val="ar_AE" w:bidi="ar_AE"/>
         </w:rPr>
         <w:t>تيطس 1:2–15</w:t>
       </w:r>
       <w:r>
         <w:rPr>
-          <w:lang w:val="ar_AE" w:bidi="ar_AE"/>
-        </w:rPr>
-      </w:r>
-    </w:p>
-    <w:p>
-      <w:pPr>
-        <w:bidi/>
-      </w:pPr>
-      <w:r>
-        <w:rPr>
-          <w:lang w:val="ar_AE" w:bidi="ar_AE"/>
-        </w:rPr>
-      </w:r>
-      <w:r>
-        <w:rPr>
+          <w:rtl/>
+          <w:cs/>
+          <w:lang w:val="ar_AE" w:bidi="ar_AE"/>
+        </w:rPr>
+      </w:r>
+    </w:p>
+    <w:p>
+      <w:pPr>
+        <w:bidi/>
+      </w:pPr>
+      <w:r>
+        <w:rPr>
+          <w:rtl/>
+          <w:cs/>
+          <w:lang w:val="ar_AE" w:bidi="ar_AE"/>
+        </w:rPr>
+      </w:r>
+      <w:r>
+        <w:rPr>
+          <w:rtl/>
+          <w:cs/>
           <w:lang w:val="ar_AE" w:bidi="ar_AE"/>
         </w:rPr>
         <w:t>لقد كان التعليم الصحيح ضروريًا بشكل خاص بسبب المعلمين الكذبة، الذين سببوا خرابًا في "عائلات بأكملها" (</w:t>
@@ -2719,6 +3375,8 @@
       <w:hyperlink r:id="rId36">
         <w:r>
           <w:rPr>
+            <w:rtl/>
+            <w:cs/>
             <w:lang w:val="ar_AE" w:bidi="ar_AE"/>
           </w:rPr>
           <w:rPr>
@@ -2730,6 +3388,8 @@
       </w:hyperlink>
       <w:r>
         <w:rPr>
+          <w:rtl/>
+          <w:cs/>
           <w:lang w:val="ar_AE" w:bidi="ar_AE"/>
         </w:rPr>
         <w:t xml:space="preserve">). وفي </w:t>
@@ -2737,6 +3397,8 @@
       <w:hyperlink r:id="rId76">
         <w:r>
           <w:rPr>
+            <w:rtl/>
+            <w:cs/>
             <w:lang w:val="ar_AE" w:bidi="ar_AE"/>
           </w:rPr>
           <w:rPr>
@@ -2748,6 +3410,8 @@
       </w:hyperlink>
       <w:r>
         <w:rPr>
+          <w:rtl/>
+          <w:cs/>
           <w:lang w:val="ar_AE" w:bidi="ar_AE"/>
         </w:rPr>
         <w:t>، يتناول بولس مجموعات مختلفة داخل الجماعة المسيحية، مبديًا اهتمامه فيما يخص الشهادة العامة للكنيسة (</w:t>
@@ -2755,6 +3419,8 @@
       <w:hyperlink r:id="rId77">
         <w:r>
           <w:rPr>
+            <w:rtl/>
+            <w:cs/>
             <w:lang w:val="ar_AE" w:bidi="ar_AE"/>
           </w:rPr>
           <w:rPr>
@@ -2766,6 +3432,8 @@
       </w:hyperlink>
       <w:r>
         <w:rPr>
+          <w:rtl/>
+          <w:cs/>
           <w:lang w:val="ar_AE" w:bidi="ar_AE"/>
         </w:rPr>
         <w:t xml:space="preserve">, </w:t>
@@ -2773,6 +3441,8 @@
       <w:hyperlink r:id="rId78">
         <w:r>
           <w:rPr>
+            <w:rtl/>
+            <w:cs/>
             <w:lang w:val="ar_AE" w:bidi="ar_AE"/>
           </w:rPr>
           <w:rPr>
@@ -2784,6 +3454,8 @@
       </w:hyperlink>
       <w:r>
         <w:rPr>
+          <w:rtl/>
+          <w:cs/>
           <w:lang w:val="ar_AE" w:bidi="ar_AE"/>
         </w:rPr>
         <w:t xml:space="preserve">, </w:t>
@@ -2791,6 +3463,8 @@
       <w:hyperlink r:id="rId25">
         <w:r>
           <w:rPr>
+            <w:rtl/>
+            <w:cs/>
             <w:lang w:val="ar_AE" w:bidi="ar_AE"/>
           </w:rPr>
           <w:rPr>
@@ -2802,6 +3476,8 @@
       </w:hyperlink>
       <w:r>
         <w:rPr>
+          <w:rtl/>
+          <w:cs/>
           <w:lang w:val="ar_AE" w:bidi="ar_AE"/>
         </w:rPr>
         <w:t xml:space="preserve">; انظر أيضًا </w:t>
@@ -2809,6 +3485,8 @@
       <w:hyperlink r:id="rId79">
         <w:r>
           <w:rPr>
+            <w:rtl/>
+            <w:cs/>
             <w:lang w:val="ar_AE" w:bidi="ar_AE"/>
           </w:rPr>
           <w:rPr>
@@ -2820,6 +3498,8 @@
       </w:hyperlink>
       <w:r>
         <w:rPr>
+          <w:rtl/>
+          <w:cs/>
           <w:lang w:val="ar_AE" w:bidi="ar_AE"/>
         </w:rPr>
         <w:t>). ثم يتحدث بولس حول مجيء المسيح (</w:t>
@@ -2827,6 +3507,8 @@
       <w:hyperlink r:id="rId13">
         <w:r>
           <w:rPr>
+            <w:rtl/>
+            <w:cs/>
             <w:lang w:val="ar_AE" w:bidi="ar_AE"/>
           </w:rPr>
           <w:rPr>
@@ -2838,6 +3520,8 @@
       </w:hyperlink>
       <w:r>
         <w:rPr>
+          <w:rtl/>
+          <w:cs/>
           <w:lang w:val="ar_AE" w:bidi="ar_AE"/>
         </w:rPr>
         <w:t>) قبل أن يقدّم توجيهات مُحددة إلى تيطس (</w:t>
@@ -2845,6 +3529,8 @@
       <w:hyperlink r:id="rId47">
         <w:r>
           <w:rPr>
+            <w:rtl/>
+            <w:cs/>
             <w:lang w:val="ar_AE" w:bidi="ar_AE"/>
           </w:rPr>
           <w:rPr>
@@ -2856,27 +3542,35 @@
       </w:hyperlink>
       <w:r>
         <w:rPr>
+          <w:rtl/>
+          <w:cs/>
           <w:lang w:val="ar_AE" w:bidi="ar_AE"/>
         </w:rPr>
         <w:t>).</w:t>
       </w:r>
       <w:r>
         <w:rPr>
-          <w:lang w:val="ar_AE" w:bidi="ar_AE"/>
-        </w:rPr>
-      </w:r>
-      <w:r>
-        <w:rPr>
-          <w:lang w:val="ar_AE" w:bidi="ar_AE"/>
-        </w:rPr>
-      </w:r>
-    </w:p>
-    <w:p>
-      <w:pPr>
-        <w:bidi/>
-      </w:pPr>
-      <w:r>
-        <w:rPr>
+          <w:rtl/>
+          <w:cs/>
+          <w:lang w:val="ar_AE" w:bidi="ar_AE"/>
+        </w:rPr>
+      </w:r>
+      <w:r>
+        <w:rPr>
+          <w:rtl/>
+          <w:cs/>
+          <w:lang w:val="ar_AE" w:bidi="ar_AE"/>
+        </w:rPr>
+      </w:r>
+    </w:p>
+    <w:p>
+      <w:pPr>
+        <w:bidi/>
+      </w:pPr>
+      <w:r>
+        <w:rPr>
+          <w:rtl/>
+          <w:cs/>
           <w:lang w:val="ar_AE" w:bidi="ar_AE"/>
         </w:rPr>
       </w:r>
@@ -2888,39 +3582,51 @@
       </w:pPr>
       <w:r>
         <w:rPr>
+          <w:rtl/>
+          <w:cs/>
           <w:lang w:val="ar_AE" w:bidi="ar_AE"/>
         </w:rPr>
         <w:t>تيطس 9:2–10</w:t>
       </w:r>
       <w:r>
         <w:rPr>
-          <w:lang w:val="ar_AE" w:bidi="ar_AE"/>
-        </w:rPr>
-      </w:r>
-    </w:p>
-    <w:p>
-      <w:pPr>
-        <w:bidi/>
-      </w:pPr>
-      <w:r>
-        <w:rPr>
-          <w:lang w:val="ar_AE" w:bidi="ar_AE"/>
-        </w:rPr>
-      </w:r>
-      <w:r>
-        <w:rPr>
+          <w:rtl/>
+          <w:cs/>
+          <w:lang w:val="ar_AE" w:bidi="ar_AE"/>
+        </w:rPr>
+      </w:r>
+    </w:p>
+    <w:p>
+      <w:pPr>
+        <w:bidi/>
+      </w:pPr>
+      <w:r>
+        <w:rPr>
+          <w:rtl/>
+          <w:cs/>
+          <w:lang w:val="ar_AE" w:bidi="ar_AE"/>
+        </w:rPr>
+      </w:r>
+      <w:r>
+        <w:rPr>
+          <w:rtl/>
+          <w:cs/>
           <w:lang w:val="ar_AE" w:bidi="ar_AE"/>
         </w:rPr>
         <w:t>إن غاية هذه الوصايا هي أن تجعل التعليم عن الله... جذابًا "</w:t>
       </w:r>
       <w:r>
         <w:rPr>
+          <w:rtl/>
+          <w:cs/>
           <w:lang w:val="ar_AE" w:bidi="ar_AE"/>
         </w:rPr>
         <w:t>لِئَلاَّ يُفْتَرَى عَلَى اسْمِ اللهِ وَتَعْلِيمِهِ</w:t>
       </w:r>
       <w:r>
         <w:rPr>
+          <w:rtl/>
+          <w:cs/>
           <w:lang w:val="ar_AE" w:bidi="ar_AE"/>
         </w:rPr>
         <w:t xml:space="preserve">" (انظر </w:t>
@@ -2928,6 +3634,8 @@
       <w:hyperlink r:id="rId80">
         <w:r>
           <w:rPr>
+            <w:rtl/>
+            <w:cs/>
             <w:lang w:val="ar_AE" w:bidi="ar_AE"/>
           </w:rPr>
           <w:rPr>
@@ -2939,27 +3647,35 @@
       </w:hyperlink>
       <w:r>
         <w:rPr>
+          <w:rtl/>
+          <w:cs/>
           <w:lang w:val="ar_AE" w:bidi="ar_AE"/>
         </w:rPr>
         <w:t>).</w:t>
       </w:r>
       <w:r>
         <w:rPr>
-          <w:lang w:val="ar_AE" w:bidi="ar_AE"/>
-        </w:rPr>
-      </w:r>
-      <w:r>
-        <w:rPr>
-          <w:lang w:val="ar_AE" w:bidi="ar_AE"/>
-        </w:rPr>
-      </w:r>
-    </w:p>
-    <w:p>
-      <w:pPr>
-        <w:bidi/>
-      </w:pPr>
-      <w:r>
-        <w:rPr>
+          <w:rtl/>
+          <w:cs/>
+          <w:lang w:val="ar_AE" w:bidi="ar_AE"/>
+        </w:rPr>
+      </w:r>
+      <w:r>
+        <w:rPr>
+          <w:rtl/>
+          <w:cs/>
+          <w:lang w:val="ar_AE" w:bidi="ar_AE"/>
+        </w:rPr>
+      </w:r>
+    </w:p>
+    <w:p>
+      <w:pPr>
+        <w:bidi/>
+      </w:pPr>
+      <w:r>
+        <w:rPr>
+          <w:rtl/>
+          <w:cs/>
           <w:lang w:val="ar_AE" w:bidi="ar_AE"/>
         </w:rPr>
       </w:r>
@@ -2971,39 +3687,51 @@
       </w:pPr>
       <w:r>
         <w:rPr>
+          <w:rtl/>
+          <w:cs/>
           <w:lang w:val="ar_AE" w:bidi="ar_AE"/>
         </w:rPr>
         <w:t>تيطس 11:2</w:t>
       </w:r>
       <w:r>
         <w:rPr>
-          <w:lang w:val="ar_AE" w:bidi="ar_AE"/>
-        </w:rPr>
-      </w:r>
-    </w:p>
-    <w:p>
-      <w:pPr>
-        <w:bidi/>
-      </w:pPr>
-      <w:r>
-        <w:rPr>
-          <w:lang w:val="ar_AE" w:bidi="ar_AE"/>
-        </w:rPr>
-      </w:r>
-      <w:r>
-        <w:rPr>
+          <w:rtl/>
+          <w:cs/>
+          <w:lang w:val="ar_AE" w:bidi="ar_AE"/>
+        </w:rPr>
+      </w:r>
+    </w:p>
+    <w:p>
+      <w:pPr>
+        <w:bidi/>
+      </w:pPr>
+      <w:r>
+        <w:rPr>
+          <w:rtl/>
+          <w:cs/>
+          <w:lang w:val="ar_AE" w:bidi="ar_AE"/>
+        </w:rPr>
+      </w:r>
+      <w:r>
+        <w:rPr>
+          <w:rtl/>
+          <w:cs/>
           <w:lang w:val="ar_AE" w:bidi="ar_AE"/>
         </w:rPr>
         <w:t xml:space="preserve">لأنه قد ظهرت: انظر </w:t>
       </w:r>
       <w:r>
         <w:rPr>
+          <w:rtl/>
+          <w:cs/>
           <w:lang w:val="ar_AE" w:bidi="ar_AE"/>
         </w:rPr>
         <w:t>مذكرة الدراسة عن 1 تيموثاوس 14:6</w:t>
       </w:r>
       <w:r>
         <w:rPr>
+          <w:rtl/>
+          <w:cs/>
           <w:lang w:val="ar_AE" w:bidi="ar_AE"/>
         </w:rPr>
         <w:t>. • المخلصة لجميع الناس: يؤكد بولس أن نعمة الله ستحقق كامل أهدافها بين الكريتيين وأنها، في عملها ذلك، ستقودهم للمشاركة في عمل الله الخلاصي من خلال الكرازة بالإنجيل (</w:t>
@@ -3011,6 +3739,8 @@
       <w:hyperlink r:id="rId62">
         <w:r>
           <w:rPr>
+            <w:rtl/>
+            <w:cs/>
             <w:lang w:val="ar_AE" w:bidi="ar_AE"/>
           </w:rPr>
           <w:rPr>
@@ -3022,6 +3752,8 @@
       </w:hyperlink>
       <w:r>
         <w:rPr>
+          <w:rtl/>
+          <w:cs/>
           <w:lang w:val="ar_AE" w:bidi="ar_AE"/>
         </w:rPr>
         <w:t xml:space="preserve">; انظر </w:t>
@@ -3029,6 +3761,8 @@
       <w:hyperlink r:id="rId81">
         <w:r>
           <w:rPr>
+            <w:rtl/>
+            <w:cs/>
             <w:lang w:val="ar_AE" w:bidi="ar_AE"/>
           </w:rPr>
           <w:rPr>
@@ -3040,6 +3774,8 @@
       </w:hyperlink>
       <w:r>
         <w:rPr>
+          <w:rtl/>
+          <w:cs/>
           <w:lang w:val="ar_AE" w:bidi="ar_AE"/>
         </w:rPr>
         <w:t xml:space="preserve">; </w:t>
@@ -3047,6 +3783,8 @@
       <w:hyperlink r:id="rId82">
         <w:r>
           <w:rPr>
+            <w:rtl/>
+            <w:cs/>
             <w:lang w:val="ar_AE" w:bidi="ar_AE"/>
           </w:rPr>
           <w:rPr>
@@ -3058,27 +3796,35 @@
       </w:hyperlink>
       <w:r>
         <w:rPr>
+          <w:rtl/>
+          <w:cs/>
           <w:lang w:val="ar_AE" w:bidi="ar_AE"/>
         </w:rPr>
         <w:t>).</w:t>
       </w:r>
       <w:r>
         <w:rPr>
-          <w:lang w:val="ar_AE" w:bidi="ar_AE"/>
-        </w:rPr>
-      </w:r>
-      <w:r>
-        <w:rPr>
-          <w:lang w:val="ar_AE" w:bidi="ar_AE"/>
-        </w:rPr>
-      </w:r>
-    </w:p>
-    <w:p>
-      <w:pPr>
-        <w:bidi/>
-      </w:pPr>
-      <w:r>
-        <w:rPr>
+          <w:rtl/>
+          <w:cs/>
+          <w:lang w:val="ar_AE" w:bidi="ar_AE"/>
+        </w:rPr>
+      </w:r>
+      <w:r>
+        <w:rPr>
+          <w:rtl/>
+          <w:cs/>
+          <w:lang w:val="ar_AE" w:bidi="ar_AE"/>
+        </w:rPr>
+      </w:r>
+    </w:p>
+    <w:p>
+      <w:pPr>
+        <w:bidi/>
+      </w:pPr>
+      <w:r>
+        <w:rPr>
+          <w:rtl/>
+          <w:cs/>
           <w:lang w:val="ar_AE" w:bidi="ar_AE"/>
         </w:rPr>
       </w:r>
@@ -3090,27 +3836,35 @@
       </w:pPr>
       <w:r>
         <w:rPr>
+          <w:rtl/>
+          <w:cs/>
           <w:lang w:val="ar_AE" w:bidi="ar_AE"/>
         </w:rPr>
         <w:t>تيطس 11:2–15</w:t>
       </w:r>
       <w:r>
         <w:rPr>
-          <w:lang w:val="ar_AE" w:bidi="ar_AE"/>
-        </w:rPr>
-      </w:r>
-    </w:p>
-    <w:p>
-      <w:pPr>
-        <w:bidi/>
-      </w:pPr>
-      <w:r>
-        <w:rPr>
-          <w:lang w:val="ar_AE" w:bidi="ar_AE"/>
-        </w:rPr>
-      </w:r>
-      <w:r>
-        <w:rPr>
+          <w:rtl/>
+          <w:cs/>
+          <w:lang w:val="ar_AE" w:bidi="ar_AE"/>
+        </w:rPr>
+      </w:r>
+    </w:p>
+    <w:p>
+      <w:pPr>
+        <w:bidi/>
+      </w:pPr>
+      <w:r>
+        <w:rPr>
+          <w:rtl/>
+          <w:cs/>
+          <w:lang w:val="ar_AE" w:bidi="ar_AE"/>
+        </w:rPr>
+      </w:r>
+      <w:r>
+        <w:rPr>
+          <w:rtl/>
+          <w:cs/>
           <w:lang w:val="ar_AE" w:bidi="ar_AE"/>
         </w:rPr>
         <w:t xml:space="preserve">لأنه: إن الوصايا المذكورة في الآيات </w:t>
@@ -3118,6 +3872,8 @@
       <w:hyperlink r:id="rId76">
         <w:r>
           <w:rPr>
+            <w:rtl/>
+            <w:cs/>
             <w:lang w:val="ar_AE" w:bidi="ar_AE"/>
           </w:rPr>
           <w:rPr>
@@ -3129,6 +3885,8 @@
       </w:hyperlink>
       <w:r>
         <w:rPr>
+          <w:rtl/>
+          <w:cs/>
           <w:lang w:val="ar_AE" w:bidi="ar_AE"/>
         </w:rPr>
         <w:t xml:space="preserve"> مبنية على أساس مجيء المسيح في الماضي و في المستقبل. فإن نعمة الله تُقدم نموذجًا لسلوك الكنيسة ذاتها، حيث أن الخلاص بالنعمة يجعل الحياة الصالحة متاحة بل ويخلق أشخاصًا ملتزمين بهذه الأعمال الصالحة (انظر أيضًا </w:t>
@@ -3136,6 +3894,8 @@
       <w:hyperlink r:id="rId83">
         <w:r>
           <w:rPr>
+            <w:rtl/>
+            <w:cs/>
             <w:lang w:val="ar_AE" w:bidi="ar_AE"/>
           </w:rPr>
           <w:rPr>
@@ -3147,27 +3907,35 @@
       </w:hyperlink>
       <w:r>
         <w:rPr>
+          <w:rtl/>
+          <w:cs/>
           <w:lang w:val="ar_AE" w:bidi="ar_AE"/>
         </w:rPr>
         <w:t>).</w:t>
       </w:r>
       <w:r>
         <w:rPr>
-          <w:lang w:val="ar_AE" w:bidi="ar_AE"/>
-        </w:rPr>
-      </w:r>
-      <w:r>
-        <w:rPr>
-          <w:lang w:val="ar_AE" w:bidi="ar_AE"/>
-        </w:rPr>
-      </w:r>
-    </w:p>
-    <w:p>
-      <w:pPr>
-        <w:bidi/>
-      </w:pPr>
-      <w:r>
-        <w:rPr>
+          <w:rtl/>
+          <w:cs/>
+          <w:lang w:val="ar_AE" w:bidi="ar_AE"/>
+        </w:rPr>
+      </w:r>
+      <w:r>
+        <w:rPr>
+          <w:rtl/>
+          <w:cs/>
+          <w:lang w:val="ar_AE" w:bidi="ar_AE"/>
+        </w:rPr>
+      </w:r>
+    </w:p>
+    <w:p>
+      <w:pPr>
+        <w:bidi/>
+      </w:pPr>
+      <w:r>
+        <w:rPr>
+          <w:rtl/>
+          <w:cs/>
           <w:lang w:val="ar_AE" w:bidi="ar_AE"/>
         </w:rPr>
       </w:r>
@@ -3179,27 +3947,35 @@
       </w:pPr>
       <w:r>
         <w:rPr>
+          <w:rtl/>
+          <w:cs/>
           <w:lang w:val="ar_AE" w:bidi="ar_AE"/>
         </w:rPr>
         <w:t>تيطس 12:2</w:t>
       </w:r>
       <w:r>
         <w:rPr>
-          <w:lang w:val="ar_AE" w:bidi="ar_AE"/>
-        </w:rPr>
-      </w:r>
-    </w:p>
-    <w:p>
-      <w:pPr>
-        <w:bidi/>
-      </w:pPr>
-      <w:r>
-        <w:rPr>
-          <w:lang w:val="ar_AE" w:bidi="ar_AE"/>
-        </w:rPr>
-      </w:r>
-      <w:r>
-        <w:rPr>
+          <w:rtl/>
+          <w:cs/>
+          <w:lang w:val="ar_AE" w:bidi="ar_AE"/>
+        </w:rPr>
+      </w:r>
+    </w:p>
+    <w:p>
+      <w:pPr>
+        <w:bidi/>
+      </w:pPr>
+      <w:r>
+        <w:rPr>
+          <w:rtl/>
+          <w:cs/>
+          <w:lang w:val="ar_AE" w:bidi="ar_AE"/>
+        </w:rPr>
+      </w:r>
+      <w:r>
+        <w:rPr>
+          <w:rtl/>
+          <w:cs/>
           <w:lang w:val="ar_AE" w:bidi="ar_AE"/>
         </w:rPr>
         <w:t xml:space="preserve">مُعلّمة إيانا: يتم التركيز في هذا التعليم على الفضائل الإيجابية: التعقّل والبر والتقوى. في الكتابات اليونانية والرومانية، كانت هذه الفضائل الثلاثة تمثل السلوك الأخلاقي بشكل عام. وهنا تُوضع هذه الفضائل في مقابل السلوك الشرير لأهل كريت المذكور في </w:t>
@@ -3207,6 +3983,8 @@
       <w:hyperlink r:id="rId35">
         <w:r>
           <w:rPr>
+            <w:rtl/>
+            <w:cs/>
             <w:lang w:val="ar_AE" w:bidi="ar_AE"/>
           </w:rPr>
           <w:rPr>
@@ -3218,6 +3996,8 @@
       </w:hyperlink>
       <w:r>
         <w:rPr>
+          <w:rtl/>
+          <w:cs/>
           <w:lang w:val="ar_AE" w:bidi="ar_AE"/>
         </w:rPr>
         <w:t xml:space="preserve">ثم تتحول تسمو إلى الصفات المسيحية المميزة (انظر </w:t>
@@ -3225,6 +4005,8 @@
       <w:hyperlink r:id="rId26">
         <w:r>
           <w:rPr>
+            <w:rtl/>
+            <w:cs/>
             <w:lang w:val="ar_AE" w:bidi="ar_AE"/>
           </w:rPr>
           <w:rPr>
@@ -3236,27 +4018,35 @@
       </w:hyperlink>
       <w:r>
         <w:rPr>
+          <w:rtl/>
+          <w:cs/>
           <w:lang w:val="ar_AE" w:bidi="ar_AE"/>
         </w:rPr>
         <w:t>). • ولقد شجع بولس الكريتيين على تجسيد هذه الفضائل في حياتهم، لكي يظهروا لمن هم حولهم أن حياة الفضيلة تنبع فقط من نعمة الله في يسوع المسيح.</w:t>
       </w:r>
       <w:r>
         <w:rPr>
-          <w:lang w:val="ar_AE" w:bidi="ar_AE"/>
-        </w:rPr>
-      </w:r>
-      <w:r>
-        <w:rPr>
-          <w:lang w:val="ar_AE" w:bidi="ar_AE"/>
-        </w:rPr>
-      </w:r>
-    </w:p>
-    <w:p>
-      <w:pPr>
-        <w:bidi/>
-      </w:pPr>
-      <w:r>
-        <w:rPr>
+          <w:rtl/>
+          <w:cs/>
+          <w:lang w:val="ar_AE" w:bidi="ar_AE"/>
+        </w:rPr>
+      </w:r>
+      <w:r>
+        <w:rPr>
+          <w:rtl/>
+          <w:cs/>
+          <w:lang w:val="ar_AE" w:bidi="ar_AE"/>
+        </w:rPr>
+      </w:r>
+    </w:p>
+    <w:p>
+      <w:pPr>
+        <w:bidi/>
+      </w:pPr>
+      <w:r>
+        <w:rPr>
+          <w:rtl/>
+          <w:cs/>
           <w:lang w:val="ar_AE" w:bidi="ar_AE"/>
         </w:rPr>
       </w:r>
@@ -3268,27 +4058,35 @@
       </w:pPr>
       <w:r>
         <w:rPr>
+          <w:rtl/>
+          <w:cs/>
           <w:lang w:val="ar_AE" w:bidi="ar_AE"/>
         </w:rPr>
         <w:t>تيطس 13:2</w:t>
       </w:r>
       <w:r>
         <w:rPr>
-          <w:lang w:val="ar_AE" w:bidi="ar_AE"/>
-        </w:rPr>
-      </w:r>
-    </w:p>
-    <w:p>
-      <w:pPr>
-        <w:bidi/>
-      </w:pPr>
-      <w:r>
-        <w:rPr>
-          <w:lang w:val="ar_AE" w:bidi="ar_AE"/>
-        </w:rPr>
-      </w:r>
-      <w:r>
-        <w:rPr>
+          <w:rtl/>
+          <w:cs/>
+          <w:lang w:val="ar_AE" w:bidi="ar_AE"/>
+        </w:rPr>
+      </w:r>
+    </w:p>
+    <w:p>
+      <w:pPr>
+        <w:bidi/>
+      </w:pPr>
+      <w:r>
+        <w:rPr>
+          <w:rtl/>
+          <w:cs/>
+          <w:lang w:val="ar_AE" w:bidi="ar_AE"/>
+        </w:rPr>
+      </w:r>
+      <w:r>
+        <w:rPr>
+          <w:rtl/>
+          <w:cs/>
           <w:lang w:val="ar_AE" w:bidi="ar_AE"/>
         </w:rPr>
         <w:t xml:space="preserve">منتظرين: إن هذا يشمل الرجاء وكذلك المحاسبة في المستقبل، ويعتبر كلاهما دافعًا إلى السلوك بحسب التقوى في الحاضر. • ظهور: إن هذا التعبير هو ترجمة للكلمة اليونانية البارزة في رسائل تيموثاوس وتيطس ("إبيفاني" بمعنى "الظهور"؛ انظر </w:t>
@@ -3296,6 +4094,8 @@
       <w:hyperlink r:id="rId84">
         <w:r>
           <w:rPr>
+            <w:rtl/>
+            <w:cs/>
             <w:lang w:val="ar_AE" w:bidi="ar_AE"/>
           </w:rPr>
           <w:rPr>
@@ -3307,18 +4107,24 @@
       </w:hyperlink>
       <w:r>
         <w:rPr>
+          <w:rtl/>
+          <w:cs/>
           <w:lang w:val="ar_AE" w:bidi="ar_AE"/>
         </w:rPr>
         <w:t xml:space="preserve">; انظر </w:t>
       </w:r>
       <w:r>
         <w:rPr>
+          <w:rtl/>
+          <w:cs/>
           <w:lang w:val="ar_AE" w:bidi="ar_AE"/>
         </w:rPr>
         <w:t>مذكرة الدراسة عن 1 تيموثاوس 14:6</w:t>
       </w:r>
       <w:r>
         <w:rPr>
+          <w:rtl/>
+          <w:cs/>
           <w:lang w:val="ar_AE" w:bidi="ar_AE"/>
         </w:rPr>
         <w:t xml:space="preserve">). • الله العظيم ومخلصنا: هذا هو أحد المواضع القليلة في العهد الجديد التي فيها يُدعى يسوع المسيح "الله" صراحة (انظر أيضًا </w:t>
@@ -3326,6 +4132,8 @@
       <w:hyperlink r:id="rId85">
         <w:r>
           <w:rPr>
+            <w:rtl/>
+            <w:cs/>
             <w:lang w:val="ar_AE" w:bidi="ar_AE"/>
           </w:rPr>
           <w:rPr>
@@ -3337,6 +4145,8 @@
       </w:hyperlink>
       <w:r>
         <w:rPr>
+          <w:rtl/>
+          <w:cs/>
           <w:lang w:val="ar_AE" w:bidi="ar_AE"/>
         </w:rPr>
         <w:t xml:space="preserve">; </w:t>
@@ -3344,6 +4154,8 @@
       <w:hyperlink r:id="rId86">
         <w:r>
           <w:rPr>
+            <w:rtl/>
+            <w:cs/>
             <w:lang w:val="ar_AE" w:bidi="ar_AE"/>
           </w:rPr>
           <w:rPr>
@@ -3355,6 +4167,8 @@
       </w:hyperlink>
       <w:r>
         <w:rPr>
+          <w:rtl/>
+          <w:cs/>
           <w:lang w:val="ar_AE" w:bidi="ar_AE"/>
         </w:rPr>
         <w:t xml:space="preserve">; </w:t>
@@ -3362,6 +4176,8 @@
       <w:hyperlink r:id="rId87">
         <w:r>
           <w:rPr>
+            <w:rtl/>
+            <w:cs/>
             <w:lang w:val="ar_AE" w:bidi="ar_AE"/>
           </w:rPr>
           <w:rPr>
@@ -3373,6 +4189,8 @@
       </w:hyperlink>
       <w:r>
         <w:rPr>
+          <w:rtl/>
+          <w:cs/>
           <w:lang w:val="ar_AE" w:bidi="ar_AE"/>
         </w:rPr>
         <w:t xml:space="preserve">; </w:t>
@@ -3380,6 +4198,8 @@
       <w:hyperlink r:id="rId88">
         <w:r>
           <w:rPr>
+            <w:rtl/>
+            <w:cs/>
             <w:lang w:val="ar_AE" w:bidi="ar_AE"/>
           </w:rPr>
           <w:rPr>
@@ -3391,6 +4211,8 @@
       </w:hyperlink>
       <w:r>
         <w:rPr>
+          <w:rtl/>
+          <w:cs/>
           <w:lang w:val="ar_AE" w:bidi="ar_AE"/>
         </w:rPr>
         <w:t xml:space="preserve">; </w:t>
@@ -3398,6 +4220,8 @@
       <w:hyperlink r:id="rId89">
         <w:r>
           <w:rPr>
+            <w:rtl/>
+            <w:cs/>
             <w:lang w:val="ar_AE" w:bidi="ar_AE"/>
           </w:rPr>
           <w:rPr>
@@ -3409,6 +4233,8 @@
       </w:hyperlink>
       <w:r>
         <w:rPr>
+          <w:rtl/>
+          <w:cs/>
           <w:lang w:val="ar_AE" w:bidi="ar_AE"/>
         </w:rPr>
         <w:t xml:space="preserve">; وربما </w:t>
@@ -3416,6 +4242,8 @@
       <w:hyperlink r:id="rId90">
         <w:r>
           <w:rPr>
+            <w:rtl/>
+            <w:cs/>
             <w:lang w:val="ar_AE" w:bidi="ar_AE"/>
           </w:rPr>
           <w:rPr>
@@ -3427,39 +4255,51 @@
       </w:hyperlink>
       <w:r>
         <w:rPr>
+          <w:rtl/>
+          <w:cs/>
           <w:lang w:val="ar_AE" w:bidi="ar_AE"/>
         </w:rPr>
         <w:t xml:space="preserve">). ومع ذلك، فإن هذا الإعلان يتفق تمامًا مع أدوار المسيح وصفاته وكذلك مع العبادة التي يتلقاها. وربما يُستخدم هذا الإسم هنا للتأكيد على أن المسيح ليس مُجرد إنسانًا تم ترقيته إلى عضوية مجمع الآلهة (انظر </w:t>
       </w:r>
       <w:r>
         <w:rPr>
+          <w:rtl/>
+          <w:cs/>
           <w:lang w:val="ar_AE" w:bidi="ar_AE"/>
         </w:rPr>
         <w:t>مذكرة الدراسة عن تيطس 12:1</w:t>
       </w:r>
       <w:r>
         <w:rPr>
+          <w:rtl/>
+          <w:cs/>
           <w:lang w:val="ar_AE" w:bidi="ar_AE"/>
         </w:rPr>
         <w:t>). وفي وقت هذه الرسالة، كان المسيحيون يصرون أكثر فأكثر على أن المسيح وحده، وليس الحكام والأباطرة، هو من يجب أن يُدعى إلهًا.</w:t>
       </w:r>
       <w:r>
         <w:rPr>
-          <w:lang w:val="ar_AE" w:bidi="ar_AE"/>
-        </w:rPr>
-      </w:r>
-      <w:r>
-        <w:rPr>
-          <w:lang w:val="ar_AE" w:bidi="ar_AE"/>
-        </w:rPr>
-      </w:r>
-    </w:p>
-    <w:p>
-      <w:pPr>
-        <w:bidi/>
-      </w:pPr>
-      <w:r>
-        <w:rPr>
+          <w:rtl/>
+          <w:cs/>
+          <w:lang w:val="ar_AE" w:bidi="ar_AE"/>
+        </w:rPr>
+      </w:r>
+      <w:r>
+        <w:rPr>
+          <w:rtl/>
+          <w:cs/>
+          <w:lang w:val="ar_AE" w:bidi="ar_AE"/>
+        </w:rPr>
+      </w:r>
+    </w:p>
+    <w:p>
+      <w:pPr>
+        <w:bidi/>
+      </w:pPr>
+      <w:r>
+        <w:rPr>
+          <w:rtl/>
+          <w:cs/>
           <w:lang w:val="ar_AE" w:bidi="ar_AE"/>
         </w:rPr>
       </w:r>
@@ -3471,27 +4311,35 @@
       </w:pPr>
       <w:r>
         <w:rPr>
+          <w:rtl/>
+          <w:cs/>
           <w:lang w:val="ar_AE" w:bidi="ar_AE"/>
         </w:rPr>
         <w:t>تيطس 14:2</w:t>
       </w:r>
       <w:r>
         <w:rPr>
-          <w:lang w:val="ar_AE" w:bidi="ar_AE"/>
-        </w:rPr>
-      </w:r>
-    </w:p>
-    <w:p>
-      <w:pPr>
-        <w:bidi/>
-      </w:pPr>
-      <w:r>
-        <w:rPr>
-          <w:lang w:val="ar_AE" w:bidi="ar_AE"/>
-        </w:rPr>
-      </w:r>
-      <w:r>
-        <w:rPr>
+          <w:rtl/>
+          <w:cs/>
+          <w:lang w:val="ar_AE" w:bidi="ar_AE"/>
+        </w:rPr>
+      </w:r>
+    </w:p>
+    <w:p>
+      <w:pPr>
+        <w:bidi/>
+      </w:pPr>
+      <w:r>
+        <w:rPr>
+          <w:rtl/>
+          <w:cs/>
+          <w:lang w:val="ar_AE" w:bidi="ar_AE"/>
+        </w:rPr>
+      </w:r>
+      <w:r>
+        <w:rPr>
+          <w:rtl/>
+          <w:cs/>
           <w:lang w:val="ar_AE" w:bidi="ar_AE"/>
         </w:rPr>
         <w:t xml:space="preserve">إن الخلاص يخلق أشخاصًا لديهم الرغبة والقدرة نحو الأعمال الصالحة الموضحة في </w:t>
@@ -3499,6 +4347,8 @@
       <w:hyperlink r:id="rId37">
         <w:r>
           <w:rPr>
+            <w:rtl/>
+            <w:cs/>
             <w:lang w:val="ar_AE" w:bidi="ar_AE"/>
           </w:rPr>
           <w:rPr>
@@ -3510,6 +4360,8 @@
       </w:hyperlink>
       <w:r>
         <w:rPr>
+          <w:rtl/>
+          <w:cs/>
           <w:lang w:val="ar_AE" w:bidi="ar_AE"/>
         </w:rPr>
         <w:t xml:space="preserve">. • بذل نفسه: انظر أيضًا </w:t>
@@ -3517,6 +4369,8 @@
       <w:hyperlink r:id="rId22">
         <w:r>
           <w:rPr>
+            <w:rtl/>
+            <w:cs/>
             <w:lang w:val="ar_AE" w:bidi="ar_AE"/>
           </w:rPr>
           <w:rPr>
@@ -3528,6 +4382,8 @@
       </w:hyperlink>
       <w:r>
         <w:rPr>
+          <w:rtl/>
+          <w:cs/>
           <w:lang w:val="ar_AE" w:bidi="ar_AE"/>
         </w:rPr>
         <w:t xml:space="preserve">. • لكي يفدينا: انظر </w:t>
@@ -3535,6 +4391,8 @@
       <w:hyperlink r:id="rId91">
         <w:r>
           <w:rPr>
+            <w:rtl/>
+            <w:cs/>
             <w:lang w:val="ar_AE" w:bidi="ar_AE"/>
           </w:rPr>
           <w:rPr>
@@ -3546,6 +4404,8 @@
       </w:hyperlink>
       <w:r>
         <w:rPr>
+          <w:rtl/>
+          <w:cs/>
           <w:lang w:val="ar_AE" w:bidi="ar_AE"/>
         </w:rPr>
         <w:t xml:space="preserve">; </w:t>
@@ -3553,6 +4413,8 @@
       <w:hyperlink r:id="rId92">
         <w:r>
           <w:rPr>
+            <w:rtl/>
+            <w:cs/>
             <w:lang w:val="ar_AE" w:bidi="ar_AE"/>
           </w:rPr>
           <w:rPr>
@@ -3564,6 +4426,8 @@
       </w:hyperlink>
       <w:r>
         <w:rPr>
+          <w:rtl/>
+          <w:cs/>
           <w:lang w:val="ar_AE" w:bidi="ar_AE"/>
         </w:rPr>
         <w:t xml:space="preserve">; انظر أيضًا </w:t>
@@ -3571,6 +4435,8 @@
       <w:hyperlink r:id="rId93">
         <w:r>
           <w:rPr>
+            <w:rtl/>
+            <w:cs/>
             <w:lang w:val="ar_AE" w:bidi="ar_AE"/>
           </w:rPr>
           <w:rPr>
@@ -3582,6 +4448,8 @@
       </w:hyperlink>
       <w:r>
         <w:rPr>
+          <w:rtl/>
+          <w:cs/>
           <w:lang w:val="ar_AE" w:bidi="ar_AE"/>
         </w:rPr>
         <w:t xml:space="preserve">. • إن عبارة "شعبًا خاصًا"، تذكرنا بتكوين شعب إسرائيل كأمة (انظر </w:t>
@@ -3589,6 +4457,8 @@
       <w:hyperlink r:id="rId94">
         <w:r>
           <w:rPr>
+            <w:rtl/>
+            <w:cs/>
             <w:lang w:val="ar_AE" w:bidi="ar_AE"/>
           </w:rPr>
           <w:rPr>
@@ -3600,6 +4470,8 @@
       </w:hyperlink>
       <w:r>
         <w:rPr>
+          <w:rtl/>
+          <w:cs/>
           <w:lang w:val="ar_AE" w:bidi="ar_AE"/>
         </w:rPr>
         <w:t xml:space="preserve">; </w:t>
@@ -3607,6 +4479,8 @@
       <w:hyperlink r:id="rId95">
         <w:r>
           <w:rPr>
+            <w:rtl/>
+            <w:cs/>
             <w:lang w:val="ar_AE" w:bidi="ar_AE"/>
           </w:rPr>
           <w:rPr>
@@ -3618,6 +4492,8 @@
       </w:hyperlink>
       <w:r>
         <w:rPr>
+          <w:rtl/>
+          <w:cs/>
           <w:lang w:val="ar_AE" w:bidi="ar_AE"/>
         </w:rPr>
         <w:t xml:space="preserve">; </w:t>
@@ -3625,6 +4501,8 @@
       <w:hyperlink r:id="rId96">
         <w:r>
           <w:rPr>
+            <w:rtl/>
+            <w:cs/>
             <w:lang w:val="ar_AE" w:bidi="ar_AE"/>
           </w:rPr>
           <w:rPr>
@@ -3636,6 +4514,8 @@
       </w:hyperlink>
       <w:r>
         <w:rPr>
+          <w:rtl/>
+          <w:cs/>
           <w:lang w:val="ar_AE" w:bidi="ar_AE"/>
         </w:rPr>
         <w:t xml:space="preserve">). ولذلك فإن الذين يتبعون المسيح الآن هم شعب الله - أمته - ويقودهم الروح ليحفظوا عهد الله. • غيورًأ في أعمال حسنة: انظر </w:t>
@@ -3643,6 +4523,8 @@
       <w:hyperlink r:id="rId97">
         <w:r>
           <w:rPr>
+            <w:rtl/>
+            <w:cs/>
             <w:lang w:val="ar_AE" w:bidi="ar_AE"/>
           </w:rPr>
           <w:rPr>
@@ -3654,6 +4536,8 @@
       </w:hyperlink>
       <w:r>
         <w:rPr>
+          <w:rtl/>
+          <w:cs/>
           <w:lang w:val="ar_AE" w:bidi="ar_AE"/>
         </w:rPr>
         <w:t xml:space="preserve">; </w:t>
@@ -3661,6 +4545,8 @@
       <w:hyperlink r:id="rId98">
         <w:r>
           <w:rPr>
+            <w:rtl/>
+            <w:cs/>
             <w:lang w:val="ar_AE" w:bidi="ar_AE"/>
           </w:rPr>
           <w:rPr>
@@ -3672,27 +4558,35 @@
       </w:hyperlink>
       <w:r>
         <w:rPr>
+          <w:rtl/>
+          <w:cs/>
           <w:lang w:val="ar_AE" w:bidi="ar_AE"/>
         </w:rPr>
         <w:t>.</w:t>
       </w:r>
       <w:r>
         <w:rPr>
-          <w:lang w:val="ar_AE" w:bidi="ar_AE"/>
-        </w:rPr>
-      </w:r>
-      <w:r>
-        <w:rPr>
-          <w:lang w:val="ar_AE" w:bidi="ar_AE"/>
-        </w:rPr>
-      </w:r>
-    </w:p>
-    <w:p>
-      <w:pPr>
-        <w:bidi/>
-      </w:pPr>
-      <w:r>
-        <w:rPr>
+          <w:rtl/>
+          <w:cs/>
+          <w:lang w:val="ar_AE" w:bidi="ar_AE"/>
+        </w:rPr>
+      </w:r>
+      <w:r>
+        <w:rPr>
+          <w:rtl/>
+          <w:cs/>
+          <w:lang w:val="ar_AE" w:bidi="ar_AE"/>
+        </w:rPr>
+      </w:r>
+    </w:p>
+    <w:p>
+      <w:pPr>
+        <w:bidi/>
+      </w:pPr>
+      <w:r>
+        <w:rPr>
+          <w:rtl/>
+          <w:cs/>
           <w:lang w:val="ar_AE" w:bidi="ar_AE"/>
         </w:rPr>
       </w:r>
@@ -3704,27 +4598,35 @@
       </w:pPr>
       <w:r>
         <w:rPr>
+          <w:rtl/>
+          <w:cs/>
           <w:lang w:val="ar_AE" w:bidi="ar_AE"/>
         </w:rPr>
         <w:t>تيطس 1:3</w:t>
       </w:r>
       <w:r>
         <w:rPr>
-          <w:lang w:val="ar_AE" w:bidi="ar_AE"/>
-        </w:rPr>
-      </w:r>
-    </w:p>
-    <w:p>
-      <w:pPr>
-        <w:bidi/>
-      </w:pPr>
-      <w:r>
-        <w:rPr>
-          <w:lang w:val="ar_AE" w:bidi="ar_AE"/>
-        </w:rPr>
-      </w:r>
-      <w:r>
-        <w:rPr>
+          <w:rtl/>
+          <w:cs/>
+          <w:lang w:val="ar_AE" w:bidi="ar_AE"/>
+        </w:rPr>
+      </w:r>
+    </w:p>
+    <w:p>
+      <w:pPr>
+        <w:bidi/>
+      </w:pPr>
+      <w:r>
+        <w:rPr>
+          <w:rtl/>
+          <w:cs/>
+          <w:lang w:val="ar_AE" w:bidi="ar_AE"/>
+        </w:rPr>
+      </w:r>
+      <w:r>
+        <w:rPr>
+          <w:rtl/>
+          <w:cs/>
           <w:lang w:val="ar_AE" w:bidi="ar_AE"/>
         </w:rPr>
         <w:t>قد يكون بولس هنا يحاول أن يُخبر المؤمنين بأهمية وجود تمييز واضح بينهم وبين عامة الناس الغير منضبطة. وفي المقابل، فقد يكون هؤلاء الذين يصنعون المشاكل والبدع (</w:t>
@@ -3732,6 +4634,8 @@
       <w:hyperlink r:id="rId99">
         <w:r>
           <w:rPr>
+            <w:rtl/>
+            <w:cs/>
             <w:lang w:val="ar_AE" w:bidi="ar_AE"/>
           </w:rPr>
           <w:rPr>
@@ -3743,6 +4647,8 @@
       </w:hyperlink>
       <w:r>
         <w:rPr>
+          <w:rtl/>
+          <w:cs/>
           <w:lang w:val="ar_AE" w:bidi="ar_AE"/>
         </w:rPr>
         <w:t xml:space="preserve">; </w:t>
@@ -3750,6 +4656,8 @@
       <w:hyperlink r:id="rId100">
         <w:r>
           <w:rPr>
+            <w:rtl/>
+            <w:cs/>
             <w:lang w:val="ar_AE" w:bidi="ar_AE"/>
           </w:rPr>
           <w:rPr>
@@ -3761,6 +4669,8 @@
       </w:hyperlink>
       <w:r>
         <w:rPr>
+          <w:rtl/>
+          <w:cs/>
           <w:lang w:val="ar_AE" w:bidi="ar_AE"/>
         </w:rPr>
         <w:t xml:space="preserve">) قد تبنوا هذه السلوكيات الفوضوية نتيجة التعاليم الخاطئة (كما هو الحال في </w:t>
@@ -3768,6 +4678,8 @@
       <w:hyperlink r:id="rId81">
         <w:r>
           <w:rPr>
+            <w:rtl/>
+            <w:cs/>
             <w:lang w:val="ar_AE" w:bidi="ar_AE"/>
           </w:rPr>
           <w:rPr>
@@ -3779,6 +4691,8 @@
       </w:hyperlink>
       <w:r>
         <w:rPr>
+          <w:rtl/>
+          <w:cs/>
           <w:lang w:val="ar_AE" w:bidi="ar_AE"/>
         </w:rPr>
         <w:t>). • بالنسبة للعلاقات مع الرياسات (الحُكام). . . السلاطين (موظفي الدولة)</w:t>
@@ -3786,12 +4700,16 @@
       <w:r>
         <w:rPr>
           <w:i/>
+          <w:rtl/>
+          <w:cs/>
           <w:lang w:val="ar_AE" w:bidi="ar_AE"/>
         </w:rPr>
         <w:t>,</w:t>
       </w:r>
       <w:r>
         <w:rPr>
+          <w:rtl/>
+          <w:cs/>
           <w:lang w:val="ar_AE" w:bidi="ar_AE"/>
         </w:rPr>
         <w:t xml:space="preserve"> انظر </w:t>
@@ -3799,6 +4717,8 @@
       <w:hyperlink r:id="rId101">
         <w:r>
           <w:rPr>
+            <w:rtl/>
+            <w:cs/>
             <w:lang w:val="ar_AE" w:bidi="ar_AE"/>
           </w:rPr>
           <w:rPr>
@@ -3810,6 +4730,8 @@
       </w:hyperlink>
       <w:r>
         <w:rPr>
+          <w:rtl/>
+          <w:cs/>
           <w:lang w:val="ar_AE" w:bidi="ar_AE"/>
         </w:rPr>
         <w:t xml:space="preserve">; </w:t>
@@ -3817,6 +4739,8 @@
       <w:hyperlink r:id="rId102">
         <w:r>
           <w:rPr>
+            <w:rtl/>
+            <w:cs/>
             <w:lang w:val="ar_AE" w:bidi="ar_AE"/>
           </w:rPr>
           <w:rPr>
@@ -3828,27 +4752,35 @@
       </w:hyperlink>
       <w:r>
         <w:rPr>
+          <w:rtl/>
+          <w:cs/>
           <w:lang w:val="ar_AE" w:bidi="ar_AE"/>
         </w:rPr>
         <w:t>.</w:t>
       </w:r>
       <w:r>
         <w:rPr>
-          <w:lang w:val="ar_AE" w:bidi="ar_AE"/>
-        </w:rPr>
-      </w:r>
-      <w:r>
-        <w:rPr>
-          <w:lang w:val="ar_AE" w:bidi="ar_AE"/>
-        </w:rPr>
-      </w:r>
-    </w:p>
-    <w:p>
-      <w:pPr>
-        <w:bidi/>
-      </w:pPr>
-      <w:r>
-        <w:rPr>
+          <w:rtl/>
+          <w:cs/>
+          <w:lang w:val="ar_AE" w:bidi="ar_AE"/>
+        </w:rPr>
+      </w:r>
+      <w:r>
+        <w:rPr>
+          <w:rtl/>
+          <w:cs/>
+          <w:lang w:val="ar_AE" w:bidi="ar_AE"/>
+        </w:rPr>
+      </w:r>
+    </w:p>
+    <w:p>
+      <w:pPr>
+        <w:bidi/>
+      </w:pPr>
+      <w:r>
+        <w:rPr>
+          <w:rtl/>
+          <w:cs/>
           <w:lang w:val="ar_AE" w:bidi="ar_AE"/>
         </w:rPr>
       </w:r>
@@ -3860,27 +4792,35 @@
       </w:pPr>
       <w:r>
         <w:rPr>
+          <w:rtl/>
+          <w:cs/>
           <w:lang w:val="ar_AE" w:bidi="ar_AE"/>
         </w:rPr>
         <w:t>تيطس 1:3–11</w:t>
       </w:r>
       <w:r>
         <w:rPr>
-          <w:lang w:val="ar_AE" w:bidi="ar_AE"/>
-        </w:rPr>
-      </w:r>
-    </w:p>
-    <w:p>
-      <w:pPr>
-        <w:bidi/>
-      </w:pPr>
-      <w:r>
-        <w:rPr>
-          <w:lang w:val="ar_AE" w:bidi="ar_AE"/>
-        </w:rPr>
-      </w:r>
-      <w:r>
-        <w:rPr>
+          <w:rtl/>
+          <w:cs/>
+          <w:lang w:val="ar_AE" w:bidi="ar_AE"/>
+        </w:rPr>
+      </w:r>
+    </w:p>
+    <w:p>
+      <w:pPr>
+        <w:bidi/>
+      </w:pPr>
+      <w:r>
+        <w:rPr>
+          <w:rtl/>
+          <w:cs/>
+          <w:lang w:val="ar_AE" w:bidi="ar_AE"/>
+        </w:rPr>
+      </w:r>
+      <w:r>
+        <w:rPr>
+          <w:rtl/>
+          <w:cs/>
           <w:lang w:val="ar_AE" w:bidi="ar_AE"/>
         </w:rPr>
         <w:t>ويستمر هنا التركيز على التعليم الصحيح (</w:t>
@@ -3888,6 +4828,8 @@
       <w:hyperlink r:id="rId64">
         <w:r>
           <w:rPr>
+            <w:rtl/>
+            <w:cs/>
             <w:lang w:val="ar_AE" w:bidi="ar_AE"/>
           </w:rPr>
           <w:rPr>
@@ -3899,6 +4841,8 @@
       </w:hyperlink>
       <w:r>
         <w:rPr>
+          <w:rtl/>
+          <w:cs/>
           <w:lang w:val="ar_AE" w:bidi="ar_AE"/>
         </w:rPr>
         <w:t xml:space="preserve">; </w:t>
@@ -3906,6 +4850,8 @@
       <w:hyperlink r:id="rId103">
         <w:r>
           <w:rPr>
+            <w:rtl/>
+            <w:cs/>
             <w:lang w:val="ar_AE" w:bidi="ar_AE"/>
           </w:rPr>
           <w:rPr>
@@ -3917,6 +4863,8 @@
       </w:hyperlink>
       <w:r>
         <w:rPr>
+          <w:rtl/>
+          <w:cs/>
           <w:lang w:val="ar_AE" w:bidi="ar_AE"/>
         </w:rPr>
         <w:t xml:space="preserve">)؛ وينتقل بولس الآن إلى العلاقة بين الجماعة المسيحية والمجتمع بشكل عام (قارن </w:t>
@@ -3924,6 +4872,8 @@
       <w:hyperlink r:id="rId104">
         <w:r>
           <w:rPr>
+            <w:rtl/>
+            <w:cs/>
             <w:lang w:val="ar_AE" w:bidi="ar_AE"/>
           </w:rPr>
           <w:rPr>
@@ -3935,6 +4885,8 @@
       </w:hyperlink>
       <w:r>
         <w:rPr>
+          <w:rtl/>
+          <w:cs/>
           <w:lang w:val="ar_AE" w:bidi="ar_AE"/>
         </w:rPr>
         <w:t xml:space="preserve">). كما في </w:t>
@@ -3942,6 +4894,8 @@
       <w:hyperlink r:id="rId105">
         <w:r>
           <w:rPr>
+            <w:rtl/>
+            <w:cs/>
             <w:lang w:val="ar_AE" w:bidi="ar_AE"/>
           </w:rPr>
           <w:rPr>
@@ -3953,6 +4907,8 @@
       </w:hyperlink>
       <w:r>
         <w:rPr>
+          <w:rtl/>
+          <w:cs/>
           <w:lang w:val="ar_AE" w:bidi="ar_AE"/>
         </w:rPr>
         <w:t>، فإن وصايا الله لشعبه (</w:t>
@@ -3960,6 +4916,8 @@
       <w:hyperlink r:id="rId106">
         <w:r>
           <w:rPr>
+            <w:rtl/>
+            <w:cs/>
             <w:lang w:val="ar_AE" w:bidi="ar_AE"/>
           </w:rPr>
           <w:rPr>
@@ -3971,6 +4929,8 @@
       </w:hyperlink>
       <w:r>
         <w:rPr>
+          <w:rtl/>
+          <w:cs/>
           <w:lang w:val="ar_AE" w:bidi="ar_AE"/>
         </w:rPr>
         <w:t>) مبنية على تعاملاته معهم (</w:t>
@@ -3978,6 +4938,8 @@
       <w:hyperlink r:id="rId83">
         <w:r>
           <w:rPr>
+            <w:rtl/>
+            <w:cs/>
             <w:lang w:val="ar_AE" w:bidi="ar_AE"/>
           </w:rPr>
           <w:rPr>
@@ -3989,18 +4951,24 @@
       </w:hyperlink>
       <w:r>
         <w:rPr>
+          <w:rtl/>
+          <w:cs/>
           <w:lang w:val="ar_AE" w:bidi="ar_AE"/>
         </w:rPr>
         <w:t xml:space="preserve">; انظر </w:t>
       </w:r>
       <w:r>
         <w:rPr>
+          <w:rtl/>
+          <w:cs/>
           <w:lang w:val="ar_AE" w:bidi="ar_AE"/>
         </w:rPr>
         <w:t>مذكرة الدراسة عن 11:2–15</w:t>
       </w:r>
       <w:r>
         <w:rPr>
+          <w:rtl/>
+          <w:cs/>
           <w:lang w:val="ar_AE" w:bidi="ar_AE"/>
         </w:rPr>
         <w:t>). ثم يُوصي بولس تيطس بضرورة تجنب الخلافات الباطلة والإصرار على التعليم النافع (</w:t>
@@ -4008,6 +4976,8 @@
       <w:hyperlink r:id="rId107">
         <w:r>
           <w:rPr>
+            <w:rtl/>
+            <w:cs/>
             <w:lang w:val="ar_AE" w:bidi="ar_AE"/>
           </w:rPr>
           <w:rPr>
@@ -4019,27 +4989,35 @@
       </w:hyperlink>
       <w:r>
         <w:rPr>
+          <w:rtl/>
+          <w:cs/>
           <w:lang w:val="ar_AE" w:bidi="ar_AE"/>
         </w:rPr>
         <w:t>).</w:t>
       </w:r>
       <w:r>
         <w:rPr>
-          <w:lang w:val="ar_AE" w:bidi="ar_AE"/>
-        </w:rPr>
-      </w:r>
-      <w:r>
-        <w:rPr>
-          <w:lang w:val="ar_AE" w:bidi="ar_AE"/>
-        </w:rPr>
-      </w:r>
-    </w:p>
-    <w:p>
-      <w:pPr>
-        <w:bidi/>
-      </w:pPr>
-      <w:r>
-        <w:rPr>
+          <w:rtl/>
+          <w:cs/>
+          <w:lang w:val="ar_AE" w:bidi="ar_AE"/>
+        </w:rPr>
+      </w:r>
+      <w:r>
+        <w:rPr>
+          <w:rtl/>
+          <w:cs/>
+          <w:lang w:val="ar_AE" w:bidi="ar_AE"/>
+        </w:rPr>
+      </w:r>
+    </w:p>
+    <w:p>
+      <w:pPr>
+        <w:bidi/>
+      </w:pPr>
+      <w:r>
+        <w:rPr>
+          <w:rtl/>
+          <w:cs/>
           <w:lang w:val="ar_AE" w:bidi="ar_AE"/>
         </w:rPr>
       </w:r>
@@ -4051,27 +5029,35 @@
       </w:pPr>
       <w:r>
         <w:rPr>
+          <w:rtl/>
+          <w:cs/>
           <w:lang w:val="ar_AE" w:bidi="ar_AE"/>
         </w:rPr>
         <w:t>تيطس 3:3</w:t>
       </w:r>
       <w:r>
         <w:rPr>
-          <w:lang w:val="ar_AE" w:bidi="ar_AE"/>
-        </w:rPr>
-      </w:r>
-    </w:p>
-    <w:p>
-      <w:pPr>
-        <w:bidi/>
-      </w:pPr>
-      <w:r>
-        <w:rPr>
-          <w:lang w:val="ar_AE" w:bidi="ar_AE"/>
-        </w:rPr>
-      </w:r>
-      <w:r>
-        <w:rPr>
+          <w:rtl/>
+          <w:cs/>
+          <w:lang w:val="ar_AE" w:bidi="ar_AE"/>
+        </w:rPr>
+      </w:r>
+    </w:p>
+    <w:p>
+      <w:pPr>
+        <w:bidi/>
+      </w:pPr>
+      <w:r>
+        <w:rPr>
+          <w:rtl/>
+          <w:cs/>
+          <w:lang w:val="ar_AE" w:bidi="ar_AE"/>
+        </w:rPr>
+      </w:r>
+      <w:r>
+        <w:rPr>
+          <w:rtl/>
+          <w:cs/>
           <w:lang w:val="ar_AE" w:bidi="ar_AE"/>
         </w:rPr>
         <w:t>إن التواضع (الوداعة)، كما في (</w:t>
@@ -4079,6 +5065,8 @@
       <w:hyperlink r:id="rId108">
         <w:r>
           <w:rPr>
+            <w:rtl/>
+            <w:cs/>
             <w:lang w:val="ar_AE" w:bidi="ar_AE"/>
           </w:rPr>
           <w:rPr>
@@ -4090,6 +5078,8 @@
       </w:hyperlink>
       <w:r>
         <w:rPr>
+          <w:rtl/>
+          <w:cs/>
           <w:lang w:val="ar_AE" w:bidi="ar_AE"/>
         </w:rPr>
         <w:t>)، يظهر هنا، عندما نتذكر حالتنا وقت أن جاءت إلينا رحمة الله ومحبته (</w:t>
@@ -4097,6 +5087,8 @@
       <w:hyperlink r:id="rId27">
         <w:r>
           <w:rPr>
+            <w:rtl/>
+            <w:cs/>
             <w:lang w:val="ar_AE" w:bidi="ar_AE"/>
           </w:rPr>
           <w:rPr>
@@ -4108,6 +5100,8 @@
       </w:hyperlink>
       <w:r>
         <w:rPr>
+          <w:rtl/>
+          <w:cs/>
           <w:lang w:val="ar_AE" w:bidi="ar_AE"/>
         </w:rPr>
         <w:t xml:space="preserve">; انظر </w:t>
@@ -4115,6 +5109,8 @@
       <w:hyperlink r:id="rId109">
         <w:r>
           <w:rPr>
+            <w:rtl/>
+            <w:cs/>
             <w:lang w:val="ar_AE" w:bidi="ar_AE"/>
           </w:rPr>
           <w:rPr>
@@ -4126,6 +5122,8 @@
       </w:hyperlink>
       <w:r>
         <w:rPr>
+          <w:rtl/>
+          <w:cs/>
           <w:lang w:val="ar_AE" w:bidi="ar_AE"/>
         </w:rPr>
         <w:t xml:space="preserve">; </w:t>
@@ -4133,6 +5131,8 @@
       <w:hyperlink r:id="rId110">
         <w:r>
           <w:rPr>
+            <w:rtl/>
+            <w:cs/>
             <w:lang w:val="ar_AE" w:bidi="ar_AE"/>
           </w:rPr>
           <w:rPr>
@@ -4144,6 +5144,8 @@
       </w:hyperlink>
       <w:r>
         <w:rPr>
+          <w:rtl/>
+          <w:cs/>
           <w:lang w:val="ar_AE" w:bidi="ar_AE"/>
         </w:rPr>
         <w:t xml:space="preserve">; </w:t>
@@ -4151,6 +5153,8 @@
       <w:hyperlink r:id="rId111">
         <w:r>
           <w:rPr>
+            <w:rtl/>
+            <w:cs/>
             <w:lang w:val="ar_AE" w:bidi="ar_AE"/>
           </w:rPr>
           <w:rPr>
@@ -4162,6 +5166,8 @@
       </w:hyperlink>
       <w:r>
         <w:rPr>
+          <w:rtl/>
+          <w:cs/>
           <w:lang w:val="ar_AE" w:bidi="ar_AE"/>
         </w:rPr>
         <w:t xml:space="preserve">; </w:t>
@@ -4169,6 +5175,8 @@
       <w:hyperlink r:id="rId112">
         <w:r>
           <w:rPr>
+            <w:rtl/>
+            <w:cs/>
             <w:lang w:val="ar_AE" w:bidi="ar_AE"/>
           </w:rPr>
           <w:rPr>
@@ -4180,27 +5188,35 @@
       </w:hyperlink>
       <w:r>
         <w:rPr>
+          <w:rtl/>
+          <w:cs/>
           <w:lang w:val="ar_AE" w:bidi="ar_AE"/>
         </w:rPr>
         <w:t>).</w:t>
       </w:r>
       <w:r>
         <w:rPr>
-          <w:lang w:val="ar_AE" w:bidi="ar_AE"/>
-        </w:rPr>
-      </w:r>
-      <w:r>
-        <w:rPr>
-          <w:lang w:val="ar_AE" w:bidi="ar_AE"/>
-        </w:rPr>
-      </w:r>
-    </w:p>
-    <w:p>
-      <w:pPr>
-        <w:bidi/>
-      </w:pPr>
-      <w:r>
-        <w:rPr>
+          <w:rtl/>
+          <w:cs/>
+          <w:lang w:val="ar_AE" w:bidi="ar_AE"/>
+        </w:rPr>
+      </w:r>
+      <w:r>
+        <w:rPr>
+          <w:rtl/>
+          <w:cs/>
+          <w:lang w:val="ar_AE" w:bidi="ar_AE"/>
+        </w:rPr>
+      </w:r>
+    </w:p>
+    <w:p>
+      <w:pPr>
+        <w:bidi/>
+      </w:pPr>
+      <w:r>
+        <w:rPr>
+          <w:rtl/>
+          <w:cs/>
           <w:lang w:val="ar_AE" w:bidi="ar_AE"/>
         </w:rPr>
       </w:r>
@@ -4212,27 +5228,35 @@
       </w:pPr>
       <w:r>
         <w:rPr>
+          <w:rtl/>
+          <w:cs/>
           <w:lang w:val="ar_AE" w:bidi="ar_AE"/>
         </w:rPr>
         <w:t>تيطس 4:3</w:t>
       </w:r>
       <w:r>
         <w:rPr>
-          <w:lang w:val="ar_AE" w:bidi="ar_AE"/>
-        </w:rPr>
-      </w:r>
-    </w:p>
-    <w:p>
-      <w:pPr>
-        <w:bidi/>
-      </w:pPr>
-      <w:r>
-        <w:rPr>
-          <w:lang w:val="ar_AE" w:bidi="ar_AE"/>
-        </w:rPr>
-      </w:r>
-      <w:r>
-        <w:rPr>
+          <w:rtl/>
+          <w:cs/>
+          <w:lang w:val="ar_AE" w:bidi="ar_AE"/>
+        </w:rPr>
+      </w:r>
+    </w:p>
+    <w:p>
+      <w:pPr>
+        <w:bidi/>
+      </w:pPr>
+      <w:r>
+        <w:rPr>
+          <w:rtl/>
+          <w:cs/>
+          <w:lang w:val="ar_AE" w:bidi="ar_AE"/>
+        </w:rPr>
+      </w:r>
+      <w:r>
+        <w:rPr>
+          <w:rtl/>
+          <w:cs/>
           <w:lang w:val="ar_AE" w:bidi="ar_AE"/>
         </w:rPr>
         <w:t xml:space="preserve">يجب علينا أن نسلك تجاه من حولنا كما تصرف الله تجاهنا - بلطف وإحسان. إن خلاص الله هو الذى يجعل هذا ممكنًا. • كشف (حرفياً </w:t>
@@ -4240,12 +5264,16 @@
       <w:r>
         <w:rPr>
           <w:i/>
+          <w:rtl/>
+          <w:cs/>
           <w:lang w:val="ar_AE" w:bidi="ar_AE"/>
         </w:rPr>
         <w:t>ظهر</w:t>
       </w:r>
       <w:r>
         <w:rPr>
+          <w:rtl/>
+          <w:cs/>
           <w:lang w:val="ar_AE" w:bidi="ar_AE"/>
         </w:rPr>
         <w:t xml:space="preserve">): إن الكلمة اليونانية ترتبط بمجيء المسيح (أيضًا في </w:t>
@@ -4253,6 +5281,8 @@
       <w:hyperlink r:id="rId84">
         <w:r>
           <w:rPr>
+            <w:rtl/>
+            <w:cs/>
             <w:lang w:val="ar_AE" w:bidi="ar_AE"/>
           </w:rPr>
           <w:rPr>
@@ -4264,6 +5294,8 @@
       </w:hyperlink>
       <w:r>
         <w:rPr>
+          <w:rtl/>
+          <w:cs/>
           <w:lang w:val="ar_AE" w:bidi="ar_AE"/>
         </w:rPr>
         <w:t xml:space="preserve">, </w:t>
@@ -4271,6 +5303,8 @@
       <w:hyperlink r:id="rId26">
         <w:r>
           <w:rPr>
+            <w:rtl/>
+            <w:cs/>
             <w:lang w:val="ar_AE" w:bidi="ar_AE"/>
           </w:rPr>
           <w:rPr>
@@ -4282,39 +5316,51 @@
       </w:hyperlink>
       <w:r>
         <w:rPr>
+          <w:rtl/>
+          <w:cs/>
           <w:lang w:val="ar_AE" w:bidi="ar_AE"/>
         </w:rPr>
         <w:t xml:space="preserve">; انظر </w:t>
       </w:r>
       <w:r>
         <w:rPr>
+          <w:rtl/>
+          <w:cs/>
           <w:lang w:val="ar_AE" w:bidi="ar_AE"/>
         </w:rPr>
         <w:t>مذكرة الدراسة عن 1 تيموثاوس 14:6</w:t>
       </w:r>
       <w:r>
         <w:rPr>
+          <w:rtl/>
+          <w:cs/>
           <w:lang w:val="ar_AE" w:bidi="ar_AE"/>
         </w:rPr>
         <w:t>).</w:t>
       </w:r>
       <w:r>
         <w:rPr>
-          <w:lang w:val="ar_AE" w:bidi="ar_AE"/>
-        </w:rPr>
-      </w:r>
-      <w:r>
-        <w:rPr>
-          <w:lang w:val="ar_AE" w:bidi="ar_AE"/>
-        </w:rPr>
-      </w:r>
-    </w:p>
-    <w:p>
-      <w:pPr>
-        <w:bidi/>
-      </w:pPr>
-      <w:r>
-        <w:rPr>
+          <w:rtl/>
+          <w:cs/>
+          <w:lang w:val="ar_AE" w:bidi="ar_AE"/>
+        </w:rPr>
+      </w:r>
+      <w:r>
+        <w:rPr>
+          <w:rtl/>
+          <w:cs/>
+          <w:lang w:val="ar_AE" w:bidi="ar_AE"/>
+        </w:rPr>
+      </w:r>
+    </w:p>
+    <w:p>
+      <w:pPr>
+        <w:bidi/>
+      </w:pPr>
+      <w:r>
+        <w:rPr>
+          <w:rtl/>
+          <w:cs/>
           <w:lang w:val="ar_AE" w:bidi="ar_AE"/>
         </w:rPr>
       </w:r>
@@ -4326,27 +5372,35 @@
       </w:pPr>
       <w:r>
         <w:rPr>
+          <w:rtl/>
+          <w:cs/>
           <w:lang w:val="ar_AE" w:bidi="ar_AE"/>
         </w:rPr>
         <w:t>تيطس 4:3–7</w:t>
       </w:r>
       <w:r>
         <w:rPr>
-          <w:lang w:val="ar_AE" w:bidi="ar_AE"/>
-        </w:rPr>
-      </w:r>
-    </w:p>
-    <w:p>
-      <w:pPr>
-        <w:bidi/>
-      </w:pPr>
-      <w:r>
-        <w:rPr>
-          <w:lang w:val="ar_AE" w:bidi="ar_AE"/>
-        </w:rPr>
-      </w:r>
-      <w:r>
-        <w:rPr>
+          <w:rtl/>
+          <w:cs/>
+          <w:lang w:val="ar_AE" w:bidi="ar_AE"/>
+        </w:rPr>
+      </w:r>
+    </w:p>
+    <w:p>
+      <w:pPr>
+        <w:bidi/>
+      </w:pPr>
+      <w:r>
+        <w:rPr>
+          <w:rtl/>
+          <w:cs/>
+          <w:lang w:val="ar_AE" w:bidi="ar_AE"/>
+        </w:rPr>
+      </w:r>
+      <w:r>
+        <w:rPr>
+          <w:rtl/>
+          <w:cs/>
           <w:lang w:val="ar_AE" w:bidi="ar_AE"/>
         </w:rPr>
         <w:t xml:space="preserve">قد يكون هذا المقطع عبارة عن ملخص أو أنه إقتباس من تعليم أقدم (انظر </w:t>
@@ -4354,6 +5408,8 @@
       <w:hyperlink r:id="rId113">
         <w:r>
           <w:rPr>
+            <w:rtl/>
+            <w:cs/>
             <w:lang w:val="ar_AE" w:bidi="ar_AE"/>
           </w:rPr>
           <w:rPr>
@@ -4365,6 +5421,8 @@
       </w:hyperlink>
       <w:r>
         <w:rPr>
+          <w:rtl/>
+          <w:cs/>
           <w:lang w:val="ar_AE" w:bidi="ar_AE"/>
         </w:rPr>
         <w:t xml:space="preserve">; </w:t>
@@ -4372,6 +5430,8 @@
       <w:hyperlink r:id="rId114">
         <w:r>
           <w:rPr>
+            <w:rtl/>
+            <w:cs/>
             <w:lang w:val="ar_AE" w:bidi="ar_AE"/>
           </w:rPr>
           <w:rPr>
@@ -4383,27 +5443,35 @@
       </w:hyperlink>
       <w:r>
         <w:rPr>
+          <w:rtl/>
+          <w:cs/>
           <w:lang w:val="ar_AE" w:bidi="ar_AE"/>
         </w:rPr>
         <w:t>).</w:t>
       </w:r>
       <w:r>
         <w:rPr>
-          <w:lang w:val="ar_AE" w:bidi="ar_AE"/>
-        </w:rPr>
-      </w:r>
-      <w:r>
-        <w:rPr>
-          <w:lang w:val="ar_AE" w:bidi="ar_AE"/>
-        </w:rPr>
-      </w:r>
-    </w:p>
-    <w:p>
-      <w:pPr>
-        <w:bidi/>
-      </w:pPr>
-      <w:r>
-        <w:rPr>
+          <w:rtl/>
+          <w:cs/>
+          <w:lang w:val="ar_AE" w:bidi="ar_AE"/>
+        </w:rPr>
+      </w:r>
+      <w:r>
+        <w:rPr>
+          <w:rtl/>
+          <w:cs/>
+          <w:lang w:val="ar_AE" w:bidi="ar_AE"/>
+        </w:rPr>
+      </w:r>
+    </w:p>
+    <w:p>
+      <w:pPr>
+        <w:bidi/>
+      </w:pPr>
+      <w:r>
+        <w:rPr>
+          <w:rtl/>
+          <w:cs/>
           <w:lang w:val="ar_AE" w:bidi="ar_AE"/>
         </w:rPr>
       </w:r>
@@ -4415,27 +5483,35 @@
       </w:pPr>
       <w:r>
         <w:rPr>
+          <w:rtl/>
+          <w:cs/>
           <w:lang w:val="ar_AE" w:bidi="ar_AE"/>
         </w:rPr>
         <w:t>تيطس 5:3</w:t>
       </w:r>
       <w:r>
         <w:rPr>
-          <w:lang w:val="ar_AE" w:bidi="ar_AE"/>
-        </w:rPr>
-      </w:r>
-    </w:p>
-    <w:p>
-      <w:pPr>
-        <w:bidi/>
-      </w:pPr>
-      <w:r>
-        <w:rPr>
-          <w:lang w:val="ar_AE" w:bidi="ar_AE"/>
-        </w:rPr>
-      </w:r>
-      <w:r>
-        <w:rPr>
+          <w:rtl/>
+          <w:cs/>
+          <w:lang w:val="ar_AE" w:bidi="ar_AE"/>
+        </w:rPr>
+      </w:r>
+    </w:p>
+    <w:p>
+      <w:pPr>
+        <w:bidi/>
+      </w:pPr>
+      <w:r>
+        <w:rPr>
+          <w:rtl/>
+          <w:cs/>
+          <w:lang w:val="ar_AE" w:bidi="ar_AE"/>
+        </w:rPr>
+      </w:r>
+      <w:r>
+        <w:rPr>
+          <w:rtl/>
+          <w:cs/>
           <w:lang w:val="ar_AE" w:bidi="ar_AE"/>
         </w:rPr>
         <w:t xml:space="preserve">لا بأعمال … بل بمقتضي: إن المقابلة هنا هي بين أعمال الإنسان التي قد يُظن أنها تستحق الخلاص ونعمة الله (انظر </w:t>
@@ -4443,6 +5519,8 @@
       <w:hyperlink r:id="rId115">
         <w:r>
           <w:rPr>
+            <w:rtl/>
+            <w:cs/>
             <w:lang w:val="ar_AE" w:bidi="ar_AE"/>
           </w:rPr>
           <w:rPr>
@@ -4454,6 +5532,8 @@
       </w:hyperlink>
       <w:r>
         <w:rPr>
+          <w:rtl/>
+          <w:cs/>
           <w:lang w:val="ar_AE" w:bidi="ar_AE"/>
         </w:rPr>
         <w:t>). الخلاص يأتي من خلال الإيمان برحمة الله وحده (</w:t>
@@ -4461,6 +5541,8 @@
       <w:hyperlink r:id="rId116">
         <w:r>
           <w:rPr>
+            <w:rtl/>
+            <w:cs/>
             <w:lang w:val="ar_AE" w:bidi="ar_AE"/>
           </w:rPr>
           <w:rPr>
@@ -4472,6 +5554,8 @@
       </w:hyperlink>
       <w:r>
         <w:rPr>
+          <w:rtl/>
+          <w:cs/>
           <w:lang w:val="ar_AE" w:bidi="ar_AE"/>
         </w:rPr>
         <w:t xml:space="preserve">). • خلصنا بغسل الميلاد الثاني: انظر </w:t>
@@ -4479,6 +5563,8 @@
       <w:hyperlink r:id="rId117">
         <w:r>
           <w:rPr>
+            <w:rtl/>
+            <w:cs/>
             <w:lang w:val="ar_AE" w:bidi="ar_AE"/>
           </w:rPr>
           <w:rPr>
@@ -4490,6 +5576,8 @@
       </w:hyperlink>
       <w:r>
         <w:rPr>
+          <w:rtl/>
+          <w:cs/>
           <w:lang w:val="ar_AE" w:bidi="ar_AE"/>
         </w:rPr>
         <w:t xml:space="preserve">; </w:t>
@@ -4497,6 +5585,8 @@
       <w:hyperlink r:id="rId118">
         <w:r>
           <w:rPr>
+            <w:rtl/>
+            <w:cs/>
             <w:lang w:val="ar_AE" w:bidi="ar_AE"/>
           </w:rPr>
           <w:rPr>
@@ -4508,6 +5598,8 @@
       </w:hyperlink>
       <w:r>
         <w:rPr>
+          <w:rtl/>
+          <w:cs/>
           <w:lang w:val="ar_AE" w:bidi="ar_AE"/>
         </w:rPr>
         <w:t xml:space="preserve">; </w:t>
@@ -4515,6 +5607,8 @@
       <w:hyperlink r:id="rId119">
         <w:r>
           <w:rPr>
+            <w:rtl/>
+            <w:cs/>
             <w:lang w:val="ar_AE" w:bidi="ar_AE"/>
           </w:rPr>
           <w:rPr>
@@ -4526,6 +5620,8 @@
       </w:hyperlink>
       <w:r>
         <w:rPr>
+          <w:rtl/>
+          <w:cs/>
           <w:lang w:val="ar_AE" w:bidi="ar_AE"/>
         </w:rPr>
         <w:t xml:space="preserve">; </w:t>
@@ -4533,6 +5629,8 @@
       <w:hyperlink r:id="rId120">
         <w:r>
           <w:rPr>
+            <w:rtl/>
+            <w:cs/>
             <w:lang w:val="ar_AE" w:bidi="ar_AE"/>
           </w:rPr>
           <w:rPr>
@@ -4544,6 +5642,8 @@
       </w:hyperlink>
       <w:r>
         <w:rPr>
+          <w:rtl/>
+          <w:cs/>
           <w:lang w:val="ar_AE" w:bidi="ar_AE"/>
         </w:rPr>
         <w:t xml:space="preserve">; </w:t>
@@ -4551,6 +5651,8 @@
       <w:hyperlink r:id="rId121">
         <w:r>
           <w:rPr>
+            <w:rtl/>
+            <w:cs/>
             <w:lang w:val="ar_AE" w:bidi="ar_AE"/>
           </w:rPr>
           <w:rPr>
@@ -4562,6 +5664,8 @@
       </w:hyperlink>
       <w:r>
         <w:rPr>
+          <w:rtl/>
+          <w:cs/>
           <w:lang w:val="ar_AE" w:bidi="ar_AE"/>
         </w:rPr>
         <w:t xml:space="preserve">. • وتجديد الروح القدس: إن هذا يرمز إلى انفصال تام عن حياة الخطية والموت وانتقال إلى دائرة الحياة والقداسة (انظر أيضًا </w:t>
@@ -4569,6 +5673,8 @@
       <w:hyperlink r:id="rId122">
         <w:r>
           <w:rPr>
+            <w:rtl/>
+            <w:cs/>
             <w:lang w:val="ar_AE" w:bidi="ar_AE"/>
           </w:rPr>
           <w:rPr>
@@ -4580,6 +5686,8 @@
       </w:hyperlink>
       <w:r>
         <w:rPr>
+          <w:rtl/>
+          <w:cs/>
           <w:lang w:val="ar_AE" w:bidi="ar_AE"/>
         </w:rPr>
         <w:t xml:space="preserve">; </w:t>
@@ -4587,6 +5695,8 @@
       <w:hyperlink r:id="rId123">
         <w:r>
           <w:rPr>
+            <w:rtl/>
+            <w:cs/>
             <w:lang w:val="ar_AE" w:bidi="ar_AE"/>
           </w:rPr>
           <w:rPr>
@@ -4598,6 +5708,8 @@
       </w:hyperlink>
       <w:r>
         <w:rPr>
+          <w:rtl/>
+          <w:cs/>
           <w:lang w:val="ar_AE" w:bidi="ar_AE"/>
         </w:rPr>
         <w:t xml:space="preserve">; </w:t>
@@ -4605,6 +5717,8 @@
       <w:hyperlink r:id="rId124">
         <w:r>
           <w:rPr>
+            <w:rtl/>
+            <w:cs/>
             <w:lang w:val="ar_AE" w:bidi="ar_AE"/>
           </w:rPr>
           <w:rPr>
@@ -4616,27 +5730,35 @@
       </w:hyperlink>
       <w:r>
         <w:rPr>
+          <w:rtl/>
+          <w:cs/>
           <w:lang w:val="ar_AE" w:bidi="ar_AE"/>
         </w:rPr>
         <w:t>).</w:t>
       </w:r>
       <w:r>
         <w:rPr>
-          <w:lang w:val="ar_AE" w:bidi="ar_AE"/>
-        </w:rPr>
-      </w:r>
-      <w:r>
-        <w:rPr>
-          <w:lang w:val="ar_AE" w:bidi="ar_AE"/>
-        </w:rPr>
-      </w:r>
-    </w:p>
-    <w:p>
-      <w:pPr>
-        <w:bidi/>
-      </w:pPr>
-      <w:r>
-        <w:rPr>
+          <w:rtl/>
+          <w:cs/>
+          <w:lang w:val="ar_AE" w:bidi="ar_AE"/>
+        </w:rPr>
+      </w:r>
+      <w:r>
+        <w:rPr>
+          <w:rtl/>
+          <w:cs/>
+          <w:lang w:val="ar_AE" w:bidi="ar_AE"/>
+        </w:rPr>
+      </w:r>
+    </w:p>
+    <w:p>
+      <w:pPr>
+        <w:bidi/>
+      </w:pPr>
+      <w:r>
+        <w:rPr>
+          <w:rtl/>
+          <w:cs/>
           <w:lang w:val="ar_AE" w:bidi="ar_AE"/>
         </w:rPr>
       </w:r>
@@ -4648,27 +5770,35 @@
       </w:pPr>
       <w:r>
         <w:rPr>
+          <w:rtl/>
+          <w:cs/>
           <w:lang w:val="ar_AE" w:bidi="ar_AE"/>
         </w:rPr>
         <w:t>تيطس 7:3</w:t>
       </w:r>
       <w:r>
         <w:rPr>
-          <w:lang w:val="ar_AE" w:bidi="ar_AE"/>
-        </w:rPr>
-      </w:r>
-    </w:p>
-    <w:p>
-      <w:pPr>
-        <w:bidi/>
-      </w:pPr>
-      <w:r>
-        <w:rPr>
-          <w:lang w:val="ar_AE" w:bidi="ar_AE"/>
-        </w:rPr>
-      </w:r>
-      <w:r>
-        <w:rPr>
+          <w:rtl/>
+          <w:cs/>
+          <w:lang w:val="ar_AE" w:bidi="ar_AE"/>
+        </w:rPr>
+      </w:r>
+    </w:p>
+    <w:p>
+      <w:pPr>
+        <w:bidi/>
+      </w:pPr>
+      <w:r>
+        <w:rPr>
+          <w:rtl/>
+          <w:cs/>
+          <w:lang w:val="ar_AE" w:bidi="ar_AE"/>
+        </w:rPr>
+      </w:r>
+      <w:r>
+        <w:rPr>
+          <w:rtl/>
+          <w:cs/>
           <w:lang w:val="ar_AE" w:bidi="ar_AE"/>
         </w:rPr>
         <w:t xml:space="preserve">إن الجزء الأول من الآية هو بمثابة تلخيص للآيات </w:t>
@@ -4676,6 +5806,8 @@
       <w:hyperlink r:id="rId125">
         <w:r>
           <w:rPr>
+            <w:rtl/>
+            <w:cs/>
             <w:lang w:val="ar_AE" w:bidi="ar_AE"/>
           </w:rPr>
           <w:rPr>
@@ -4687,6 +5819,8 @@
       </w:hyperlink>
       <w:r>
         <w:rPr>
+          <w:rtl/>
+          <w:cs/>
           <w:lang w:val="ar_AE" w:bidi="ar_AE"/>
         </w:rPr>
         <w:t xml:space="preserve">. أما النصف الثاني فيقدم الغرض من ما عمله الله. • حتى إذا تبررنا بنعمته: انظر </w:t>
@@ -4694,6 +5828,8 @@
       <w:hyperlink r:id="rId126">
         <w:r>
           <w:rPr>
+            <w:rtl/>
+            <w:cs/>
             <w:lang w:val="ar_AE" w:bidi="ar_AE"/>
           </w:rPr>
           <w:rPr>
@@ -4705,6 +5841,8 @@
       </w:hyperlink>
       <w:r>
         <w:rPr>
+          <w:rtl/>
+          <w:cs/>
           <w:lang w:val="ar_AE" w:bidi="ar_AE"/>
         </w:rPr>
         <w:t xml:space="preserve">; </w:t>
@@ -4712,6 +5850,8 @@
       <w:hyperlink r:id="rId127">
         <w:r>
           <w:rPr>
+            <w:rtl/>
+            <w:cs/>
             <w:lang w:val="ar_AE" w:bidi="ar_AE"/>
           </w:rPr>
           <w:rPr>
@@ -4723,6 +5863,8 @@
       </w:hyperlink>
       <w:r>
         <w:rPr>
+          <w:rtl/>
+          <w:cs/>
           <w:lang w:val="ar_AE" w:bidi="ar_AE"/>
         </w:rPr>
         <w:t>. • ورثة حسب رجاء الحياة الأبدية: غالبًا ما يرتبط عمل الروح (</w:t>
@@ -4730,6 +5872,8 @@
       <w:hyperlink r:id="rId21">
         <w:r>
           <w:rPr>
+            <w:rtl/>
+            <w:cs/>
             <w:lang w:val="ar_AE" w:bidi="ar_AE"/>
           </w:rPr>
           <w:rPr>
@@ -4741,6 +5885,8 @@
       </w:hyperlink>
       <w:r>
         <w:rPr>
+          <w:rtl/>
+          <w:cs/>
           <w:lang w:val="ar_AE" w:bidi="ar_AE"/>
         </w:rPr>
         <w:t xml:space="preserve">) بوضعنا كورثة (انظر </w:t>
@@ -4748,6 +5894,8 @@
       <w:hyperlink r:id="rId128">
         <w:r>
           <w:rPr>
+            <w:rtl/>
+            <w:cs/>
             <w:lang w:val="ar_AE" w:bidi="ar_AE"/>
           </w:rPr>
           <w:rPr>
@@ -4759,6 +5907,8 @@
       </w:hyperlink>
       <w:r>
         <w:rPr>
+          <w:rtl/>
+          <w:cs/>
           <w:lang w:val="ar_AE" w:bidi="ar_AE"/>
         </w:rPr>
         <w:t xml:space="preserve">; </w:t>
@@ -4766,6 +5916,8 @@
       <w:hyperlink r:id="rId129">
         <w:r>
           <w:rPr>
+            <w:rtl/>
+            <w:cs/>
             <w:lang w:val="ar_AE" w:bidi="ar_AE"/>
           </w:rPr>
           <w:rPr>
@@ -4777,6 +5929,8 @@
       </w:hyperlink>
       <w:r>
         <w:rPr>
+          <w:rtl/>
+          <w:cs/>
           <w:lang w:val="ar_AE" w:bidi="ar_AE"/>
         </w:rPr>
         <w:t xml:space="preserve">; </w:t>
@@ -4784,6 +5938,8 @@
       <w:hyperlink r:id="rId130">
         <w:r>
           <w:rPr>
+            <w:rtl/>
+            <w:cs/>
             <w:lang w:val="ar_AE" w:bidi="ar_AE"/>
           </w:rPr>
           <w:rPr>
@@ -4795,6 +5951,8 @@
       </w:hyperlink>
       <w:r>
         <w:rPr>
+          <w:rtl/>
+          <w:cs/>
           <w:lang w:val="ar_AE" w:bidi="ar_AE"/>
         </w:rPr>
         <w:t xml:space="preserve">; </w:t>
@@ -4802,6 +5960,8 @@
       <w:hyperlink r:id="rId131">
         <w:r>
           <w:rPr>
+            <w:rtl/>
+            <w:cs/>
             <w:lang w:val="ar_AE" w:bidi="ar_AE"/>
           </w:rPr>
           <w:rPr>
@@ -4813,27 +5973,35 @@
       </w:hyperlink>
       <w:r>
         <w:rPr>
+          <w:rtl/>
+          <w:cs/>
           <w:lang w:val="ar_AE" w:bidi="ar_AE"/>
         </w:rPr>
         <w:t>).</w:t>
       </w:r>
       <w:r>
         <w:rPr>
-          <w:lang w:val="ar_AE" w:bidi="ar_AE"/>
-        </w:rPr>
-      </w:r>
-      <w:r>
-        <w:rPr>
-          <w:lang w:val="ar_AE" w:bidi="ar_AE"/>
-        </w:rPr>
-      </w:r>
-    </w:p>
-    <w:p>
-      <w:pPr>
-        <w:bidi/>
-      </w:pPr>
-      <w:r>
-        <w:rPr>
+          <w:rtl/>
+          <w:cs/>
+          <w:lang w:val="ar_AE" w:bidi="ar_AE"/>
+        </w:rPr>
+      </w:r>
+      <w:r>
+        <w:rPr>
+          <w:rtl/>
+          <w:cs/>
+          <w:lang w:val="ar_AE" w:bidi="ar_AE"/>
+        </w:rPr>
+      </w:r>
+    </w:p>
+    <w:p>
+      <w:pPr>
+        <w:bidi/>
+      </w:pPr>
+      <w:r>
+        <w:rPr>
+          <w:rtl/>
+          <w:cs/>
           <w:lang w:val="ar_AE" w:bidi="ar_AE"/>
         </w:rPr>
       </w:r>
@@ -4845,27 +6013,35 @@
       </w:pPr>
       <w:r>
         <w:rPr>
+          <w:rtl/>
+          <w:cs/>
           <w:lang w:val="ar_AE" w:bidi="ar_AE"/>
         </w:rPr>
         <w:t>تيطس 8:3</w:t>
       </w:r>
       <w:r>
         <w:rPr>
-          <w:lang w:val="ar_AE" w:bidi="ar_AE"/>
-        </w:rPr>
-      </w:r>
-    </w:p>
-    <w:p>
-      <w:pPr>
-        <w:bidi/>
-      </w:pPr>
-      <w:r>
-        <w:rPr>
-          <w:lang w:val="ar_AE" w:bidi="ar_AE"/>
-        </w:rPr>
-      </w:r>
-      <w:r>
-        <w:rPr>
+          <w:rtl/>
+          <w:cs/>
+          <w:lang w:val="ar_AE" w:bidi="ar_AE"/>
+        </w:rPr>
+      </w:r>
+    </w:p>
+    <w:p>
+      <w:pPr>
+        <w:bidi/>
+      </w:pPr>
+      <w:r>
+        <w:rPr>
+          <w:rtl/>
+          <w:cs/>
+          <w:lang w:val="ar_AE" w:bidi="ar_AE"/>
+        </w:rPr>
+      </w:r>
+      <w:r>
+        <w:rPr>
+          <w:rtl/>
+          <w:cs/>
           <w:lang w:val="ar_AE" w:bidi="ar_AE"/>
         </w:rPr>
         <w:t xml:space="preserve">صادقة هي الكلمة تعود علي الآيات </w:t>
@@ -4873,6 +6049,8 @@
       <w:hyperlink r:id="rId132">
         <w:r>
           <w:rPr>
+            <w:rtl/>
+            <w:cs/>
             <w:lang w:val="ar_AE" w:bidi="ar_AE"/>
           </w:rPr>
           <w:rPr>
@@ -4884,6 +6062,8 @@
       </w:hyperlink>
       <w:r>
         <w:rPr>
+          <w:rtl/>
+          <w:cs/>
           <w:lang w:val="ar_AE" w:bidi="ar_AE"/>
         </w:rPr>
         <w:t xml:space="preserve"> (قارن </w:t>
@@ -4891,6 +6071,8 @@
       <w:hyperlink r:id="rId113">
         <w:r>
           <w:rPr>
+            <w:rtl/>
+            <w:cs/>
             <w:lang w:val="ar_AE" w:bidi="ar_AE"/>
           </w:rPr>
           <w:rPr>
@@ -4902,27 +6084,35 @@
       </w:hyperlink>
       <w:r>
         <w:rPr>
+          <w:rtl/>
+          <w:cs/>
           <w:lang w:val="ar_AE" w:bidi="ar_AE"/>
         </w:rPr>
         <w:t>).</w:t>
       </w:r>
       <w:r>
         <w:rPr>
-          <w:lang w:val="ar_AE" w:bidi="ar_AE"/>
-        </w:rPr>
-      </w:r>
-      <w:r>
-        <w:rPr>
-          <w:lang w:val="ar_AE" w:bidi="ar_AE"/>
-        </w:rPr>
-      </w:r>
-    </w:p>
-    <w:p>
-      <w:pPr>
-        <w:bidi/>
-      </w:pPr>
-      <w:r>
-        <w:rPr>
+          <w:rtl/>
+          <w:cs/>
+          <w:lang w:val="ar_AE" w:bidi="ar_AE"/>
+        </w:rPr>
+      </w:r>
+      <w:r>
+        <w:rPr>
+          <w:rtl/>
+          <w:cs/>
+          <w:lang w:val="ar_AE" w:bidi="ar_AE"/>
+        </w:rPr>
+      </w:r>
+    </w:p>
+    <w:p>
+      <w:pPr>
+        <w:bidi/>
+      </w:pPr>
+      <w:r>
+        <w:rPr>
+          <w:rtl/>
+          <w:cs/>
           <w:lang w:val="ar_AE" w:bidi="ar_AE"/>
         </w:rPr>
       </w:r>
@@ -4934,27 +6124,35 @@
       </w:pPr>
       <w:r>
         <w:rPr>
+          <w:rtl/>
+          <w:cs/>
           <w:lang w:val="ar_AE" w:bidi="ar_AE"/>
         </w:rPr>
         <w:t>تيطس 10:3–11</w:t>
       </w:r>
       <w:r>
         <w:rPr>
-          <w:lang w:val="ar_AE" w:bidi="ar_AE"/>
-        </w:rPr>
-      </w:r>
-    </w:p>
-    <w:p>
-      <w:pPr>
-        <w:bidi/>
-      </w:pPr>
-      <w:r>
-        <w:rPr>
-          <w:lang w:val="ar_AE" w:bidi="ar_AE"/>
-        </w:rPr>
-      </w:r>
-      <w:r>
-        <w:rPr>
+          <w:rtl/>
+          <w:cs/>
+          <w:lang w:val="ar_AE" w:bidi="ar_AE"/>
+        </w:rPr>
+      </w:r>
+    </w:p>
+    <w:p>
+      <w:pPr>
+        <w:bidi/>
+      </w:pPr>
+      <w:r>
+        <w:rPr>
+          <w:rtl/>
+          <w:cs/>
+          <w:lang w:val="ar_AE" w:bidi="ar_AE"/>
+        </w:rPr>
+      </w:r>
+      <w:r>
+        <w:rPr>
+          <w:rtl/>
+          <w:cs/>
           <w:lang w:val="ar_AE" w:bidi="ar_AE"/>
         </w:rPr>
         <w:t xml:space="preserve">اعرض عن ... مثل هؤلاء الأشخاص: إن هذا يشير إلى الأشخاص الذين يصنعون الخصومات بشكل مستمر وكذلك الذين يسببون الانقسامات (انظر </w:t>
@@ -4962,6 +6160,8 @@
       <w:hyperlink r:id="rId36">
         <w:r>
           <w:rPr>
+            <w:rtl/>
+            <w:cs/>
             <w:lang w:val="ar_AE" w:bidi="ar_AE"/>
           </w:rPr>
           <w:rPr>
@@ -4973,6 +6173,8 @@
       </w:hyperlink>
       <w:r>
         <w:rPr>
+          <w:rtl/>
+          <w:cs/>
           <w:lang w:val="ar_AE" w:bidi="ar_AE"/>
         </w:rPr>
         <w:t xml:space="preserve">, </w:t>
@@ -4980,6 +6182,8 @@
       <w:hyperlink r:id="rId46">
         <w:r>
           <w:rPr>
+            <w:rtl/>
+            <w:cs/>
             <w:lang w:val="ar_AE" w:bidi="ar_AE"/>
           </w:rPr>
           <w:rPr>
@@ -4991,27 +6195,35 @@
       </w:hyperlink>
       <w:r>
         <w:rPr>
+          <w:rtl/>
+          <w:cs/>
           <w:lang w:val="ar_AE" w:bidi="ar_AE"/>
         </w:rPr>
         <w:t>).</w:t>
       </w:r>
       <w:r>
         <w:rPr>
-          <w:lang w:val="ar_AE" w:bidi="ar_AE"/>
-        </w:rPr>
-      </w:r>
-      <w:r>
-        <w:rPr>
-          <w:lang w:val="ar_AE" w:bidi="ar_AE"/>
-        </w:rPr>
-      </w:r>
-    </w:p>
-    <w:p>
-      <w:pPr>
-        <w:bidi/>
-      </w:pPr>
-      <w:r>
-        <w:rPr>
+          <w:rtl/>
+          <w:cs/>
+          <w:lang w:val="ar_AE" w:bidi="ar_AE"/>
+        </w:rPr>
+      </w:r>
+      <w:r>
+        <w:rPr>
+          <w:rtl/>
+          <w:cs/>
+          <w:lang w:val="ar_AE" w:bidi="ar_AE"/>
+        </w:rPr>
+      </w:r>
+    </w:p>
+    <w:p>
+      <w:pPr>
+        <w:bidi/>
+      </w:pPr>
+      <w:r>
+        <w:rPr>
+          <w:rtl/>
+          <w:cs/>
           <w:lang w:val="ar_AE" w:bidi="ar_AE"/>
         </w:rPr>
       </w:r>
@@ -5023,27 +6235,35 @@
       </w:pPr>
       <w:r>
         <w:rPr>
+          <w:rtl/>
+          <w:cs/>
           <w:lang w:val="ar_AE" w:bidi="ar_AE"/>
         </w:rPr>
         <w:t>تيطس 12:3</w:t>
       </w:r>
       <w:r>
         <w:rPr>
-          <w:lang w:val="ar_AE" w:bidi="ar_AE"/>
-        </w:rPr>
-      </w:r>
-    </w:p>
-    <w:p>
-      <w:pPr>
-        <w:bidi/>
-      </w:pPr>
-      <w:r>
-        <w:rPr>
-          <w:lang w:val="ar_AE" w:bidi="ar_AE"/>
-        </w:rPr>
-      </w:r>
-      <w:r>
-        <w:rPr>
+          <w:rtl/>
+          <w:cs/>
+          <w:lang w:val="ar_AE" w:bidi="ar_AE"/>
+        </w:rPr>
+      </w:r>
+    </w:p>
+    <w:p>
+      <w:pPr>
+        <w:bidi/>
+      </w:pPr>
+      <w:r>
+        <w:rPr>
+          <w:rtl/>
+          <w:cs/>
+          <w:lang w:val="ar_AE" w:bidi="ar_AE"/>
+        </w:rPr>
+      </w:r>
+      <w:r>
+        <w:rPr>
+          <w:rtl/>
+          <w:cs/>
           <w:lang w:val="ar_AE" w:bidi="ar_AE"/>
         </w:rPr>
         <w:t xml:space="preserve">من الواضح أن أرتيماس أو تيخيكس هو من سيكون خليفة تيطس في كريت. ونظرًا لأن تيخيكس قد تم إرساله إلى أفسس (انظر </w:t>
@@ -5051,6 +6271,8 @@
       <w:hyperlink r:id="rId133">
         <w:r>
           <w:rPr>
+            <w:rtl/>
+            <w:cs/>
             <w:lang w:val="ar_AE" w:bidi="ar_AE"/>
           </w:rPr>
           <w:rPr>
@@ -5062,6 +6284,8 @@
       </w:hyperlink>
       <w:r>
         <w:rPr>
+          <w:rtl/>
+          <w:cs/>
           <w:lang w:val="ar_AE" w:bidi="ar_AE"/>
         </w:rPr>
         <w:t xml:space="preserve">)، لذا فقد يكون أرتيماس هو الذي ذهب إلى كريت. • نيكوبوليس: كانت هناك عدة مدن تحمل هذا الاسم؛ ومن المحتمل أن هذه كانت مدينة كبيرة على الساحل الغربي لشبه الجزيرة اليونانية. وفي الأغلب، فإن بولس كان قد عمل بها من قبل (انظر </w:t>
@@ -5069,6 +6293,8 @@
       <w:hyperlink r:id="rId134">
         <w:r>
           <w:rPr>
+            <w:rtl/>
+            <w:cs/>
             <w:lang w:val="ar_AE" w:bidi="ar_AE"/>
           </w:rPr>
           <w:rPr>
@@ -5080,27 +6306,35 @@
       </w:hyperlink>
       <w:r>
         <w:rPr>
+          <w:rtl/>
+          <w:cs/>
           <w:lang w:val="ar_AE" w:bidi="ar_AE"/>
         </w:rPr>
         <w:t>، والتي تذكر نشاط بولس الممتد غربًا).</w:t>
       </w:r>
       <w:r>
         <w:rPr>
-          <w:lang w:val="ar_AE" w:bidi="ar_AE"/>
-        </w:rPr>
-      </w:r>
-      <w:r>
-        <w:rPr>
-          <w:lang w:val="ar_AE" w:bidi="ar_AE"/>
-        </w:rPr>
-      </w:r>
-    </w:p>
-    <w:p>
-      <w:pPr>
-        <w:bidi/>
-      </w:pPr>
-      <w:r>
-        <w:rPr>
+          <w:rtl/>
+          <w:cs/>
+          <w:lang w:val="ar_AE" w:bidi="ar_AE"/>
+        </w:rPr>
+      </w:r>
+      <w:r>
+        <w:rPr>
+          <w:rtl/>
+          <w:cs/>
+          <w:lang w:val="ar_AE" w:bidi="ar_AE"/>
+        </w:rPr>
+      </w:r>
+    </w:p>
+    <w:p>
+      <w:pPr>
+        <w:bidi/>
+      </w:pPr>
+      <w:r>
+        <w:rPr>
+          <w:rtl/>
+          <w:cs/>
           <w:lang w:val="ar_AE" w:bidi="ar_AE"/>
         </w:rPr>
       </w:r>
@@ -5112,27 +6346,35 @@
       </w:pPr>
       <w:r>
         <w:rPr>
+          <w:rtl/>
+          <w:cs/>
           <w:lang w:val="ar_AE" w:bidi="ar_AE"/>
         </w:rPr>
         <w:t>تيطس 12:3–15</w:t>
       </w:r>
       <w:r>
         <w:rPr>
-          <w:lang w:val="ar_AE" w:bidi="ar_AE"/>
-        </w:rPr>
-      </w:r>
-    </w:p>
-    <w:p>
-      <w:pPr>
-        <w:bidi/>
-      </w:pPr>
-      <w:r>
-        <w:rPr>
-          <w:lang w:val="ar_AE" w:bidi="ar_AE"/>
-        </w:rPr>
-      </w:r>
-      <w:r>
-        <w:rPr>
+          <w:rtl/>
+          <w:cs/>
+          <w:lang w:val="ar_AE" w:bidi="ar_AE"/>
+        </w:rPr>
+      </w:r>
+    </w:p>
+    <w:p>
+      <w:pPr>
+        <w:bidi/>
+      </w:pPr>
+      <w:r>
+        <w:rPr>
+          <w:rtl/>
+          <w:cs/>
+          <w:lang w:val="ar_AE" w:bidi="ar_AE"/>
+        </w:rPr>
+      </w:r>
+      <w:r>
+        <w:rPr>
+          <w:rtl/>
+          <w:cs/>
           <w:lang w:val="ar_AE" w:bidi="ar_AE"/>
         </w:rPr>
         <w:t>إن الرسالة تنتهي بأخبار (</w:t>
@@ -5140,6 +6382,8 @@
       <w:hyperlink r:id="rId135">
         <w:r>
           <w:rPr>
+            <w:rtl/>
+            <w:cs/>
             <w:lang w:val="ar_AE" w:bidi="ar_AE"/>
           </w:rPr>
           <w:rPr>
@@ -5151,6 +6395,8 @@
       </w:hyperlink>
       <w:r>
         <w:rPr>
+          <w:rtl/>
+          <w:cs/>
           <w:lang w:val="ar_AE" w:bidi="ar_AE"/>
         </w:rPr>
         <w:t>), ونصيحة ختامية (</w:t>
@@ -5158,6 +6404,8 @@
       <w:hyperlink r:id="rId136">
         <w:r>
           <w:rPr>
+            <w:rtl/>
+            <w:cs/>
             <w:lang w:val="ar_AE" w:bidi="ar_AE"/>
           </w:rPr>
           <w:rPr>
@@ -5169,6 +6417,8 @@
       </w:hyperlink>
       <w:r>
         <w:rPr>
+          <w:rtl/>
+          <w:cs/>
           <w:lang w:val="ar_AE" w:bidi="ar_AE"/>
         </w:rPr>
         <w:t>), ثم تحيات، وبركة (</w:t>
@@ -5176,6 +6426,8 @@
       <w:hyperlink r:id="rId137">
         <w:r>
           <w:rPr>
+            <w:rtl/>
+            <w:cs/>
             <w:lang w:val="ar_AE" w:bidi="ar_AE"/>
           </w:rPr>
           <w:rPr>
@@ -5187,27 +6439,35 @@
       </w:hyperlink>
       <w:r>
         <w:rPr>
+          <w:rtl/>
+          <w:cs/>
           <w:lang w:val="ar_AE" w:bidi="ar_AE"/>
         </w:rPr>
         <w:t>).</w:t>
       </w:r>
       <w:r>
         <w:rPr>
-          <w:lang w:val="ar_AE" w:bidi="ar_AE"/>
-        </w:rPr>
-      </w:r>
-      <w:r>
-        <w:rPr>
-          <w:lang w:val="ar_AE" w:bidi="ar_AE"/>
-        </w:rPr>
-      </w:r>
-    </w:p>
-    <w:p>
-      <w:pPr>
-        <w:bidi/>
-      </w:pPr>
-      <w:r>
-        <w:rPr>
+          <w:rtl/>
+          <w:cs/>
+          <w:lang w:val="ar_AE" w:bidi="ar_AE"/>
+        </w:rPr>
+      </w:r>
+      <w:r>
+        <w:rPr>
+          <w:rtl/>
+          <w:cs/>
+          <w:lang w:val="ar_AE" w:bidi="ar_AE"/>
+        </w:rPr>
+      </w:r>
+    </w:p>
+    <w:p>
+      <w:pPr>
+        <w:bidi/>
+      </w:pPr>
+      <w:r>
+        <w:rPr>
+          <w:rtl/>
+          <w:cs/>
           <w:lang w:val="ar_AE" w:bidi="ar_AE"/>
         </w:rPr>
       </w:r>
@@ -5219,27 +6479,35 @@
       </w:pPr>
       <w:r>
         <w:rPr>
+          <w:rtl/>
+          <w:cs/>
           <w:lang w:val="ar_AE" w:bidi="ar_AE"/>
         </w:rPr>
         <w:t>تيطس 13:3</w:t>
       </w:r>
       <w:r>
         <w:rPr>
-          <w:lang w:val="ar_AE" w:bidi="ar_AE"/>
-        </w:rPr>
-      </w:r>
-    </w:p>
-    <w:p>
-      <w:pPr>
-        <w:bidi/>
-      </w:pPr>
-      <w:r>
-        <w:rPr>
-          <w:lang w:val="ar_AE" w:bidi="ar_AE"/>
-        </w:rPr>
-      </w:r>
-      <w:r>
-        <w:rPr>
+          <w:rtl/>
+          <w:cs/>
+          <w:lang w:val="ar_AE" w:bidi="ar_AE"/>
+        </w:rPr>
+      </w:r>
+    </w:p>
+    <w:p>
+      <w:pPr>
+        <w:bidi/>
+      </w:pPr>
+      <w:r>
+        <w:rPr>
+          <w:rtl/>
+          <w:cs/>
+          <w:lang w:val="ar_AE" w:bidi="ar_AE"/>
+        </w:rPr>
+      </w:r>
+      <w:r>
+        <w:rPr>
+          <w:rtl/>
+          <w:cs/>
           <w:lang w:val="ar_AE" w:bidi="ar_AE"/>
         </w:rPr>
         <w:t xml:space="preserve">لقد كان زيناس وأبلوس مشاركين في نشر الأخبار السارة، وقد يكونان حاملي هذه الرسالة إلى تيطس. • ومن المحتمل أن زيناس كان خبيرًا في القانون الروماني أو فقيهًا به (وهي نفس الكلمة المستخدمة للمحامي في </w:t>
@@ -5247,6 +6515,8 @@
       <w:hyperlink r:id="rId138">
         <w:r>
           <w:rPr>
+            <w:rtl/>
+            <w:cs/>
             <w:lang w:val="ar_AE" w:bidi="ar_AE"/>
           </w:rPr>
           <w:rPr>
@@ -5258,6 +6528,8 @@
       </w:hyperlink>
       <w:r>
         <w:rPr>
+          <w:rtl/>
+          <w:cs/>
           <w:lang w:val="ar_AE" w:bidi="ar_AE"/>
         </w:rPr>
         <w:t xml:space="preserve">؛ </w:t>
@@ -5265,6 +6537,8 @@
       <w:hyperlink r:id="rId139">
         <w:r>
           <w:rPr>
+            <w:rtl/>
+            <w:cs/>
             <w:lang w:val="ar_AE" w:bidi="ar_AE"/>
           </w:rPr>
           <w:rPr>
@@ -5276,6 +6550,8 @@
       </w:hyperlink>
       <w:r>
         <w:rPr>
+          <w:rtl/>
+          <w:cs/>
           <w:lang w:val="ar_AE" w:bidi="ar_AE"/>
         </w:rPr>
         <w:t xml:space="preserve">); ومعنى اسمه الوثني ("هدية زيوس") لذا فمن غير المرجح أن يكون خبيرًا في الناموس اليهودي. • وأبلوس على الأرجح هو نفس ذلك الرجل المذكور في </w:t>
@@ -5283,6 +6559,8 @@
       <w:hyperlink r:id="rId140">
         <w:r>
           <w:rPr>
+            <w:rtl/>
+            <w:cs/>
             <w:lang w:val="ar_AE" w:bidi="ar_AE"/>
           </w:rPr>
           <w:rPr>
@@ -5294,6 +6572,8 @@
       </w:hyperlink>
       <w:r>
         <w:rPr>
+          <w:rtl/>
+          <w:cs/>
           <w:lang w:val="ar_AE" w:bidi="ar_AE"/>
         </w:rPr>
         <w:t xml:space="preserve">؛ </w:t>
@@ -5301,6 +6581,8 @@
       <w:hyperlink r:id="rId141">
         <w:r>
           <w:rPr>
+            <w:rtl/>
+            <w:cs/>
             <w:lang w:val="ar_AE" w:bidi="ar_AE"/>
           </w:rPr>
           <w:rPr>
@@ -5312,6 +6594,8 @@
       </w:hyperlink>
       <w:r>
         <w:rPr>
+          <w:rtl/>
+          <w:cs/>
           <w:lang w:val="ar_AE" w:bidi="ar_AE"/>
         </w:rPr>
         <w:t xml:space="preserve">; </w:t>
@@ -5319,6 +6603,8 @@
       <w:hyperlink r:id="rId142">
         <w:r>
           <w:rPr>
+            <w:rtl/>
+            <w:cs/>
             <w:lang w:val="ar_AE" w:bidi="ar_AE"/>
           </w:rPr>
           <w:rPr>
@@ -5330,6 +6616,8 @@
       </w:hyperlink>
       <w:r>
         <w:rPr>
+          <w:rtl/>
+          <w:cs/>
           <w:lang w:val="ar_AE" w:bidi="ar_AE"/>
         </w:rPr>
         <w:t xml:space="preserve">; </w:t>
@@ -5337,6 +6625,8 @@
       <w:hyperlink r:id="rId143">
         <w:r>
           <w:rPr>
+            <w:rtl/>
+            <w:cs/>
             <w:lang w:val="ar_AE" w:bidi="ar_AE"/>
           </w:rPr>
           <w:rPr>
@@ -5348,6 +6638,8 @@
       </w:hyperlink>
       <w:r>
         <w:rPr>
+          <w:rtl/>
+          <w:cs/>
           <w:lang w:val="ar_AE" w:bidi="ar_AE"/>
         </w:rPr>
         <w:t xml:space="preserve">, </w:t>
@@ -5355,6 +6647,8 @@
       <w:hyperlink r:id="rId144">
         <w:r>
           <w:rPr>
+            <w:rtl/>
+            <w:cs/>
             <w:lang w:val="ar_AE" w:bidi="ar_AE"/>
           </w:rPr>
           <w:rPr>
@@ -5366,6 +6660,8 @@
       </w:hyperlink>
       <w:r>
         <w:rPr>
+          <w:rtl/>
+          <w:cs/>
           <w:lang w:val="ar_AE" w:bidi="ar_AE"/>
         </w:rPr>
         <w:t xml:space="preserve">; </w:t>
@@ -5373,6 +6669,8 @@
       <w:hyperlink r:id="rId145">
         <w:r>
           <w:rPr>
+            <w:rtl/>
+            <w:cs/>
             <w:lang w:val="ar_AE" w:bidi="ar_AE"/>
           </w:rPr>
           <w:rPr>
@@ -5384,6 +6682,8 @@
       </w:hyperlink>
       <w:r>
         <w:rPr>
+          <w:rtl/>
+          <w:cs/>
           <w:lang w:val="ar_AE" w:bidi="ar_AE"/>
         </w:rPr>
         <w:t xml:space="preserve">; </w:t>
@@ -5391,6 +6691,8 @@
       <w:hyperlink r:id="rId146">
         <w:r>
           <w:rPr>
+            <w:rtl/>
+            <w:cs/>
             <w:lang w:val="ar_AE" w:bidi="ar_AE"/>
           </w:rPr>
           <w:rPr>
@@ -5402,6 +6704,8 @@
       </w:hyperlink>
       <w:r>
         <w:rPr>
+          <w:rtl/>
+          <w:cs/>
           <w:lang w:val="ar_AE" w:bidi="ar_AE"/>
         </w:rPr>
         <w:t xml:space="preserve">. • حتى لا يعوزهما شيء: انظر </w:t>
@@ -5409,6 +6713,8 @@
       <w:hyperlink r:id="rId147">
         <w:r>
           <w:rPr>
+            <w:rtl/>
+            <w:cs/>
             <w:lang w:val="ar_AE" w:bidi="ar_AE"/>
           </w:rPr>
           <w:rPr>
@@ -5420,6 +6726,8 @@
       </w:hyperlink>
       <w:r>
         <w:rPr>
+          <w:rtl/>
+          <w:cs/>
           <w:lang w:val="ar_AE" w:bidi="ar_AE"/>
         </w:rPr>
         <w:t xml:space="preserve">; </w:t>
@@ -5427,6 +6735,8 @@
       <w:hyperlink r:id="rId148">
         <w:r>
           <w:rPr>
+            <w:rtl/>
+            <w:cs/>
             <w:lang w:val="ar_AE" w:bidi="ar_AE"/>
           </w:rPr>
           <w:rPr>
@@ -5438,6 +6748,8 @@
       </w:hyperlink>
       <w:r>
         <w:rPr>
+          <w:rtl/>
+          <w:cs/>
           <w:lang w:val="ar_AE" w:bidi="ar_AE"/>
         </w:rPr>
         <w:t xml:space="preserve">; انظر أيضًا </w:t>
@@ -5445,6 +6757,8 @@
       <w:hyperlink r:id="rId149">
         <w:r>
           <w:rPr>
+            <w:rtl/>
+            <w:cs/>
             <w:lang w:val="ar_AE" w:bidi="ar_AE"/>
           </w:rPr>
           <w:rPr>
@@ -5456,6 +6770,8 @@
       </w:hyperlink>
       <w:r>
         <w:rPr>
+          <w:rtl/>
+          <w:cs/>
           <w:lang w:val="ar_AE" w:bidi="ar_AE"/>
         </w:rPr>
         <w:t xml:space="preserve">; </w:t>
@@ -5463,6 +6779,8 @@
       <w:hyperlink r:id="rId150">
         <w:r>
           <w:rPr>
+            <w:rtl/>
+            <w:cs/>
             <w:lang w:val="ar_AE" w:bidi="ar_AE"/>
           </w:rPr>
           <w:rPr>
@@ -5474,6 +6792,8 @@
       </w:hyperlink>
       <w:r>
         <w:rPr>
+          <w:rtl/>
+          <w:cs/>
           <w:lang w:val="ar_AE" w:bidi="ar_AE"/>
         </w:rPr>
         <w:t xml:space="preserve">, </w:t>
@@ -5481,6 +6801,8 @@
       <w:hyperlink r:id="rId151">
         <w:r>
           <w:rPr>
+            <w:rtl/>
+            <w:cs/>
             <w:lang w:val="ar_AE" w:bidi="ar_AE"/>
           </w:rPr>
           <w:rPr>
@@ -5492,6 +6814,8 @@
       </w:hyperlink>
       <w:r>
         <w:rPr>
+          <w:rtl/>
+          <w:cs/>
           <w:lang w:val="ar_AE" w:bidi="ar_AE"/>
         </w:rPr>
         <w:t xml:space="preserve">; </w:t>
@@ -5499,6 +6823,8 @@
       <w:hyperlink r:id="rId152">
         <w:r>
           <w:rPr>
+            <w:rtl/>
+            <w:cs/>
             <w:lang w:val="ar_AE" w:bidi="ar_AE"/>
           </w:rPr>
           <w:rPr>
@@ -5510,27 +6836,35 @@
       </w:hyperlink>
       <w:r>
         <w:rPr>
+          <w:rtl/>
+          <w:cs/>
           <w:lang w:val="ar_AE" w:bidi="ar_AE"/>
         </w:rPr>
         <w:t>.</w:t>
       </w:r>
       <w:r>
         <w:rPr>
-          <w:lang w:val="ar_AE" w:bidi="ar_AE"/>
-        </w:rPr>
-      </w:r>
-      <w:r>
-        <w:rPr>
-          <w:lang w:val="ar_AE" w:bidi="ar_AE"/>
-        </w:rPr>
-      </w:r>
-    </w:p>
-    <w:p>
-      <w:pPr>
-        <w:bidi/>
-      </w:pPr>
-      <w:r>
-        <w:rPr>
+          <w:rtl/>
+          <w:cs/>
+          <w:lang w:val="ar_AE" w:bidi="ar_AE"/>
+        </w:rPr>
+      </w:r>
+      <w:r>
+        <w:rPr>
+          <w:rtl/>
+          <w:cs/>
+          <w:lang w:val="ar_AE" w:bidi="ar_AE"/>
+        </w:rPr>
+      </w:r>
+    </w:p>
+    <w:p>
+      <w:pPr>
+        <w:bidi/>
+      </w:pPr>
+      <w:r>
+        <w:rPr>
+          <w:rtl/>
+          <w:cs/>
           <w:lang w:val="ar_AE" w:bidi="ar_AE"/>
         </w:rPr>
       </w:r>
@@ -5542,27 +6876,35 @@
       </w:pPr>
       <w:r>
         <w:rPr>
+          <w:rtl/>
+          <w:cs/>
           <w:lang w:val="ar_AE" w:bidi="ar_AE"/>
         </w:rPr>
         <w:t>تيطس 14:3</w:t>
       </w:r>
       <w:r>
         <w:rPr>
-          <w:lang w:val="ar_AE" w:bidi="ar_AE"/>
-        </w:rPr>
-      </w:r>
-    </w:p>
-    <w:p>
-      <w:pPr>
-        <w:bidi/>
-      </w:pPr>
-      <w:r>
-        <w:rPr>
-          <w:lang w:val="ar_AE" w:bidi="ar_AE"/>
-        </w:rPr>
-      </w:r>
-      <w:r>
-        <w:rPr>
+          <w:rtl/>
+          <w:cs/>
+          <w:lang w:val="ar_AE" w:bidi="ar_AE"/>
+        </w:rPr>
+      </w:r>
+    </w:p>
+    <w:p>
+      <w:pPr>
+        <w:bidi/>
+      </w:pPr>
+      <w:r>
+        <w:rPr>
+          <w:rtl/>
+          <w:cs/>
+          <w:lang w:val="ar_AE" w:bidi="ar_AE"/>
+        </w:rPr>
+      </w:r>
+      <w:r>
+        <w:rPr>
+          <w:rtl/>
+          <w:cs/>
           <w:lang w:val="ar_AE" w:bidi="ar_AE"/>
         </w:rPr>
         <w:t xml:space="preserve">إن هذه الوصية الأخيرة مرتبطة بمسؤولية رعاية زيناس وأبلوس (انظر </w:t>
@@ -5570,6 +6912,8 @@
       <w:hyperlink r:id="rId153">
         <w:r>
           <w:rPr>
+            <w:rtl/>
+            <w:cs/>
             <w:lang w:val="ar_AE" w:bidi="ar_AE"/>
           </w:rPr>
           <w:rPr>
@@ -5581,6 +6925,8 @@
       </w:hyperlink>
       <w:r>
         <w:rPr>
+          <w:rtl/>
+          <w:cs/>
           <w:lang w:val="ar_AE" w:bidi="ar_AE"/>
         </w:rPr>
         <w:t xml:space="preserve">; </w:t>
@@ -5588,6 +6934,8 @@
       <w:hyperlink r:id="rId154">
         <w:r>
           <w:rPr>
+            <w:rtl/>
+            <w:cs/>
             <w:lang w:val="ar_AE" w:bidi="ar_AE"/>
           </w:rPr>
           <w:rPr>
@@ -5599,6 +6947,8 @@
       </w:hyperlink>
       <w:r>
         <w:rPr>
+          <w:rtl/>
+          <w:cs/>
           <w:lang w:val="ar_AE" w:bidi="ar_AE"/>
         </w:rPr>
         <w:t xml:space="preserve">; </w:t>
@@ -5606,6 +6956,8 @@
       <w:hyperlink r:id="rId155">
         <w:r>
           <w:rPr>
+            <w:rtl/>
+            <w:cs/>
             <w:lang w:val="ar_AE" w:bidi="ar_AE"/>
           </w:rPr>
           <w:rPr>
@@ -5617,6 +6969,8 @@
       </w:hyperlink>
       <w:r>
         <w:rPr>
+          <w:rtl/>
+          <w:cs/>
           <w:lang w:val="ar_AE" w:bidi="ar_AE"/>
         </w:rPr>
         <w:t xml:space="preserve">; </w:t>
@@ -5624,6 +6978,8 @@
       <w:hyperlink r:id="rId156">
         <w:r>
           <w:rPr>
+            <w:rtl/>
+            <w:cs/>
             <w:lang w:val="ar_AE" w:bidi="ar_AE"/>
           </w:rPr>
           <w:rPr>
@@ -5635,6 +6991,8 @@
       </w:hyperlink>
       <w:r>
         <w:rPr>
+          <w:rtl/>
+          <w:cs/>
           <w:lang w:val="ar_AE" w:bidi="ar_AE"/>
         </w:rPr>
         <w:t xml:space="preserve">, </w:t>
@@ -5642,6 +7000,8 @@
       <w:hyperlink r:id="rId157">
         <w:r>
           <w:rPr>
+            <w:rtl/>
+            <w:cs/>
             <w:lang w:val="ar_AE" w:bidi="ar_AE"/>
           </w:rPr>
           <w:rPr>
@@ -5653,6 +7013,8 @@
       </w:hyperlink>
       <w:r>
         <w:rPr>
+          <w:rtl/>
+          <w:cs/>
           <w:lang w:val="ar_AE" w:bidi="ar_AE"/>
         </w:rPr>
         <w:t xml:space="preserve">; </w:t>
@@ -5660,6 +7022,8 @@
       <w:hyperlink r:id="rId158">
         <w:r>
           <w:rPr>
+            <w:rtl/>
+            <w:cs/>
             <w:lang w:val="ar_AE" w:bidi="ar_AE"/>
           </w:rPr>
           <w:rPr>
@@ -5671,27 +7035,35 @@
       </w:hyperlink>
       <w:r>
         <w:rPr>
+          <w:rtl/>
+          <w:cs/>
           <w:lang w:val="ar_AE" w:bidi="ar_AE"/>
         </w:rPr>
         <w:t>). • يجب على الناس أن يقدّموا حياتهم في خدمة الأخبار السارة التي تُعطي حياة بدلاً من الاهتمام بالمباحاثات غير المثمرة للمعلمين الكذبة.</w:t>
       </w:r>
       <w:r>
         <w:rPr>
-          <w:lang w:val="ar_AE" w:bidi="ar_AE"/>
-        </w:rPr>
-      </w:r>
-      <w:r>
-        <w:rPr>
-          <w:lang w:val="ar_AE" w:bidi="ar_AE"/>
-        </w:rPr>
-      </w:r>
-    </w:p>
-    <w:p>
-      <w:pPr>
-        <w:bidi/>
-      </w:pPr>
-      <w:r>
-        <w:rPr>
+          <w:rtl/>
+          <w:cs/>
+          <w:lang w:val="ar_AE" w:bidi="ar_AE"/>
+        </w:rPr>
+      </w:r>
+      <w:r>
+        <w:rPr>
+          <w:rtl/>
+          <w:cs/>
+          <w:lang w:val="ar_AE" w:bidi="ar_AE"/>
+        </w:rPr>
+      </w:r>
+    </w:p>
+    <w:p>
+      <w:pPr>
+        <w:bidi/>
+      </w:pPr>
+      <w:r>
+        <w:rPr>
+          <w:rtl/>
+          <w:cs/>
           <w:lang w:val="ar_AE" w:bidi="ar_AE"/>
         </w:rPr>
       </w:r>
@@ -5703,27 +7075,35 @@
       </w:pPr>
       <w:r>
         <w:rPr>
+          <w:rtl/>
+          <w:cs/>
           <w:lang w:val="ar_AE" w:bidi="ar_AE"/>
         </w:rPr>
         <w:t>تيطس 15:3</w:t>
       </w:r>
       <w:r>
         <w:rPr>
-          <w:lang w:val="ar_AE" w:bidi="ar_AE"/>
-        </w:rPr>
-      </w:r>
-    </w:p>
-    <w:p>
-      <w:pPr>
-        <w:bidi/>
-      </w:pPr>
-      <w:r>
-        <w:rPr>
-          <w:lang w:val="ar_AE" w:bidi="ar_AE"/>
-        </w:rPr>
-      </w:r>
-      <w:r>
-        <w:rPr>
+          <w:rtl/>
+          <w:cs/>
+          <w:lang w:val="ar_AE" w:bidi="ar_AE"/>
+        </w:rPr>
+      </w:r>
+    </w:p>
+    <w:p>
+      <w:pPr>
+        <w:bidi/>
+      </w:pPr>
+      <w:r>
+        <w:rPr>
+          <w:rtl/>
+          <w:cs/>
+          <w:lang w:val="ar_AE" w:bidi="ar_AE"/>
+        </w:rPr>
+      </w:r>
+      <w:r>
+        <w:rPr>
+          <w:rtl/>
+          <w:cs/>
           <w:lang w:val="ar_AE" w:bidi="ar_AE"/>
         </w:rPr>
         <w:t>مع جميعكم: لقد كانت الرسالة موجهة إلى تيطس (</w:t>
@@ -5731,6 +7111,8 @@
       <w:hyperlink r:id="rId24">
         <w:r>
           <w:rPr>
+            <w:rtl/>
+            <w:cs/>
             <w:lang w:val="ar_AE" w:bidi="ar_AE"/>
           </w:rPr>
           <w:rPr>
@@ -5742,17 +7124,23 @@
       </w:hyperlink>
       <w:r>
         <w:rPr>
+          <w:rtl/>
+          <w:cs/>
           <w:lang w:val="ar_AE" w:bidi="ar_AE"/>
         </w:rPr>
         <w:t>), ولكن الكنيسة بأكملها كانت بمثابة الجمهور المستهدف للرسالة.</w:t>
       </w:r>
       <w:r>
         <w:rPr>
-          <w:lang w:val="ar_AE" w:bidi="ar_AE"/>
-        </w:rPr>
-      </w:r>
-      <w:r>
-        <w:rPr>
+          <w:rtl/>
+          <w:cs/>
+          <w:lang w:val="ar_AE" w:bidi="ar_AE"/>
+        </w:rPr>
+      </w:r>
+      <w:r>
+        <w:rPr>
+          <w:rtl/>
+          <w:cs/>
           <w:lang w:val="ar_AE" w:bidi="ar_AE"/>
         </w:rPr>
       </w:r>

--- a/arb/docx/56.content.docx
+++ b/arb/docx/56.content.docx
@@ -318,20 +318,14 @@
         </w:rPr>
         <w:t xml:space="preserve">: انظر </w:t>
       </w:r>
-      <w:hyperlink r:id="rId13">
-        <w:r>
-          <w:rPr>
-            <w:rtl/>
-            <w:cs/>
-            <w:lang w:val="ar_AE" w:bidi="ar_AE"/>
-          </w:rPr>
-          <w:rPr>
-            <w:color w:val="0000EE"/>
-            <w:u w:val="single"/>
-          </w:rPr>
-          <w:t>11:2–14</w:t>
-        </w:r>
-      </w:hyperlink>
+      <w:r>
+        <w:rPr>
+          <w:rtl/>
+          <w:cs/>
+          <w:lang w:val="ar_AE" w:bidi="ar_AE"/>
+        </w:rPr>
+        <w:t>11:2–14</w:t>
+      </w:r>
       <w:r>
         <w:rPr>
           <w:rtl/>
@@ -340,20 +334,14 @@
         </w:rPr>
         <w:t xml:space="preserve">; </w:t>
       </w:r>
-      <w:hyperlink r:id="rId14">
-        <w:r>
-          <w:rPr>
-            <w:rtl/>
-            <w:cs/>
-            <w:lang w:val="ar_AE" w:bidi="ar_AE"/>
-          </w:rPr>
-          <w:rPr>
-            <w:color w:val="0000EE"/>
-            <w:u w:val="single"/>
-          </w:rPr>
-          <w:t>1 تيموثاوس 3:6</w:t>
-        </w:r>
-      </w:hyperlink>
+      <w:r>
+        <w:rPr>
+          <w:rtl/>
+          <w:cs/>
+          <w:lang w:val="ar_AE" w:bidi="ar_AE"/>
+        </w:rPr>
+        <w:t>1 تيموثاوس 3:6</w:t>
+      </w:r>
       <w:r>
         <w:rPr>
           <w:rtl/>
@@ -429,20 +417,14 @@
         </w:rPr>
         <w:t>لقد كانت افتتاحية تيطس، مثل افتتاحية 1 تيموثاوس (</w:t>
       </w:r>
-      <w:hyperlink r:id="rId15">
-        <w:r>
-          <w:rPr>
-            <w:rtl/>
-            <w:cs/>
-            <w:lang w:val="ar_AE" w:bidi="ar_AE"/>
-          </w:rPr>
-          <w:rPr>
-            <w:color w:val="0000EE"/>
-            <w:u w:val="single"/>
-          </w:rPr>
-          <w:t>1 تي 1:1–2</w:t>
-        </w:r>
-      </w:hyperlink>
+      <w:r>
+        <w:rPr>
+          <w:rtl/>
+          <w:cs/>
+          <w:lang w:val="ar_AE" w:bidi="ar_AE"/>
+        </w:rPr>
+        <w:t>1 تي 1:1–2</w:t>
+      </w:r>
       <w:r>
         <w:rPr>
           <w:rtl/>
@@ -518,20 +500,14 @@
         </w:rPr>
         <w:t xml:space="preserve">إن هذا اليقين في رجاء الحياة الأبدية هو ما يُمكّن شعب الله من العيش في الحاضر ولكن على ضوء المستقبل (انظر </w:t>
       </w:r>
-      <w:hyperlink r:id="rId13">
-        <w:r>
-          <w:rPr>
-            <w:rtl/>
-            <w:cs/>
-            <w:lang w:val="ar_AE" w:bidi="ar_AE"/>
-          </w:rPr>
-          <w:rPr>
-            <w:color w:val="0000EE"/>
-            <w:u w:val="single"/>
-          </w:rPr>
-          <w:t>11:2–14</w:t>
-        </w:r>
-      </w:hyperlink>
+      <w:r>
+        <w:rPr>
+          <w:rtl/>
+          <w:cs/>
+          <w:lang w:val="ar_AE" w:bidi="ar_AE"/>
+        </w:rPr>
+        <w:t>11:2–14</w:t>
+      </w:r>
       <w:r>
         <w:rPr>
           <w:rtl/>
@@ -540,20 +516,14 @@
         </w:rPr>
         <w:t xml:space="preserve">; </w:t>
       </w:r>
-      <w:hyperlink r:id="rId16">
-        <w:r>
-          <w:rPr>
-            <w:rtl/>
-            <w:cs/>
-            <w:lang w:val="ar_AE" w:bidi="ar_AE"/>
-          </w:rPr>
-          <w:rPr>
-            <w:color w:val="0000EE"/>
-            <w:u w:val="single"/>
-          </w:rPr>
-          <w:t>7:3–8</w:t>
-        </w:r>
-      </w:hyperlink>
+      <w:r>
+        <w:rPr>
+          <w:rtl/>
+          <w:cs/>
+          <w:lang w:val="ar_AE" w:bidi="ar_AE"/>
+        </w:rPr>
+        <w:t>7:3–8</w:t>
+      </w:r>
       <w:r>
         <w:rPr>
           <w:rtl/>
@@ -578,20 +548,14 @@
         </w:rPr>
         <w:t>). إن هذا الإعلان يبرز أيضًا خطة الله غير المتغيّرة للخلاص (</w:t>
       </w:r>
-      <w:hyperlink r:id="rId17">
-        <w:r>
-          <w:rPr>
-            <w:rtl/>
-            <w:cs/>
-            <w:lang w:val="ar_AE" w:bidi="ar_AE"/>
-          </w:rPr>
-          <w:rPr>
-            <w:color w:val="0000EE"/>
-            <w:u w:val="single"/>
-          </w:rPr>
-          <w:t>1:1</w:t>
-        </w:r>
-      </w:hyperlink>
+      <w:r>
+        <w:rPr>
+          <w:rtl/>
+          <w:cs/>
+          <w:lang w:val="ar_AE" w:bidi="ar_AE"/>
+        </w:rPr>
+        <w:t>1:1</w:t>
+      </w:r>
       <w:r>
         <w:rPr>
           <w:rtl/>
@@ -600,20 +564,14 @@
         </w:rPr>
         <w:t xml:space="preserve">): ولذلك يمكن الوثوق بأن الله دائمًا وعوده (انظر </w:t>
       </w:r>
-      <w:hyperlink r:id="rId18">
-        <w:r>
-          <w:rPr>
-            <w:rtl/>
-            <w:cs/>
-            <w:lang w:val="ar_AE" w:bidi="ar_AE"/>
-          </w:rPr>
-          <w:rPr>
-            <w:color w:val="0000EE"/>
-            <w:u w:val="single"/>
-          </w:rPr>
-          <w:t>عدد 19:23</w:t>
-        </w:r>
-      </w:hyperlink>
+      <w:r>
+        <w:rPr>
+          <w:rtl/>
+          <w:cs/>
+          <w:lang w:val="ar_AE" w:bidi="ar_AE"/>
+        </w:rPr>
+        <w:t>عدد 19:23</w:t>
+      </w:r>
       <w:r>
         <w:rPr>
           <w:rtl/>
@@ -622,20 +580,14 @@
         </w:rPr>
         <w:t xml:space="preserve">; </w:t>
       </w:r>
-      <w:hyperlink r:id="rId19">
-        <w:r>
-          <w:rPr>
-            <w:rtl/>
-            <w:cs/>
-            <w:lang w:val="ar_AE" w:bidi="ar_AE"/>
-          </w:rPr>
-          <w:rPr>
-            <w:color w:val="0000EE"/>
-            <w:u w:val="single"/>
-          </w:rPr>
-          <w:t>1 صم 29:15</w:t>
-        </w:r>
-      </w:hyperlink>
+      <w:r>
+        <w:rPr>
+          <w:rtl/>
+          <w:cs/>
+          <w:lang w:val="ar_AE" w:bidi="ar_AE"/>
+        </w:rPr>
+        <w:t>1 صم 29:15</w:t>
+      </w:r>
       <w:r>
         <w:rPr>
           <w:rtl/>
@@ -644,20 +596,14 @@
         </w:rPr>
         <w:t xml:space="preserve">; </w:t>
       </w:r>
-      <w:hyperlink r:id="rId20">
-        <w:r>
-          <w:rPr>
-            <w:rtl/>
-            <w:cs/>
-            <w:lang w:val="ar_AE" w:bidi="ar_AE"/>
-          </w:rPr>
-          <w:rPr>
-            <w:color w:val="0000EE"/>
-            <w:u w:val="single"/>
-          </w:rPr>
-          <w:t>رو 3:3–4</w:t>
-        </w:r>
-      </w:hyperlink>
+      <w:r>
+        <w:rPr>
+          <w:rtl/>
+          <w:cs/>
+          <w:lang w:val="ar_AE" w:bidi="ar_AE"/>
+        </w:rPr>
+        <w:t>رو 3:3–4</w:t>
+      </w:r>
       <w:r>
         <w:rPr>
           <w:rtl/>
@@ -733,20 +679,14 @@
         </w:rPr>
         <w:t xml:space="preserve">في اوقاتها الخاصة: إن المبادرة بالكامل هي في يد الله، الذي يعمل خطته في التوقيت الخاص به وحسب مشيئته الخاصة (انظر </w:t>
       </w:r>
-      <w:hyperlink r:id="rId21">
-        <w:r>
-          <w:rPr>
-            <w:rtl/>
-            <w:cs/>
-            <w:lang w:val="ar_AE" w:bidi="ar_AE"/>
-          </w:rPr>
-          <w:rPr>
-            <w:color w:val="0000EE"/>
-            <w:u w:val="single"/>
-          </w:rPr>
-          <w:t>5:3</w:t>
-        </w:r>
-      </w:hyperlink>
+      <w:r>
+        <w:rPr>
+          <w:rtl/>
+          <w:cs/>
+          <w:lang w:val="ar_AE" w:bidi="ar_AE"/>
+        </w:rPr>
+        <w:t>5:3</w:t>
+      </w:r>
       <w:r>
         <w:rPr>
           <w:rtl/>
@@ -755,20 +695,14 @@
         </w:rPr>
         <w:t xml:space="preserve">; </w:t>
       </w:r>
-      <w:hyperlink r:id="rId22">
-        <w:r>
-          <w:rPr>
-            <w:rtl/>
-            <w:cs/>
-            <w:lang w:val="ar_AE" w:bidi="ar_AE"/>
-          </w:rPr>
-          <w:rPr>
-            <w:color w:val="0000EE"/>
-            <w:u w:val="single"/>
-          </w:rPr>
-          <w:t>1 تيموثاوس 6:2</w:t>
-        </w:r>
-      </w:hyperlink>
+      <w:r>
+        <w:rPr>
+          <w:rtl/>
+          <w:cs/>
+          <w:lang w:val="ar_AE" w:bidi="ar_AE"/>
+        </w:rPr>
+        <w:t>1 تيموثاوس 6:2</w:t>
+      </w:r>
       <w:r>
         <w:rPr>
           <w:rtl/>
@@ -777,20 +711,14 @@
         </w:rPr>
         <w:t xml:space="preserve">; </w:t>
       </w:r>
-      <w:hyperlink r:id="rId23">
-        <w:r>
-          <w:rPr>
-            <w:rtl/>
-            <w:cs/>
-            <w:lang w:val="ar_AE" w:bidi="ar_AE"/>
-          </w:rPr>
-          <w:rPr>
-            <w:color w:val="0000EE"/>
-            <w:u w:val="single"/>
-          </w:rPr>
-          <w:t>2 تيموثاوس 10:1</w:t>
-        </w:r>
-      </w:hyperlink>
+      <w:r>
+        <w:rPr>
+          <w:rtl/>
+          <w:cs/>
+          <w:lang w:val="ar_AE" w:bidi="ar_AE"/>
+        </w:rPr>
+        <w:t>2 تيموثاوس 10:1</w:t>
+      </w:r>
       <w:r>
         <w:rPr>
           <w:rtl/>
@@ -799,20 +727,14 @@
         </w:rPr>
         <w:t xml:space="preserve">). • مخلصنا الله: وفي </w:t>
       </w:r>
-      <w:hyperlink r:id="rId24">
-        <w:r>
-          <w:rPr>
-            <w:rtl/>
-            <w:cs/>
-            <w:lang w:val="ar_AE" w:bidi="ar_AE"/>
-          </w:rPr>
-          <w:rPr>
-            <w:color w:val="0000EE"/>
-            <w:u w:val="single"/>
-          </w:rPr>
-          <w:t>تيطس 4:1</w:t>
-        </w:r>
-      </w:hyperlink>
+      <w:r>
+        <w:rPr>
+          <w:rtl/>
+          <w:cs/>
+          <w:lang w:val="ar_AE" w:bidi="ar_AE"/>
+        </w:rPr>
+        <w:t>تيطس 4:1</w:t>
+      </w:r>
       <w:r>
         <w:rPr>
           <w:rtl/>
@@ -821,20 +743,14 @@
         </w:rPr>
         <w:t xml:space="preserve">، دُعى يسوع أيضًا "مخلصنا"، مُظهرًا أن يسوع هو الله (انظر </w:t>
       </w:r>
-      <w:hyperlink r:id="rId25">
-        <w:r>
-          <w:rPr>
-            <w:rtl/>
-            <w:cs/>
-            <w:lang w:val="ar_AE" w:bidi="ar_AE"/>
-          </w:rPr>
-          <w:rPr>
-            <w:color w:val="0000EE"/>
-            <w:u w:val="single"/>
-          </w:rPr>
-          <w:t>10:2</w:t>
-        </w:r>
-      </w:hyperlink>
+      <w:r>
+        <w:rPr>
+          <w:rtl/>
+          <w:cs/>
+          <w:lang w:val="ar_AE" w:bidi="ar_AE"/>
+        </w:rPr>
+        <w:t>10:2</w:t>
+      </w:r>
       <w:r>
         <w:rPr>
           <w:rtl/>
@@ -843,20 +759,14 @@
         </w:rPr>
         <w:t xml:space="preserve">, </w:t>
       </w:r>
-      <w:hyperlink r:id="rId26">
-        <w:r>
-          <w:rPr>
-            <w:rtl/>
-            <w:cs/>
-            <w:lang w:val="ar_AE" w:bidi="ar_AE"/>
-          </w:rPr>
-          <w:rPr>
-            <w:color w:val="0000EE"/>
-            <w:u w:val="single"/>
-          </w:rPr>
-          <w:t>13</w:t>
-        </w:r>
-      </w:hyperlink>
+      <w:r>
+        <w:rPr>
+          <w:rtl/>
+          <w:cs/>
+          <w:lang w:val="ar_AE" w:bidi="ar_AE"/>
+        </w:rPr>
+        <w:t>13</w:t>
+      </w:r>
       <w:r>
         <w:rPr>
           <w:rtl/>
@@ -865,20 +775,14 @@
         </w:rPr>
         <w:t xml:space="preserve">; </w:t>
       </w:r>
-      <w:hyperlink r:id="rId27">
-        <w:r>
-          <w:rPr>
-            <w:rtl/>
-            <w:cs/>
-            <w:lang w:val="ar_AE" w:bidi="ar_AE"/>
-          </w:rPr>
-          <w:rPr>
-            <w:color w:val="0000EE"/>
-            <w:u w:val="single"/>
-          </w:rPr>
-          <w:t>4:3</w:t>
-        </w:r>
-      </w:hyperlink>
+      <w:r>
+        <w:rPr>
+          <w:rtl/>
+          <w:cs/>
+          <w:lang w:val="ar_AE" w:bidi="ar_AE"/>
+        </w:rPr>
+        <w:t>4:3</w:t>
+      </w:r>
       <w:r>
         <w:rPr>
           <w:rtl/>
@@ -887,20 +791,14 @@
         </w:rPr>
         <w:t xml:space="preserve">, </w:t>
       </w:r>
-      <w:hyperlink r:id="rId28">
-        <w:r>
-          <w:rPr>
-            <w:rtl/>
-            <w:cs/>
-            <w:lang w:val="ar_AE" w:bidi="ar_AE"/>
-          </w:rPr>
-          <w:rPr>
-            <w:color w:val="0000EE"/>
-            <w:u w:val="single"/>
-          </w:rPr>
-          <w:t>6</w:t>
-        </w:r>
-      </w:hyperlink>
+      <w:r>
+        <w:rPr>
+          <w:rtl/>
+          <w:cs/>
+          <w:lang w:val="ar_AE" w:bidi="ar_AE"/>
+        </w:rPr>
+        <w:t>6</w:t>
+      </w:r>
       <w:r>
         <w:rPr>
           <w:rtl/>
@@ -976,20 +874,14 @@
         </w:rPr>
         <w:t xml:space="preserve">لقد كان تيطس مرسلًا من قبل بولس لرعاية الكنيسة في كريت. • الابن الصريح: إن هذا التعبير هو بمثابة صيغة تفويض لهذا المرسل (كما في </w:t>
       </w:r>
-      <w:hyperlink r:id="rId29">
-        <w:r>
-          <w:rPr>
-            <w:rtl/>
-            <w:cs/>
-            <w:lang w:val="ar_AE" w:bidi="ar_AE"/>
-          </w:rPr>
-          <w:rPr>
-            <w:color w:val="0000EE"/>
-            <w:u w:val="single"/>
-          </w:rPr>
-          <w:t>1 تيموثاوس 2:1</w:t>
-        </w:r>
-      </w:hyperlink>
+      <w:r>
+        <w:rPr>
+          <w:rtl/>
+          <w:cs/>
+          <w:lang w:val="ar_AE" w:bidi="ar_AE"/>
+        </w:rPr>
+        <w:t>1 تيموثاوس 2:1</w:t>
+      </w:r>
       <w:r>
         <w:rPr>
           <w:rtl/>
@@ -1065,20 +957,14 @@
         </w:rPr>
         <w:t>كانت كريت تقع في البحر الأبيض المتوسط، جنوب بحر إيجه. وقد كانت موقعًا مهمًا للسفر والتجارة عبر البحر، ولذلك كان بها مزيج من التأثيرات، بما في ذلك جالية من اليهود. ولقد كان بعض الناس من كريت موجودين في عيد العنصرة (</w:t>
       </w:r>
-      <w:hyperlink r:id="rId30">
-        <w:r>
-          <w:rPr>
-            <w:rtl/>
-            <w:cs/>
-            <w:lang w:val="ar_AE" w:bidi="ar_AE"/>
-          </w:rPr>
-          <w:rPr>
-            <w:color w:val="0000EE"/>
-            <w:u w:val="single"/>
-          </w:rPr>
-          <w:t>أعمال الرسل 11:2</w:t>
-        </w:r>
-      </w:hyperlink>
+      <w:r>
+        <w:rPr>
+          <w:rtl/>
+          <w:cs/>
+          <w:lang w:val="ar_AE" w:bidi="ar_AE"/>
+        </w:rPr>
+        <w:t>أعمال الرسل 11:2</w:t>
+      </w:r>
       <w:r>
         <w:rPr>
           <w:rtl/>
@@ -1154,20 +1040,14 @@
         </w:rPr>
         <w:t xml:space="preserve">اقد كان على تيطس تعيين قادة من أجل إكمال العمل هناك، أي تثبيت الكنيسة (انظر </w:t>
       </w:r>
-      <w:hyperlink r:id="rId31">
-        <w:r>
-          <w:rPr>
-            <w:rtl/>
-            <w:cs/>
-            <w:lang w:val="ar_AE" w:bidi="ar_AE"/>
-          </w:rPr>
-          <w:rPr>
-            <w:color w:val="0000EE"/>
-            <w:u w:val="single"/>
-          </w:rPr>
-          <w:t>1 تيموثاوس 1:3–13</w:t>
-        </w:r>
-      </w:hyperlink>
+      <w:r>
+        <w:rPr>
+          <w:rtl/>
+          <w:cs/>
+          <w:lang w:val="ar_AE" w:bidi="ar_AE"/>
+        </w:rPr>
+        <w:t>1 تيموثاوس 1:3–13</w:t>
+      </w:r>
       <w:r>
         <w:rPr>
           <w:rtl/>
@@ -1176,20 +1056,14 @@
         </w:rPr>
         <w:t xml:space="preserve">). لم يتم ذكر الشمامسة هنا، ربما لأن هذه الكنائس كانت صغيرة وجديدة. • إن هذه الصفات القيادية مناسبة لطبيعة هؤلاء الأشخاص حديثي الإيمان وكذلك لقسوة ثقافتهم. وقد كان من المُفترض أن يكون هؤلاء الشيوخ من الذكور (انظر </w:t>
       </w:r>
-      <w:hyperlink r:id="rId32">
-        <w:r>
-          <w:rPr>
-            <w:rtl/>
-            <w:cs/>
-            <w:lang w:val="ar_AE" w:bidi="ar_AE"/>
-          </w:rPr>
-          <w:rPr>
-            <w:color w:val="0000EE"/>
-            <w:u w:val="single"/>
-          </w:rPr>
-          <w:t>1 تيموثاوس 4:3–5</w:t>
-        </w:r>
-      </w:hyperlink>
+      <w:r>
+        <w:rPr>
+          <w:rtl/>
+          <w:cs/>
+          <w:lang w:val="ar_AE" w:bidi="ar_AE"/>
+        </w:rPr>
+        <w:t>1 تيموثاوس 4:3–5</w:t>
+      </w:r>
       <w:r>
         <w:rPr>
           <w:rtl/>
@@ -1265,20 +1139,14 @@
         </w:rPr>
         <w:t>لقد كانت القيادة القوية والأمينة مطلوبة في كنائس كريت لمواجهة خطر المعلمين الكذبة (</w:t>
       </w:r>
-      <w:hyperlink r:id="rId33">
-        <w:r>
-          <w:rPr>
-            <w:rtl/>
-            <w:cs/>
-            <w:lang w:val="ar_AE" w:bidi="ar_AE"/>
-          </w:rPr>
-          <w:rPr>
-            <w:color w:val="0000EE"/>
-            <w:u w:val="single"/>
-          </w:rPr>
-          <w:t>10:1–16</w:t>
-        </w:r>
-      </w:hyperlink>
+      <w:r>
+        <w:rPr>
+          <w:rtl/>
+          <w:cs/>
+          <w:lang w:val="ar_AE" w:bidi="ar_AE"/>
+        </w:rPr>
+        <w:t>10:1–16</w:t>
+      </w:r>
       <w:r>
         <w:rPr>
           <w:rtl/>
@@ -1287,20 +1155,14 @@
         </w:rPr>
         <w:t xml:space="preserve">). إن هذا الجزء من دور تيطس يتوافق مع الهدف الأكبر للرسالة: وهو تشكيل مجتمع يحمل شهادة المسيح من خلال إظهار نعمة الله في سلوكه. انظر </w:t>
       </w:r>
-      <w:hyperlink r:id="rId34">
-        <w:r>
-          <w:rPr>
-            <w:rtl/>
-            <w:cs/>
-            <w:lang w:val="ar_AE" w:bidi="ar_AE"/>
-          </w:rPr>
-          <w:rPr>
-            <w:color w:val="0000EE"/>
-            <w:u w:val="single"/>
-          </w:rPr>
-          <w:t>1 تيموثاوس 1:3–7</w:t>
-        </w:r>
-      </w:hyperlink>
+      <w:r>
+        <w:rPr>
+          <w:rtl/>
+          <w:cs/>
+          <w:lang w:val="ar_AE" w:bidi="ar_AE"/>
+        </w:rPr>
+        <w:t>1 تيموثاوس 1:3–7</w:t>
+      </w:r>
       <w:r>
         <w:rPr>
           <w:rtl/>
@@ -1392,20 +1254,14 @@
         </w:rPr>
         <w:t>. • شكاية الخلاعة أو متمردون: ربما يعكس هذا ما تشتهر به ثقافة كريت من معايير أخلاقية منخفضة (</w:t>
       </w:r>
-      <w:hyperlink r:id="rId35">
-        <w:r>
-          <w:rPr>
-            <w:rtl/>
-            <w:cs/>
-            <w:lang w:val="ar_AE" w:bidi="ar_AE"/>
-          </w:rPr>
-          <w:rPr>
-            <w:color w:val="0000EE"/>
-            <w:u w:val="single"/>
-          </w:rPr>
-          <w:t>تيطس 12:1</w:t>
-        </w:r>
-      </w:hyperlink>
+      <w:r>
+        <w:rPr>
+          <w:rtl/>
+          <w:cs/>
+          <w:lang w:val="ar_AE" w:bidi="ar_AE"/>
+        </w:rPr>
+        <w:t>تيطس 12:1</w:t>
+      </w:r>
       <w:r>
         <w:rPr>
           <w:rtl/>
@@ -1515,20 +1371,14 @@
         </w:rPr>
         <w:t xml:space="preserve">) هو المسؤول عن إدارة بيت الله: انظر </w:t>
       </w:r>
-      <w:hyperlink r:id="rId36">
-        <w:r>
-          <w:rPr>
-            <w:rtl/>
-            <w:cs/>
-            <w:lang w:val="ar_AE" w:bidi="ar_AE"/>
-          </w:rPr>
-          <w:rPr>
-            <w:color w:val="0000EE"/>
-            <w:u w:val="single"/>
-          </w:rPr>
-          <w:t>11:1</w:t>
-        </w:r>
-      </w:hyperlink>
+      <w:r>
+        <w:rPr>
+          <w:rtl/>
+          <w:cs/>
+          <w:lang w:val="ar_AE" w:bidi="ar_AE"/>
+        </w:rPr>
+        <w:t>11:1</w:t>
+      </w:r>
       <w:r>
         <w:rPr>
           <w:rtl/>
@@ -1537,20 +1387,14 @@
         </w:rPr>
         <w:t xml:space="preserve">; </w:t>
       </w:r>
-      <w:hyperlink r:id="rId37">
-        <w:r>
-          <w:rPr>
-            <w:rtl/>
-            <w:cs/>
-            <w:lang w:val="ar_AE" w:bidi="ar_AE"/>
-          </w:rPr>
-          <w:rPr>
-            <w:color w:val="0000EE"/>
-            <w:u w:val="single"/>
-          </w:rPr>
-          <w:t>2:2–10</w:t>
-        </w:r>
-      </w:hyperlink>
+      <w:r>
+        <w:rPr>
+          <w:rtl/>
+          <w:cs/>
+          <w:lang w:val="ar_AE" w:bidi="ar_AE"/>
+        </w:rPr>
+        <w:t>2:2–10</w:t>
+      </w:r>
       <w:r>
         <w:rPr>
           <w:rtl/>
@@ -1559,20 +1403,14 @@
         </w:rPr>
         <w:t xml:space="preserve">; </w:t>
       </w:r>
-      <w:hyperlink r:id="rId38">
-        <w:r>
-          <w:rPr>
-            <w:rtl/>
-            <w:cs/>
-            <w:lang w:val="ar_AE" w:bidi="ar_AE"/>
-          </w:rPr>
-          <w:rPr>
-            <w:color w:val="0000EE"/>
-            <w:u w:val="single"/>
-          </w:rPr>
-          <w:t>1 تيموثاوس 4:1</w:t>
-        </w:r>
-      </w:hyperlink>
+      <w:r>
+        <w:rPr>
+          <w:rtl/>
+          <w:cs/>
+          <w:lang w:val="ar_AE" w:bidi="ar_AE"/>
+        </w:rPr>
+        <w:t>1 تيموثاوس 4:1</w:t>
+      </w:r>
       <w:r>
         <w:rPr>
           <w:rtl/>
@@ -1581,20 +1419,14 @@
         </w:rPr>
         <w:t xml:space="preserve">; </w:t>
       </w:r>
-      <w:hyperlink r:id="rId32">
-        <w:r>
-          <w:rPr>
-            <w:rtl/>
-            <w:cs/>
-            <w:lang w:val="ar_AE" w:bidi="ar_AE"/>
-          </w:rPr>
-          <w:rPr>
-            <w:color w:val="0000EE"/>
-            <w:u w:val="single"/>
-          </w:rPr>
-          <w:t>4:3–5</w:t>
-        </w:r>
-      </w:hyperlink>
+      <w:r>
+        <w:rPr>
+          <w:rtl/>
+          <w:cs/>
+          <w:lang w:val="ar_AE" w:bidi="ar_AE"/>
+        </w:rPr>
+        <w:t>4:3–5</w:t>
+      </w:r>
       <w:r>
         <w:rPr>
           <w:rtl/>
@@ -1603,20 +1435,14 @@
         </w:rPr>
         <w:t xml:space="preserve">, </w:t>
       </w:r>
-      <w:hyperlink r:id="rId39">
-        <w:r>
-          <w:rPr>
-            <w:rtl/>
-            <w:cs/>
-            <w:lang w:val="ar_AE" w:bidi="ar_AE"/>
-          </w:rPr>
-          <w:rPr>
-            <w:color w:val="0000EE"/>
-            <w:u w:val="single"/>
-          </w:rPr>
-          <w:t>12</w:t>
-        </w:r>
-      </w:hyperlink>
+      <w:r>
+        <w:rPr>
+          <w:rtl/>
+          <w:cs/>
+          <w:lang w:val="ar_AE" w:bidi="ar_AE"/>
+        </w:rPr>
+        <w:t>12</w:t>
+      </w:r>
       <w:r>
         <w:rPr>
           <w:rtl/>
@@ -1625,20 +1451,14 @@
         </w:rPr>
         <w:t xml:space="preserve">, </w:t>
       </w:r>
-      <w:hyperlink r:id="rId40">
-        <w:r>
-          <w:rPr>
-            <w:rtl/>
-            <w:cs/>
-            <w:lang w:val="ar_AE" w:bidi="ar_AE"/>
-          </w:rPr>
-          <w:rPr>
-            <w:color w:val="0000EE"/>
-            <w:u w:val="single"/>
-          </w:rPr>
-          <w:t>15</w:t>
-        </w:r>
-      </w:hyperlink>
+      <w:r>
+        <w:rPr>
+          <w:rtl/>
+          <w:cs/>
+          <w:lang w:val="ar_AE" w:bidi="ar_AE"/>
+        </w:rPr>
+        <w:t>15</w:t>
+      </w:r>
       <w:r>
         <w:rPr>
           <w:rtl/>
@@ -1647,20 +1467,14 @@
         </w:rPr>
         <w:t xml:space="preserve">; </w:t>
       </w:r>
-      <w:hyperlink r:id="rId41">
-        <w:r>
-          <w:rPr>
-            <w:rtl/>
-            <w:cs/>
-            <w:lang w:val="ar_AE" w:bidi="ar_AE"/>
-          </w:rPr>
-          <w:rPr>
-            <w:color w:val="0000EE"/>
-            <w:u w:val="single"/>
-          </w:rPr>
-          <w:t>2 تيموثاوس 20:2–21</w:t>
-        </w:r>
-      </w:hyperlink>
+      <w:r>
+        <w:rPr>
+          <w:rtl/>
+          <w:cs/>
+          <w:lang w:val="ar_AE" w:bidi="ar_AE"/>
+        </w:rPr>
+        <w:t>2 تيموثاوس 20:2–21</w:t>
+      </w:r>
       <w:r>
         <w:rPr>
           <w:rtl/>
@@ -1669,20 +1483,14 @@
         </w:rPr>
         <w:t xml:space="preserve">. • تشير هذه الصفات إلى أن الشيخ لا ينبغي أن يشابه أخلاقيات أهل كريت (انظر </w:t>
       </w:r>
-      <w:hyperlink r:id="rId35">
-        <w:r>
-          <w:rPr>
-            <w:rtl/>
-            <w:cs/>
-            <w:lang w:val="ar_AE" w:bidi="ar_AE"/>
-          </w:rPr>
-          <w:rPr>
-            <w:color w:val="0000EE"/>
-            <w:u w:val="single"/>
-          </w:rPr>
-          <w:t>تيطس 12:1</w:t>
-        </w:r>
-      </w:hyperlink>
+      <w:r>
+        <w:rPr>
+          <w:rtl/>
+          <w:cs/>
+          <w:lang w:val="ar_AE" w:bidi="ar_AE"/>
+        </w:rPr>
+        <w:t>تيطس 12:1</w:t>
+      </w:r>
       <w:r>
         <w:rPr>
           <w:rtl/>
@@ -1758,20 +1566,14 @@
         </w:rPr>
         <w:t xml:space="preserve">لقد كان لدى الشيوخ دور محوري في تعليم الجماعة. قد تكون هذه الخطوة ضرورية في التعامل مع الخطر الحالي الخاص بهذه الجماعات تحديدًا (كما في أفسس؛ انظر </w:t>
       </w:r>
-      <w:hyperlink r:id="rId42">
-        <w:r>
-          <w:rPr>
-            <w:rtl/>
-            <w:cs/>
-            <w:lang w:val="ar_AE" w:bidi="ar_AE"/>
-          </w:rPr>
-          <w:rPr>
-            <w:color w:val="0000EE"/>
-            <w:u w:val="single"/>
-          </w:rPr>
-          <w:t>1 تيموثاوس 1:3</w:t>
-        </w:r>
-      </w:hyperlink>
+      <w:r>
+        <w:rPr>
+          <w:rtl/>
+          <w:cs/>
+          <w:lang w:val="ar_AE" w:bidi="ar_AE"/>
+        </w:rPr>
+        <w:t>1 تيموثاوس 1:3</w:t>
+      </w:r>
       <w:r>
         <w:rPr>
           <w:rtl/>
@@ -1780,20 +1582,14 @@
         </w:rPr>
         <w:t xml:space="preserve">). • وسوف يكون ممكنًا للشيخ أن يقدم التعاليم الصحيحة، وذلك فقط من خلال إيمان عميق بالأخبار السارة. ولقد واجه بولس أمورًا مُحددة كما في </w:t>
       </w:r>
-      <w:hyperlink r:id="rId43">
-        <w:r>
-          <w:rPr>
-            <w:rtl/>
-            <w:cs/>
-            <w:lang w:val="ar_AE" w:bidi="ar_AE"/>
-          </w:rPr>
-          <w:rPr>
-            <w:color w:val="0000EE"/>
-            <w:u w:val="single"/>
-          </w:rPr>
-          <w:t>تيطس 1:2–11:3</w:t>
-        </w:r>
-      </w:hyperlink>
+      <w:r>
+        <w:rPr>
+          <w:rtl/>
+          <w:cs/>
+          <w:lang w:val="ar_AE" w:bidi="ar_AE"/>
+        </w:rPr>
+        <w:t>تيطس 1:2–11:3</w:t>
+      </w:r>
       <w:r>
         <w:rPr>
           <w:rtl/>
@@ -1802,20 +1598,14 @@
         </w:rPr>
         <w:t xml:space="preserve">, وذلك في ضوء المشاكل المذكورة في </w:t>
       </w:r>
-      <w:hyperlink r:id="rId33">
-        <w:r>
-          <w:rPr>
-            <w:rtl/>
-            <w:cs/>
-            <w:lang w:val="ar_AE" w:bidi="ar_AE"/>
-          </w:rPr>
-          <w:rPr>
-            <w:color w:val="0000EE"/>
-            <w:u w:val="single"/>
-          </w:rPr>
-          <w:t>10:1–16</w:t>
-        </w:r>
-      </w:hyperlink>
+      <w:r>
+        <w:rPr>
+          <w:rtl/>
+          <w:cs/>
+          <w:lang w:val="ar_AE" w:bidi="ar_AE"/>
+        </w:rPr>
+        <w:t>10:1–16</w:t>
+      </w:r>
       <w:r>
         <w:rPr>
           <w:rtl/>
@@ -1824,20 +1614,14 @@
         </w:rPr>
         <w:t xml:space="preserve"> و </w:t>
       </w:r>
-      <w:hyperlink r:id="rId44">
-        <w:r>
-          <w:rPr>
-            <w:rtl/>
-            <w:cs/>
-            <w:lang w:val="ar_AE" w:bidi="ar_AE"/>
-          </w:rPr>
-          <w:rPr>
-            <w:color w:val="0000EE"/>
-            <w:u w:val="single"/>
-          </w:rPr>
-          <w:t>9:3–11</w:t>
-        </w:r>
-      </w:hyperlink>
+      <w:r>
+        <w:rPr>
+          <w:rtl/>
+          <w:cs/>
+          <w:lang w:val="ar_AE" w:bidi="ar_AE"/>
+        </w:rPr>
+        <w:t>9:3–11</w:t>
+      </w:r>
       <w:r>
         <w:rPr>
           <w:rtl/>
@@ -1846,20 +1630,14 @@
         </w:rPr>
         <w:t xml:space="preserve"> (انظر أيضًا </w:t>
       </w:r>
-      <w:hyperlink r:id="rId45">
-        <w:r>
-          <w:rPr>
-            <w:rtl/>
-            <w:cs/>
-            <w:lang w:val="ar_AE" w:bidi="ar_AE"/>
-          </w:rPr>
-          <w:rPr>
-            <w:color w:val="0000EE"/>
-            <w:u w:val="single"/>
-          </w:rPr>
-          <w:t>1 تيموثاوس 10:1</w:t>
-        </w:r>
-      </w:hyperlink>
+      <w:r>
+        <w:rPr>
+          <w:rtl/>
+          <w:cs/>
+          <w:lang w:val="ar_AE" w:bidi="ar_AE"/>
+        </w:rPr>
+        <w:t>1 تيموثاوس 10:1</w:t>
+      </w:r>
       <w:r>
         <w:rPr>
           <w:rtl/>
@@ -1868,20 +1646,14 @@
         </w:rPr>
         <w:t xml:space="preserve">). • وقد كان لتيطس دورًا مماثلًا (انظر </w:t>
       </w:r>
-      <w:hyperlink r:id="rId46">
-        <w:r>
-          <w:rPr>
-            <w:rtl/>
-            <w:cs/>
-            <w:lang w:val="ar_AE" w:bidi="ar_AE"/>
-          </w:rPr>
-          <w:rPr>
-            <w:color w:val="0000EE"/>
-            <w:u w:val="single"/>
-          </w:rPr>
-          <w:t>تيطس 13:1</w:t>
-        </w:r>
-      </w:hyperlink>
+      <w:r>
+        <w:rPr>
+          <w:rtl/>
+          <w:cs/>
+          <w:lang w:val="ar_AE" w:bidi="ar_AE"/>
+        </w:rPr>
+        <w:t>تيطس 13:1</w:t>
+      </w:r>
       <w:r>
         <w:rPr>
           <w:rtl/>
@@ -1890,20 +1662,14 @@
         </w:rPr>
         <w:t xml:space="preserve">; </w:t>
       </w:r>
-      <w:hyperlink r:id="rId47">
-        <w:r>
-          <w:rPr>
-            <w:rtl/>
-            <w:cs/>
-            <w:lang w:val="ar_AE" w:bidi="ar_AE"/>
-          </w:rPr>
-          <w:rPr>
-            <w:color w:val="0000EE"/>
-            <w:u w:val="single"/>
-          </w:rPr>
-          <w:t>15:2</w:t>
-        </w:r>
-      </w:hyperlink>
+      <w:r>
+        <w:rPr>
+          <w:rtl/>
+          <w:cs/>
+          <w:lang w:val="ar_AE" w:bidi="ar_AE"/>
+        </w:rPr>
+        <w:t>15:2</w:t>
+      </w:r>
       <w:r>
         <w:rPr>
           <w:rtl/>
@@ -1912,20 +1678,14 @@
         </w:rPr>
         <w:t xml:space="preserve">; </w:t>
       </w:r>
-      <w:hyperlink r:id="rId48">
-        <w:r>
-          <w:rPr>
-            <w:rtl/>
-            <w:cs/>
-            <w:lang w:val="ar_AE" w:bidi="ar_AE"/>
-          </w:rPr>
-          <w:rPr>
-            <w:color w:val="0000EE"/>
-            <w:u w:val="single"/>
-          </w:rPr>
-          <w:t>10:3–11</w:t>
-        </w:r>
-      </w:hyperlink>
+      <w:r>
+        <w:rPr>
+          <w:rtl/>
+          <w:cs/>
+          <w:lang w:val="ar_AE" w:bidi="ar_AE"/>
+        </w:rPr>
+        <w:t>10:3–11</w:t>
+      </w:r>
       <w:r>
         <w:rPr>
           <w:rtl/>
@@ -1934,20 +1694,14 @@
         </w:rPr>
         <w:t xml:space="preserve">). وسوف تقوم القيادة المحلية (الشيوخ) بإكمال المهمة من حيث تركها بولس أو الذين أرسلهم للعمل. • أما الذين يعارضون التعليم الصحيح، فيصفهم في </w:t>
       </w:r>
-      <w:hyperlink r:id="rId33">
-        <w:r>
-          <w:rPr>
-            <w:rtl/>
-            <w:cs/>
-            <w:lang w:val="ar_AE" w:bidi="ar_AE"/>
-          </w:rPr>
-          <w:rPr>
-            <w:color w:val="0000EE"/>
-            <w:u w:val="single"/>
-          </w:rPr>
-          <w:t>10:1–16</w:t>
-        </w:r>
-      </w:hyperlink>
+      <w:r>
+        <w:rPr>
+          <w:rtl/>
+          <w:cs/>
+          <w:lang w:val="ar_AE" w:bidi="ar_AE"/>
+        </w:rPr>
+        <w:t>10:1–16</w:t>
+      </w:r>
       <w:r>
         <w:rPr>
           <w:rtl/>
@@ -2032,20 +1786,14 @@
         </w:rPr>
         <w:t xml:space="preserve"> لقد اُستخدمت نفس هذه الكلمة اليونانية لوصف الأولاد في </w:t>
       </w:r>
-      <w:hyperlink r:id="rId49">
-        <w:r>
-          <w:rPr>
-            <w:rtl/>
-            <w:cs/>
-            <w:lang w:val="ar_AE" w:bidi="ar_AE"/>
-          </w:rPr>
-          <w:rPr>
-            <w:color w:val="0000EE"/>
-            <w:u w:val="single"/>
-          </w:rPr>
-          <w:t>6:1</w:t>
-        </w:r>
-      </w:hyperlink>
+      <w:r>
+        <w:rPr>
+          <w:rtl/>
+          <w:cs/>
+          <w:lang w:val="ar_AE" w:bidi="ar_AE"/>
+        </w:rPr>
+        <w:t>6:1</w:t>
+      </w:r>
       <w:r>
         <w:rPr>
           <w:rtl/>
@@ -2071,20 +1819,14 @@
         </w:rPr>
         <w:t xml:space="preserve">): ربما يُشير هذا التعبير إلى المسيحيين من اليهود؛ إن العبارة في الأصل اليوناني تترك مسألة ما إذا كانوا يطلبون الختان من الأمم أم لا، مفتوحة. إن الطابع اليهودي لهذا التعليم الزائف يظهر في </w:t>
       </w:r>
-      <w:hyperlink r:id="rId50">
-        <w:r>
-          <w:rPr>
-            <w:rtl/>
-            <w:cs/>
-            <w:lang w:val="ar_AE" w:bidi="ar_AE"/>
-          </w:rPr>
-          <w:rPr>
-            <w:color w:val="0000EE"/>
-            <w:u w:val="single"/>
-          </w:rPr>
-          <w:t>14:1–15</w:t>
-        </w:r>
-      </w:hyperlink>
+      <w:r>
+        <w:rPr>
+          <w:rtl/>
+          <w:cs/>
+          <w:lang w:val="ar_AE" w:bidi="ar_AE"/>
+        </w:rPr>
+        <w:t>14:1–15</w:t>
+      </w:r>
       <w:r>
         <w:rPr>
           <w:rtl/>
@@ -2093,20 +1835,14 @@
         </w:rPr>
         <w:t xml:space="preserve"> و </w:t>
       </w:r>
-      <w:hyperlink r:id="rId51">
-        <w:r>
-          <w:rPr>
-            <w:rtl/>
-            <w:cs/>
-            <w:lang w:val="ar_AE" w:bidi="ar_AE"/>
-          </w:rPr>
-          <w:rPr>
-            <w:color w:val="0000EE"/>
-            <w:u w:val="single"/>
-          </w:rPr>
-          <w:t>9:3</w:t>
-        </w:r>
-      </w:hyperlink>
+      <w:r>
+        <w:rPr>
+          <w:rtl/>
+          <w:cs/>
+          <w:lang w:val="ar_AE" w:bidi="ar_AE"/>
+        </w:rPr>
+        <w:t>9:3</w:t>
+      </w:r>
       <w:r>
         <w:rPr>
           <w:rtl/>
@@ -2182,20 +1918,14 @@
         </w:rPr>
         <w:t>في مجتمع تميز بأن سكانه الأصليين يصنعون الاضطرابات، فقد كان تيطس مُحتاجًا إلى ممارسة قيادة قوية ليخلص هذه المجتمعات المسيحية من الفساد وجعلها صحيحة في الإيمان (</w:t>
       </w:r>
-      <w:hyperlink r:id="rId52">
-        <w:r>
-          <w:rPr>
-            <w:rtl/>
-            <w:cs/>
-            <w:lang w:val="ar_AE" w:bidi="ar_AE"/>
-          </w:rPr>
-          <w:rPr>
-            <w:color w:val="0000EE"/>
-            <w:u w:val="single"/>
-          </w:rPr>
-          <w:t>13:1–16</w:t>
-        </w:r>
-      </w:hyperlink>
+      <w:r>
+        <w:rPr>
+          <w:rtl/>
+          <w:cs/>
+          <w:lang w:val="ar_AE" w:bidi="ar_AE"/>
+        </w:rPr>
+        <w:t>13:1–16</w:t>
+      </w:r>
       <w:r>
         <w:rPr>
           <w:rtl/>
@@ -2271,20 +2001,14 @@
         </w:rPr>
         <w:t xml:space="preserve">يقلبون بيوتًا بجملتها: وقد حدث ذلك أيضًا في أفسس (انظر </w:t>
       </w:r>
-      <w:hyperlink r:id="rId53">
-        <w:r>
-          <w:rPr>
-            <w:rtl/>
-            <w:cs/>
-            <w:lang w:val="ar_AE" w:bidi="ar_AE"/>
-          </w:rPr>
-          <w:rPr>
-            <w:color w:val="0000EE"/>
-            <w:u w:val="single"/>
-          </w:rPr>
-          <w:t>1 تيموثاوس 3:4</w:t>
-        </w:r>
-      </w:hyperlink>
+      <w:r>
+        <w:rPr>
+          <w:rtl/>
+          <w:cs/>
+          <w:lang w:val="ar_AE" w:bidi="ar_AE"/>
+        </w:rPr>
+        <w:t>1 تيموثاوس 3:4</w:t>
+      </w:r>
       <w:r>
         <w:rPr>
           <w:rtl/>
@@ -2293,20 +2017,14 @@
         </w:rPr>
         <w:t xml:space="preserve">; </w:t>
       </w:r>
-      <w:hyperlink r:id="rId54">
-        <w:r>
-          <w:rPr>
-            <w:rtl/>
-            <w:cs/>
-            <w:lang w:val="ar_AE" w:bidi="ar_AE"/>
-          </w:rPr>
-          <w:rPr>
-            <w:color w:val="0000EE"/>
-            <w:u w:val="single"/>
-          </w:rPr>
-          <w:t>2 تيموثاوس 18:2</w:t>
-        </w:r>
-      </w:hyperlink>
+      <w:r>
+        <w:rPr>
+          <w:rtl/>
+          <w:cs/>
+          <w:lang w:val="ar_AE" w:bidi="ar_AE"/>
+        </w:rPr>
+        <w:t>2 تيموثاوس 18:2</w:t>
+      </w:r>
       <w:r>
         <w:rPr>
           <w:rtl/>
@@ -2315,20 +2033,14 @@
         </w:rPr>
         <w:t xml:space="preserve">; </w:t>
       </w:r>
-      <w:hyperlink r:id="rId55">
-        <w:r>
-          <w:rPr>
-            <w:rtl/>
-            <w:cs/>
-            <w:lang w:val="ar_AE" w:bidi="ar_AE"/>
-          </w:rPr>
-          <w:rPr>
-            <w:color w:val="0000EE"/>
-            <w:u w:val="single"/>
-          </w:rPr>
-          <w:t>6:3</w:t>
-        </w:r>
-      </w:hyperlink>
+      <w:r>
+        <w:rPr>
+          <w:rtl/>
+          <w:cs/>
+          <w:lang w:val="ar_AE" w:bidi="ar_AE"/>
+        </w:rPr>
+        <w:t>6:3</w:t>
+      </w:r>
       <w:r>
         <w:rPr>
           <w:rtl/>
@@ -2337,20 +2049,14 @@
         </w:rPr>
         <w:t>). • من أجل الربح القبيح: يجب ألا يكون لدى الشيوخ هذه الصفة (</w:t>
       </w:r>
-      <w:hyperlink r:id="rId56">
-        <w:r>
-          <w:rPr>
-            <w:rtl/>
-            <w:cs/>
-            <w:lang w:val="ar_AE" w:bidi="ar_AE"/>
-          </w:rPr>
-          <w:rPr>
-            <w:color w:val="0000EE"/>
-            <w:u w:val="single"/>
-          </w:rPr>
-          <w:t>تيطس 7:1</w:t>
-        </w:r>
-      </w:hyperlink>
+      <w:r>
+        <w:rPr>
+          <w:rtl/>
+          <w:cs/>
+          <w:lang w:val="ar_AE" w:bidi="ar_AE"/>
+        </w:rPr>
+        <w:t>تيطس 7:1</w:t>
+      </w:r>
       <w:r>
         <w:rPr>
           <w:rtl/>
@@ -2359,20 +2065,14 @@
         </w:rPr>
         <w:t xml:space="preserve">; انظر أيضًا </w:t>
       </w:r>
-      <w:hyperlink r:id="rId57">
-        <w:r>
-          <w:rPr>
-            <w:rtl/>
-            <w:cs/>
-            <w:lang w:val="ar_AE" w:bidi="ar_AE"/>
-          </w:rPr>
-          <w:rPr>
-            <w:color w:val="0000EE"/>
-            <w:u w:val="single"/>
-          </w:rPr>
-          <w:t>1 تيموثاوس 5:6–10</w:t>
-        </w:r>
-      </w:hyperlink>
+      <w:r>
+        <w:rPr>
+          <w:rtl/>
+          <w:cs/>
+          <w:lang w:val="ar_AE" w:bidi="ar_AE"/>
+        </w:rPr>
+        <w:t>1 تيموثاوس 5:6–10</w:t>
+      </w:r>
       <w:r>
         <w:rPr>
           <w:rtl/>
@@ -2381,20 +2081,14 @@
         </w:rPr>
         <w:t xml:space="preserve">; </w:t>
       </w:r>
-      <w:hyperlink r:id="rId58">
-        <w:r>
-          <w:rPr>
-            <w:rtl/>
-            <w:cs/>
-            <w:lang w:val="ar_AE" w:bidi="ar_AE"/>
-          </w:rPr>
-          <w:rPr>
-            <w:color w:val="0000EE"/>
-            <w:u w:val="single"/>
-          </w:rPr>
-          <w:t>2 كورنثوس 17:2</w:t>
-        </w:r>
-      </w:hyperlink>
+      <w:r>
+        <w:rPr>
+          <w:rtl/>
+          <w:cs/>
+          <w:lang w:val="ar_AE" w:bidi="ar_AE"/>
+        </w:rPr>
+        <w:t>2 كورنثوس 17:2</w:t>
+      </w:r>
       <w:r>
         <w:rPr>
           <w:rtl/>
@@ -2403,20 +2097,14 @@
         </w:rPr>
         <w:t xml:space="preserve">; </w:t>
       </w:r>
-      <w:hyperlink r:id="rId59">
-        <w:r>
-          <w:rPr>
-            <w:rtl/>
-            <w:cs/>
-            <w:lang w:val="ar_AE" w:bidi="ar_AE"/>
-          </w:rPr>
-          <w:rPr>
-            <w:color w:val="0000EE"/>
-            <w:u w:val="single"/>
-          </w:rPr>
-          <w:t>1 بطرس 2:5</w:t>
-        </w:r>
-      </w:hyperlink>
+      <w:r>
+        <w:rPr>
+          <w:rtl/>
+          <w:cs/>
+          <w:lang w:val="ar_AE" w:bidi="ar_AE"/>
+        </w:rPr>
+        <w:t>1 بطرس 2:5</w:t>
+      </w:r>
       <w:r>
         <w:rPr>
           <w:rtl/>
@@ -2492,20 +2180,14 @@
         </w:rPr>
         <w:t>قال واحد منهم، وهو نبي لهم من كريت،: إن هذا الاقتباس مأخوذ من إبيمينيديس من كنوسوس، وهو فيلسوف عاش في كريت حوالي القرن الخامس قبل الميلاد. • دائمًا كذابون: لقد كان هذا الاتهام موجهًا بشكل خاص إلى ادّعاء الكريتيين بوجود قبر زيوس على الجزيرة. وبحسب الأسطورة الكريتية، فإن الإله زيوس كان يومًا ما إنسانًا عاديًا، عاش ومات في كريت (وكان يُقال أن قبره هناك) ولكنه أصبح إلهًا من خلال رعايته (أي، تقديم العطايا وعمل الخير) للبشر. ولقد عارض بعض المعلمين اليونانيين هذه الأسطورة ووصفوها بأنها كذبة. ويذكر اقتباس وُجد فى الإسكندرية في القرن الثاني قبل الميلاد: "الكريتيون دائمًا كذابون. فقد أقام لك الكريتيون، أيها الرب، قبرًا؛ لكنك لا تموت، لأنك موجود للأبد." وقد كان لأحد أنبياء كريت (إبيمينيديس) نفس هذا التقييم، ويستشهد بولس هنا بصوت ضميره ويؤكده (</w:t>
       </w:r>
-      <w:hyperlink r:id="rId46">
-        <w:r>
-          <w:rPr>
-            <w:rtl/>
-            <w:cs/>
-            <w:lang w:val="ar_AE" w:bidi="ar_AE"/>
-          </w:rPr>
-          <w:rPr>
-            <w:color w:val="0000EE"/>
-            <w:u w:val="single"/>
-          </w:rPr>
-          <w:t>13:1</w:t>
-        </w:r>
-      </w:hyperlink>
+      <w:r>
+        <w:rPr>
+          <w:rtl/>
+          <w:cs/>
+          <w:lang w:val="ar_AE" w:bidi="ar_AE"/>
+        </w:rPr>
+        <w:t>13:1</w:t>
+      </w:r>
       <w:r>
         <w:rPr>
           <w:rtl/>
@@ -2514,20 +2196,14 @@
         </w:rPr>
         <w:t xml:space="preserve">; انظر </w:t>
       </w:r>
-      <w:hyperlink r:id="rId60">
-        <w:r>
-          <w:rPr>
-            <w:rtl/>
-            <w:cs/>
-            <w:lang w:val="ar_AE" w:bidi="ar_AE"/>
-          </w:rPr>
-          <w:rPr>
-            <w:color w:val="0000EE"/>
-            <w:u w:val="single"/>
-          </w:rPr>
-          <w:t>أعمال 28:17</w:t>
-        </w:r>
-      </w:hyperlink>
+      <w:r>
+        <w:rPr>
+          <w:rtl/>
+          <w:cs/>
+          <w:lang w:val="ar_AE" w:bidi="ar_AE"/>
+        </w:rPr>
+        <w:t>أعمال 28:17</w:t>
+      </w:r>
       <w:r>
         <w:rPr>
           <w:rtl/>
@@ -2536,20 +2212,14 @@
         </w:rPr>
         <w:t>)، لأن الله المنزه عن الكذب (</w:t>
       </w:r>
-      <w:hyperlink r:id="rId61">
-        <w:r>
-          <w:rPr>
-            <w:rtl/>
-            <w:cs/>
-            <w:lang w:val="ar_AE" w:bidi="ar_AE"/>
-          </w:rPr>
-          <w:rPr>
-            <w:color w:val="0000EE"/>
-            <w:u w:val="single"/>
-          </w:rPr>
-          <w:t>تيطس 2:1</w:t>
-        </w:r>
-      </w:hyperlink>
+      <w:r>
+        <w:rPr>
+          <w:rtl/>
+          <w:cs/>
+          <w:lang w:val="ar_AE" w:bidi="ar_AE"/>
+        </w:rPr>
+        <w:t>تيطس 2:1</w:t>
+      </w:r>
       <w:r>
         <w:rPr>
           <w:rtl/>
@@ -2558,20 +2228,14 @@
         </w:rPr>
         <w:t>) يقف ضد الأكاذيب مثل هذه الخرافات. • كاذبون … وحوش … بطون بطالة: كان يُعتقد أن الفساد الأخلاقي للكريتيين هو نتيجة اعتقادهم بشأن زيوس؛ فإن الأكاذيب الدينية هي التي أدت إلى الفساد الأخلاقي. ويواجه بولس لاحقًا هذه الرذائل بتقديم حياة الفضيلة المقابلة (</w:t>
       </w:r>
-      <w:hyperlink r:id="rId62">
-        <w:r>
-          <w:rPr>
-            <w:rtl/>
-            <w:cs/>
-            <w:lang w:val="ar_AE" w:bidi="ar_AE"/>
-          </w:rPr>
-          <w:rPr>
-            <w:color w:val="0000EE"/>
-            <w:u w:val="single"/>
-          </w:rPr>
-          <w:t>12:2</w:t>
-        </w:r>
-      </w:hyperlink>
+      <w:r>
+        <w:rPr>
+          <w:rtl/>
+          <w:cs/>
+          <w:lang w:val="ar_AE" w:bidi="ar_AE"/>
+        </w:rPr>
+        <w:t>12:2</w:t>
+      </w:r>
       <w:r>
         <w:rPr>
           <w:rtl/>
@@ -2580,20 +2244,14 @@
         </w:rPr>
         <w:t>). فهو يدعو الكريتيين إلى السعي لعيش المثل الأخلاقية التي يُمجّدها المجتمع البشري عمومًا ولكنها كانت غائبة في كريت، كما ذكر نبيهم الخاص. وهم لن يصلوا إلى هذه المثل وحياة الفضيلة إلا من خلال إنجيل يسوع المسيح (</w:t>
       </w:r>
-      <w:hyperlink r:id="rId13">
-        <w:r>
-          <w:rPr>
-            <w:rtl/>
-            <w:cs/>
-            <w:lang w:val="ar_AE" w:bidi="ar_AE"/>
-          </w:rPr>
-          <w:rPr>
-            <w:color w:val="0000EE"/>
-            <w:u w:val="single"/>
-          </w:rPr>
-          <w:t>11:2–14</w:t>
-        </w:r>
-      </w:hyperlink>
+      <w:r>
+        <w:rPr>
+          <w:rtl/>
+          <w:cs/>
+          <w:lang w:val="ar_AE" w:bidi="ar_AE"/>
+        </w:rPr>
+        <w:t>11:2–14</w:t>
+      </w:r>
       <w:r>
         <w:rPr>
           <w:rtl/>
@@ -2602,20 +2260,14 @@
         </w:rPr>
         <w:t xml:space="preserve">). • بطون بطالة: لقد كان الكريتيون معروفين بأنهم يفعلون أي شيء من أجل القليل من المال. فكانوا مشهورين كمرتزقة وبأنهم مستهلكون لا يشبعون. كما كانوا معروفين بأنهم لم يروا أي عيب في الطمع (انظر </w:t>
       </w:r>
-      <w:hyperlink r:id="rId63">
-        <w:r>
-          <w:rPr>
-            <w:rtl/>
-            <w:cs/>
-            <w:lang w:val="ar_AE" w:bidi="ar_AE"/>
-          </w:rPr>
-          <w:rPr>
-            <w:color w:val="0000EE"/>
-            <w:u w:val="single"/>
-          </w:rPr>
-          <w:t>فيلبي 19:3</w:t>
-        </w:r>
-      </w:hyperlink>
+      <w:r>
+        <w:rPr>
+          <w:rtl/>
+          <w:cs/>
+          <w:lang w:val="ar_AE" w:bidi="ar_AE"/>
+        </w:rPr>
+        <w:t>فيلبي 19:3</w:t>
+      </w:r>
       <w:r>
         <w:rPr>
           <w:rtl/>
@@ -2707,20 +2359,14 @@
         </w:rPr>
         <w:t xml:space="preserve">. • أن تكون صحيحًا في الإيمان معناه هنا أن ترفض التعاليم الزائفة (انظر </w:t>
       </w:r>
-      <w:hyperlink r:id="rId64">
-        <w:r>
-          <w:rPr>
-            <w:rtl/>
-            <w:cs/>
-            <w:lang w:val="ar_AE" w:bidi="ar_AE"/>
-          </w:rPr>
-          <w:rPr>
-            <w:color w:val="0000EE"/>
-            <w:u w:val="single"/>
-          </w:rPr>
-          <w:t>9:1</w:t>
-        </w:r>
-      </w:hyperlink>
+      <w:r>
+        <w:rPr>
+          <w:rtl/>
+          <w:cs/>
+          <w:lang w:val="ar_AE" w:bidi="ar_AE"/>
+        </w:rPr>
+        <w:t>9:1</w:t>
+      </w:r>
       <w:r>
         <w:rPr>
           <w:rtl/>
@@ -2796,20 +2442,14 @@
         </w:rPr>
         <w:t xml:space="preserve">خرافات يهودية: انظر </w:t>
       </w:r>
-      <w:hyperlink r:id="rId51">
-        <w:r>
-          <w:rPr>
-            <w:rtl/>
-            <w:cs/>
-            <w:lang w:val="ar_AE" w:bidi="ar_AE"/>
-          </w:rPr>
-          <w:rPr>
-            <w:color w:val="0000EE"/>
-            <w:u w:val="single"/>
-          </w:rPr>
-          <w:t>9:3</w:t>
-        </w:r>
-      </w:hyperlink>
+      <w:r>
+        <w:rPr>
+          <w:rtl/>
+          <w:cs/>
+          <w:lang w:val="ar_AE" w:bidi="ar_AE"/>
+        </w:rPr>
+        <w:t>9:3</w:t>
+      </w:r>
       <w:r>
         <w:rPr>
           <w:rtl/>
@@ -2818,20 +2458,14 @@
         </w:rPr>
         <w:t xml:space="preserve">; </w:t>
       </w:r>
-      <w:hyperlink r:id="rId38">
-        <w:r>
-          <w:rPr>
-            <w:rtl/>
-            <w:cs/>
-            <w:lang w:val="ar_AE" w:bidi="ar_AE"/>
-          </w:rPr>
-          <w:rPr>
-            <w:color w:val="0000EE"/>
-            <w:u w:val="single"/>
-          </w:rPr>
-          <w:t>1 تي 4:1</w:t>
-        </w:r>
-      </w:hyperlink>
+      <w:r>
+        <w:rPr>
+          <w:rtl/>
+          <w:cs/>
+          <w:lang w:val="ar_AE" w:bidi="ar_AE"/>
+        </w:rPr>
+        <w:t>1 تي 4:1</w:t>
+      </w:r>
       <w:r>
         <w:rPr>
           <w:rtl/>
@@ -2840,20 +2474,14 @@
         </w:rPr>
         <w:t xml:space="preserve">; </w:t>
       </w:r>
-      <w:hyperlink r:id="rId65">
-        <w:r>
-          <w:rPr>
-            <w:rtl/>
-            <w:cs/>
-            <w:lang w:val="ar_AE" w:bidi="ar_AE"/>
-          </w:rPr>
-          <w:rPr>
-            <w:color w:val="0000EE"/>
-            <w:u w:val="single"/>
-          </w:rPr>
-          <w:t>7:4</w:t>
-        </w:r>
-      </w:hyperlink>
+      <w:r>
+        <w:rPr>
+          <w:rtl/>
+          <w:cs/>
+          <w:lang w:val="ar_AE" w:bidi="ar_AE"/>
+        </w:rPr>
+        <w:t>7:4</w:t>
+      </w:r>
       <w:r>
         <w:rPr>
           <w:rtl/>
@@ -2862,20 +2490,14 @@
         </w:rPr>
         <w:t xml:space="preserve">; </w:t>
       </w:r>
-      <w:hyperlink r:id="rId66">
-        <w:r>
-          <w:rPr>
-            <w:rtl/>
-            <w:cs/>
-            <w:lang w:val="ar_AE" w:bidi="ar_AE"/>
-          </w:rPr>
-          <w:rPr>
-            <w:color w:val="0000EE"/>
-            <w:u w:val="single"/>
-          </w:rPr>
-          <w:t>2 تي 4:4</w:t>
-        </w:r>
-      </w:hyperlink>
+      <w:r>
+        <w:rPr>
+          <w:rtl/>
+          <w:cs/>
+          <w:lang w:val="ar_AE" w:bidi="ar_AE"/>
+        </w:rPr>
+        <w:t>2 تي 4:4</w:t>
+      </w:r>
       <w:r>
         <w:rPr>
           <w:rtl/>
@@ -2884,20 +2506,14 @@
         </w:rPr>
         <w:t xml:space="preserve">. • مرتدين عن الحق: لقد كان هذا إرتدادًا كاملًا، وليس مجرد حالة عدم إيمان. انظر </w:t>
       </w:r>
-      <w:hyperlink r:id="rId67">
-        <w:r>
-          <w:rPr>
-            <w:rtl/>
-            <w:cs/>
-            <w:lang w:val="ar_AE" w:bidi="ar_AE"/>
-          </w:rPr>
-          <w:rPr>
-            <w:color w:val="0000EE"/>
-            <w:u w:val="single"/>
-          </w:rPr>
-          <w:t>1 تي 6:1–7</w:t>
-        </w:r>
-      </w:hyperlink>
+      <w:r>
+        <w:rPr>
+          <w:rtl/>
+          <w:cs/>
+          <w:lang w:val="ar_AE" w:bidi="ar_AE"/>
+        </w:rPr>
+        <w:t>1 تي 6:1–7</w:t>
+      </w:r>
       <w:r>
         <w:rPr>
           <w:rtl/>
@@ -2973,20 +2589,14 @@
         </w:rPr>
         <w:t xml:space="preserve">قارن مع </w:t>
       </w:r>
-      <w:hyperlink r:id="rId68">
-        <w:r>
-          <w:rPr>
-            <w:rtl/>
-            <w:cs/>
-            <w:lang w:val="ar_AE" w:bidi="ar_AE"/>
-          </w:rPr>
-          <w:rPr>
-            <w:color w:val="0000EE"/>
-            <w:u w:val="single"/>
-          </w:rPr>
-          <w:t>1 تي 3:4–5</w:t>
-        </w:r>
-      </w:hyperlink>
+      <w:r>
+        <w:rPr>
+          <w:rtl/>
+          <w:cs/>
+          <w:lang w:val="ar_AE" w:bidi="ar_AE"/>
+        </w:rPr>
+        <w:t>1 تي 3:4–5</w:t>
+      </w:r>
       <w:r>
         <w:rPr>
           <w:rtl/>
@@ -3062,20 +2672,14 @@
         </w:rPr>
         <w:t xml:space="preserve">إن هاتين الآيتين هما عبارة عن وصف أو شرح يخص الأشخاص المذكورين في </w:t>
       </w:r>
-      <w:hyperlink r:id="rId69">
-        <w:r>
-          <w:rPr>
-            <w:rtl/>
-            <w:cs/>
-            <w:lang w:val="ar_AE" w:bidi="ar_AE"/>
-          </w:rPr>
-          <w:rPr>
-            <w:color w:val="0000EE"/>
-            <w:u w:val="single"/>
-          </w:rPr>
-          <w:t xml:space="preserve">14:1 </w:t>
-        </w:r>
-      </w:hyperlink>
+      <w:r>
+        <w:rPr>
+          <w:rtl/>
+          <w:cs/>
+          <w:lang w:val="ar_AE" w:bidi="ar_AE"/>
+        </w:rPr>
+        <w:t xml:space="preserve">14:1 </w:t>
+      </w:r>
       <w:r>
         <w:rPr>
           <w:rtl/>
@@ -3084,20 +2688,14 @@
         </w:rPr>
         <w:t>والأعمال التي تخصهم، ثم ينتقل إلى مناقشة التعليم الصحيح (</w:t>
       </w:r>
-      <w:hyperlink r:id="rId43">
-        <w:r>
-          <w:rPr>
-            <w:rtl/>
-            <w:cs/>
-            <w:lang w:val="ar_AE" w:bidi="ar_AE"/>
-          </w:rPr>
-          <w:rPr>
-            <w:color w:val="0000EE"/>
-            <w:u w:val="single"/>
-          </w:rPr>
-          <w:t>1:2–3:3</w:t>
-        </w:r>
-      </w:hyperlink>
+      <w:r>
+        <w:rPr>
+          <w:rtl/>
+          <w:cs/>
+          <w:lang w:val="ar_AE" w:bidi="ar_AE"/>
+        </w:rPr>
+        <w:t>1:2–3:3</w:t>
+      </w:r>
       <w:r>
         <w:rPr>
           <w:rtl/>
@@ -3173,20 +2771,14 @@
         </w:rPr>
         <w:t xml:space="preserve">إن التعليم الصحيح وحياة التقوى دائمًا مرتبطان معًا في الرسائل إلى تيموثاوس وتيطس (انظر </w:t>
       </w:r>
-      <w:hyperlink r:id="rId70">
-        <w:r>
-          <w:rPr>
-            <w:rtl/>
-            <w:cs/>
-            <w:lang w:val="ar_AE" w:bidi="ar_AE"/>
-          </w:rPr>
-          <w:rPr>
-            <w:color w:val="0000EE"/>
-            <w:u w:val="single"/>
-          </w:rPr>
-          <w:t>1 تيموثاوس 7:1–11</w:t>
-        </w:r>
-      </w:hyperlink>
+      <w:r>
+        <w:rPr>
+          <w:rtl/>
+          <w:cs/>
+          <w:lang w:val="ar_AE" w:bidi="ar_AE"/>
+        </w:rPr>
+        <w:t>1 تيموثاوس 7:1–11</w:t>
+      </w:r>
       <w:r>
         <w:rPr>
           <w:rtl/>
@@ -3195,20 +2787,14 @@
         </w:rPr>
         <w:t xml:space="preserve">; </w:t>
       </w:r>
-      <w:hyperlink r:id="rId71">
-        <w:r>
-          <w:rPr>
-            <w:rtl/>
-            <w:cs/>
-            <w:lang w:val="ar_AE" w:bidi="ar_AE"/>
-          </w:rPr>
-          <w:rPr>
-            <w:color w:val="0000EE"/>
-            <w:u w:val="single"/>
-          </w:rPr>
-          <w:t>15:3–16</w:t>
-        </w:r>
-      </w:hyperlink>
+      <w:r>
+        <w:rPr>
+          <w:rtl/>
+          <w:cs/>
+          <w:lang w:val="ar_AE" w:bidi="ar_AE"/>
+        </w:rPr>
+        <w:t>15:3–16</w:t>
+      </w:r>
       <w:r>
         <w:rPr>
           <w:rtl/>
@@ -3217,20 +2803,14 @@
         </w:rPr>
         <w:t xml:space="preserve">; </w:t>
       </w:r>
-      <w:hyperlink r:id="rId72">
-        <w:r>
-          <w:rPr>
-            <w:rtl/>
-            <w:cs/>
-            <w:lang w:val="ar_AE" w:bidi="ar_AE"/>
-          </w:rPr>
-          <w:rPr>
-            <w:color w:val="0000EE"/>
-            <w:u w:val="single"/>
-          </w:rPr>
-          <w:t>24:5–25</w:t>
-        </w:r>
-      </w:hyperlink>
+      <w:r>
+        <w:rPr>
+          <w:rtl/>
+          <w:cs/>
+          <w:lang w:val="ar_AE" w:bidi="ar_AE"/>
+        </w:rPr>
+        <w:t>24:5–25</w:t>
+      </w:r>
       <w:r>
         <w:rPr>
           <w:rtl/>
@@ -3239,20 +2819,14 @@
         </w:rPr>
         <w:t xml:space="preserve">; </w:t>
       </w:r>
-      <w:hyperlink r:id="rId73">
-        <w:r>
-          <w:rPr>
-            <w:rtl/>
-            <w:cs/>
-            <w:lang w:val="ar_AE" w:bidi="ar_AE"/>
-          </w:rPr>
-          <w:rPr>
-            <w:color w:val="0000EE"/>
-            <w:u w:val="single"/>
-          </w:rPr>
-          <w:t>2 تيموثاوس 5:3</w:t>
-        </w:r>
-      </w:hyperlink>
+      <w:r>
+        <w:rPr>
+          <w:rtl/>
+          <w:cs/>
+          <w:lang w:val="ar_AE" w:bidi="ar_AE"/>
+        </w:rPr>
+        <w:t>2 تيموثاوس 5:3</w:t>
+      </w:r>
       <w:r>
         <w:rPr>
           <w:rtl/>
@@ -3261,20 +2835,14 @@
         </w:rPr>
         <w:t xml:space="preserve">, </w:t>
       </w:r>
-      <w:hyperlink r:id="rId74">
-        <w:r>
-          <w:rPr>
-            <w:rtl/>
-            <w:cs/>
-            <w:lang w:val="ar_AE" w:bidi="ar_AE"/>
-          </w:rPr>
-          <w:rPr>
-            <w:color w:val="0000EE"/>
-            <w:u w:val="single"/>
-          </w:rPr>
-          <w:t>9</w:t>
-        </w:r>
-      </w:hyperlink>
+      <w:r>
+        <w:rPr>
+          <w:rtl/>
+          <w:cs/>
+          <w:lang w:val="ar_AE" w:bidi="ar_AE"/>
+        </w:rPr>
+        <w:t>9</w:t>
+      </w:r>
       <w:r>
         <w:rPr>
           <w:rtl/>
@@ -3283,20 +2851,14 @@
         </w:rPr>
         <w:t xml:space="preserve">). وبنفس الطريقة، فإن نوعية الحياة الفاسدة التي يعيشون بها مرتبطة بالتعليم الزائف. • لكل عمل صالح: إن هذا عكس الأشخاص المذكورين فى </w:t>
       </w:r>
-      <w:hyperlink r:id="rId75">
-        <w:r>
-          <w:rPr>
-            <w:rtl/>
-            <w:cs/>
-            <w:lang w:val="ar_AE" w:bidi="ar_AE"/>
-          </w:rPr>
-          <w:rPr>
-            <w:color w:val="0000EE"/>
-            <w:u w:val="single"/>
-          </w:rPr>
-          <w:t>تيطس 1:3</w:t>
-        </w:r>
-      </w:hyperlink>
+      <w:r>
+        <w:rPr>
+          <w:rtl/>
+          <w:cs/>
+          <w:lang w:val="ar_AE" w:bidi="ar_AE"/>
+        </w:rPr>
+        <w:t>تيطس 1:3</w:t>
+      </w:r>
       <w:r>
         <w:rPr>
           <w:rtl/>
@@ -3372,20 +2934,14 @@
         </w:rPr>
         <w:t>لقد كان التعليم الصحيح ضروريًا بشكل خاص بسبب المعلمين الكذبة، الذين سببوا خرابًا في "عائلات بأكملها" (</w:t>
       </w:r>
-      <w:hyperlink r:id="rId36">
-        <w:r>
-          <w:rPr>
-            <w:rtl/>
-            <w:cs/>
-            <w:lang w:val="ar_AE" w:bidi="ar_AE"/>
-          </w:rPr>
-          <w:rPr>
-            <w:color w:val="0000EE"/>
-            <w:u w:val="single"/>
-          </w:rPr>
-          <w:t>11:1</w:t>
-        </w:r>
-      </w:hyperlink>
+      <w:r>
+        <w:rPr>
+          <w:rtl/>
+          <w:cs/>
+          <w:lang w:val="ar_AE" w:bidi="ar_AE"/>
+        </w:rPr>
+        <w:t>11:1</w:t>
+      </w:r>
       <w:r>
         <w:rPr>
           <w:rtl/>
@@ -3394,20 +2950,14 @@
         </w:rPr>
         <w:t xml:space="preserve">). وفي </w:t>
       </w:r>
-      <w:hyperlink r:id="rId76">
-        <w:r>
-          <w:rPr>
-            <w:rtl/>
-            <w:cs/>
-            <w:lang w:val="ar_AE" w:bidi="ar_AE"/>
-          </w:rPr>
-          <w:rPr>
-            <w:color w:val="0000EE"/>
-            <w:u w:val="single"/>
-          </w:rPr>
-          <w:t>1:2–10</w:t>
-        </w:r>
-      </w:hyperlink>
+      <w:r>
+        <w:rPr>
+          <w:rtl/>
+          <w:cs/>
+          <w:lang w:val="ar_AE" w:bidi="ar_AE"/>
+        </w:rPr>
+        <w:t>1:2–10</w:t>
+      </w:r>
       <w:r>
         <w:rPr>
           <w:rtl/>
@@ -3416,20 +2966,14 @@
         </w:rPr>
         <w:t>، يتناول بولس مجموعات مختلفة داخل الجماعة المسيحية، مبديًا اهتمامه فيما يخص الشهادة العامة للكنيسة (</w:t>
       </w:r>
-      <w:hyperlink r:id="rId77">
-        <w:r>
-          <w:rPr>
-            <w:rtl/>
-            <w:cs/>
-            <w:lang w:val="ar_AE" w:bidi="ar_AE"/>
-          </w:rPr>
-          <w:rPr>
-            <w:color w:val="0000EE"/>
-            <w:u w:val="single"/>
-          </w:rPr>
-          <w:t>5:2</w:t>
-        </w:r>
-      </w:hyperlink>
+      <w:r>
+        <w:rPr>
+          <w:rtl/>
+          <w:cs/>
+          <w:lang w:val="ar_AE" w:bidi="ar_AE"/>
+        </w:rPr>
+        <w:t>5:2</w:t>
+      </w:r>
       <w:r>
         <w:rPr>
           <w:rtl/>
@@ -3438,20 +2982,14 @@
         </w:rPr>
         <w:t xml:space="preserve">, </w:t>
       </w:r>
-      <w:hyperlink r:id="rId78">
-        <w:r>
-          <w:rPr>
-            <w:rtl/>
-            <w:cs/>
-            <w:lang w:val="ar_AE" w:bidi="ar_AE"/>
-          </w:rPr>
-          <w:rPr>
-            <w:color w:val="0000EE"/>
-            <w:u w:val="single"/>
-          </w:rPr>
-          <w:t>8</w:t>
-        </w:r>
-      </w:hyperlink>
+      <w:r>
+        <w:rPr>
+          <w:rtl/>
+          <w:cs/>
+          <w:lang w:val="ar_AE" w:bidi="ar_AE"/>
+        </w:rPr>
+        <w:t>8</w:t>
+      </w:r>
       <w:r>
         <w:rPr>
           <w:rtl/>
@@ -3460,20 +2998,14 @@
         </w:rPr>
         <w:t xml:space="preserve">, </w:t>
       </w:r>
-      <w:hyperlink r:id="rId25">
-        <w:r>
-          <w:rPr>
-            <w:rtl/>
-            <w:cs/>
-            <w:lang w:val="ar_AE" w:bidi="ar_AE"/>
-          </w:rPr>
-          <w:rPr>
-            <w:color w:val="0000EE"/>
-            <w:u w:val="single"/>
-          </w:rPr>
-          <w:t>10</w:t>
-        </w:r>
-      </w:hyperlink>
+      <w:r>
+        <w:rPr>
+          <w:rtl/>
+          <w:cs/>
+          <w:lang w:val="ar_AE" w:bidi="ar_AE"/>
+        </w:rPr>
+        <w:t>10</w:t>
+      </w:r>
       <w:r>
         <w:rPr>
           <w:rtl/>
@@ -3482,20 +3014,14 @@
         </w:rPr>
         <w:t xml:space="preserve">; انظر أيضًا </w:t>
       </w:r>
-      <w:hyperlink r:id="rId79">
-        <w:r>
-          <w:rPr>
-            <w:rtl/>
-            <w:cs/>
-            <w:lang w:val="ar_AE" w:bidi="ar_AE"/>
-          </w:rPr>
-          <w:rPr>
-            <w:color w:val="0000EE"/>
-            <w:u w:val="single"/>
-          </w:rPr>
-          <w:t>1 تيموثاوس 1:5–2:6</w:t>
-        </w:r>
-      </w:hyperlink>
+      <w:r>
+        <w:rPr>
+          <w:rtl/>
+          <w:cs/>
+          <w:lang w:val="ar_AE" w:bidi="ar_AE"/>
+        </w:rPr>
+        <w:t>1 تيموثاوس 1:5–2:6</w:t>
+      </w:r>
       <w:r>
         <w:rPr>
           <w:rtl/>
@@ -3504,20 +3030,14 @@
         </w:rPr>
         <w:t>). ثم يتحدث بولس حول مجيء المسيح (</w:t>
       </w:r>
-      <w:hyperlink r:id="rId13">
-        <w:r>
-          <w:rPr>
-            <w:rtl/>
-            <w:cs/>
-            <w:lang w:val="ar_AE" w:bidi="ar_AE"/>
-          </w:rPr>
-          <w:rPr>
-            <w:color w:val="0000EE"/>
-            <w:u w:val="single"/>
-          </w:rPr>
-          <w:t>تيطس 11:2–14</w:t>
-        </w:r>
-      </w:hyperlink>
+      <w:r>
+        <w:rPr>
+          <w:rtl/>
+          <w:cs/>
+          <w:lang w:val="ar_AE" w:bidi="ar_AE"/>
+        </w:rPr>
+        <w:t>تيطس 11:2–14</w:t>
+      </w:r>
       <w:r>
         <w:rPr>
           <w:rtl/>
@@ -3526,20 +3046,14 @@
         </w:rPr>
         <w:t>) قبل أن يقدّم توجيهات مُحددة إلى تيطس (</w:t>
       </w:r>
-      <w:hyperlink r:id="rId47">
-        <w:r>
-          <w:rPr>
-            <w:rtl/>
-            <w:cs/>
-            <w:lang w:val="ar_AE" w:bidi="ar_AE"/>
-          </w:rPr>
-          <w:rPr>
-            <w:color w:val="0000EE"/>
-            <w:u w:val="single"/>
-          </w:rPr>
-          <w:t>15:2</w:t>
-        </w:r>
-      </w:hyperlink>
+      <w:r>
+        <w:rPr>
+          <w:rtl/>
+          <w:cs/>
+          <w:lang w:val="ar_AE" w:bidi="ar_AE"/>
+        </w:rPr>
+        <w:t>15:2</w:t>
+      </w:r>
       <w:r>
         <w:rPr>
           <w:rtl/>
@@ -3631,20 +3145,14 @@
         </w:rPr>
         <w:t xml:space="preserve">" (انظر </w:t>
       </w:r>
-      <w:hyperlink r:id="rId80">
-        <w:r>
-          <w:rPr>
-            <w:rtl/>
-            <w:cs/>
-            <w:lang w:val="ar_AE" w:bidi="ar_AE"/>
-          </w:rPr>
-          <w:rPr>
-            <w:color w:val="0000EE"/>
-            <w:u w:val="single"/>
-          </w:rPr>
-          <w:t>1 تيموثاوس 1:6–2</w:t>
-        </w:r>
-      </w:hyperlink>
+      <w:r>
+        <w:rPr>
+          <w:rtl/>
+          <w:cs/>
+          <w:lang w:val="ar_AE" w:bidi="ar_AE"/>
+        </w:rPr>
+        <w:t>1 تيموثاوس 1:6–2</w:t>
+      </w:r>
       <w:r>
         <w:rPr>
           <w:rtl/>
@@ -3736,20 +3244,14 @@
         </w:rPr>
         <w:t>. • المخلصة لجميع الناس: يؤكد بولس أن نعمة الله ستحقق كامل أهدافها بين الكريتيين وأنها، في عملها ذلك، ستقودهم للمشاركة في عمل الله الخلاصي من خلال الكرازة بالإنجيل (</w:t>
       </w:r>
-      <w:hyperlink r:id="rId62">
-        <w:r>
-          <w:rPr>
-            <w:rtl/>
-            <w:cs/>
-            <w:lang w:val="ar_AE" w:bidi="ar_AE"/>
-          </w:rPr>
-          <w:rPr>
-            <w:color w:val="0000EE"/>
-            <w:u w:val="single"/>
-          </w:rPr>
-          <w:t>تيطس 12:2</w:t>
-        </w:r>
-      </w:hyperlink>
+      <w:r>
+        <w:rPr>
+          <w:rtl/>
+          <w:cs/>
+          <w:lang w:val="ar_AE" w:bidi="ar_AE"/>
+        </w:rPr>
+        <w:t>تيطس 12:2</w:t>
+      </w:r>
       <w:r>
         <w:rPr>
           <w:rtl/>
@@ -3758,20 +3260,14 @@
         </w:rPr>
         <w:t xml:space="preserve">; انظر </w:t>
       </w:r>
-      <w:hyperlink r:id="rId81">
-        <w:r>
-          <w:rPr>
-            <w:rtl/>
-            <w:cs/>
-            <w:lang w:val="ar_AE" w:bidi="ar_AE"/>
-          </w:rPr>
-          <w:rPr>
-            <w:color w:val="0000EE"/>
-            <w:u w:val="single"/>
-          </w:rPr>
-          <w:t>1 تيموثاوس 1:2–7</w:t>
-        </w:r>
-      </w:hyperlink>
+      <w:r>
+        <w:rPr>
+          <w:rtl/>
+          <w:cs/>
+          <w:lang w:val="ar_AE" w:bidi="ar_AE"/>
+        </w:rPr>
+        <w:t>1 تيموثاوس 1:2–7</w:t>
+      </w:r>
       <w:r>
         <w:rPr>
           <w:rtl/>
@@ -3780,20 +3276,14 @@
         </w:rPr>
         <w:t xml:space="preserve">; </w:t>
       </w:r>
-      <w:hyperlink r:id="rId82">
-        <w:r>
-          <w:rPr>
-            <w:rtl/>
-            <w:cs/>
-            <w:lang w:val="ar_AE" w:bidi="ar_AE"/>
-          </w:rPr>
-          <w:rPr>
-            <w:color w:val="0000EE"/>
-            <w:u w:val="single"/>
-          </w:rPr>
-          <w:t>10:4</w:t>
-        </w:r>
-      </w:hyperlink>
+      <w:r>
+        <w:rPr>
+          <w:rtl/>
+          <w:cs/>
+          <w:lang w:val="ar_AE" w:bidi="ar_AE"/>
+        </w:rPr>
+        <w:t>10:4</w:t>
+      </w:r>
       <w:r>
         <w:rPr>
           <w:rtl/>
@@ -3869,20 +3359,14 @@
         </w:rPr>
         <w:t xml:space="preserve">لأنه: إن الوصايا المذكورة في الآيات </w:t>
       </w:r>
-      <w:hyperlink r:id="rId76">
-        <w:r>
-          <w:rPr>
-            <w:rtl/>
-            <w:cs/>
-            <w:lang w:val="ar_AE" w:bidi="ar_AE"/>
-          </w:rPr>
-          <w:rPr>
-            <w:color w:val="0000EE"/>
-            <w:u w:val="single"/>
-          </w:rPr>
-          <w:t>1:2–10</w:t>
-        </w:r>
-      </w:hyperlink>
+      <w:r>
+        <w:rPr>
+          <w:rtl/>
+          <w:cs/>
+          <w:lang w:val="ar_AE" w:bidi="ar_AE"/>
+        </w:rPr>
+        <w:t>1:2–10</w:t>
+      </w:r>
       <w:r>
         <w:rPr>
           <w:rtl/>
@@ -3891,20 +3375,14 @@
         </w:rPr>
         <w:t xml:space="preserve"> مبنية على أساس مجيء المسيح في الماضي و في المستقبل. فإن نعمة الله تُقدم نموذجًا لسلوك الكنيسة ذاتها، حيث أن الخلاص بالنعمة يجعل الحياة الصالحة متاحة بل ويخلق أشخاصًا ملتزمين بهذه الأعمال الصالحة (انظر أيضًا </w:t>
       </w:r>
-      <w:hyperlink r:id="rId83">
-        <w:r>
-          <w:rPr>
-            <w:rtl/>
-            <w:cs/>
-            <w:lang w:val="ar_AE" w:bidi="ar_AE"/>
-          </w:rPr>
-          <w:rPr>
-            <w:color w:val="0000EE"/>
-            <w:u w:val="single"/>
-          </w:rPr>
-          <w:t>3:3–7</w:t>
-        </w:r>
-      </w:hyperlink>
+      <w:r>
+        <w:rPr>
+          <w:rtl/>
+          <w:cs/>
+          <w:lang w:val="ar_AE" w:bidi="ar_AE"/>
+        </w:rPr>
+        <w:t>3:3–7</w:t>
+      </w:r>
       <w:r>
         <w:rPr>
           <w:rtl/>
@@ -3980,20 +3458,14 @@
         </w:rPr>
         <w:t xml:space="preserve">مُعلّمة إيانا: يتم التركيز في هذا التعليم على الفضائل الإيجابية: التعقّل والبر والتقوى. في الكتابات اليونانية والرومانية، كانت هذه الفضائل الثلاثة تمثل السلوك الأخلاقي بشكل عام. وهنا تُوضع هذه الفضائل في مقابل السلوك الشرير لأهل كريت المذكور في </w:t>
       </w:r>
-      <w:hyperlink r:id="rId35">
-        <w:r>
-          <w:rPr>
-            <w:rtl/>
-            <w:cs/>
-            <w:lang w:val="ar_AE" w:bidi="ar_AE"/>
-          </w:rPr>
-          <w:rPr>
-            <w:color w:val="0000EE"/>
-            <w:u w:val="single"/>
-          </w:rPr>
-          <w:t xml:space="preserve">12:1 </w:t>
-        </w:r>
-      </w:hyperlink>
+      <w:r>
+        <w:rPr>
+          <w:rtl/>
+          <w:cs/>
+          <w:lang w:val="ar_AE" w:bidi="ar_AE"/>
+        </w:rPr>
+        <w:t xml:space="preserve">12:1 </w:t>
+      </w:r>
       <w:r>
         <w:rPr>
           <w:rtl/>
@@ -4002,20 +3474,14 @@
         </w:rPr>
         <w:t xml:space="preserve">ثم تتحول تسمو إلى الصفات المسيحية المميزة (انظر </w:t>
       </w:r>
-      <w:hyperlink r:id="rId26">
-        <w:r>
-          <w:rPr>
-            <w:rtl/>
-            <w:cs/>
-            <w:lang w:val="ar_AE" w:bidi="ar_AE"/>
-          </w:rPr>
-          <w:rPr>
-            <w:color w:val="0000EE"/>
-            <w:u w:val="single"/>
-          </w:rPr>
-          <w:t>13:2</w:t>
-        </w:r>
-      </w:hyperlink>
+      <w:r>
+        <w:rPr>
+          <w:rtl/>
+          <w:cs/>
+          <w:lang w:val="ar_AE" w:bidi="ar_AE"/>
+        </w:rPr>
+        <w:t>13:2</w:t>
+      </w:r>
       <w:r>
         <w:rPr>
           <w:rtl/>
@@ -4091,20 +3557,14 @@
         </w:rPr>
         <w:t xml:space="preserve">منتظرين: إن هذا يشمل الرجاء وكذلك المحاسبة في المستقبل، ويعتبر كلاهما دافعًا إلى السلوك بحسب التقوى في الحاضر. • ظهور: إن هذا التعبير هو ترجمة للكلمة اليونانية البارزة في رسائل تيموثاوس وتيطس ("إبيفاني" بمعنى "الظهور"؛ انظر </w:t>
       </w:r>
-      <w:hyperlink r:id="rId84">
-        <w:r>
-          <w:rPr>
-            <w:rtl/>
-            <w:cs/>
-            <w:lang w:val="ar_AE" w:bidi="ar_AE"/>
-          </w:rPr>
-          <w:rPr>
-            <w:color w:val="0000EE"/>
-            <w:u w:val="single"/>
-          </w:rPr>
-          <w:t>11:2</w:t>
-        </w:r>
-      </w:hyperlink>
+      <w:r>
+        <w:rPr>
+          <w:rtl/>
+          <w:cs/>
+          <w:lang w:val="ar_AE" w:bidi="ar_AE"/>
+        </w:rPr>
+        <w:t>11:2</w:t>
+      </w:r>
       <w:r>
         <w:rPr>
           <w:rtl/>
@@ -4129,20 +3589,14 @@
         </w:rPr>
         <w:t xml:space="preserve">). • الله العظيم ومخلصنا: هذا هو أحد المواضع القليلة في العهد الجديد التي فيها يُدعى يسوع المسيح "الله" صراحة (انظر أيضًا </w:t>
       </w:r>
-      <w:hyperlink r:id="rId85">
-        <w:r>
-          <w:rPr>
-            <w:rtl/>
-            <w:cs/>
-            <w:lang w:val="ar_AE" w:bidi="ar_AE"/>
-          </w:rPr>
-          <w:rPr>
-            <w:color w:val="0000EE"/>
-            <w:u w:val="single"/>
-          </w:rPr>
-          <w:t>يوحنا 1:1</w:t>
-        </w:r>
-      </w:hyperlink>
+      <w:r>
+        <w:rPr>
+          <w:rtl/>
+          <w:cs/>
+          <w:lang w:val="ar_AE" w:bidi="ar_AE"/>
+        </w:rPr>
+        <w:t>يوحنا 1:1</w:t>
+      </w:r>
       <w:r>
         <w:rPr>
           <w:rtl/>
@@ -4151,20 +3605,14 @@
         </w:rPr>
         <w:t xml:space="preserve">; </w:t>
       </w:r>
-      <w:hyperlink r:id="rId86">
-        <w:r>
-          <w:rPr>
-            <w:rtl/>
-            <w:cs/>
-            <w:lang w:val="ar_AE" w:bidi="ar_AE"/>
-          </w:rPr>
-          <w:rPr>
-            <w:color w:val="0000EE"/>
-            <w:u w:val="single"/>
-          </w:rPr>
-          <w:t>28:20</w:t>
-        </w:r>
-      </w:hyperlink>
+      <w:r>
+        <w:rPr>
+          <w:rtl/>
+          <w:cs/>
+          <w:lang w:val="ar_AE" w:bidi="ar_AE"/>
+        </w:rPr>
+        <w:t>28:20</w:t>
+      </w:r>
       <w:r>
         <w:rPr>
           <w:rtl/>
@@ -4173,20 +3621,14 @@
         </w:rPr>
         <w:t xml:space="preserve">; </w:t>
       </w:r>
-      <w:hyperlink r:id="rId87">
-        <w:r>
-          <w:rPr>
-            <w:rtl/>
-            <w:cs/>
-            <w:lang w:val="ar_AE" w:bidi="ar_AE"/>
-          </w:rPr>
-          <w:rPr>
-            <w:color w:val="0000EE"/>
-            <w:u w:val="single"/>
-          </w:rPr>
-          <w:t>رومية 5:9</w:t>
-        </w:r>
-      </w:hyperlink>
+      <w:r>
+        <w:rPr>
+          <w:rtl/>
+          <w:cs/>
+          <w:lang w:val="ar_AE" w:bidi="ar_AE"/>
+        </w:rPr>
+        <w:t>رومية 5:9</w:t>
+      </w:r>
       <w:r>
         <w:rPr>
           <w:rtl/>
@@ -4195,20 +3637,14 @@
         </w:rPr>
         <w:t xml:space="preserve">; </w:t>
       </w:r>
-      <w:hyperlink r:id="rId88">
-        <w:r>
-          <w:rPr>
-            <w:rtl/>
-            <w:cs/>
-            <w:lang w:val="ar_AE" w:bidi="ar_AE"/>
-          </w:rPr>
-          <w:rPr>
-            <w:color w:val="0000EE"/>
-            <w:u w:val="single"/>
-          </w:rPr>
-          <w:t>عبرانيين 8:1</w:t>
-        </w:r>
-      </w:hyperlink>
+      <w:r>
+        <w:rPr>
+          <w:rtl/>
+          <w:cs/>
+          <w:lang w:val="ar_AE" w:bidi="ar_AE"/>
+        </w:rPr>
+        <w:t>عبرانيين 8:1</w:t>
+      </w:r>
       <w:r>
         <w:rPr>
           <w:rtl/>
@@ -4217,20 +3653,14 @@
         </w:rPr>
         <w:t xml:space="preserve">; </w:t>
       </w:r>
-      <w:hyperlink r:id="rId89">
-        <w:r>
-          <w:rPr>
-            <w:rtl/>
-            <w:cs/>
-            <w:lang w:val="ar_AE" w:bidi="ar_AE"/>
-          </w:rPr>
-          <w:rPr>
-            <w:color w:val="0000EE"/>
-            <w:u w:val="single"/>
-          </w:rPr>
-          <w:t>2 بطرس 1:1</w:t>
-        </w:r>
-      </w:hyperlink>
+      <w:r>
+        <w:rPr>
+          <w:rtl/>
+          <w:cs/>
+          <w:lang w:val="ar_AE" w:bidi="ar_AE"/>
+        </w:rPr>
+        <w:t>2 بطرس 1:1</w:t>
+      </w:r>
       <w:r>
         <w:rPr>
           <w:rtl/>
@@ -4239,20 +3669,14 @@
         </w:rPr>
         <w:t xml:space="preserve">; وربما </w:t>
       </w:r>
-      <w:hyperlink r:id="rId90">
-        <w:r>
-          <w:rPr>
-            <w:rtl/>
-            <w:cs/>
-            <w:lang w:val="ar_AE" w:bidi="ar_AE"/>
-          </w:rPr>
-          <w:rPr>
-            <w:color w:val="0000EE"/>
-            <w:u w:val="single"/>
-          </w:rPr>
-          <w:t>يوحنا 18:1</w:t>
-        </w:r>
-      </w:hyperlink>
+      <w:r>
+        <w:rPr>
+          <w:rtl/>
+          <w:cs/>
+          <w:lang w:val="ar_AE" w:bidi="ar_AE"/>
+        </w:rPr>
+        <w:t>يوحنا 18:1</w:t>
+      </w:r>
       <w:r>
         <w:rPr>
           <w:rtl/>
@@ -4344,20 +3768,14 @@
         </w:rPr>
         <w:t xml:space="preserve">إن الخلاص يخلق أشخاصًا لديهم الرغبة والقدرة نحو الأعمال الصالحة الموضحة في </w:t>
       </w:r>
-      <w:hyperlink r:id="rId37">
-        <w:r>
-          <w:rPr>
-            <w:rtl/>
-            <w:cs/>
-            <w:lang w:val="ar_AE" w:bidi="ar_AE"/>
-          </w:rPr>
-          <w:rPr>
-            <w:color w:val="0000EE"/>
-            <w:u w:val="single"/>
-          </w:rPr>
-          <w:t>2:2–10</w:t>
-        </w:r>
-      </w:hyperlink>
+      <w:r>
+        <w:rPr>
+          <w:rtl/>
+          <w:cs/>
+          <w:lang w:val="ar_AE" w:bidi="ar_AE"/>
+        </w:rPr>
+        <w:t>2:2–10</w:t>
+      </w:r>
       <w:r>
         <w:rPr>
           <w:rtl/>
@@ -4366,20 +3784,14 @@
         </w:rPr>
         <w:t xml:space="preserve">. • بذل نفسه: انظر أيضًا </w:t>
       </w:r>
-      <w:hyperlink r:id="rId22">
-        <w:r>
-          <w:rPr>
-            <w:rtl/>
-            <w:cs/>
-            <w:lang w:val="ar_AE" w:bidi="ar_AE"/>
-          </w:rPr>
-          <w:rPr>
-            <w:color w:val="0000EE"/>
-            <w:u w:val="single"/>
-          </w:rPr>
-          <w:t>1 تيموثاوس 6:2</w:t>
-        </w:r>
-      </w:hyperlink>
+      <w:r>
+        <w:rPr>
+          <w:rtl/>
+          <w:cs/>
+          <w:lang w:val="ar_AE" w:bidi="ar_AE"/>
+        </w:rPr>
+        <w:t>1 تيموثاوس 6:2</w:t>
+      </w:r>
       <w:r>
         <w:rPr>
           <w:rtl/>
@@ -4388,20 +3800,14 @@
         </w:rPr>
         <w:t xml:space="preserve">. • لكي يفدينا: انظر </w:t>
       </w:r>
-      <w:hyperlink r:id="rId91">
-        <w:r>
-          <w:rPr>
-            <w:rtl/>
-            <w:cs/>
-            <w:lang w:val="ar_AE" w:bidi="ar_AE"/>
-          </w:rPr>
-          <w:rPr>
-            <w:color w:val="0000EE"/>
-            <w:u w:val="single"/>
-          </w:rPr>
-          <w:t>غلاطية 22:3</w:t>
-        </w:r>
-      </w:hyperlink>
+      <w:r>
+        <w:rPr>
+          <w:rtl/>
+          <w:cs/>
+          <w:lang w:val="ar_AE" w:bidi="ar_AE"/>
+        </w:rPr>
+        <w:t>غلاطية 22:3</w:t>
+      </w:r>
       <w:r>
         <w:rPr>
           <w:rtl/>
@@ -4410,20 +3816,14 @@
         </w:rPr>
         <w:t xml:space="preserve">; </w:t>
       </w:r>
-      <w:hyperlink r:id="rId92">
-        <w:r>
-          <w:rPr>
-            <w:rtl/>
-            <w:cs/>
-            <w:lang w:val="ar_AE" w:bidi="ar_AE"/>
-          </w:rPr>
-          <w:rPr>
-            <w:color w:val="0000EE"/>
-            <w:u w:val="single"/>
-          </w:rPr>
-          <w:t>4:4–5</w:t>
-        </w:r>
-      </w:hyperlink>
+      <w:r>
+        <w:rPr>
+          <w:rtl/>
+          <w:cs/>
+          <w:lang w:val="ar_AE" w:bidi="ar_AE"/>
+        </w:rPr>
+        <w:t>4:4–5</w:t>
+      </w:r>
       <w:r>
         <w:rPr>
           <w:rtl/>
@@ -4432,20 +3832,14 @@
         </w:rPr>
         <w:t xml:space="preserve">; انظر أيضًا </w:t>
       </w:r>
-      <w:hyperlink r:id="rId93">
-        <w:r>
-          <w:rPr>
-            <w:rtl/>
-            <w:cs/>
-            <w:lang w:val="ar_AE" w:bidi="ar_AE"/>
-          </w:rPr>
-          <w:rPr>
-            <w:color w:val="0000EE"/>
-            <w:u w:val="single"/>
-          </w:rPr>
-          <w:t>خروج 6:6–8</w:t>
-        </w:r>
-      </w:hyperlink>
+      <w:r>
+        <w:rPr>
+          <w:rtl/>
+          <w:cs/>
+          <w:lang w:val="ar_AE" w:bidi="ar_AE"/>
+        </w:rPr>
+        <w:t>خروج 6:6–8</w:t>
+      </w:r>
       <w:r>
         <w:rPr>
           <w:rtl/>
@@ -4454,20 +3848,14 @@
         </w:rPr>
         <w:t xml:space="preserve">. • إن عبارة "شعبًا خاصًا"، تذكرنا بتكوين شعب إسرائيل كأمة (انظر </w:t>
       </w:r>
-      <w:hyperlink r:id="rId94">
-        <w:r>
-          <w:rPr>
-            <w:rtl/>
-            <w:cs/>
-            <w:lang w:val="ar_AE" w:bidi="ar_AE"/>
-          </w:rPr>
-          <w:rPr>
-            <w:color w:val="0000EE"/>
-            <w:u w:val="single"/>
-          </w:rPr>
-          <w:t>خروج 5:19</w:t>
-        </w:r>
-      </w:hyperlink>
+      <w:r>
+        <w:rPr>
+          <w:rtl/>
+          <w:cs/>
+          <w:lang w:val="ar_AE" w:bidi="ar_AE"/>
+        </w:rPr>
+        <w:t>خروج 5:19</w:t>
+      </w:r>
       <w:r>
         <w:rPr>
           <w:rtl/>
@@ -4476,20 +3864,14 @@
         </w:rPr>
         <w:t xml:space="preserve">; </w:t>
       </w:r>
-      <w:hyperlink r:id="rId95">
-        <w:r>
-          <w:rPr>
-            <w:rtl/>
-            <w:cs/>
-            <w:lang w:val="ar_AE" w:bidi="ar_AE"/>
-          </w:rPr>
-          <w:rPr>
-            <w:color w:val="0000EE"/>
-            <w:u w:val="single"/>
-          </w:rPr>
-          <w:t>تثنية 6:7</w:t>
-        </w:r>
-      </w:hyperlink>
+      <w:r>
+        <w:rPr>
+          <w:rtl/>
+          <w:cs/>
+          <w:lang w:val="ar_AE" w:bidi="ar_AE"/>
+        </w:rPr>
+        <w:t>تثنية 6:7</w:t>
+      </w:r>
       <w:r>
         <w:rPr>
           <w:rtl/>
@@ -4498,20 +3880,14 @@
         </w:rPr>
         <w:t xml:space="preserve">; </w:t>
       </w:r>
-      <w:hyperlink r:id="rId96">
-        <w:r>
-          <w:rPr>
-            <w:rtl/>
-            <w:cs/>
-            <w:lang w:val="ar_AE" w:bidi="ar_AE"/>
-          </w:rPr>
-          <w:rPr>
-            <w:color w:val="0000EE"/>
-            <w:u w:val="single"/>
-          </w:rPr>
-          <w:t>2:14</w:t>
-        </w:r>
-      </w:hyperlink>
+      <w:r>
+        <w:rPr>
+          <w:rtl/>
+          <w:cs/>
+          <w:lang w:val="ar_AE" w:bidi="ar_AE"/>
+        </w:rPr>
+        <w:t>2:14</w:t>
+      </w:r>
       <w:r>
         <w:rPr>
           <w:rtl/>
@@ -4520,20 +3896,14 @@
         </w:rPr>
         <w:t xml:space="preserve">). ولذلك فإن الذين يتبعون المسيح الآن هم شعب الله - أمته - ويقودهم الروح ليحفظوا عهد الله. • غيورًأ في أعمال حسنة: انظر </w:t>
       </w:r>
-      <w:hyperlink r:id="rId97">
-        <w:r>
-          <w:rPr>
-            <w:rtl/>
-            <w:cs/>
-            <w:lang w:val="ar_AE" w:bidi="ar_AE"/>
-          </w:rPr>
-          <w:rPr>
-            <w:color w:val="0000EE"/>
-            <w:u w:val="single"/>
-          </w:rPr>
-          <w:t>تيطس 16:1</w:t>
-        </w:r>
-      </w:hyperlink>
+      <w:r>
+        <w:rPr>
+          <w:rtl/>
+          <w:cs/>
+          <w:lang w:val="ar_AE" w:bidi="ar_AE"/>
+        </w:rPr>
+        <w:t>تيطس 16:1</w:t>
+      </w:r>
       <w:r>
         <w:rPr>
           <w:rtl/>
@@ -4542,20 +3912,14 @@
         </w:rPr>
         <w:t xml:space="preserve">; </w:t>
       </w:r>
-      <w:hyperlink r:id="rId98">
-        <w:r>
-          <w:rPr>
-            <w:rtl/>
-            <w:cs/>
-            <w:lang w:val="ar_AE" w:bidi="ar_AE"/>
-          </w:rPr>
-          <w:rPr>
-            <w:color w:val="0000EE"/>
-            <w:u w:val="single"/>
-          </w:rPr>
-          <w:t>أفسس 10:2</w:t>
-        </w:r>
-      </w:hyperlink>
+      <w:r>
+        <w:rPr>
+          <w:rtl/>
+          <w:cs/>
+          <w:lang w:val="ar_AE" w:bidi="ar_AE"/>
+        </w:rPr>
+        <w:t>أفسس 10:2</w:t>
+      </w:r>
       <w:r>
         <w:rPr>
           <w:rtl/>
@@ -4631,20 +3995,14 @@
         </w:rPr>
         <w:t>قد يكون بولس هنا يحاول أن يُخبر المؤمنين بأهمية وجود تمييز واضح بينهم وبين عامة الناس الغير منضبطة. وفي المقابل، فقد يكون هؤلاء الذين يصنعون المشاكل والبدع (</w:t>
       </w:r>
-      <w:hyperlink r:id="rId99">
-        <w:r>
-          <w:rPr>
-            <w:rtl/>
-            <w:cs/>
-            <w:lang w:val="ar_AE" w:bidi="ar_AE"/>
-          </w:rPr>
-          <w:rPr>
-            <w:color w:val="0000EE"/>
-            <w:u w:val="single"/>
-          </w:rPr>
-          <w:t>10:1–15</w:t>
-        </w:r>
-      </w:hyperlink>
+      <w:r>
+        <w:rPr>
+          <w:rtl/>
+          <w:cs/>
+          <w:lang w:val="ar_AE" w:bidi="ar_AE"/>
+        </w:rPr>
+        <w:t>10:1–15</w:t>
+      </w:r>
       <w:r>
         <w:rPr>
           <w:rtl/>
@@ -4653,20 +4011,14 @@
         </w:rPr>
         <w:t xml:space="preserve">; </w:t>
       </w:r>
-      <w:hyperlink r:id="rId100">
-        <w:r>
-          <w:rPr>
-            <w:rtl/>
-            <w:cs/>
-            <w:lang w:val="ar_AE" w:bidi="ar_AE"/>
-          </w:rPr>
-          <w:rPr>
-            <w:color w:val="0000EE"/>
-            <w:u w:val="single"/>
-          </w:rPr>
-          <w:t>10:3</w:t>
-        </w:r>
-      </w:hyperlink>
+      <w:r>
+        <w:rPr>
+          <w:rtl/>
+          <w:cs/>
+          <w:lang w:val="ar_AE" w:bidi="ar_AE"/>
+        </w:rPr>
+        <w:t>10:3</w:t>
+      </w:r>
       <w:r>
         <w:rPr>
           <w:rtl/>
@@ -4675,20 +4027,14 @@
         </w:rPr>
         <w:t xml:space="preserve">) قد تبنوا هذه السلوكيات الفوضوية نتيجة التعاليم الخاطئة (كما هو الحال في </w:t>
       </w:r>
-      <w:hyperlink r:id="rId81">
-        <w:r>
-          <w:rPr>
-            <w:rtl/>
-            <w:cs/>
-            <w:lang w:val="ar_AE" w:bidi="ar_AE"/>
-          </w:rPr>
-          <w:rPr>
-            <w:color w:val="0000EE"/>
-            <w:u w:val="single"/>
-          </w:rPr>
-          <w:t>1 تيموثاوس 1:2–7</w:t>
-        </w:r>
-      </w:hyperlink>
+      <w:r>
+        <w:rPr>
+          <w:rtl/>
+          <w:cs/>
+          <w:lang w:val="ar_AE" w:bidi="ar_AE"/>
+        </w:rPr>
+        <w:t>1 تيموثاوس 1:2–7</w:t>
+      </w:r>
       <w:r>
         <w:rPr>
           <w:rtl/>
@@ -4714,20 +4060,14 @@
         </w:rPr>
         <w:t xml:space="preserve"> انظر </w:t>
       </w:r>
-      <w:hyperlink r:id="rId101">
-        <w:r>
-          <w:rPr>
-            <w:rtl/>
-            <w:cs/>
-            <w:lang w:val="ar_AE" w:bidi="ar_AE"/>
-          </w:rPr>
-          <w:rPr>
-            <w:color w:val="0000EE"/>
-            <w:u w:val="single"/>
-          </w:rPr>
-          <w:t>1 تيموثاوس 2:2</w:t>
-        </w:r>
-      </w:hyperlink>
+      <w:r>
+        <w:rPr>
+          <w:rtl/>
+          <w:cs/>
+          <w:lang w:val="ar_AE" w:bidi="ar_AE"/>
+        </w:rPr>
+        <w:t>1 تيموثاوس 2:2</w:t>
+      </w:r>
       <w:r>
         <w:rPr>
           <w:rtl/>
@@ -4736,20 +4076,14 @@
         </w:rPr>
         <w:t xml:space="preserve">; </w:t>
       </w:r>
-      <w:hyperlink r:id="rId102">
-        <w:r>
-          <w:rPr>
-            <w:rtl/>
-            <w:cs/>
-            <w:lang w:val="ar_AE" w:bidi="ar_AE"/>
-          </w:rPr>
-          <w:rPr>
-            <w:color w:val="0000EE"/>
-            <w:u w:val="single"/>
-          </w:rPr>
-          <w:t>رومية 1:13–7</w:t>
-        </w:r>
-      </w:hyperlink>
+      <w:r>
+        <w:rPr>
+          <w:rtl/>
+          <w:cs/>
+          <w:lang w:val="ar_AE" w:bidi="ar_AE"/>
+        </w:rPr>
+        <w:t>رومية 1:13–7</w:t>
+      </w:r>
       <w:r>
         <w:rPr>
           <w:rtl/>
@@ -4825,20 +4159,14 @@
         </w:rPr>
         <w:t>ويستمر هنا التركيز على التعليم الصحيح (</w:t>
       </w:r>
-      <w:hyperlink r:id="rId64">
-        <w:r>
-          <w:rPr>
-            <w:rtl/>
-            <w:cs/>
-            <w:lang w:val="ar_AE" w:bidi="ar_AE"/>
-          </w:rPr>
-          <w:rPr>
-            <w:color w:val="0000EE"/>
-            <w:u w:val="single"/>
-          </w:rPr>
-          <w:t>9:1</w:t>
-        </w:r>
-      </w:hyperlink>
+      <w:r>
+        <w:rPr>
+          <w:rtl/>
+          <w:cs/>
+          <w:lang w:val="ar_AE" w:bidi="ar_AE"/>
+        </w:rPr>
+        <w:t>9:1</w:t>
+      </w:r>
       <w:r>
         <w:rPr>
           <w:rtl/>
@@ -4847,20 +4175,14 @@
         </w:rPr>
         <w:t xml:space="preserve">; </w:t>
       </w:r>
-      <w:hyperlink r:id="rId103">
-        <w:r>
-          <w:rPr>
-            <w:rtl/>
-            <w:cs/>
-            <w:lang w:val="ar_AE" w:bidi="ar_AE"/>
-          </w:rPr>
-          <w:rPr>
-            <w:color w:val="0000EE"/>
-            <w:u w:val="single"/>
-          </w:rPr>
-          <w:t>1:2</w:t>
-        </w:r>
-      </w:hyperlink>
+      <w:r>
+        <w:rPr>
+          <w:rtl/>
+          <w:cs/>
+          <w:lang w:val="ar_AE" w:bidi="ar_AE"/>
+        </w:rPr>
+        <w:t>1:2</w:t>
+      </w:r>
       <w:r>
         <w:rPr>
           <w:rtl/>
@@ -4869,20 +4191,14 @@
         </w:rPr>
         <w:t xml:space="preserve">)؛ وينتقل بولس الآن إلى العلاقة بين الجماعة المسيحية والمجتمع بشكل عام (قارن </w:t>
       </w:r>
-      <w:hyperlink r:id="rId104">
-        <w:r>
-          <w:rPr>
-            <w:rtl/>
-            <w:cs/>
-            <w:lang w:val="ar_AE" w:bidi="ar_AE"/>
-          </w:rPr>
-          <w:rPr>
-            <w:color w:val="0000EE"/>
-            <w:u w:val="single"/>
-          </w:rPr>
-          <w:t>1 تيموثاوس 2:2–4</w:t>
-        </w:r>
-      </w:hyperlink>
+      <w:r>
+        <w:rPr>
+          <w:rtl/>
+          <w:cs/>
+          <w:lang w:val="ar_AE" w:bidi="ar_AE"/>
+        </w:rPr>
+        <w:t>1 تيموثاوس 2:2–4</w:t>
+      </w:r>
       <w:r>
         <w:rPr>
           <w:rtl/>
@@ -4891,20 +4207,14 @@
         </w:rPr>
         <w:t xml:space="preserve">). كما في </w:t>
       </w:r>
-      <w:hyperlink r:id="rId105">
-        <w:r>
-          <w:rPr>
-            <w:rtl/>
-            <w:cs/>
-            <w:lang w:val="ar_AE" w:bidi="ar_AE"/>
-          </w:rPr>
-          <w:rPr>
-            <w:color w:val="0000EE"/>
-            <w:u w:val="single"/>
-          </w:rPr>
-          <w:t>تيطس 1:2–15</w:t>
-        </w:r>
-      </w:hyperlink>
+      <w:r>
+        <w:rPr>
+          <w:rtl/>
+          <w:cs/>
+          <w:lang w:val="ar_AE" w:bidi="ar_AE"/>
+        </w:rPr>
+        <w:t>تيطس 1:2–15</w:t>
+      </w:r>
       <w:r>
         <w:rPr>
           <w:rtl/>
@@ -4913,20 +4223,14 @@
         </w:rPr>
         <w:t>، فإن وصايا الله لشعبه (</w:t>
       </w:r>
-      <w:hyperlink r:id="rId106">
-        <w:r>
-          <w:rPr>
-            <w:rtl/>
-            <w:cs/>
-            <w:lang w:val="ar_AE" w:bidi="ar_AE"/>
-          </w:rPr>
-          <w:rPr>
-            <w:color w:val="0000EE"/>
-            <w:u w:val="single"/>
-          </w:rPr>
-          <w:t>1:3–2</w:t>
-        </w:r>
-      </w:hyperlink>
+      <w:r>
+        <w:rPr>
+          <w:rtl/>
+          <w:cs/>
+          <w:lang w:val="ar_AE" w:bidi="ar_AE"/>
+        </w:rPr>
+        <w:t>1:3–2</w:t>
+      </w:r>
       <w:r>
         <w:rPr>
           <w:rtl/>
@@ -4935,20 +4239,14 @@
         </w:rPr>
         <w:t>) مبنية على تعاملاته معهم (</w:t>
       </w:r>
-      <w:hyperlink r:id="rId83">
-        <w:r>
-          <w:rPr>
-            <w:rtl/>
-            <w:cs/>
-            <w:lang w:val="ar_AE" w:bidi="ar_AE"/>
-          </w:rPr>
-          <w:rPr>
-            <w:color w:val="0000EE"/>
-            <w:u w:val="single"/>
-          </w:rPr>
-          <w:t>3:3–7</w:t>
-        </w:r>
-      </w:hyperlink>
+      <w:r>
+        <w:rPr>
+          <w:rtl/>
+          <w:cs/>
+          <w:lang w:val="ar_AE" w:bidi="ar_AE"/>
+        </w:rPr>
+        <w:t>3:3–7</w:t>
+      </w:r>
       <w:r>
         <w:rPr>
           <w:rtl/>
@@ -4973,20 +4271,14 @@
         </w:rPr>
         <w:t>). ثم يُوصي بولس تيطس بضرورة تجنب الخلافات الباطلة والإصرار على التعليم النافع (</w:t>
       </w:r>
-      <w:hyperlink r:id="rId107">
-        <w:r>
-          <w:rPr>
-            <w:rtl/>
-            <w:cs/>
-            <w:lang w:val="ar_AE" w:bidi="ar_AE"/>
-          </w:rPr>
-          <w:rPr>
-            <w:color w:val="0000EE"/>
-            <w:u w:val="single"/>
-          </w:rPr>
-          <w:t>8:3–11</w:t>
-        </w:r>
-      </w:hyperlink>
+      <w:r>
+        <w:rPr>
+          <w:rtl/>
+          <w:cs/>
+          <w:lang w:val="ar_AE" w:bidi="ar_AE"/>
+        </w:rPr>
+        <w:t>8:3–11</w:t>
+      </w:r>
       <w:r>
         <w:rPr>
           <w:rtl/>
@@ -5062,20 +4354,14 @@
         </w:rPr>
         <w:t>إن التواضع (الوداعة)، كما في (</w:t>
       </w:r>
-      <w:hyperlink r:id="rId108">
-        <w:r>
-          <w:rPr>
-            <w:rtl/>
-            <w:cs/>
-            <w:lang w:val="ar_AE" w:bidi="ar_AE"/>
-          </w:rPr>
-          <w:rPr>
-            <w:color w:val="0000EE"/>
-            <w:u w:val="single"/>
-          </w:rPr>
-          <w:t>2:3</w:t>
-        </w:r>
-      </w:hyperlink>
+      <w:r>
+        <w:rPr>
+          <w:rtl/>
+          <w:cs/>
+          <w:lang w:val="ar_AE" w:bidi="ar_AE"/>
+        </w:rPr>
+        <w:t>2:3</w:t>
+      </w:r>
       <w:r>
         <w:rPr>
           <w:rtl/>
@@ -5084,20 +4370,14 @@
         </w:rPr>
         <w:t>)، يظهر هنا، عندما نتذكر حالتنا وقت أن جاءت إلينا رحمة الله ومحبته (</w:t>
       </w:r>
-      <w:hyperlink r:id="rId27">
-        <w:r>
-          <w:rPr>
-            <w:rtl/>
-            <w:cs/>
-            <w:lang w:val="ar_AE" w:bidi="ar_AE"/>
-          </w:rPr>
-          <w:rPr>
-            <w:color w:val="0000EE"/>
-            <w:u w:val="single"/>
-          </w:rPr>
-          <w:t>4:3</w:t>
-        </w:r>
-      </w:hyperlink>
+      <w:r>
+        <w:rPr>
+          <w:rtl/>
+          <w:cs/>
+          <w:lang w:val="ar_AE" w:bidi="ar_AE"/>
+        </w:rPr>
+        <w:t>4:3</w:t>
+      </w:r>
       <w:r>
         <w:rPr>
           <w:rtl/>
@@ -5106,20 +4386,14 @@
         </w:rPr>
         <w:t xml:space="preserve">; انظر </w:t>
       </w:r>
-      <w:hyperlink r:id="rId109">
-        <w:r>
-          <w:rPr>
-            <w:rtl/>
-            <w:cs/>
-            <w:lang w:val="ar_AE" w:bidi="ar_AE"/>
-          </w:rPr>
-          <w:rPr>
-            <w:color w:val="0000EE"/>
-            <w:u w:val="single"/>
-          </w:rPr>
-          <w:t>أف 1:2–4</w:t>
-        </w:r>
-      </w:hyperlink>
+      <w:r>
+        <w:rPr>
+          <w:rtl/>
+          <w:cs/>
+          <w:lang w:val="ar_AE" w:bidi="ar_AE"/>
+        </w:rPr>
+        <w:t>أف 1:2–4</w:t>
+      </w:r>
       <w:r>
         <w:rPr>
           <w:rtl/>
@@ -5128,20 +4402,14 @@
         </w:rPr>
         <w:t xml:space="preserve">; </w:t>
       </w:r>
-      <w:hyperlink r:id="rId110">
-        <w:r>
-          <w:rPr>
-            <w:rtl/>
-            <w:cs/>
-            <w:lang w:val="ar_AE" w:bidi="ar_AE"/>
-          </w:rPr>
-          <w:rPr>
-            <w:color w:val="0000EE"/>
-            <w:u w:val="single"/>
-          </w:rPr>
-          <w:t>8:5</w:t>
-        </w:r>
-      </w:hyperlink>
+      <w:r>
+        <w:rPr>
+          <w:rtl/>
+          <w:cs/>
+          <w:lang w:val="ar_AE" w:bidi="ar_AE"/>
+        </w:rPr>
+        <w:t>8:5</w:t>
+      </w:r>
       <w:r>
         <w:rPr>
           <w:rtl/>
@@ -5150,20 +4418,14 @@
         </w:rPr>
         <w:t xml:space="preserve">; </w:t>
       </w:r>
-      <w:hyperlink r:id="rId111">
-        <w:r>
-          <w:rPr>
-            <w:rtl/>
-            <w:cs/>
-            <w:lang w:val="ar_AE" w:bidi="ar_AE"/>
-          </w:rPr>
-          <w:rPr>
-            <w:color w:val="0000EE"/>
-            <w:u w:val="single"/>
-          </w:rPr>
-          <w:t>كو 7:3</w:t>
-        </w:r>
-      </w:hyperlink>
+      <w:r>
+        <w:rPr>
+          <w:rtl/>
+          <w:cs/>
+          <w:lang w:val="ar_AE" w:bidi="ar_AE"/>
+        </w:rPr>
+        <w:t>كو 7:3</w:t>
+      </w:r>
       <w:r>
         <w:rPr>
           <w:rtl/>
@@ -5172,20 +4434,14 @@
         </w:rPr>
         <w:t xml:space="preserve">; </w:t>
       </w:r>
-      <w:hyperlink r:id="rId112">
-        <w:r>
-          <w:rPr>
-            <w:rtl/>
-            <w:cs/>
-            <w:lang w:val="ar_AE" w:bidi="ar_AE"/>
-          </w:rPr>
-          <w:rPr>
-            <w:color w:val="0000EE"/>
-            <w:u w:val="single"/>
-          </w:rPr>
-          <w:t>1 بط 3:4</w:t>
-        </w:r>
-      </w:hyperlink>
+      <w:r>
+        <w:rPr>
+          <w:rtl/>
+          <w:cs/>
+          <w:lang w:val="ar_AE" w:bidi="ar_AE"/>
+        </w:rPr>
+        <w:t>1 بط 3:4</w:t>
+      </w:r>
       <w:r>
         <w:rPr>
           <w:rtl/>
@@ -5278,20 +4534,14 @@
         </w:rPr>
         <w:t xml:space="preserve">): إن الكلمة اليونانية ترتبط بمجيء المسيح (أيضًا في </w:t>
       </w:r>
-      <w:hyperlink r:id="rId84">
-        <w:r>
-          <w:rPr>
-            <w:rtl/>
-            <w:cs/>
-            <w:lang w:val="ar_AE" w:bidi="ar_AE"/>
-          </w:rPr>
-          <w:rPr>
-            <w:color w:val="0000EE"/>
-            <w:u w:val="single"/>
-          </w:rPr>
-          <w:t>11:2</w:t>
-        </w:r>
-      </w:hyperlink>
+      <w:r>
+        <w:rPr>
+          <w:rtl/>
+          <w:cs/>
+          <w:lang w:val="ar_AE" w:bidi="ar_AE"/>
+        </w:rPr>
+        <w:t>11:2</w:t>
+      </w:r>
       <w:r>
         <w:rPr>
           <w:rtl/>
@@ -5300,20 +4550,14 @@
         </w:rPr>
         <w:t xml:space="preserve">, </w:t>
       </w:r>
-      <w:hyperlink r:id="rId26">
-        <w:r>
-          <w:rPr>
-            <w:rtl/>
-            <w:cs/>
-            <w:lang w:val="ar_AE" w:bidi="ar_AE"/>
-          </w:rPr>
-          <w:rPr>
-            <w:color w:val="0000EE"/>
-            <w:u w:val="single"/>
-          </w:rPr>
-          <w:t>13</w:t>
-        </w:r>
-      </w:hyperlink>
+      <w:r>
+        <w:rPr>
+          <w:rtl/>
+          <w:cs/>
+          <w:lang w:val="ar_AE" w:bidi="ar_AE"/>
+        </w:rPr>
+        <w:t>13</w:t>
+      </w:r>
       <w:r>
         <w:rPr>
           <w:rtl/>
@@ -5405,20 +4649,14 @@
         </w:rPr>
         <w:t xml:space="preserve">قد يكون هذا المقطع عبارة عن ملخص أو أنه إقتباس من تعليم أقدم (انظر </w:t>
       </w:r>
-      <w:hyperlink r:id="rId113">
-        <w:r>
-          <w:rPr>
-            <w:rtl/>
-            <w:cs/>
-            <w:lang w:val="ar_AE" w:bidi="ar_AE"/>
-          </w:rPr>
-          <w:rPr>
-            <w:color w:val="0000EE"/>
-            <w:u w:val="single"/>
-          </w:rPr>
-          <w:t>1 تيموثاوس 15:1</w:t>
-        </w:r>
-      </w:hyperlink>
+      <w:r>
+        <w:rPr>
+          <w:rtl/>
+          <w:cs/>
+          <w:lang w:val="ar_AE" w:bidi="ar_AE"/>
+        </w:rPr>
+        <w:t>1 تيموثاوس 15:1</w:t>
+      </w:r>
       <w:r>
         <w:rPr>
           <w:rtl/>
@@ -5427,20 +4665,14 @@
         </w:rPr>
         <w:t xml:space="preserve">; </w:t>
       </w:r>
-      <w:hyperlink r:id="rId114">
-        <w:r>
-          <w:rPr>
-            <w:rtl/>
-            <w:cs/>
-            <w:lang w:val="ar_AE" w:bidi="ar_AE"/>
-          </w:rPr>
-          <w:rPr>
-            <w:color w:val="0000EE"/>
-            <w:u w:val="single"/>
-          </w:rPr>
-          <w:t>5:2–6</w:t>
-        </w:r>
-      </w:hyperlink>
+      <w:r>
+        <w:rPr>
+          <w:rtl/>
+          <w:cs/>
+          <w:lang w:val="ar_AE" w:bidi="ar_AE"/>
+        </w:rPr>
+        <w:t>5:2–6</w:t>
+      </w:r>
       <w:r>
         <w:rPr>
           <w:rtl/>
@@ -5516,20 +4748,14 @@
         </w:rPr>
         <w:t xml:space="preserve">لا بأعمال … بل بمقتضي: إن المقابلة هنا هي بين أعمال الإنسان التي قد يُظن أنها تستحق الخلاص ونعمة الله (انظر </w:t>
       </w:r>
-      <w:hyperlink r:id="rId115">
-        <w:r>
-          <w:rPr>
-            <w:rtl/>
-            <w:cs/>
-            <w:lang w:val="ar_AE" w:bidi="ar_AE"/>
-          </w:rPr>
-          <w:rPr>
-            <w:color w:val="0000EE"/>
-            <w:u w:val="single"/>
-          </w:rPr>
-          <w:t>غلاطية 16:2</w:t>
-        </w:r>
-      </w:hyperlink>
+      <w:r>
+        <w:rPr>
+          <w:rtl/>
+          <w:cs/>
+          <w:lang w:val="ar_AE" w:bidi="ar_AE"/>
+        </w:rPr>
+        <w:t>غلاطية 16:2</w:t>
+      </w:r>
       <w:r>
         <w:rPr>
           <w:rtl/>
@@ -5538,20 +4764,14 @@
         </w:rPr>
         <w:t>). الخلاص يأتي من خلال الإيمان برحمة الله وحده (</w:t>
       </w:r>
-      <w:hyperlink r:id="rId116">
-        <w:r>
-          <w:rPr>
-            <w:rtl/>
-            <w:cs/>
-            <w:lang w:val="ar_AE" w:bidi="ar_AE"/>
-          </w:rPr>
-          <w:rPr>
-            <w:color w:val="0000EE"/>
-            <w:u w:val="single"/>
-          </w:rPr>
-          <w:t>أفسس 8:2</w:t>
-        </w:r>
-      </w:hyperlink>
+      <w:r>
+        <w:rPr>
+          <w:rtl/>
+          <w:cs/>
+          <w:lang w:val="ar_AE" w:bidi="ar_AE"/>
+        </w:rPr>
+        <w:t>أفسس 8:2</w:t>
+      </w:r>
       <w:r>
         <w:rPr>
           <w:rtl/>
@@ -5560,20 +4780,14 @@
         </w:rPr>
         <w:t xml:space="preserve">). • خلصنا بغسل الميلاد الثاني: انظر </w:t>
       </w:r>
-      <w:hyperlink r:id="rId117">
-        <w:r>
-          <w:rPr>
-            <w:rtl/>
-            <w:cs/>
-            <w:lang w:val="ar_AE" w:bidi="ar_AE"/>
-          </w:rPr>
-          <w:rPr>
-            <w:color w:val="0000EE"/>
-            <w:u w:val="single"/>
-          </w:rPr>
-          <w:t>حزقيال 9:16</w:t>
-        </w:r>
-      </w:hyperlink>
+      <w:r>
+        <w:rPr>
+          <w:rtl/>
+          <w:cs/>
+          <w:lang w:val="ar_AE" w:bidi="ar_AE"/>
+        </w:rPr>
+        <w:t>حزقيال 9:16</w:t>
+      </w:r>
       <w:r>
         <w:rPr>
           <w:rtl/>
@@ -5582,20 +4796,14 @@
         </w:rPr>
         <w:t xml:space="preserve">; </w:t>
       </w:r>
-      <w:hyperlink r:id="rId118">
-        <w:r>
-          <w:rPr>
-            <w:rtl/>
-            <w:cs/>
-            <w:lang w:val="ar_AE" w:bidi="ar_AE"/>
-          </w:rPr>
-          <w:rPr>
-            <w:color w:val="0000EE"/>
-            <w:u w:val="single"/>
-          </w:rPr>
-          <w:t>يوحنا 1:3–15</w:t>
-        </w:r>
-      </w:hyperlink>
+      <w:r>
+        <w:rPr>
+          <w:rtl/>
+          <w:cs/>
+          <w:lang w:val="ar_AE" w:bidi="ar_AE"/>
+        </w:rPr>
+        <w:t>يوحنا 1:3–15</w:t>
+      </w:r>
       <w:r>
         <w:rPr>
           <w:rtl/>
@@ -5604,20 +4812,14 @@
         </w:rPr>
         <w:t xml:space="preserve">; </w:t>
       </w:r>
-      <w:hyperlink r:id="rId119">
-        <w:r>
-          <w:rPr>
-            <w:rtl/>
-            <w:cs/>
-            <w:lang w:val="ar_AE" w:bidi="ar_AE"/>
-          </w:rPr>
-          <w:rPr>
-            <w:color w:val="0000EE"/>
-            <w:u w:val="single"/>
-          </w:rPr>
-          <w:t>أفسس 26:5</w:t>
-        </w:r>
-      </w:hyperlink>
+      <w:r>
+        <w:rPr>
+          <w:rtl/>
+          <w:cs/>
+          <w:lang w:val="ar_AE" w:bidi="ar_AE"/>
+        </w:rPr>
+        <w:t>أفسس 26:5</w:t>
+      </w:r>
       <w:r>
         <w:rPr>
           <w:rtl/>
@@ -5626,20 +4828,14 @@
         </w:rPr>
         <w:t xml:space="preserve">; </w:t>
       </w:r>
-      <w:hyperlink r:id="rId120">
-        <w:r>
-          <w:rPr>
-            <w:rtl/>
-            <w:cs/>
-            <w:lang w:val="ar_AE" w:bidi="ar_AE"/>
-          </w:rPr>
-          <w:rPr>
-            <w:color w:val="0000EE"/>
-            <w:u w:val="single"/>
-          </w:rPr>
-          <w:t>عبرانيين 22:10</w:t>
-        </w:r>
-      </w:hyperlink>
+      <w:r>
+        <w:rPr>
+          <w:rtl/>
+          <w:cs/>
+          <w:lang w:val="ar_AE" w:bidi="ar_AE"/>
+        </w:rPr>
+        <w:t>عبرانيين 22:10</w:t>
+      </w:r>
       <w:r>
         <w:rPr>
           <w:rtl/>
@@ -5648,20 +4844,14 @@
         </w:rPr>
         <w:t xml:space="preserve">; </w:t>
       </w:r>
-      <w:hyperlink r:id="rId121">
-        <w:r>
-          <w:rPr>
-            <w:rtl/>
-            <w:cs/>
-            <w:lang w:val="ar_AE" w:bidi="ar_AE"/>
-          </w:rPr>
-          <w:rPr>
-            <w:color w:val="0000EE"/>
-            <w:u w:val="single"/>
-          </w:rPr>
-          <w:t>2 بطرس 9:1</w:t>
-        </w:r>
-      </w:hyperlink>
+      <w:r>
+        <w:rPr>
+          <w:rtl/>
+          <w:cs/>
+          <w:lang w:val="ar_AE" w:bidi="ar_AE"/>
+        </w:rPr>
+        <w:t>2 بطرس 9:1</w:t>
+      </w:r>
       <w:r>
         <w:rPr>
           <w:rtl/>
@@ -5670,20 +4860,14 @@
         </w:rPr>
         <w:t xml:space="preserve">. • وتجديد الروح القدس: إن هذا يرمز إلى انفصال تام عن حياة الخطية والموت وانتقال إلى دائرة الحياة والقداسة (انظر أيضًا </w:t>
       </w:r>
-      <w:hyperlink r:id="rId122">
-        <w:r>
-          <w:rPr>
-            <w:rtl/>
-            <w:cs/>
-            <w:lang w:val="ar_AE" w:bidi="ar_AE"/>
-          </w:rPr>
-          <w:rPr>
-            <w:color w:val="0000EE"/>
-            <w:u w:val="single"/>
-          </w:rPr>
-          <w:t>رومية 2:12</w:t>
-        </w:r>
-      </w:hyperlink>
+      <w:r>
+        <w:rPr>
+          <w:rtl/>
+          <w:cs/>
+          <w:lang w:val="ar_AE" w:bidi="ar_AE"/>
+        </w:rPr>
+        <w:t>رومية 2:12</w:t>
+      </w:r>
       <w:r>
         <w:rPr>
           <w:rtl/>
@@ -5692,20 +4876,14 @@
         </w:rPr>
         <w:t xml:space="preserve">; </w:t>
       </w:r>
-      <w:hyperlink r:id="rId123">
-        <w:r>
-          <w:rPr>
-            <w:rtl/>
-            <w:cs/>
-            <w:lang w:val="ar_AE" w:bidi="ar_AE"/>
-          </w:rPr>
-          <w:rPr>
-            <w:color w:val="0000EE"/>
-            <w:u w:val="single"/>
-          </w:rPr>
-          <w:t>2 كورنثوس 17:5</w:t>
-        </w:r>
-      </w:hyperlink>
+      <w:r>
+        <w:rPr>
+          <w:rtl/>
+          <w:cs/>
+          <w:lang w:val="ar_AE" w:bidi="ar_AE"/>
+        </w:rPr>
+        <w:t>2 كورنثوس 17:5</w:t>
+      </w:r>
       <w:r>
         <w:rPr>
           <w:rtl/>
@@ -5714,20 +4892,14 @@
         </w:rPr>
         <w:t xml:space="preserve">; </w:t>
       </w:r>
-      <w:hyperlink r:id="rId124">
-        <w:r>
-          <w:rPr>
-            <w:rtl/>
-            <w:cs/>
-            <w:lang w:val="ar_AE" w:bidi="ar_AE"/>
-          </w:rPr>
-          <w:rPr>
-            <w:color w:val="0000EE"/>
-            <w:u w:val="single"/>
-          </w:rPr>
-          <w:t>كولوسي 10:3</w:t>
-        </w:r>
-      </w:hyperlink>
+      <w:r>
+        <w:rPr>
+          <w:rtl/>
+          <w:cs/>
+          <w:lang w:val="ar_AE" w:bidi="ar_AE"/>
+        </w:rPr>
+        <w:t>كولوسي 10:3</w:t>
+      </w:r>
       <w:r>
         <w:rPr>
           <w:rtl/>
@@ -5803,20 +4975,14 @@
         </w:rPr>
         <w:t xml:space="preserve">إن الجزء الأول من الآية هو بمثابة تلخيص للآيات </w:t>
       </w:r>
-      <w:hyperlink r:id="rId125">
-        <w:r>
-          <w:rPr>
-            <w:rtl/>
-            <w:cs/>
-            <w:lang w:val="ar_AE" w:bidi="ar_AE"/>
-          </w:rPr>
-          <w:rPr>
-            <w:color w:val="0000EE"/>
-            <w:u w:val="single"/>
-          </w:rPr>
-          <w:t>4:3–6</w:t>
-        </w:r>
-      </w:hyperlink>
+      <w:r>
+        <w:rPr>
+          <w:rtl/>
+          <w:cs/>
+          <w:lang w:val="ar_AE" w:bidi="ar_AE"/>
+        </w:rPr>
+        <w:t>4:3–6</w:t>
+      </w:r>
       <w:r>
         <w:rPr>
           <w:rtl/>
@@ -5825,20 +4991,14 @@
         </w:rPr>
         <w:t xml:space="preserve">. أما النصف الثاني فيقدم الغرض من ما عمله الله. • حتى إذا تبررنا بنعمته: انظر </w:t>
       </w:r>
-      <w:hyperlink r:id="rId126">
-        <w:r>
-          <w:rPr>
-            <w:rtl/>
-            <w:cs/>
-            <w:lang w:val="ar_AE" w:bidi="ar_AE"/>
-          </w:rPr>
-          <w:rPr>
-            <w:color w:val="0000EE"/>
-            <w:u w:val="single"/>
-          </w:rPr>
-          <w:t>رومية 20:3–28</w:t>
-        </w:r>
-      </w:hyperlink>
+      <w:r>
+        <w:rPr>
+          <w:rtl/>
+          <w:cs/>
+          <w:lang w:val="ar_AE" w:bidi="ar_AE"/>
+        </w:rPr>
+        <w:t>رومية 20:3–28</w:t>
+      </w:r>
       <w:r>
         <w:rPr>
           <w:rtl/>
@@ -5847,20 +5007,14 @@
         </w:rPr>
         <w:t xml:space="preserve">; </w:t>
       </w:r>
-      <w:hyperlink r:id="rId127">
-        <w:r>
-          <w:rPr>
-            <w:rtl/>
-            <w:cs/>
-            <w:lang w:val="ar_AE" w:bidi="ar_AE"/>
-          </w:rPr>
-          <w:rPr>
-            <w:color w:val="0000EE"/>
-            <w:u w:val="single"/>
-          </w:rPr>
-          <w:t>غلاطية 16:2–17</w:t>
-        </w:r>
-      </w:hyperlink>
+      <w:r>
+        <w:rPr>
+          <w:rtl/>
+          <w:cs/>
+          <w:lang w:val="ar_AE" w:bidi="ar_AE"/>
+        </w:rPr>
+        <w:t>غلاطية 16:2–17</w:t>
+      </w:r>
       <w:r>
         <w:rPr>
           <w:rtl/>
@@ -5869,20 +5023,14 @@
         </w:rPr>
         <w:t>. • ورثة حسب رجاء الحياة الأبدية: غالبًا ما يرتبط عمل الروح (</w:t>
       </w:r>
-      <w:hyperlink r:id="rId21">
-        <w:r>
-          <w:rPr>
-            <w:rtl/>
-            <w:cs/>
-            <w:lang w:val="ar_AE" w:bidi="ar_AE"/>
-          </w:rPr>
-          <w:rPr>
-            <w:color w:val="0000EE"/>
-            <w:u w:val="single"/>
-          </w:rPr>
-          <w:t>تيطس 5:3</w:t>
-        </w:r>
-      </w:hyperlink>
+      <w:r>
+        <w:rPr>
+          <w:rtl/>
+          <w:cs/>
+          <w:lang w:val="ar_AE" w:bidi="ar_AE"/>
+        </w:rPr>
+        <w:t>تيطس 5:3</w:t>
+      </w:r>
       <w:r>
         <w:rPr>
           <w:rtl/>
@@ -5891,20 +5039,14 @@
         </w:rPr>
         <w:t xml:space="preserve">) بوضعنا كورثة (انظر </w:t>
       </w:r>
-      <w:hyperlink r:id="rId128">
-        <w:r>
-          <w:rPr>
-            <w:rtl/>
-            <w:cs/>
-            <w:lang w:val="ar_AE" w:bidi="ar_AE"/>
-          </w:rPr>
-          <w:rPr>
-            <w:color w:val="0000EE"/>
-            <w:u w:val="single"/>
-          </w:rPr>
-          <w:t>رومية 15:8–17</w:t>
-        </w:r>
-      </w:hyperlink>
+      <w:r>
+        <w:rPr>
+          <w:rtl/>
+          <w:cs/>
+          <w:lang w:val="ar_AE" w:bidi="ar_AE"/>
+        </w:rPr>
+        <w:t>رومية 15:8–17</w:t>
+      </w:r>
       <w:r>
         <w:rPr>
           <w:rtl/>
@@ -5913,20 +5055,14 @@
         </w:rPr>
         <w:t xml:space="preserve">; </w:t>
       </w:r>
-      <w:hyperlink r:id="rId129">
-        <w:r>
-          <w:rPr>
-            <w:rtl/>
-            <w:cs/>
-            <w:lang w:val="ar_AE" w:bidi="ar_AE"/>
-          </w:rPr>
-          <w:rPr>
-            <w:color w:val="0000EE"/>
-            <w:u w:val="single"/>
-          </w:rPr>
-          <w:t>1 كورنثوس 9:6–11</w:t>
-        </w:r>
-      </w:hyperlink>
+      <w:r>
+        <w:rPr>
+          <w:rtl/>
+          <w:cs/>
+          <w:lang w:val="ar_AE" w:bidi="ar_AE"/>
+        </w:rPr>
+        <w:t>1 كورنثوس 9:6–11</w:t>
+      </w:r>
       <w:r>
         <w:rPr>
           <w:rtl/>
@@ -5935,20 +5071,14 @@
         </w:rPr>
         <w:t xml:space="preserve">; </w:t>
       </w:r>
-      <w:hyperlink r:id="rId130">
-        <w:r>
-          <w:rPr>
-            <w:rtl/>
-            <w:cs/>
-            <w:lang w:val="ar_AE" w:bidi="ar_AE"/>
-          </w:rPr>
-          <w:rPr>
-            <w:color w:val="0000EE"/>
-            <w:u w:val="single"/>
-          </w:rPr>
-          <w:t>غلاطية 6:4–7</w:t>
-        </w:r>
-      </w:hyperlink>
+      <w:r>
+        <w:rPr>
+          <w:rtl/>
+          <w:cs/>
+          <w:lang w:val="ar_AE" w:bidi="ar_AE"/>
+        </w:rPr>
+        <w:t>غلاطية 6:4–7</w:t>
+      </w:r>
       <w:r>
         <w:rPr>
           <w:rtl/>
@@ -5957,20 +5087,14 @@
         </w:rPr>
         <w:t xml:space="preserve">; </w:t>
       </w:r>
-      <w:hyperlink r:id="rId131">
-        <w:r>
-          <w:rPr>
-            <w:rtl/>
-            <w:cs/>
-            <w:lang w:val="ar_AE" w:bidi="ar_AE"/>
-          </w:rPr>
-          <w:rPr>
-            <w:color w:val="0000EE"/>
-            <w:u w:val="single"/>
-          </w:rPr>
-          <w:t>أفسس 13:1–14</w:t>
-        </w:r>
-      </w:hyperlink>
+      <w:r>
+        <w:rPr>
+          <w:rtl/>
+          <w:cs/>
+          <w:lang w:val="ar_AE" w:bidi="ar_AE"/>
+        </w:rPr>
+        <w:t>أفسس 13:1–14</w:t>
+      </w:r>
       <w:r>
         <w:rPr>
           <w:rtl/>
@@ -6046,20 +5170,14 @@
         </w:rPr>
         <w:t xml:space="preserve">صادقة هي الكلمة تعود علي الآيات </w:t>
       </w:r>
-      <w:hyperlink r:id="rId132">
-        <w:r>
-          <w:rPr>
-            <w:rtl/>
-            <w:cs/>
-            <w:lang w:val="ar_AE" w:bidi="ar_AE"/>
-          </w:rPr>
-          <w:rPr>
-            <w:color w:val="0000EE"/>
-            <w:u w:val="single"/>
-          </w:rPr>
-          <w:t>4:3–7</w:t>
-        </w:r>
-      </w:hyperlink>
+      <w:r>
+        <w:rPr>
+          <w:rtl/>
+          <w:cs/>
+          <w:lang w:val="ar_AE" w:bidi="ar_AE"/>
+        </w:rPr>
+        <w:t>4:3–7</w:t>
+      </w:r>
       <w:r>
         <w:rPr>
           <w:rtl/>
@@ -6068,20 +5186,14 @@
         </w:rPr>
         <w:t xml:space="preserve"> (قارن </w:t>
       </w:r>
-      <w:hyperlink r:id="rId113">
-        <w:r>
-          <w:rPr>
-            <w:rtl/>
-            <w:cs/>
-            <w:lang w:val="ar_AE" w:bidi="ar_AE"/>
-          </w:rPr>
-          <w:rPr>
-            <w:color w:val="0000EE"/>
-            <w:u w:val="single"/>
-          </w:rPr>
-          <w:t>1 تيموثاوس 15:1</w:t>
-        </w:r>
-      </w:hyperlink>
+      <w:r>
+        <w:rPr>
+          <w:rtl/>
+          <w:cs/>
+          <w:lang w:val="ar_AE" w:bidi="ar_AE"/>
+        </w:rPr>
+        <w:t>1 تيموثاوس 15:1</w:t>
+      </w:r>
       <w:r>
         <w:rPr>
           <w:rtl/>
@@ -6157,20 +5269,14 @@
         </w:rPr>
         <w:t xml:space="preserve">اعرض عن ... مثل هؤلاء الأشخاص: إن هذا يشير إلى الأشخاص الذين يصنعون الخصومات بشكل مستمر وكذلك الذين يسببون الانقسامات (انظر </w:t>
       </w:r>
-      <w:hyperlink r:id="rId36">
-        <w:r>
-          <w:rPr>
-            <w:rtl/>
-            <w:cs/>
-            <w:lang w:val="ar_AE" w:bidi="ar_AE"/>
-          </w:rPr>
-          <w:rPr>
-            <w:color w:val="0000EE"/>
-            <w:u w:val="single"/>
-          </w:rPr>
-          <w:t>11:1</w:t>
-        </w:r>
-      </w:hyperlink>
+      <w:r>
+        <w:rPr>
+          <w:rtl/>
+          <w:cs/>
+          <w:lang w:val="ar_AE" w:bidi="ar_AE"/>
+        </w:rPr>
+        <w:t>11:1</w:t>
+      </w:r>
       <w:r>
         <w:rPr>
           <w:rtl/>
@@ -6179,20 +5285,14 @@
         </w:rPr>
         <w:t xml:space="preserve">, </w:t>
       </w:r>
-      <w:hyperlink r:id="rId46">
-        <w:r>
-          <w:rPr>
-            <w:rtl/>
-            <w:cs/>
-            <w:lang w:val="ar_AE" w:bidi="ar_AE"/>
-          </w:rPr>
-          <w:rPr>
-            <w:color w:val="0000EE"/>
-            <w:u w:val="single"/>
-          </w:rPr>
-          <w:t>13</w:t>
-        </w:r>
-      </w:hyperlink>
+      <w:r>
+        <w:rPr>
+          <w:rtl/>
+          <w:cs/>
+          <w:lang w:val="ar_AE" w:bidi="ar_AE"/>
+        </w:rPr>
+        <w:t>13</w:t>
+      </w:r>
       <w:r>
         <w:rPr>
           <w:rtl/>
@@ -6268,20 +5368,14 @@
         </w:rPr>
         <w:t xml:space="preserve">من الواضح أن أرتيماس أو تيخيكس هو من سيكون خليفة تيطس في كريت. ونظرًا لأن تيخيكس قد تم إرساله إلى أفسس (انظر </w:t>
       </w:r>
-      <w:hyperlink r:id="rId133">
-        <w:r>
-          <w:rPr>
-            <w:rtl/>
-            <w:cs/>
-            <w:lang w:val="ar_AE" w:bidi="ar_AE"/>
-          </w:rPr>
-          <w:rPr>
-            <w:color w:val="0000EE"/>
-            <w:u w:val="single"/>
-          </w:rPr>
-          <w:t>2 تيموثاوس 12:4</w:t>
-        </w:r>
-      </w:hyperlink>
+      <w:r>
+        <w:rPr>
+          <w:rtl/>
+          <w:cs/>
+          <w:lang w:val="ar_AE" w:bidi="ar_AE"/>
+        </w:rPr>
+        <w:t>2 تيموثاوس 12:4</w:t>
+      </w:r>
       <w:r>
         <w:rPr>
           <w:rtl/>
@@ -6290,20 +5384,14 @@
         </w:rPr>
         <w:t xml:space="preserve">)، لذا فقد يكون أرتيماس هو الذي ذهب إلى كريت. • نيكوبوليس: كانت هناك عدة مدن تحمل هذا الاسم؛ ومن المحتمل أن هذه كانت مدينة كبيرة على الساحل الغربي لشبه الجزيرة اليونانية. وفي الأغلب، فإن بولس كان قد عمل بها من قبل (انظر </w:t>
       </w:r>
-      <w:hyperlink r:id="rId134">
-        <w:r>
-          <w:rPr>
-            <w:rtl/>
-            <w:cs/>
-            <w:lang w:val="ar_AE" w:bidi="ar_AE"/>
-          </w:rPr>
-          <w:rPr>
-            <w:color w:val="0000EE"/>
-            <w:u w:val="single"/>
-          </w:rPr>
-          <w:t>رومية 19:15</w:t>
-        </w:r>
-      </w:hyperlink>
+      <w:r>
+        <w:rPr>
+          <w:rtl/>
+          <w:cs/>
+          <w:lang w:val="ar_AE" w:bidi="ar_AE"/>
+        </w:rPr>
+        <w:t>رومية 19:15</w:t>
+      </w:r>
       <w:r>
         <w:rPr>
           <w:rtl/>
@@ -6379,20 +5467,14 @@
         </w:rPr>
         <w:t>إن الرسالة تنتهي بأخبار (</w:t>
       </w:r>
-      <w:hyperlink r:id="rId135">
-        <w:r>
-          <w:rPr>
-            <w:rtl/>
-            <w:cs/>
-            <w:lang w:val="ar_AE" w:bidi="ar_AE"/>
-          </w:rPr>
-          <w:rPr>
-            <w:color w:val="0000EE"/>
-            <w:u w:val="single"/>
-          </w:rPr>
-          <w:t>12:3</w:t>
-        </w:r>
-      </w:hyperlink>
+      <w:r>
+        <w:rPr>
+          <w:rtl/>
+          <w:cs/>
+          <w:lang w:val="ar_AE" w:bidi="ar_AE"/>
+        </w:rPr>
+        <w:t>12:3</w:t>
+      </w:r>
       <w:r>
         <w:rPr>
           <w:rtl/>
@@ -6401,20 +5483,14 @@
         </w:rPr>
         <w:t>), ونصيحة ختامية (</w:t>
       </w:r>
-      <w:hyperlink r:id="rId136">
-        <w:r>
-          <w:rPr>
-            <w:rtl/>
-            <w:cs/>
-            <w:lang w:val="ar_AE" w:bidi="ar_AE"/>
-          </w:rPr>
-          <w:rPr>
-            <w:color w:val="0000EE"/>
-            <w:u w:val="single"/>
-          </w:rPr>
-          <w:t>13:3–14</w:t>
-        </w:r>
-      </w:hyperlink>
+      <w:r>
+        <w:rPr>
+          <w:rtl/>
+          <w:cs/>
+          <w:lang w:val="ar_AE" w:bidi="ar_AE"/>
+        </w:rPr>
+        <w:t>13:3–14</w:t>
+      </w:r>
       <w:r>
         <w:rPr>
           <w:rtl/>
@@ -6423,20 +5499,14 @@
         </w:rPr>
         <w:t>), ثم تحيات، وبركة (</w:t>
       </w:r>
-      <w:hyperlink r:id="rId137">
-        <w:r>
-          <w:rPr>
-            <w:rtl/>
-            <w:cs/>
-            <w:lang w:val="ar_AE" w:bidi="ar_AE"/>
-          </w:rPr>
-          <w:rPr>
-            <w:color w:val="0000EE"/>
-            <w:u w:val="single"/>
-          </w:rPr>
-          <w:t>15:3</w:t>
-        </w:r>
-      </w:hyperlink>
+      <w:r>
+        <w:rPr>
+          <w:rtl/>
+          <w:cs/>
+          <w:lang w:val="ar_AE" w:bidi="ar_AE"/>
+        </w:rPr>
+        <w:t>15:3</w:t>
+      </w:r>
       <w:r>
         <w:rPr>
           <w:rtl/>
@@ -6512,20 +5582,14 @@
         </w:rPr>
         <w:t xml:space="preserve">لقد كان زيناس وأبلوس مشاركين في نشر الأخبار السارة، وقد يكونان حاملي هذه الرسالة إلى تيطس. • ومن المحتمل أن زيناس كان خبيرًا في القانون الروماني أو فقيهًا به (وهي نفس الكلمة المستخدمة للمحامي في </w:t>
       </w:r>
-      <w:hyperlink r:id="rId138">
-        <w:r>
-          <w:rPr>
-            <w:rtl/>
-            <w:cs/>
-            <w:lang w:val="ar_AE" w:bidi="ar_AE"/>
-          </w:rPr>
-          <w:rPr>
-            <w:color w:val="0000EE"/>
-            <w:u w:val="single"/>
-          </w:rPr>
-          <w:t>لوقا 30:7</w:t>
-        </w:r>
-      </w:hyperlink>
+      <w:r>
+        <w:rPr>
+          <w:rtl/>
+          <w:cs/>
+          <w:lang w:val="ar_AE" w:bidi="ar_AE"/>
+        </w:rPr>
+        <w:t>لوقا 30:7</w:t>
+      </w:r>
       <w:r>
         <w:rPr>
           <w:rtl/>
@@ -6534,20 +5598,14 @@
         </w:rPr>
         <w:t xml:space="preserve">؛ </w:t>
       </w:r>
-      <w:hyperlink r:id="rId139">
-        <w:r>
-          <w:rPr>
-            <w:rtl/>
-            <w:cs/>
-            <w:lang w:val="ar_AE" w:bidi="ar_AE"/>
-          </w:rPr>
-          <w:rPr>
-            <w:color w:val="0000EE"/>
-            <w:u w:val="single"/>
-          </w:rPr>
-          <w:t>25:10</w:t>
-        </w:r>
-      </w:hyperlink>
+      <w:r>
+        <w:rPr>
+          <w:rtl/>
+          <w:cs/>
+          <w:lang w:val="ar_AE" w:bidi="ar_AE"/>
+        </w:rPr>
+        <w:t>25:10</w:t>
+      </w:r>
       <w:r>
         <w:rPr>
           <w:rtl/>
@@ -6556,20 +5614,14 @@
         </w:rPr>
         <w:t xml:space="preserve">); ومعنى اسمه الوثني ("هدية زيوس") لذا فمن غير المرجح أن يكون خبيرًا في الناموس اليهودي. • وأبلوس على الأرجح هو نفس ذلك الرجل المذكور في </w:t>
       </w:r>
-      <w:hyperlink r:id="rId140">
-        <w:r>
-          <w:rPr>
-            <w:rtl/>
-            <w:cs/>
-            <w:lang w:val="ar_AE" w:bidi="ar_AE"/>
-          </w:rPr>
-          <w:rPr>
-            <w:color w:val="0000EE"/>
-            <w:u w:val="single"/>
-          </w:rPr>
-          <w:t>أعمال 24:18</w:t>
-        </w:r>
-      </w:hyperlink>
+      <w:r>
+        <w:rPr>
+          <w:rtl/>
+          <w:cs/>
+          <w:lang w:val="ar_AE" w:bidi="ar_AE"/>
+        </w:rPr>
+        <w:t>أعمال 24:18</w:t>
+      </w:r>
       <w:r>
         <w:rPr>
           <w:rtl/>
@@ -6578,20 +5630,14 @@
         </w:rPr>
         <w:t xml:space="preserve">؛ </w:t>
       </w:r>
-      <w:hyperlink r:id="rId141">
-        <w:r>
-          <w:rPr>
-            <w:rtl/>
-            <w:cs/>
-            <w:lang w:val="ar_AE" w:bidi="ar_AE"/>
-          </w:rPr>
-          <w:rPr>
-            <w:color w:val="0000EE"/>
-            <w:u w:val="single"/>
-          </w:rPr>
-          <w:t>1:19</w:t>
-        </w:r>
-      </w:hyperlink>
+      <w:r>
+        <w:rPr>
+          <w:rtl/>
+          <w:cs/>
+          <w:lang w:val="ar_AE" w:bidi="ar_AE"/>
+        </w:rPr>
+        <w:t>1:19</w:t>
+      </w:r>
       <w:r>
         <w:rPr>
           <w:rtl/>
@@ -6600,20 +5646,14 @@
         </w:rPr>
         <w:t xml:space="preserve">; </w:t>
       </w:r>
-      <w:hyperlink r:id="rId142">
-        <w:r>
-          <w:rPr>
-            <w:rtl/>
-            <w:cs/>
-            <w:lang w:val="ar_AE" w:bidi="ar_AE"/>
-          </w:rPr>
-          <w:rPr>
-            <w:color w:val="0000EE"/>
-            <w:u w:val="single"/>
-          </w:rPr>
-          <w:t>1 كورنثوس 12:1</w:t>
-        </w:r>
-      </w:hyperlink>
+      <w:r>
+        <w:rPr>
+          <w:rtl/>
+          <w:cs/>
+          <w:lang w:val="ar_AE" w:bidi="ar_AE"/>
+        </w:rPr>
+        <w:t>1 كورنثوس 12:1</w:t>
+      </w:r>
       <w:r>
         <w:rPr>
           <w:rtl/>
@@ -6622,20 +5662,14 @@
         </w:rPr>
         <w:t xml:space="preserve">; </w:t>
       </w:r>
-      <w:hyperlink r:id="rId143">
-        <w:r>
-          <w:rPr>
-            <w:rtl/>
-            <w:cs/>
-            <w:lang w:val="ar_AE" w:bidi="ar_AE"/>
-          </w:rPr>
-          <w:rPr>
-            <w:color w:val="0000EE"/>
-            <w:u w:val="single"/>
-          </w:rPr>
-          <w:t>4:3–6</w:t>
-        </w:r>
-      </w:hyperlink>
+      <w:r>
+        <w:rPr>
+          <w:rtl/>
+          <w:cs/>
+          <w:lang w:val="ar_AE" w:bidi="ar_AE"/>
+        </w:rPr>
+        <w:t>4:3–6</w:t>
+      </w:r>
       <w:r>
         <w:rPr>
           <w:rtl/>
@@ -6644,20 +5678,14 @@
         </w:rPr>
         <w:t xml:space="preserve">, </w:t>
       </w:r>
-      <w:hyperlink r:id="rId144">
-        <w:r>
-          <w:rPr>
-            <w:rtl/>
-            <w:cs/>
-            <w:lang w:val="ar_AE" w:bidi="ar_AE"/>
-          </w:rPr>
-          <w:rPr>
-            <w:color w:val="0000EE"/>
-            <w:u w:val="single"/>
-          </w:rPr>
-          <w:t>22</w:t>
-        </w:r>
-      </w:hyperlink>
+      <w:r>
+        <w:rPr>
+          <w:rtl/>
+          <w:cs/>
+          <w:lang w:val="ar_AE" w:bidi="ar_AE"/>
+        </w:rPr>
+        <w:t>22</w:t>
+      </w:r>
       <w:r>
         <w:rPr>
           <w:rtl/>
@@ -6666,20 +5694,14 @@
         </w:rPr>
         <w:t xml:space="preserve">; </w:t>
       </w:r>
-      <w:hyperlink r:id="rId145">
-        <w:r>
-          <w:rPr>
-            <w:rtl/>
-            <w:cs/>
-            <w:lang w:val="ar_AE" w:bidi="ar_AE"/>
-          </w:rPr>
-          <w:rPr>
-            <w:color w:val="0000EE"/>
-            <w:u w:val="single"/>
-          </w:rPr>
-          <w:t>6:4</w:t>
-        </w:r>
-      </w:hyperlink>
+      <w:r>
+        <w:rPr>
+          <w:rtl/>
+          <w:cs/>
+          <w:lang w:val="ar_AE" w:bidi="ar_AE"/>
+        </w:rPr>
+        <w:t>6:4</w:t>
+      </w:r>
       <w:r>
         <w:rPr>
           <w:rtl/>
@@ -6688,20 +5710,14 @@
         </w:rPr>
         <w:t xml:space="preserve">; </w:t>
       </w:r>
-      <w:hyperlink r:id="rId146">
-        <w:r>
-          <w:rPr>
-            <w:rtl/>
-            <w:cs/>
-            <w:lang w:val="ar_AE" w:bidi="ar_AE"/>
-          </w:rPr>
-          <w:rPr>
-            <w:color w:val="0000EE"/>
-            <w:u w:val="single"/>
-          </w:rPr>
-          <w:t>12:16</w:t>
-        </w:r>
-      </w:hyperlink>
+      <w:r>
+        <w:rPr>
+          <w:rtl/>
+          <w:cs/>
+          <w:lang w:val="ar_AE" w:bidi="ar_AE"/>
+        </w:rPr>
+        <w:t>12:16</w:t>
+      </w:r>
       <w:r>
         <w:rPr>
           <w:rtl/>
@@ -6710,20 +5726,14 @@
         </w:rPr>
         <w:t xml:space="preserve">. • حتى لا يعوزهما شيء: انظر </w:t>
       </w:r>
-      <w:hyperlink r:id="rId147">
-        <w:r>
-          <w:rPr>
-            <w:rtl/>
-            <w:cs/>
-            <w:lang w:val="ar_AE" w:bidi="ar_AE"/>
-          </w:rPr>
-          <w:rPr>
-            <w:color w:val="0000EE"/>
-            <w:u w:val="single"/>
-          </w:rPr>
-          <w:t>1 تيموثاوس 2:3</w:t>
-        </w:r>
-      </w:hyperlink>
+      <w:r>
+        <w:rPr>
+          <w:rtl/>
+          <w:cs/>
+          <w:lang w:val="ar_AE" w:bidi="ar_AE"/>
+        </w:rPr>
+        <w:t>1 تيموثاوس 2:3</w:t>
+      </w:r>
       <w:r>
         <w:rPr>
           <w:rtl/>
@@ -6732,20 +5742,14 @@
         </w:rPr>
         <w:t xml:space="preserve">; </w:t>
       </w:r>
-      <w:hyperlink r:id="rId148">
-        <w:r>
-          <w:rPr>
-            <w:rtl/>
-            <w:cs/>
-            <w:lang w:val="ar_AE" w:bidi="ar_AE"/>
-          </w:rPr>
-          <w:rPr>
-            <w:color w:val="0000EE"/>
-            <w:u w:val="single"/>
-          </w:rPr>
-          <w:t>3 يوحنا 5:1–8</w:t>
-        </w:r>
-      </w:hyperlink>
+      <w:r>
+        <w:rPr>
+          <w:rtl/>
+          <w:cs/>
+          <w:lang w:val="ar_AE" w:bidi="ar_AE"/>
+        </w:rPr>
+        <w:t>3 يوحنا 5:1–8</w:t>
+      </w:r>
       <w:r>
         <w:rPr>
           <w:rtl/>
@@ -6754,20 +5758,14 @@
         </w:rPr>
         <w:t xml:space="preserve">; انظر أيضًا </w:t>
       </w:r>
-      <w:hyperlink r:id="rId149">
-        <w:r>
-          <w:rPr>
-            <w:rtl/>
-            <w:cs/>
-            <w:lang w:val="ar_AE" w:bidi="ar_AE"/>
-          </w:rPr>
-          <w:rPr>
-            <w:color w:val="0000EE"/>
-            <w:u w:val="single"/>
-          </w:rPr>
-          <w:t>رومية 24:15</w:t>
-        </w:r>
-      </w:hyperlink>
+      <w:r>
+        <w:rPr>
+          <w:rtl/>
+          <w:cs/>
+          <w:lang w:val="ar_AE" w:bidi="ar_AE"/>
+        </w:rPr>
+        <w:t>رومية 24:15</w:t>
+      </w:r>
       <w:r>
         <w:rPr>
           <w:rtl/>
@@ -6776,20 +5774,14 @@
         </w:rPr>
         <w:t xml:space="preserve">; </w:t>
       </w:r>
-      <w:hyperlink r:id="rId150">
-        <w:r>
-          <w:rPr>
-            <w:rtl/>
-            <w:cs/>
-            <w:lang w:val="ar_AE" w:bidi="ar_AE"/>
-          </w:rPr>
-          <w:rPr>
-            <w:color w:val="0000EE"/>
-            <w:u w:val="single"/>
-          </w:rPr>
-          <w:t>1 كورنثوس 6:16</w:t>
-        </w:r>
-      </w:hyperlink>
+      <w:r>
+        <w:rPr>
+          <w:rtl/>
+          <w:cs/>
+          <w:lang w:val="ar_AE" w:bidi="ar_AE"/>
+        </w:rPr>
+        <w:t>1 كورنثوس 6:16</w:t>
+      </w:r>
       <w:r>
         <w:rPr>
           <w:rtl/>
@@ -6798,20 +5790,14 @@
         </w:rPr>
         <w:t xml:space="preserve">, </w:t>
       </w:r>
-      <w:hyperlink r:id="rId151">
-        <w:r>
-          <w:rPr>
-            <w:rtl/>
-            <w:cs/>
-            <w:lang w:val="ar_AE" w:bidi="ar_AE"/>
-          </w:rPr>
-          <w:rPr>
-            <w:color w:val="0000EE"/>
-            <w:u w:val="single"/>
-          </w:rPr>
-          <w:t>11</w:t>
-        </w:r>
-      </w:hyperlink>
+      <w:r>
+        <w:rPr>
+          <w:rtl/>
+          <w:cs/>
+          <w:lang w:val="ar_AE" w:bidi="ar_AE"/>
+        </w:rPr>
+        <w:t>11</w:t>
+      </w:r>
       <w:r>
         <w:rPr>
           <w:rtl/>
@@ -6820,20 +5806,14 @@
         </w:rPr>
         <w:t xml:space="preserve">; </w:t>
       </w:r>
-      <w:hyperlink r:id="rId152">
-        <w:r>
-          <w:rPr>
-            <w:rtl/>
-            <w:cs/>
-            <w:lang w:val="ar_AE" w:bidi="ar_AE"/>
-          </w:rPr>
-          <w:rPr>
-            <w:color w:val="0000EE"/>
-            <w:u w:val="single"/>
-          </w:rPr>
-          <w:t>2 كورنثوس 16:1</w:t>
-        </w:r>
-      </w:hyperlink>
+      <w:r>
+        <w:rPr>
+          <w:rtl/>
+          <w:cs/>
+          <w:lang w:val="ar_AE" w:bidi="ar_AE"/>
+        </w:rPr>
+        <w:t>2 كورنثوس 16:1</w:t>
+      </w:r>
       <w:r>
         <w:rPr>
           <w:rtl/>
@@ -6909,20 +5889,14 @@
         </w:rPr>
         <w:t xml:space="preserve">إن هذه الوصية الأخيرة مرتبطة بمسؤولية رعاية زيناس وأبلوس (انظر </w:t>
       </w:r>
-      <w:hyperlink r:id="rId153">
-        <w:r>
-          <w:rPr>
-            <w:rtl/>
-            <w:cs/>
-            <w:lang w:val="ar_AE" w:bidi="ar_AE"/>
-          </w:rPr>
-          <w:rPr>
-            <w:color w:val="0000EE"/>
-            <w:u w:val="single"/>
-          </w:rPr>
-          <w:t>رومية 13:12</w:t>
-        </w:r>
-      </w:hyperlink>
+      <w:r>
+        <w:rPr>
+          <w:rtl/>
+          <w:cs/>
+          <w:lang w:val="ar_AE" w:bidi="ar_AE"/>
+        </w:rPr>
+        <w:t>رومية 13:12</w:t>
+      </w:r>
       <w:r>
         <w:rPr>
           <w:rtl/>
@@ -6931,20 +5905,14 @@
         </w:rPr>
         <w:t xml:space="preserve">; </w:t>
       </w:r>
-      <w:hyperlink r:id="rId154">
-        <w:r>
-          <w:rPr>
-            <w:rtl/>
-            <w:cs/>
-            <w:lang w:val="ar_AE" w:bidi="ar_AE"/>
-          </w:rPr>
-          <w:rPr>
-            <w:color w:val="0000EE"/>
-            <w:u w:val="single"/>
-          </w:rPr>
-          <w:t>أفسس 28:4</w:t>
-        </w:r>
-      </w:hyperlink>
+      <w:r>
+        <w:rPr>
+          <w:rtl/>
+          <w:cs/>
+          <w:lang w:val="ar_AE" w:bidi="ar_AE"/>
+        </w:rPr>
+        <w:t>أفسس 28:4</w:t>
+      </w:r>
       <w:r>
         <w:rPr>
           <w:rtl/>
@@ -6953,20 +5921,14 @@
         </w:rPr>
         <w:t xml:space="preserve">; </w:t>
       </w:r>
-      <w:hyperlink r:id="rId155">
-        <w:r>
-          <w:rPr>
-            <w:rtl/>
-            <w:cs/>
-            <w:lang w:val="ar_AE" w:bidi="ar_AE"/>
-          </w:rPr>
-          <w:rPr>
-            <w:color w:val="0000EE"/>
-            <w:u w:val="single"/>
-          </w:rPr>
-          <w:t>1 تسالونيكي 11:4</w:t>
-        </w:r>
-      </w:hyperlink>
+      <w:r>
+        <w:rPr>
+          <w:rtl/>
+          <w:cs/>
+          <w:lang w:val="ar_AE" w:bidi="ar_AE"/>
+        </w:rPr>
+        <w:t>1 تسالونيكي 11:4</w:t>
+      </w:r>
       <w:r>
         <w:rPr>
           <w:rtl/>
@@ -6975,20 +5937,14 @@
         </w:rPr>
         <w:t xml:space="preserve">; </w:t>
       </w:r>
-      <w:hyperlink r:id="rId156">
-        <w:r>
-          <w:rPr>
-            <w:rtl/>
-            <w:cs/>
-            <w:lang w:val="ar_AE" w:bidi="ar_AE"/>
-          </w:rPr>
-          <w:rPr>
-            <w:color w:val="0000EE"/>
-            <w:u w:val="single"/>
-          </w:rPr>
-          <w:t>1 تيموثاوس 8:5</w:t>
-        </w:r>
-      </w:hyperlink>
+      <w:r>
+        <w:rPr>
+          <w:rtl/>
+          <w:cs/>
+          <w:lang w:val="ar_AE" w:bidi="ar_AE"/>
+        </w:rPr>
+        <w:t>1 تيموثاوس 8:5</w:t>
+      </w:r>
       <w:r>
         <w:rPr>
           <w:rtl/>
@@ -6997,20 +5953,14 @@
         </w:rPr>
         <w:t xml:space="preserve">, </w:t>
       </w:r>
-      <w:hyperlink r:id="rId157">
-        <w:r>
-          <w:rPr>
-            <w:rtl/>
-            <w:cs/>
-            <w:lang w:val="ar_AE" w:bidi="ar_AE"/>
-          </w:rPr>
-          <w:rPr>
-            <w:color w:val="0000EE"/>
-            <w:u w:val="single"/>
-          </w:rPr>
-          <w:t>16</w:t>
-        </w:r>
-      </w:hyperlink>
+      <w:r>
+        <w:rPr>
+          <w:rtl/>
+          <w:cs/>
+          <w:lang w:val="ar_AE" w:bidi="ar_AE"/>
+        </w:rPr>
+        <w:t>16</w:t>
+      </w:r>
       <w:r>
         <w:rPr>
           <w:rtl/>
@@ -7019,20 +5969,14 @@
         </w:rPr>
         <w:t xml:space="preserve">; </w:t>
       </w:r>
-      <w:hyperlink r:id="rId158">
-        <w:r>
-          <w:rPr>
-            <w:rtl/>
-            <w:cs/>
-            <w:lang w:val="ar_AE" w:bidi="ar_AE"/>
-          </w:rPr>
-          <w:rPr>
-            <w:color w:val="0000EE"/>
-            <w:u w:val="single"/>
-          </w:rPr>
-          <w:t>18:6</w:t>
-        </w:r>
-      </w:hyperlink>
+      <w:r>
+        <w:rPr>
+          <w:rtl/>
+          <w:cs/>
+          <w:lang w:val="ar_AE" w:bidi="ar_AE"/>
+        </w:rPr>
+        <w:t>18:6</w:t>
+      </w:r>
       <w:r>
         <w:rPr>
           <w:rtl/>
@@ -7108,20 +6052,14 @@
         </w:rPr>
         <w:t>مع جميعكم: لقد كانت الرسالة موجهة إلى تيطس (</w:t>
       </w:r>
-      <w:hyperlink r:id="rId24">
-        <w:r>
-          <w:rPr>
-            <w:rtl/>
-            <w:cs/>
-            <w:lang w:val="ar_AE" w:bidi="ar_AE"/>
-          </w:rPr>
-          <w:rPr>
-            <w:color w:val="0000EE"/>
-            <w:u w:val="single"/>
-          </w:rPr>
-          <w:t>4:1</w:t>
-        </w:r>
-      </w:hyperlink>
+      <w:r>
+        <w:rPr>
+          <w:rtl/>
+          <w:cs/>
+          <w:lang w:val="ar_AE" w:bidi="ar_AE"/>
+        </w:rPr>
+        <w:t>4:1</w:t>
+      </w:r>
       <w:r>
         <w:rPr>
           <w:rtl/>
